--- a/output/13-1_北塩原村第10期_照会票_束1_保険料と推計の確定.docx
+++ b/output/13-1_北塩原村第10期_照会票_束1_保険料と推計の確定.docx
@@ -13,7 +13,7 @@
           <w:sz w:val="21"/>
           <w:szCs w:val="21"/>
         </w:rPr>
-        <w:t xml:space="preserve">令和8年10月6日</w:t>
+        <w:t xml:space="preserve">令和8年10月7日</w:t>
       </w:r>
     </w:p>
     <w:p>
@@ -108,7 +108,7 @@
           <w:sz w:val="22"/>
           <w:szCs w:val="22"/>
         </w:rPr>
-        <w:t xml:space="preserve">ご確認・ご提供をお願いしたい事項　24件</w:t>
+        <w:t xml:space="preserve">ご確認・ご提供をお願いしたい事項　23件</w:t>
       </w:r>
     </w:p>
     <w:p>
@@ -138,7 +138,7 @@
           <w:sz w:val="21"/>
           <w:szCs w:val="21"/>
         </w:rPr>
-        <w:t xml:space="preserve">国の推計ワークシートの入手時期、基金の取崩額、第1号被保険者数のA案／B案、条例上の基準額の扱いを1通にまとめ、あわせて調整交付金の勘案について県への照会を依頼する。</w:t>
+        <w:t xml:space="preserve">国の推計ワークシートの受領（令和8年10月7日）により生じた確認事項を1通にまとめる。令和9年度以降も0で入っている6サービスの扱い（国の集計の提出期限が令和8年10月13日18時）、準備基金の取崩額の水準（第11期が＋32.4%になる関係）、被保険者数と認定者数の内訳の食い違い、調整交付金見込交付割合の出所、条例上の基準額の扱いである。</w:t>
       </w:r>
     </w:p>
     <w:p>
@@ -437,7 +437,7 @@
                 <w:sz w:val="17"/>
                 <w:szCs w:val="17"/>
               </w:rPr>
-              <w:t xml:space="preserve">3件</w:t>
+              <w:t xml:space="preserve">1件</w:t>
             </w:r>
           </w:p>
         </w:tc>
@@ -527,7 +527,7 @@
                 <w:sz w:val="17"/>
                 <w:szCs w:val="17"/>
               </w:rPr>
-              <w:t xml:space="preserve">6件</w:t>
+              <w:t xml:space="preserve">10件</w:t>
             </w:r>
           </w:p>
         </w:tc>
@@ -707,7 +707,7 @@
                 <w:sz w:val="17"/>
                 <w:szCs w:val="17"/>
               </w:rPr>
-              <w:t xml:space="preserve">14件</w:t>
+              <w:t xml:space="preserve">11件</w:t>
             </w:r>
           </w:p>
         </w:tc>
@@ -985,7 +985,7 @@
                 <w:sz w:val="17"/>
                 <w:szCs w:val="17"/>
               </w:rPr>
-              <w:t xml:space="preserve">国の推計ワークシート（第10期）の配布状況と入手時期の照会</w:t>
+              <w:t xml:space="preserve">【期限 令和8年10月13日18時】令和9年度以降も0で入っている6サービスを0のままとしてよいか</w:t>
             </w:r>
           </w:p>
         </w:tc>
@@ -1013,7 +1013,7 @@
                 <w:sz w:val="17"/>
                 <w:szCs w:val="17"/>
               </w:rPr>
-              <w:t xml:space="preserve">当方の5つの算定式により保険料基準額を算定し5-7に掲げている。国のワークシートによる正式な算定ではないため、入手後に5-2から5-7までの差替えが生じる。所得段階別の第1号被保険者数を13段階すべて登録しないと基準額が算定されない。</w:t>
+              <w:t xml:space="preserve">国の推計ワークシートを正として5-4・5-6を組み替える準備を進めている。6サービス（介護予防短期入所生活介護・訪問入浴介護・短期入所療養介護（老健）・特定福祉用具購入費・住宅改修費・地域密着型通所介護）が0のままでは、実績のあるサービスの見込量を0と掲げることになり、計画として成り立たない。</w:t>
             </w:r>
           </w:p>
         </w:tc>
@@ -1041,299 +1041,7 @@
                 <w:sz w:val="17"/>
                 <w:szCs w:val="17"/>
               </w:rPr>
-              <w:t xml:space="preserve">10月中旬（第2回策定委員会資料の確定前）</w:t>
-            </w:r>
-          </w:p>
-        </w:tc>
-        <w:tc>
-          <w:tcPr>
-            <w:tcW w:type="dxa" w:w="1873"/>
-            <w:shd w:fill="FFFFFF" w:val="clear"/>
-            <w:tcMar>
-              <w:top w:type="dxa" w:w="70"/>
-              <w:left w:type="dxa" w:w="90"/>
-              <w:bottom w:type="dxa" w:w="70"/>
-              <w:right w:type="dxa" w:w="90"/>
-            </w:tcMar>
-          </w:tcPr>
-          <w:p>
-            <w:pPr>
-              <w:spacing w:after="0" w:line="250"/>
-            </w:pPr>
-            <w:r>
-              <w:rPr>
-                <w:rFonts w:ascii="游ゴシック" w:cs="游ゴシック" w:eastAsia="游ゴシック" w:hAnsi="游ゴシック"/>
-                <w:b w:val="false"/>
-                <w:bCs w:val="false"/>
-                <w:color w:val="000000"/>
-                <w:sz w:val="17"/>
-                <w:szCs w:val="17"/>
-              </w:rPr>
-              <w:t xml:space="preserve"/>
-            </w:r>
-          </w:p>
-        </w:tc>
-      </w:tr>
-      <w:tr>
-        <w:trPr>
-          <w:cantSplit/>
-          <w:trHeight w:val="700" w:hRule="atLeast"/>
-        </w:trPr>
-        <w:tc>
-          <w:tcPr>
-            <w:tcW w:type="dxa" w:w="374"/>
-            <w:shd w:fill="FFF2CC" w:val="clear"/>
-            <w:tcMar>
-              <w:top w:type="dxa" w:w="70"/>
-              <w:left w:type="dxa" w:w="90"/>
-              <w:bottom w:type="dxa" w:w="70"/>
-              <w:right w:type="dxa" w:w="90"/>
-            </w:tcMar>
-          </w:tcPr>
-          <w:p>
-            <w:pPr>
-              <w:spacing w:after="0" w:line="250"/>
-            </w:pPr>
-            <w:r>
-              <w:rPr>
-                <w:rFonts w:ascii="游ゴシック" w:cs="游ゴシック" w:eastAsia="游ゴシック" w:hAnsi="游ゴシック"/>
-                <w:b w:val="false"/>
-                <w:bCs w:val="false"/>
-                <w:color w:val="000000"/>
-                <w:sz w:val="17"/>
-                <w:szCs w:val="17"/>
-              </w:rPr>
-              <w:t xml:space="preserve">2</w:t>
-            </w:r>
-          </w:p>
-        </w:tc>
-        <w:tc>
-          <w:tcPr>
-            <w:tcW w:type="dxa" w:w="3182"/>
-            <w:shd w:fill="FFF2CC" w:val="clear"/>
-            <w:tcMar>
-              <w:top w:type="dxa" w:w="70"/>
-              <w:left w:type="dxa" w:w="90"/>
-              <w:bottom w:type="dxa" w:w="70"/>
-              <w:right w:type="dxa" w:w="90"/>
-            </w:tcMar>
-          </w:tcPr>
-          <w:p>
-            <w:pPr>
-              <w:spacing w:after="0" w:line="250"/>
-            </w:pPr>
-            <w:r>
-              <w:rPr>
-                <w:rFonts w:ascii="游ゴシック" w:cs="游ゴシック" w:eastAsia="游ゴシック" w:hAnsi="游ゴシック"/>
-                <w:b w:val="false"/>
-                <w:bCs w:val="false"/>
-                <w:color w:val="000000"/>
-                <w:sz w:val="17"/>
-                <w:szCs w:val="17"/>
-              </w:rPr>
-              <w:t xml:space="preserve">基金取崩額の確認（第9期計画の24,000,000円と議事録の「800万円程度」の関係。年額か期間合計か）</w:t>
-            </w:r>
-          </w:p>
-        </w:tc>
-        <w:tc>
-          <w:tcPr>
-            <w:tcW w:type="dxa" w:w="2714"/>
-            <w:shd w:fill="FFF2CC" w:val="clear"/>
-            <w:tcMar>
-              <w:top w:type="dxa" w:w="70"/>
-              <w:left w:type="dxa" w:w="90"/>
-              <w:bottom w:type="dxa" w:w="70"/>
-              <w:right w:type="dxa" w:w="90"/>
-            </w:tcMar>
-          </w:tcPr>
-          <w:p>
-            <w:pPr>
-              <w:spacing w:after="0" w:line="250"/>
-            </w:pPr>
-            <w:r>
-              <w:rPr>
-                <w:rFonts w:ascii="游ゴシック" w:cs="游ゴシック" w:eastAsia="游ゴシック" w:hAnsi="游ゴシック"/>
-                <w:b w:val="false"/>
-                <w:bCs w:val="false"/>
-                <w:color w:val="000000"/>
-                <w:sz w:val="17"/>
-                <w:szCs w:val="17"/>
-              </w:rPr>
-              <w:t xml:space="preserve">取崩なしと24,000千円の2とおりを併記している。24,000千円は月額702円に相当する。議事録の「800万円程度」が年額なら3か年で24,000千円と一致するが、期間合計なら8,000千円＝月額234円となり、月額468円の差が生じる。</w:t>
-            </w:r>
-          </w:p>
-        </w:tc>
-        <w:tc>
-          <w:tcPr>
-            <w:tcW w:type="dxa" w:w="1217"/>
-            <w:shd w:fill="FFF2CC" w:val="clear"/>
-            <w:tcMar>
-              <w:top w:type="dxa" w:w="70"/>
-              <w:left w:type="dxa" w:w="90"/>
-              <w:bottom w:type="dxa" w:w="70"/>
-              <w:right w:type="dxa" w:w="90"/>
-            </w:tcMar>
-          </w:tcPr>
-          <w:p>
-            <w:pPr>
-              <w:spacing w:after="0" w:line="250"/>
-            </w:pPr>
-            <w:r>
-              <w:rPr>
-                <w:rFonts w:ascii="游ゴシック" w:cs="游ゴシック" w:eastAsia="游ゴシック" w:hAnsi="游ゴシック"/>
-                <w:b w:val="false"/>
-                <w:bCs w:val="false"/>
-                <w:color w:val="000000"/>
-                <w:sz w:val="17"/>
-                <w:szCs w:val="17"/>
-              </w:rPr>
-              <w:t xml:space="preserve">10月中旬（第2回策定委員会資料の確定前）</w:t>
-            </w:r>
-          </w:p>
-        </w:tc>
-        <w:tc>
-          <w:tcPr>
-            <w:tcW w:type="dxa" w:w="1873"/>
-            <w:shd w:fill="FFFFFF" w:val="clear"/>
-            <w:tcMar>
-              <w:top w:type="dxa" w:w="70"/>
-              <w:left w:type="dxa" w:w="90"/>
-              <w:bottom w:type="dxa" w:w="70"/>
-              <w:right w:type="dxa" w:w="90"/>
-            </w:tcMar>
-          </w:tcPr>
-          <w:p>
-            <w:pPr>
-              <w:spacing w:after="0" w:line="250"/>
-            </w:pPr>
-            <w:r>
-              <w:rPr>
-                <w:rFonts w:ascii="游ゴシック" w:cs="游ゴシック" w:eastAsia="游ゴシック" w:hAnsi="游ゴシック"/>
-                <w:b w:val="false"/>
-                <w:bCs w:val="false"/>
-                <w:color w:val="000000"/>
-                <w:sz w:val="17"/>
-                <w:szCs w:val="17"/>
-              </w:rPr>
-              <w:t xml:space="preserve"/>
-            </w:r>
-          </w:p>
-        </w:tc>
-      </w:tr>
-      <w:tr>
-        <w:trPr>
-          <w:cantSplit/>
-          <w:trHeight w:val="700" w:hRule="atLeast"/>
-        </w:trPr>
-        <w:tc>
-          <w:tcPr>
-            <w:tcW w:type="dxa" w:w="374"/>
-            <w:shd w:fill="FFF2CC" w:val="clear"/>
-            <w:tcMar>
-              <w:top w:type="dxa" w:w="70"/>
-              <w:left w:type="dxa" w:w="90"/>
-              <w:bottom w:type="dxa" w:w="70"/>
-              <w:right w:type="dxa" w:w="90"/>
-            </w:tcMar>
-          </w:tcPr>
-          <w:p>
-            <w:pPr>
-              <w:spacing w:after="0" w:line="250"/>
-            </w:pPr>
-            <w:r>
-              <w:rPr>
-                <w:rFonts w:ascii="游ゴシック" w:cs="游ゴシック" w:eastAsia="游ゴシック" w:hAnsi="游ゴシック"/>
-                <w:b w:val="false"/>
-                <w:bCs w:val="false"/>
-                <w:color w:val="000000"/>
-                <w:sz w:val="17"/>
-                <w:szCs w:val="17"/>
-              </w:rPr>
-              <w:t xml:space="preserve">3</w:t>
-            </w:r>
-          </w:p>
-        </w:tc>
-        <w:tc>
-          <w:tcPr>
-            <w:tcW w:type="dxa" w:w="3182"/>
-            <w:shd w:fill="FFF2CC" w:val="clear"/>
-            <w:tcMar>
-              <w:top w:type="dxa" w:w="70"/>
-              <w:left w:type="dxa" w:w="90"/>
-              <w:bottom w:type="dxa" w:w="70"/>
-              <w:right w:type="dxa" w:w="90"/>
-            </w:tcMar>
-          </w:tcPr>
-          <w:p>
-            <w:pPr>
-              <w:spacing w:after="0" w:line="250"/>
-            </w:pPr>
-            <w:r>
-              <w:rPr>
-                <w:rFonts w:ascii="游ゴシック" w:cs="游ゴシック" w:eastAsia="游ゴシック" w:hAnsi="游ゴシック"/>
-                <w:b w:val="false"/>
-                <w:bCs w:val="false"/>
-                <w:color w:val="000000"/>
-                <w:sz w:val="17"/>
-                <w:szCs w:val="17"/>
-              </w:rPr>
-              <w:t xml:space="preserve">第10期の第1号被保険者数をA案（配布データ）とB案（令和8年実績にリベース）のどちらで置くか</w:t>
-            </w:r>
-          </w:p>
-        </w:tc>
-        <w:tc>
-          <w:tcPr>
-            <w:tcW w:type="dxa" w:w="2714"/>
-            <w:shd w:fill="FFF2CC" w:val="clear"/>
-            <w:tcMar>
-              <w:top w:type="dxa" w:w="70"/>
-              <w:left w:type="dxa" w:w="90"/>
-              <w:bottom w:type="dxa" w:w="70"/>
-              <w:right w:type="dxa" w:w="90"/>
-            </w:tcMar>
-          </w:tcPr>
-          <w:p>
-            <w:pPr>
-              <w:spacing w:after="0" w:line="250"/>
-            </w:pPr>
-            <w:r>
-              <w:rPr>
-                <w:rFonts w:ascii="游ゴシック" w:cs="游ゴシック" w:eastAsia="游ゴシック" w:hAnsi="游ゴシック"/>
-                <w:b w:val="false"/>
-                <w:bCs w:val="false"/>
-                <w:color w:val="000000"/>
-                <w:sz w:val="17"/>
-                <w:szCs w:val="17"/>
-              </w:rPr>
-              <w:t xml:space="preserve">A案（国配布データ）を正、B案（令和8年実績にリベース）を併記して算定している。第10期を通じて約57人・6%の差があり、どちらを正とするかで認定者数・見込量・保険料のすべてが動く。</w:t>
-            </w:r>
-          </w:p>
-        </w:tc>
-        <w:tc>
-          <w:tcPr>
-            <w:tcW w:type="dxa" w:w="1217"/>
-            <w:shd w:fill="FFF2CC" w:val="clear"/>
-            <w:tcMar>
-              <w:top w:type="dxa" w:w="70"/>
-              <w:left w:type="dxa" w:w="90"/>
-              <w:bottom w:type="dxa" w:w="70"/>
-              <w:right w:type="dxa" w:w="90"/>
-            </w:tcMar>
-          </w:tcPr>
-          <w:p>
-            <w:pPr>
-              <w:spacing w:after="0" w:line="250"/>
-            </w:pPr>
-            <w:r>
-              <w:rPr>
-                <w:rFonts w:ascii="游ゴシック" w:cs="游ゴシック" w:eastAsia="游ゴシック" w:hAnsi="游ゴシック"/>
-                <w:b w:val="false"/>
-                <w:bCs w:val="false"/>
-                <w:color w:val="000000"/>
-                <w:sz w:val="17"/>
-                <w:szCs w:val="17"/>
-              </w:rPr>
-              <w:t xml:space="preserve">10月中旬（第2回策定委員会資料の確定前）</w:t>
+              <w:t xml:space="preserve">令和8年10月13日（火）18時（国の集計の提出期限。厳守）</w:t>
             </w:r>
           </w:p>
         </w:tc>
@@ -1639,7 +1347,7 @@
                 <w:sz w:val="17"/>
                 <w:szCs w:val="17"/>
               </w:rPr>
-              <w:t xml:space="preserve">介護給付費財政調整交付金の算定における主要3事業の取組状況の勘案（県への照会）</w:t>
+              <w:t xml:space="preserve">準備基金の取崩額を40,000,000円（残高の94.9%）とすることの可否（第11期が＋32.4%になる関係）</w:t>
             </w:r>
           </w:p>
         </w:tc>
@@ -1667,7 +1375,7 @@
                 <w:sz w:val="17"/>
                 <w:szCs w:val="17"/>
               </w:rPr>
-              <w:t xml:space="preserve">調整交付金の見込交付割合は第9期から復元した4.10〜4.32%を据え置いている。主要3事業の取組状況が勘案されて0.1ポイント下がると保険料基準額は月額約26円上がる。県への照会により勘案の有無を確かめる。</w:t>
+              <w:t xml:space="preserve">国の推計ワークシートの前提（取崩40,000千円・保険料5,513.72円）を正として置き、取崩24,000千円・取崩なしを併記する案で資料6を組む。確定すれば併記を1案に絞る。</w:t>
             </w:r>
           </w:p>
         </w:tc>
@@ -1695,7 +1403,7 @@
                 <w:sz w:val="17"/>
                 <w:szCs w:val="17"/>
               </w:rPr>
-              <w:t xml:space="preserve">10月中旬</w:t>
+              <w:t xml:space="preserve">11月上旬（第2回策定委員会資料の確定前）</w:t>
             </w:r>
           </w:p>
         </w:tc>
@@ -1785,7 +1493,7 @@
                 <w:sz w:val="17"/>
                 <w:szCs w:val="17"/>
               </w:rPr>
-              <w:t xml:space="preserve">令和9年度介護報酬改定への対応（現行単価で試算し単価確定後に補正する方針の、補正時期と成果品への反映方法）</w:t>
+              <w:t xml:space="preserve">介護給付費財政調整交付金の算定における主要3事業の取組状況の勘案（県への照会）</w:t>
             </w:r>
           </w:p>
         </w:tc>
@@ -1813,7 +1521,7 @@
                 <w:sz w:val="17"/>
                 <w:szCs w:val="17"/>
               </w:rPr>
-              <w:t xml:space="preserve">改定なしとして単価を令和5〜7年度の3か年平均で固定している。補正の時期と成果品への反映方法が決まらないと、改定率の告示後の作業量が見積もれない。</w:t>
+              <w:t xml:space="preserve">国の推計ワークシートの見込交付割合は5.36／5.03／4.67%で、当方が復元した4.10〜4.32%を上回っていた。勘案による減額が織り込まれているようには見えないが、この値の出所が未確認であるため照会は残す。保険料への影響は0.1ポイントで月額約26円である。</w:t>
             </w:r>
           </w:p>
         </w:tc>
@@ -1869,7 +1577,7 @@
                 <w:sz w:val="17"/>
                 <w:szCs w:val="17"/>
               </w:rPr>
-              <w:t xml:space="preserve"/>
+              <w:t xml:space="preserve">（一部ご回答済）</w:t>
             </w:r>
           </w:p>
         </w:tc>
@@ -1931,7 +1639,7 @@
                 <w:sz w:val="17"/>
                 <w:szCs w:val="17"/>
               </w:rPr>
-              <w:t xml:space="preserve">保険料の所得段階を区分する合計所得金額の基準額（82.65万円）に係る条例改正の予定</w:t>
+              <w:t xml:space="preserve">令和9年度介護報酬改定への対応（現行単価で試算し単価確定後に補正する方針の、補正時期と成果品への反映方法）</w:t>
             </w:r>
           </w:p>
         </w:tc>
@@ -1959,7 +1667,7 @@
                 <w:sz w:val="17"/>
                 <w:szCs w:val="17"/>
               </w:rPr>
-              <w:t xml:space="preserve">第9期の所得段階の設定を据え置いて算定している。合計所得金額の基準額（82.65万円）に係る条例改正があれば段階の境界が動く。</w:t>
+              <w:t xml:space="preserve">改定なしとして単価を令和5〜7年度の3か年平均で固定している。補正の時期と成果品への反映方法が決まらないと、改定率の告示後の作業量が見積もれない。</w:t>
             </w:r>
           </w:p>
         </w:tc>
@@ -2077,7 +1785,7 @@
                 <w:sz w:val="17"/>
                 <w:szCs w:val="17"/>
               </w:rPr>
-              <w:t xml:space="preserve">保険料シミュレーションの提示案数と基金残高の見通しの示し方</w:t>
+              <w:t xml:space="preserve">保険料の所得段階を区分する合計所得金額の基準額（82.65万円）に係る条例改正の予定</w:t>
             </w:r>
           </w:p>
         </w:tc>
@@ -2105,7 +1813,7 @@
                 <w:sz w:val="17"/>
                 <w:szCs w:val="17"/>
               </w:rPr>
-              <w:t xml:space="preserve">12パターン（幅1,405円）を掲げている。委員会に示す案数と基金残高の見通しの示し方が決まると表の構成が変わる。</w:t>
+              <w:t xml:space="preserve">第9期の所得段階の設定を据え置いて算定している。合計所得金額の基準額（82.65万円）に係る条例改正があれば段階の境界が動く。</w:t>
             </w:r>
           </w:p>
         </w:tc>
@@ -2133,7 +1841,7 @@
                 <w:sz w:val="17"/>
                 <w:szCs w:val="17"/>
               </w:rPr>
-              <w:t xml:space="preserve">10月中旬（第2回策定委員会資料の確定前）</w:t>
+              <w:t xml:space="preserve">10月中旬</w:t>
             </w:r>
           </w:p>
         </w:tc>
@@ -2223,7 +1931,7 @@
                 <w:sz w:val="17"/>
                 <w:szCs w:val="17"/>
               </w:rPr>
-              <w:t xml:space="preserve">算定上の保険料月額を条例上の基準額に置き換える方法（第9期の扱い）</w:t>
+              <w:t xml:space="preserve">保険料シミュレーションの提示案数と基金残高の見通しの示し方</w:t>
             </w:r>
           </w:p>
         </w:tc>
@@ -2251,7 +1959,7 @@
                 <w:sz w:val="17"/>
                 <w:szCs w:val="17"/>
               </w:rPr>
-              <w:t xml:space="preserve">算定上の月額をそのまま掲げている。条例上の基準額への置き換え方（端数の扱い）が決まると提示額が変わる。</w:t>
+              <w:t xml:space="preserve">12パターン（幅1,405円）を掲げている。国の推計ワークシートが第11期7,301.29円（＋32.4%）まで出力しているため、取り崩しが第11期に跳ね返ることを国の出力で示せる。委員会に示す案数と基金残高の見通しの示し方が決まると表の構成が変わる。</w:t>
             </w:r>
           </w:p>
         </w:tc>
@@ -2279,7 +1987,7 @@
                 <w:sz w:val="17"/>
                 <w:szCs w:val="17"/>
               </w:rPr>
-              <w:t xml:space="preserve">10月中旬</w:t>
+              <w:t xml:space="preserve">10月中旬（第2回策定委員会資料の確定前）</w:t>
             </w:r>
           </w:p>
         </w:tc>
@@ -2307,7 +2015,7 @@
                 <w:sz w:val="17"/>
                 <w:szCs w:val="17"/>
               </w:rPr>
-              <w:t xml:space="preserve"/>
+              <w:t xml:space="preserve">（一部ご回答済）</w:t>
             </w:r>
           </w:p>
         </w:tc>
@@ -2369,7 +2077,7 @@
                 <w:sz w:val="17"/>
                 <w:szCs w:val="17"/>
               </w:rPr>
-              <w:t xml:space="preserve">補正係数を①3区分と②前期・後期高齢者別のどちらで用いるか</w:t>
+              <w:t xml:space="preserve">第1号被保険者数の前期・後期の内訳が国の様式（3区分）と素案5-2（2区分）で食い違う</w:t>
             </w:r>
           </w:p>
         </w:tc>
@@ -2397,7 +2105,7 @@
                 <w:sz w:val="17"/>
                 <w:szCs w:val="17"/>
               </w:rPr>
-              <w:t xml:space="preserve">補正係数を3区分で用いて算定している。前期・後期高齢者別に替えると第1号被保険者数の年次配分が動く。</w:t>
+              <w:t xml:space="preserve">国の様式（前期444／425／405、後期560／575／589）に揃えて5-2を書き換え、2-2の「後期高齢者は令和12年の551人まで増加」を602人に直す。当方のB案の内訳は検算として注記に残す。</w:t>
             </w:r>
           </w:p>
         </w:tc>
@@ -2425,7 +2133,591 @@
                 <w:sz w:val="17"/>
                 <w:szCs w:val="17"/>
               </w:rPr>
+              <w:t xml:space="preserve">10月下旬（素案第5章の組み替えと同時）</w:t>
+            </w:r>
+          </w:p>
+        </w:tc>
+        <w:tc>
+          <w:tcPr>
+            <w:tcW w:type="dxa" w:w="1873"/>
+            <w:shd w:fill="FFFFFF" w:val="clear"/>
+            <w:tcMar>
+              <w:top w:type="dxa" w:w="70"/>
+              <w:left w:type="dxa" w:w="90"/>
+              <w:bottom w:type="dxa" w:w="70"/>
+              <w:right w:type="dxa" w:w="90"/>
+            </w:tcMar>
+          </w:tcPr>
+          <w:p>
+            <w:pPr>
+              <w:spacing w:after="0" w:line="250"/>
+            </w:pPr>
+            <w:r>
+              <w:rPr>
+                <w:rFonts w:ascii="游ゴシック" w:cs="游ゴシック" w:eastAsia="游ゴシック" w:hAnsi="游ゴシック"/>
+                <w:b w:val="false"/>
+                <w:bCs w:val="false"/>
+                <w:color w:val="000000"/>
+                <w:sz w:val="17"/>
+                <w:szCs w:val="17"/>
+              </w:rPr>
+              <w:t xml:space="preserve"/>
+            </w:r>
+          </w:p>
+        </w:tc>
+      </w:tr>
+      <w:tr>
+        <w:trPr>
+          <w:cantSplit/>
+          <w:trHeight w:val="700" w:hRule="atLeast"/>
+        </w:trPr>
+        <w:tc>
+          <w:tcPr>
+            <w:tcW w:type="dxa" w:w="374"/>
+            <w:shd w:fill="FFFFFF" w:val="clear"/>
+            <w:tcMar>
+              <w:top w:type="dxa" w:w="70"/>
+              <w:left w:type="dxa" w:w="90"/>
+              <w:bottom w:type="dxa" w:w="70"/>
+              <w:right w:type="dxa" w:w="90"/>
+            </w:tcMar>
+          </w:tcPr>
+          <w:p>
+            <w:pPr>
+              <w:spacing w:after="0" w:line="250"/>
+            </w:pPr>
+            <w:r>
+              <w:rPr>
+                <w:rFonts w:ascii="游ゴシック" w:cs="游ゴシック" w:eastAsia="游ゴシック" w:hAnsi="游ゴシック"/>
+                <w:b w:val="false"/>
+                <w:bCs w:val="false"/>
+                <w:color w:val="000000"/>
+                <w:sz w:val="17"/>
+                <w:szCs w:val="17"/>
+              </w:rPr>
+              <w:t xml:space="preserve">7</w:t>
+            </w:r>
+          </w:p>
+        </w:tc>
+        <w:tc>
+          <w:tcPr>
+            <w:tcW w:type="dxa" w:w="3182"/>
+            <w:shd w:fill="FFFFFF" w:val="clear"/>
+            <w:tcMar>
+              <w:top w:type="dxa" w:w="70"/>
+              <w:left w:type="dxa" w:w="90"/>
+              <w:bottom w:type="dxa" w:w="70"/>
+              <w:right w:type="dxa" w:w="90"/>
+            </w:tcMar>
+          </w:tcPr>
+          <w:p>
+            <w:pPr>
+              <w:spacing w:after="0" w:line="250"/>
+            </w:pPr>
+            <w:r>
+              <w:rPr>
+                <w:rFonts w:ascii="游ゴシック" w:cs="游ゴシック" w:eastAsia="游ゴシック" w:hAnsi="游ゴシック"/>
+                <w:b w:val="false"/>
+                <w:bCs w:val="false"/>
+                <w:color w:val="000000"/>
+                <w:sz w:val="17"/>
+                <w:szCs w:val="17"/>
+              </w:rPr>
+              <w:t xml:space="preserve">算定上の保険料月額を条例上の基準額に置き換える方法（第9期の扱い）</w:t>
+            </w:r>
+          </w:p>
+        </w:tc>
+        <w:tc>
+          <w:tcPr>
+            <w:tcW w:type="dxa" w:w="2714"/>
+            <w:shd w:fill="FFFFFF" w:val="clear"/>
+            <w:tcMar>
+              <w:top w:type="dxa" w:w="70"/>
+              <w:left w:type="dxa" w:w="90"/>
+              <w:bottom w:type="dxa" w:w="70"/>
+              <w:right w:type="dxa" w:w="90"/>
+            </w:tcMar>
+          </w:tcPr>
+          <w:p>
+            <w:pPr>
+              <w:spacing w:after="0" w:line="250"/>
+            </w:pPr>
+            <w:r>
+              <w:rPr>
+                <w:rFonts w:ascii="游ゴシック" w:cs="游ゴシック" w:eastAsia="游ゴシック" w:hAnsi="游ゴシック"/>
+                <w:b w:val="false"/>
+                <w:bCs w:val="false"/>
+                <w:color w:val="000000"/>
+                <w:sz w:val="17"/>
+                <w:szCs w:val="17"/>
+              </w:rPr>
+              <w:t xml:space="preserve">算定上の月額をそのまま掲げている。条例上の基準額への置き換え方（端数の扱い）が決まると提示額が変わる。</w:t>
+            </w:r>
+          </w:p>
+        </w:tc>
+        <w:tc>
+          <w:tcPr>
+            <w:tcW w:type="dxa" w:w="1217"/>
+            <w:shd w:fill="FFFFFF" w:val="clear"/>
+            <w:tcMar>
+              <w:top w:type="dxa" w:w="70"/>
+              <w:left w:type="dxa" w:w="90"/>
+              <w:bottom w:type="dxa" w:w="70"/>
+              <w:right w:type="dxa" w:w="90"/>
+            </w:tcMar>
+          </w:tcPr>
+          <w:p>
+            <w:pPr>
+              <w:spacing w:after="0" w:line="250"/>
+            </w:pPr>
+            <w:r>
+              <w:rPr>
+                <w:rFonts w:ascii="游ゴシック" w:cs="游ゴシック" w:eastAsia="游ゴシック" w:hAnsi="游ゴシック"/>
+                <w:b w:val="false"/>
+                <w:bCs w:val="false"/>
+                <w:color w:val="000000"/>
+                <w:sz w:val="17"/>
+                <w:szCs w:val="17"/>
+              </w:rPr>
               <w:t xml:space="preserve">10月中旬</w:t>
+            </w:r>
+          </w:p>
+        </w:tc>
+        <w:tc>
+          <w:tcPr>
+            <w:tcW w:type="dxa" w:w="1873"/>
+            <w:shd w:fill="FFFFFF" w:val="clear"/>
+            <w:tcMar>
+              <w:top w:type="dxa" w:w="70"/>
+              <w:left w:type="dxa" w:w="90"/>
+              <w:bottom w:type="dxa" w:w="70"/>
+              <w:right w:type="dxa" w:w="90"/>
+            </w:tcMar>
+          </w:tcPr>
+          <w:p>
+            <w:pPr>
+              <w:spacing w:after="0" w:line="250"/>
+            </w:pPr>
+            <w:r>
+              <w:rPr>
+                <w:rFonts w:ascii="游ゴシック" w:cs="游ゴシック" w:eastAsia="游ゴシック" w:hAnsi="游ゴシック"/>
+                <w:b w:val="false"/>
+                <w:bCs w:val="false"/>
+                <w:color w:val="000000"/>
+                <w:sz w:val="17"/>
+                <w:szCs w:val="17"/>
+              </w:rPr>
+              <w:t xml:space="preserve"/>
+            </w:r>
+          </w:p>
+        </w:tc>
+      </w:tr>
+      <w:tr>
+        <w:trPr>
+          <w:cantSplit/>
+          <w:trHeight w:val="700" w:hRule="atLeast"/>
+        </w:trPr>
+        <w:tc>
+          <w:tcPr>
+            <w:tcW w:type="dxa" w:w="374"/>
+            <w:shd w:fill="FFFFFF" w:val="clear"/>
+            <w:tcMar>
+              <w:top w:type="dxa" w:w="70"/>
+              <w:left w:type="dxa" w:w="90"/>
+              <w:bottom w:type="dxa" w:w="70"/>
+              <w:right w:type="dxa" w:w="90"/>
+            </w:tcMar>
+          </w:tcPr>
+          <w:p>
+            <w:pPr>
+              <w:spacing w:after="0" w:line="250"/>
+            </w:pPr>
+            <w:r>
+              <w:rPr>
+                <w:rFonts w:ascii="游ゴシック" w:cs="游ゴシック" w:eastAsia="游ゴシック" w:hAnsi="游ゴシック"/>
+                <w:b w:val="false"/>
+                <w:bCs w:val="false"/>
+                <w:color w:val="000000"/>
+                <w:sz w:val="17"/>
+                <w:szCs w:val="17"/>
+              </w:rPr>
+              <w:t xml:space="preserve">8</w:t>
+            </w:r>
+          </w:p>
+        </w:tc>
+        <w:tc>
+          <w:tcPr>
+            <w:tcW w:type="dxa" w:w="3182"/>
+            <w:shd w:fill="FFFFFF" w:val="clear"/>
+            <w:tcMar>
+              <w:top w:type="dxa" w:w="70"/>
+              <w:left w:type="dxa" w:w="90"/>
+              <w:bottom w:type="dxa" w:w="70"/>
+              <w:right w:type="dxa" w:w="90"/>
+            </w:tcMar>
+          </w:tcPr>
+          <w:p>
+            <w:pPr>
+              <w:spacing w:after="0" w:line="250"/>
+            </w:pPr>
+            <w:r>
+              <w:rPr>
+                <w:rFonts w:ascii="游ゴシック" w:cs="游ゴシック" w:eastAsia="游ゴシック" w:hAnsi="游ゴシック"/>
+                <w:b w:val="false"/>
+                <w:bCs w:val="false"/>
+                <w:color w:val="000000"/>
+                <w:sz w:val="17"/>
+                <w:szCs w:val="17"/>
+              </w:rPr>
+              <w:t xml:space="preserve">認定者数が国の推計（3か年計635人）と当方の算定（651人）で2.5%食い違う</w:t>
+            </w:r>
+          </w:p>
+        </w:tc>
+        <w:tc>
+          <w:tcPr>
+            <w:tcW w:type="dxa" w:w="2714"/>
+            <w:shd w:fill="FFFFFF" w:val="clear"/>
+            <w:tcMar>
+              <w:top w:type="dxa" w:w="70"/>
+              <w:left w:type="dxa" w:w="90"/>
+              <w:bottom w:type="dxa" w:w="70"/>
+              <w:right w:type="dxa" w:w="90"/>
+            </w:tcMar>
+          </w:tcPr>
+          <w:p>
+            <w:pPr>
+              <w:spacing w:after="0" w:line="250"/>
+            </w:pPr>
+            <w:r>
+              <w:rPr>
+                <w:rFonts w:ascii="游ゴシック" w:cs="游ゴシック" w:eastAsia="游ゴシック" w:hAnsi="游ゴシック"/>
+                <w:b w:val="false"/>
+                <w:bCs w:val="false"/>
+                <w:color w:val="000000"/>
+                <w:sz w:val="17"/>
+                <w:szCs w:val="17"/>
+              </w:rPr>
+              <w:t xml:space="preserve">国の値（210／213／212）を正として5-3を書き換え、当方の算定（214／217／220）は要介護度別の認定率による検算として注記に残す。</w:t>
+            </w:r>
+          </w:p>
+        </w:tc>
+        <w:tc>
+          <w:tcPr>
+            <w:tcW w:type="dxa" w:w="1217"/>
+            <w:shd w:fill="FFFFFF" w:val="clear"/>
+            <w:tcMar>
+              <w:top w:type="dxa" w:w="70"/>
+              <w:left w:type="dxa" w:w="90"/>
+              <w:bottom w:type="dxa" w:w="70"/>
+              <w:right w:type="dxa" w:w="90"/>
+            </w:tcMar>
+          </w:tcPr>
+          <w:p>
+            <w:pPr>
+              <w:spacing w:after="0" w:line="250"/>
+            </w:pPr>
+            <w:r>
+              <w:rPr>
+                <w:rFonts w:ascii="游ゴシック" w:cs="游ゴシック" w:eastAsia="游ゴシック" w:hAnsi="游ゴシック"/>
+                <w:b w:val="false"/>
+                <w:bCs w:val="false"/>
+                <w:color w:val="000000"/>
+                <w:sz w:val="17"/>
+                <w:szCs w:val="17"/>
+              </w:rPr>
+              <w:t xml:space="preserve">10月下旬（素案第5章の組み替えと同時）</w:t>
+            </w:r>
+          </w:p>
+        </w:tc>
+        <w:tc>
+          <w:tcPr>
+            <w:tcW w:type="dxa" w:w="1873"/>
+            <w:shd w:fill="FFFFFF" w:val="clear"/>
+            <w:tcMar>
+              <w:top w:type="dxa" w:w="70"/>
+              <w:left w:type="dxa" w:w="90"/>
+              <w:bottom w:type="dxa" w:w="70"/>
+              <w:right w:type="dxa" w:w="90"/>
+            </w:tcMar>
+          </w:tcPr>
+          <w:p>
+            <w:pPr>
+              <w:spacing w:after="0" w:line="250"/>
+            </w:pPr>
+            <w:r>
+              <w:rPr>
+                <w:rFonts w:ascii="游ゴシック" w:cs="游ゴシック" w:eastAsia="游ゴシック" w:hAnsi="游ゴシック"/>
+                <w:b w:val="false"/>
+                <w:bCs w:val="false"/>
+                <w:color w:val="000000"/>
+                <w:sz w:val="17"/>
+                <w:szCs w:val="17"/>
+              </w:rPr>
+              <w:t xml:space="preserve"/>
+            </w:r>
+          </w:p>
+        </w:tc>
+      </w:tr>
+      <w:tr>
+        <w:trPr>
+          <w:cantSplit/>
+          <w:trHeight w:val="700" w:hRule="atLeast"/>
+        </w:trPr>
+        <w:tc>
+          <w:tcPr>
+            <w:tcW w:type="dxa" w:w="374"/>
+            <w:shd w:fill="FFFFFF" w:val="clear"/>
+            <w:tcMar>
+              <w:top w:type="dxa" w:w="70"/>
+              <w:left w:type="dxa" w:w="90"/>
+              <w:bottom w:type="dxa" w:w="70"/>
+              <w:right w:type="dxa" w:w="90"/>
+            </w:tcMar>
+          </w:tcPr>
+          <w:p>
+            <w:pPr>
+              <w:spacing w:after="0" w:line="250"/>
+            </w:pPr>
+            <w:r>
+              <w:rPr>
+                <w:rFonts w:ascii="游ゴシック" w:cs="游ゴシック" w:eastAsia="游ゴシック" w:hAnsi="游ゴシック"/>
+                <w:b w:val="false"/>
+                <w:bCs w:val="false"/>
+                <w:color w:val="000000"/>
+                <w:sz w:val="17"/>
+                <w:szCs w:val="17"/>
+              </w:rPr>
+              <w:t xml:space="preserve">9</w:t>
+            </w:r>
+          </w:p>
+        </w:tc>
+        <w:tc>
+          <w:tcPr>
+            <w:tcW w:type="dxa" w:w="3182"/>
+            <w:shd w:fill="FFFFFF" w:val="clear"/>
+            <w:tcMar>
+              <w:top w:type="dxa" w:w="70"/>
+              <w:left w:type="dxa" w:w="90"/>
+              <w:bottom w:type="dxa" w:w="70"/>
+              <w:right w:type="dxa" w:w="90"/>
+            </w:tcMar>
+          </w:tcPr>
+          <w:p>
+            <w:pPr>
+              <w:spacing w:after="0" w:line="250"/>
+            </w:pPr>
+            <w:r>
+              <w:rPr>
+                <w:rFonts w:ascii="游ゴシック" w:cs="游ゴシック" w:eastAsia="游ゴシック" w:hAnsi="游ゴシック"/>
+                <w:b w:val="false"/>
+                <w:bCs w:val="false"/>
+                <w:color w:val="000000"/>
+                <w:sz w:val="17"/>
+                <w:szCs w:val="17"/>
+              </w:rPr>
+              <w:t xml:space="preserve">調整交付金見込交付割合5.36／5.03／4.67%の出所（県の指示値か村の入力値か）</w:t>
+            </w:r>
+          </w:p>
+        </w:tc>
+        <w:tc>
+          <w:tcPr>
+            <w:tcW w:type="dxa" w:w="2714"/>
+            <w:shd w:fill="FFFFFF" w:val="clear"/>
+            <w:tcMar>
+              <w:top w:type="dxa" w:w="70"/>
+              <w:left w:type="dxa" w:w="90"/>
+              <w:bottom w:type="dxa" w:w="70"/>
+              <w:right w:type="dxa" w:w="90"/>
+            </w:tcMar>
+          </w:tcPr>
+          <w:p>
+            <w:pPr>
+              <w:spacing w:after="0" w:line="250"/>
+            </w:pPr>
+            <w:r>
+              <w:rPr>
+                <w:rFonts w:ascii="游ゴシック" w:cs="游ゴシック" w:eastAsia="游ゴシック" w:hAnsi="游ゴシック"/>
+                <w:b w:val="false"/>
+                <w:bCs w:val="false"/>
+                <w:color w:val="000000"/>
+                <w:sz w:val="17"/>
+                <w:szCs w:val="17"/>
+              </w:rPr>
+              <w:t xml:space="preserve">国の値（5.36／5.03／4.67%）を正として5-7を書き換える。当方が復元した4.10〜4.32%との差（1.0ポイント超＝月額約260円）は、出所が分かれば説明できる。</w:t>
+            </w:r>
+          </w:p>
+        </w:tc>
+        <w:tc>
+          <w:tcPr>
+            <w:tcW w:type="dxa" w:w="1217"/>
+            <w:shd w:fill="FFFFFF" w:val="clear"/>
+            <w:tcMar>
+              <w:top w:type="dxa" w:w="70"/>
+              <w:left w:type="dxa" w:w="90"/>
+              <w:bottom w:type="dxa" w:w="70"/>
+              <w:right w:type="dxa" w:w="90"/>
+            </w:tcMar>
+          </w:tcPr>
+          <w:p>
+            <w:pPr>
+              <w:spacing w:after="0" w:line="250"/>
+            </w:pPr>
+            <w:r>
+              <w:rPr>
+                <w:rFonts w:ascii="游ゴシック" w:cs="游ゴシック" w:eastAsia="游ゴシック" w:hAnsi="游ゴシック"/>
+                <w:b w:val="false"/>
+                <w:bCs w:val="false"/>
+                <w:color w:val="000000"/>
+                <w:sz w:val="17"/>
+                <w:szCs w:val="17"/>
+              </w:rPr>
+              <w:t xml:space="preserve">10月下旬</w:t>
+            </w:r>
+          </w:p>
+        </w:tc>
+        <w:tc>
+          <w:tcPr>
+            <w:tcW w:type="dxa" w:w="1873"/>
+            <w:shd w:fill="FFFFFF" w:val="clear"/>
+            <w:tcMar>
+              <w:top w:type="dxa" w:w="70"/>
+              <w:left w:type="dxa" w:w="90"/>
+              <w:bottom w:type="dxa" w:w="70"/>
+              <w:right w:type="dxa" w:w="90"/>
+            </w:tcMar>
+          </w:tcPr>
+          <w:p>
+            <w:pPr>
+              <w:spacing w:after="0" w:line="250"/>
+            </w:pPr>
+            <w:r>
+              <w:rPr>
+                <w:rFonts w:ascii="游ゴシック" w:cs="游ゴシック" w:eastAsia="游ゴシック" w:hAnsi="游ゴシック"/>
+                <w:b w:val="false"/>
+                <w:bCs w:val="false"/>
+                <w:color w:val="000000"/>
+                <w:sz w:val="17"/>
+                <w:szCs w:val="17"/>
+              </w:rPr>
+              <w:t xml:space="preserve"/>
+            </w:r>
+          </w:p>
+        </w:tc>
+      </w:tr>
+      <w:tr>
+        <w:trPr>
+          <w:cantSplit/>
+          <w:trHeight w:val="700" w:hRule="atLeast"/>
+        </w:trPr>
+        <w:tc>
+          <w:tcPr>
+            <w:tcW w:type="dxa" w:w="374"/>
+            <w:shd w:fill="FFFFFF" w:val="clear"/>
+            <w:tcMar>
+              <w:top w:type="dxa" w:w="70"/>
+              <w:left w:type="dxa" w:w="90"/>
+              <w:bottom w:type="dxa" w:w="70"/>
+              <w:right w:type="dxa" w:w="90"/>
+            </w:tcMar>
+          </w:tcPr>
+          <w:p>
+            <w:pPr>
+              <w:spacing w:after="0" w:line="250"/>
+            </w:pPr>
+            <w:r>
+              <w:rPr>
+                <w:rFonts w:ascii="游ゴシック" w:cs="游ゴシック" w:eastAsia="游ゴシック" w:hAnsi="游ゴシック"/>
+                <w:b w:val="false"/>
+                <w:bCs w:val="false"/>
+                <w:color w:val="000000"/>
+                <w:sz w:val="17"/>
+                <w:szCs w:val="17"/>
+              </w:rPr>
+              <w:t xml:space="preserve">10</w:t>
+            </w:r>
+          </w:p>
+        </w:tc>
+        <w:tc>
+          <w:tcPr>
+            <w:tcW w:type="dxa" w:w="3182"/>
+            <w:shd w:fill="FFFFFF" w:val="clear"/>
+            <w:tcMar>
+              <w:top w:type="dxa" w:w="70"/>
+              <w:left w:type="dxa" w:w="90"/>
+              <w:bottom w:type="dxa" w:w="70"/>
+              <w:right w:type="dxa" w:w="90"/>
+            </w:tcMar>
+          </w:tcPr>
+          <w:p>
+            <w:pPr>
+              <w:spacing w:after="0" w:line="250"/>
+            </w:pPr>
+            <w:r>
+              <w:rPr>
+                <w:rFonts w:ascii="游ゴシック" w:cs="游ゴシック" w:eastAsia="游ゴシック" w:hAnsi="游ゴシック"/>
+                <w:b w:val="false"/>
+                <w:bCs w:val="false"/>
+                <w:color w:val="000000"/>
+                <w:sz w:val="17"/>
+                <w:szCs w:val="17"/>
+              </w:rPr>
+              <w:t xml:space="preserve">高額医療合算介護サービス費の自動償還を実施するかどうか</w:t>
+            </w:r>
+          </w:p>
+        </w:tc>
+        <w:tc>
+          <w:tcPr>
+            <w:tcW w:type="dxa" w:w="2714"/>
+            <w:shd w:fill="FFFFFF" w:val="clear"/>
+            <w:tcMar>
+              <w:top w:type="dxa" w:w="70"/>
+              <w:left w:type="dxa" w:w="90"/>
+              <w:bottom w:type="dxa" w:w="70"/>
+              <w:right w:type="dxa" w:w="90"/>
+            </w:tcMar>
+          </w:tcPr>
+          <w:p>
+            <w:pPr>
+              <w:spacing w:after="0" w:line="250"/>
+            </w:pPr>
+            <w:r>
+              <w:rPr>
+                <w:rFonts w:ascii="游ゴシック" w:cs="游ゴシック" w:eastAsia="游ゴシック" w:hAnsi="游ゴシック"/>
+                <w:b w:val="false"/>
+                <w:bCs w:val="false"/>
+                <w:color w:val="000000"/>
+                <w:sz w:val="17"/>
+                <w:szCs w:val="17"/>
+              </w:rPr>
+              <w:t xml:space="preserve">当方は実績が0のため0としていたが、国の推計ワークシートは3か年8,519千円（月額約65円）で見込んでいる。国の値を正として5-6を書き換える。</w:t>
+            </w:r>
+          </w:p>
+        </w:tc>
+        <w:tc>
+          <w:tcPr>
+            <w:tcW w:type="dxa" w:w="1217"/>
+            <w:shd w:fill="FFFFFF" w:val="clear"/>
+            <w:tcMar>
+              <w:top w:type="dxa" w:w="70"/>
+              <w:left w:type="dxa" w:w="90"/>
+              <w:bottom w:type="dxa" w:w="70"/>
+              <w:right w:type="dxa" w:w="90"/>
+            </w:tcMar>
+          </w:tcPr>
+          <w:p>
+            <w:pPr>
+              <w:spacing w:after="0" w:line="250"/>
+            </w:pPr>
+            <w:r>
+              <w:rPr>
+                <w:rFonts w:ascii="游ゴシック" w:cs="游ゴシック" w:eastAsia="游ゴシック" w:hAnsi="游ゴシック"/>
+                <w:b w:val="false"/>
+                <w:bCs w:val="false"/>
+                <w:color w:val="000000"/>
+                <w:sz w:val="17"/>
+                <w:szCs w:val="17"/>
+              </w:rPr>
+              <w:t xml:space="preserve">10月下旬</w:t>
             </w:r>
           </w:p>
         </w:tc>
@@ -3323,7 +3615,7 @@
                 <w:sz w:val="17"/>
                 <w:szCs w:val="17"/>
               </w:rPr>
-              <w:t xml:space="preserve"/>
+              <w:t xml:space="preserve">（一部ご回答済）</w:t>
             </w:r>
           </w:p>
         </w:tc>
@@ -3677,7 +3969,7 @@
                 <w:sz w:val="17"/>
                 <w:szCs w:val="17"/>
               </w:rPr>
-              <w:t xml:space="preserve">介護給付費準備基金の現在高（令和6年度末実績・令和7年度末見込）</w:t>
+              <w:t xml:space="preserve">令和2年（2020年）の年齢3区分の計が総人口に1人足りない理由（国勢調査の年齢不詳か入力の誤りか）</w:t>
             </w:r>
           </w:p>
         </w:tc>
@@ -3705,7 +3997,7 @@
                 <w:sz w:val="17"/>
                 <w:szCs w:val="17"/>
               </w:rPr>
-              <w:t xml:space="preserve">保険料算定の前提。決算でR4年度1,700万円・R5年度810万円の積立を確認済。</w:t>
+              <w:t xml:space="preserve">素案2-1の人口の表。「見える化」システムのA1・A9系列が総人口2,556人・15〜64歳1,349人・65歳以上948人を裏づけており、残差は259人である。本村が用いている15歳未満258人との差が1人ある。平成22年・平成27年・令和7年以降の各年は3区分の計と総人口が一致するため、令和2年のみの事象である。</w:t>
             </w:r>
           </w:p>
         </w:tc>
@@ -3823,7 +4115,7 @@
                 <w:sz w:val="17"/>
                 <w:szCs w:val="17"/>
               </w:rPr>
-              <w:t xml:space="preserve">令和2年（2020年）の年齢3区分の計が総人口に1人足りない理由（国勢調査の年齢不詳か入力の誤りか）</w:t>
+              <w:t xml:space="preserve">令和9年4月の介護報酬改定率が示された後の単価の扱い</w:t>
             </w:r>
           </w:p>
         </w:tc>
@@ -3851,7 +4143,7 @@
                 <w:sz w:val="17"/>
                 <w:szCs w:val="17"/>
               </w:rPr>
-              <w:t xml:space="preserve">素案2-1の人口の表。「見える化」システムのA1・A9系列が総人口2,556人・15〜64歳1,349人・65歳以上948人を裏づけており、残差は259人である。本村が用いている15歳未満258人との差が1人ある。平成22年・平成27年・令和7年以降の各年は3区分の計と総人口が一致するため、令和2年のみの事象である。</w:t>
+              <w:t xml:space="preserve">本村の単価の趨勢（年1.30%）は連鎖ラスパイレス指数による実測値で、平成27年▲2.27%から令和6年+1.59%までの改定をすでに含む。改定率が示された時点で趨勢による補正（月額314円）を取り下げ、改定率のみを用いる。素案5-4(10)①に断りを入れたが、運用の確認を要する。</w:t>
             </w:r>
           </w:p>
         </w:tc>
@@ -3969,7 +4261,7 @@
                 <w:sz w:val="17"/>
                 <w:szCs w:val="17"/>
               </w:rPr>
-              <w:t xml:space="preserve">令和9年4月の介護報酬改定率が示された後の単価の扱い</w:t>
+              <w:t xml:space="preserve">保険料が県・全国を上回る一方で費用額は下位である点の認識と説明方針</w:t>
             </w:r>
           </w:p>
         </w:tc>
@@ -3997,7 +4289,7 @@
                 <w:sz w:val="17"/>
                 <w:szCs w:val="17"/>
               </w:rPr>
-              <w:t xml:space="preserve">本村の単価の趨勢（年1.30%）は連鎖ラスパイレス指数による実測値で、平成27年▲2.27%から令和6年+1.59%までの改定をすでに含む。改定率が示された時点で趨勢による補正（月額314円）を取り下げ、改定率のみを用いる。素案5-4(10)①に断りを入れたが、運用の確認を要する。</w:t>
+              <w:t xml:space="preserve">保険料6,700円は県+360円・全国+475円。費用額は県内44/59位。説明ロジックの構築に関わる。</w:t>
             </w:r>
           </w:p>
         </w:tc>
@@ -4115,7 +4407,7 @@
                 <w:sz w:val="17"/>
                 <w:szCs w:val="17"/>
               </w:rPr>
-              <w:t xml:space="preserve">保険料が県・全国を上回る一方で費用額は下位である点の認識と説明方針</w:t>
+              <w:t xml:space="preserve">医療介護連携に関する加算の算定状況（給付実績の加算別集計）</w:t>
             </w:r>
           </w:p>
         </w:tc>
@@ -4143,7 +4435,7 @@
                 <w:sz w:val="17"/>
                 <w:szCs w:val="17"/>
               </w:rPr>
-              <w:t xml:space="preserve">保険料6,700円は県+360円・全国+475円。費用額は県内44/59位。説明ロジックの構築に関わる。</w:t>
+              <w:t xml:space="preserve">別表第十。施策4-3の在宅医療・介護連携の現状把握。村内に医療系の居宅サービス事業所がないため、加算の算定状況が連携の実態を示す唯一の量的な材料となる。</w:t>
             </w:r>
           </w:p>
         </w:tc>
@@ -4261,7 +4553,7 @@
                 <w:sz w:val="17"/>
                 <w:szCs w:val="17"/>
               </w:rPr>
-              <w:t xml:space="preserve">医療介護連携に関する加算の算定状況（給付実績の加算別集計）</w:t>
+              <w:t xml:space="preserve">合計所得金額分布調査の10万円刻みデータを保険料試算に使用してよいか</w:t>
             </w:r>
           </w:p>
         </w:tc>
@@ -4289,7 +4581,7 @@
                 <w:sz w:val="17"/>
                 <w:szCs w:val="17"/>
               </w:rPr>
-              <w:t xml:space="preserve">別表第十。施策4-3の在宅医療・介護連携の現状把握。村内に医療系の居宅サービス事業所がないため、加算の算定状況が連携の実態を示す唯一の量的な材料となる。</w:t>
+              <w:t xml:space="preserve">所得段階の区切りを変えた場合の影響試算に使える。第10期で段階設定を見直す場合の基礎データ。</w:t>
             </w:r>
           </w:p>
         </w:tc>
@@ -4407,7 +4699,7 @@
                 <w:sz w:val="17"/>
                 <w:szCs w:val="17"/>
               </w:rPr>
-              <w:t xml:space="preserve">合計所得金額分布調査の10万円刻みデータを保険料試算に使用してよいか</w:t>
+              <w:t xml:space="preserve">第1号被保険者数の推計を社人研ベースから補正して用いる方針の可否</w:t>
             </w:r>
           </w:p>
         </w:tc>
@@ -4435,7 +4727,7 @@
                 <w:sz w:val="17"/>
                 <w:szCs w:val="17"/>
               </w:rPr>
-              <w:t xml:space="preserve">所得段階の区切りを変えた場合の影響試算に使える。第10期で段階設定を見直す場合の基礎データ。</w:t>
+              <w:t xml:space="preserve">社人研推計は住基ベース実績より6〜8%少なく、第9期はこれで63人ずれた。手法変更のため村の合意が要る。</w:t>
             </w:r>
           </w:p>
         </w:tc>
@@ -4553,7 +4845,7 @@
                 <w:sz w:val="17"/>
                 <w:szCs w:val="17"/>
               </w:rPr>
-              <w:t xml:space="preserve">第10期（令和9〜11年度）の第1号被保険者負担割合を定める政令の公布状況</w:t>
+              <w:t xml:space="preserve">第9期保険料の再算定試算（6,761円→約6,346円）の取扱い</w:t>
             </w:r>
           </w:p>
         </w:tc>
@@ -4581,445 +4873,7 @@
                 <w:sz w:val="17"/>
                 <w:szCs w:val="17"/>
               </w:rPr>
-              <w:t xml:space="preserve">第9期は23％。3年ごとに政令で定められ第1期17％から1ポイントずつ上がってきた。本村では1ポイントで保険料月額約294円。期限付きの軽減措置ではない。</w:t>
-            </w:r>
-          </w:p>
-        </w:tc>
-        <w:tc>
-          <w:tcPr>
-            <w:tcW w:type="dxa" w:w="1217"/>
-            <w:shd w:fill="FFFFFF" w:val="clear"/>
-            <w:tcMar>
-              <w:top w:type="dxa" w:w="70"/>
-              <w:left w:type="dxa" w:w="90"/>
-              <w:bottom w:type="dxa" w:w="70"/>
-              <w:right w:type="dxa" w:w="90"/>
-            </w:tcMar>
-          </w:tcPr>
-          <w:p>
-            <w:pPr>
-              <w:spacing w:after="0" w:line="250"/>
-            </w:pPr>
-            <w:r>
-              <w:rPr>
-                <w:rFonts w:ascii="游ゴシック" w:cs="游ゴシック" w:eastAsia="游ゴシック" w:hAnsi="游ゴシック"/>
-                <w:b w:val="false"/>
-                <w:bCs w:val="false"/>
-                <w:color w:val="000000"/>
-                <w:sz w:val="17"/>
-                <w:szCs w:val="17"/>
-              </w:rPr>
-              <w:t xml:space="preserve">―</w:t>
-            </w:r>
-          </w:p>
-        </w:tc>
-        <w:tc>
-          <w:tcPr>
-            <w:tcW w:type="dxa" w:w="1873"/>
-            <w:shd w:fill="FFFFFF" w:val="clear"/>
-            <w:tcMar>
-              <w:top w:type="dxa" w:w="70"/>
-              <w:left w:type="dxa" w:w="90"/>
-              <w:bottom w:type="dxa" w:w="70"/>
-              <w:right w:type="dxa" w:w="90"/>
-            </w:tcMar>
-          </w:tcPr>
-          <w:p>
-            <w:pPr>
-              <w:spacing w:after="0" w:line="250"/>
-            </w:pPr>
-            <w:r>
-              <w:rPr>
-                <w:rFonts w:ascii="游ゴシック" w:cs="游ゴシック" w:eastAsia="游ゴシック" w:hAnsi="游ゴシック"/>
-                <w:b w:val="false"/>
-                <w:bCs w:val="false"/>
-                <w:color w:val="000000"/>
-                <w:sz w:val="17"/>
-                <w:szCs w:val="17"/>
-              </w:rPr>
-              <w:t xml:space="preserve"/>
-            </w:r>
-          </w:p>
-        </w:tc>
-      </w:tr>
-      <w:tr>
-        <w:trPr>
-          <w:cantSplit/>
-          <w:trHeight w:val="700" w:hRule="atLeast"/>
-        </w:trPr>
-        <w:tc>
-          <w:tcPr>
-            <w:tcW w:type="dxa" w:w="374"/>
-            <w:shd w:fill="FFFFFF" w:val="clear"/>
-            <w:tcMar>
-              <w:top w:type="dxa" w:w="70"/>
-              <w:left w:type="dxa" w:w="90"/>
-              <w:bottom w:type="dxa" w:w="70"/>
-              <w:right w:type="dxa" w:w="90"/>
-            </w:tcMar>
-          </w:tcPr>
-          <w:p>
-            <w:pPr>
-              <w:spacing w:after="0" w:line="250"/>
-            </w:pPr>
-            <w:r>
-              <w:rPr>
-                <w:rFonts w:ascii="游ゴシック" w:cs="游ゴシック" w:eastAsia="游ゴシック" w:hAnsi="游ゴシック"/>
-                <w:b w:val="false"/>
-                <w:bCs w:val="false"/>
-                <w:color w:val="000000"/>
-                <w:sz w:val="17"/>
-                <w:szCs w:val="17"/>
-              </w:rPr>
-              <w:t xml:space="preserve">12</w:t>
-            </w:r>
-          </w:p>
-        </w:tc>
-        <w:tc>
-          <w:tcPr>
-            <w:tcW w:type="dxa" w:w="3182"/>
-            <w:shd w:fill="FFFFFF" w:val="clear"/>
-            <w:tcMar>
-              <w:top w:type="dxa" w:w="70"/>
-              <w:left w:type="dxa" w:w="90"/>
-              <w:bottom w:type="dxa" w:w="70"/>
-              <w:right w:type="dxa" w:w="90"/>
-            </w:tcMar>
-          </w:tcPr>
-          <w:p>
-            <w:pPr>
-              <w:spacing w:after="0" w:line="250"/>
-            </w:pPr>
-            <w:r>
-              <w:rPr>
-                <w:rFonts w:ascii="游ゴシック" w:cs="游ゴシック" w:eastAsia="游ゴシック" w:hAnsi="游ゴシック"/>
-                <w:b w:val="false"/>
-                <w:bCs w:val="false"/>
-                <w:color w:val="000000"/>
-                <w:sz w:val="17"/>
-                <w:szCs w:val="17"/>
-              </w:rPr>
-              <w:t xml:space="preserve">第1号被保険者数の推計を社人研ベースから補正して用いる方針の可否</w:t>
-            </w:r>
-          </w:p>
-        </w:tc>
-        <w:tc>
-          <w:tcPr>
-            <w:tcW w:type="dxa" w:w="2714"/>
-            <w:shd w:fill="FFFFFF" w:val="clear"/>
-            <w:tcMar>
-              <w:top w:type="dxa" w:w="70"/>
-              <w:left w:type="dxa" w:w="90"/>
-              <w:bottom w:type="dxa" w:w="70"/>
-              <w:right w:type="dxa" w:w="90"/>
-            </w:tcMar>
-          </w:tcPr>
-          <w:p>
-            <w:pPr>
-              <w:spacing w:after="0" w:line="250"/>
-            </w:pPr>
-            <w:r>
-              <w:rPr>
-                <w:rFonts w:ascii="游ゴシック" w:cs="游ゴシック" w:eastAsia="游ゴシック" w:hAnsi="游ゴシック"/>
-                <w:b w:val="false"/>
-                <w:bCs w:val="false"/>
-                <w:color w:val="000000"/>
-                <w:sz w:val="17"/>
-                <w:szCs w:val="17"/>
-              </w:rPr>
-              <w:t xml:space="preserve">社人研推計は住基ベース実績より6〜8%少なく、第9期はこれで63人ずれた。手法変更のため村の合意が要る。</w:t>
-            </w:r>
-          </w:p>
-        </w:tc>
-        <w:tc>
-          <w:tcPr>
-            <w:tcW w:type="dxa" w:w="1217"/>
-            <w:shd w:fill="FFFFFF" w:val="clear"/>
-            <w:tcMar>
-              <w:top w:type="dxa" w:w="70"/>
-              <w:left w:type="dxa" w:w="90"/>
-              <w:bottom w:type="dxa" w:w="70"/>
-              <w:right w:type="dxa" w:w="90"/>
-            </w:tcMar>
-          </w:tcPr>
-          <w:p>
-            <w:pPr>
-              <w:spacing w:after="0" w:line="250"/>
-            </w:pPr>
-            <w:r>
-              <w:rPr>
-                <w:rFonts w:ascii="游ゴシック" w:cs="游ゴシック" w:eastAsia="游ゴシック" w:hAnsi="游ゴシック"/>
-                <w:b w:val="false"/>
-                <w:bCs w:val="false"/>
-                <w:color w:val="000000"/>
-                <w:sz w:val="17"/>
-                <w:szCs w:val="17"/>
-              </w:rPr>
-              <w:t xml:space="preserve">―</w:t>
-            </w:r>
-          </w:p>
-        </w:tc>
-        <w:tc>
-          <w:tcPr>
-            <w:tcW w:type="dxa" w:w="1873"/>
-            <w:shd w:fill="FFFFFF" w:val="clear"/>
-            <w:tcMar>
-              <w:top w:type="dxa" w:w="70"/>
-              <w:left w:type="dxa" w:w="90"/>
-              <w:bottom w:type="dxa" w:w="70"/>
-              <w:right w:type="dxa" w:w="90"/>
-            </w:tcMar>
-          </w:tcPr>
-          <w:p>
-            <w:pPr>
-              <w:spacing w:after="0" w:line="250"/>
-            </w:pPr>
-            <w:r>
-              <w:rPr>
-                <w:rFonts w:ascii="游ゴシック" w:cs="游ゴシック" w:eastAsia="游ゴシック" w:hAnsi="游ゴシック"/>
-                <w:b w:val="false"/>
-                <w:bCs w:val="false"/>
-                <w:color w:val="000000"/>
-                <w:sz w:val="17"/>
-                <w:szCs w:val="17"/>
-              </w:rPr>
-              <w:t xml:space="preserve"/>
-            </w:r>
-          </w:p>
-        </w:tc>
-      </w:tr>
-      <w:tr>
-        <w:trPr>
-          <w:cantSplit/>
-          <w:trHeight w:val="700" w:hRule="atLeast"/>
-        </w:trPr>
-        <w:tc>
-          <w:tcPr>
-            <w:tcW w:type="dxa" w:w="374"/>
-            <w:shd w:fill="FFFFFF" w:val="clear"/>
-            <w:tcMar>
-              <w:top w:type="dxa" w:w="70"/>
-              <w:left w:type="dxa" w:w="90"/>
-              <w:bottom w:type="dxa" w:w="70"/>
-              <w:right w:type="dxa" w:w="90"/>
-            </w:tcMar>
-          </w:tcPr>
-          <w:p>
-            <w:pPr>
-              <w:spacing w:after="0" w:line="250"/>
-            </w:pPr>
-            <w:r>
-              <w:rPr>
-                <w:rFonts w:ascii="游ゴシック" w:cs="游ゴシック" w:eastAsia="游ゴシック" w:hAnsi="游ゴシック"/>
-                <w:b w:val="false"/>
-                <w:bCs w:val="false"/>
-                <w:color w:val="000000"/>
-                <w:sz w:val="17"/>
-                <w:szCs w:val="17"/>
-              </w:rPr>
-              <w:t xml:space="preserve">13</w:t>
-            </w:r>
-          </w:p>
-        </w:tc>
-        <w:tc>
-          <w:tcPr>
-            <w:tcW w:type="dxa" w:w="3182"/>
-            <w:shd w:fill="FFFFFF" w:val="clear"/>
-            <w:tcMar>
-              <w:top w:type="dxa" w:w="70"/>
-              <w:left w:type="dxa" w:w="90"/>
-              <w:bottom w:type="dxa" w:w="70"/>
-              <w:right w:type="dxa" w:w="90"/>
-            </w:tcMar>
-          </w:tcPr>
-          <w:p>
-            <w:pPr>
-              <w:spacing w:after="0" w:line="250"/>
-            </w:pPr>
-            <w:r>
-              <w:rPr>
-                <w:rFonts w:ascii="游ゴシック" w:cs="游ゴシック" w:eastAsia="游ゴシック" w:hAnsi="游ゴシック"/>
-                <w:b w:val="false"/>
-                <w:bCs w:val="false"/>
-                <w:color w:val="000000"/>
-                <w:sz w:val="17"/>
-                <w:szCs w:val="17"/>
-              </w:rPr>
-              <w:t xml:space="preserve">第9期保険料の再算定試算（6,761円→約6,346円）の取扱い</w:t>
-            </w:r>
-          </w:p>
-        </w:tc>
-        <w:tc>
-          <w:tcPr>
-            <w:tcW w:type="dxa" w:w="2714"/>
-            <w:shd w:fill="FFFFFF" w:val="clear"/>
-            <w:tcMar>
-              <w:top w:type="dxa" w:w="70"/>
-              <w:left w:type="dxa" w:w="90"/>
-              <w:bottom w:type="dxa" w:w="70"/>
-              <w:right w:type="dxa" w:w="90"/>
-            </w:tcMar>
-          </w:tcPr>
-          <w:p>
-            <w:pPr>
-              <w:spacing w:after="0" w:line="250"/>
-            </w:pPr>
-            <w:r>
-              <w:rPr>
-                <w:rFonts w:ascii="游ゴシック" w:cs="游ゴシック" w:eastAsia="游ゴシック" w:hAnsi="游ゴシック"/>
-                <w:b w:val="false"/>
-                <w:bCs w:val="false"/>
-                <w:color w:val="000000"/>
-                <w:sz w:val="17"/>
-                <w:szCs w:val="17"/>
-              </w:rPr>
               <w:t xml:space="preserve">第1号被保険者数のみを実績に置換した試算で、福島県平均6,340円とほぼ一致する。素案5-7に記載しているが、公表資料での扱いは村の判断による。</w:t>
-            </w:r>
-          </w:p>
-        </w:tc>
-        <w:tc>
-          <w:tcPr>
-            <w:tcW w:type="dxa" w:w="1217"/>
-            <w:shd w:fill="FFFFFF" w:val="clear"/>
-            <w:tcMar>
-              <w:top w:type="dxa" w:w="70"/>
-              <w:left w:type="dxa" w:w="90"/>
-              <w:bottom w:type="dxa" w:w="70"/>
-              <w:right w:type="dxa" w:w="90"/>
-            </w:tcMar>
-          </w:tcPr>
-          <w:p>
-            <w:pPr>
-              <w:spacing w:after="0" w:line="250"/>
-            </w:pPr>
-            <w:r>
-              <w:rPr>
-                <w:rFonts w:ascii="游ゴシック" w:cs="游ゴシック" w:eastAsia="游ゴシック" w:hAnsi="游ゴシック"/>
-                <w:b w:val="false"/>
-                <w:bCs w:val="false"/>
-                <w:color w:val="000000"/>
-                <w:sz w:val="17"/>
-                <w:szCs w:val="17"/>
-              </w:rPr>
-              <w:t xml:space="preserve">―</w:t>
-            </w:r>
-          </w:p>
-        </w:tc>
-        <w:tc>
-          <w:tcPr>
-            <w:tcW w:type="dxa" w:w="1873"/>
-            <w:shd w:fill="FFFFFF" w:val="clear"/>
-            <w:tcMar>
-              <w:top w:type="dxa" w:w="70"/>
-              <w:left w:type="dxa" w:w="90"/>
-              <w:bottom w:type="dxa" w:w="70"/>
-              <w:right w:type="dxa" w:w="90"/>
-            </w:tcMar>
-          </w:tcPr>
-          <w:p>
-            <w:pPr>
-              <w:spacing w:after="0" w:line="250"/>
-            </w:pPr>
-            <w:r>
-              <w:rPr>
-                <w:rFonts w:ascii="游ゴシック" w:cs="游ゴシック" w:eastAsia="游ゴシック" w:hAnsi="游ゴシック"/>
-                <w:b w:val="false"/>
-                <w:bCs w:val="false"/>
-                <w:color w:val="000000"/>
-                <w:sz w:val="17"/>
-                <w:szCs w:val="17"/>
-              </w:rPr>
-              <w:t xml:space="preserve"/>
-            </w:r>
-          </w:p>
-        </w:tc>
-      </w:tr>
-      <w:tr>
-        <w:trPr>
-          <w:cantSplit/>
-          <w:trHeight w:val="700" w:hRule="atLeast"/>
-        </w:trPr>
-        <w:tc>
-          <w:tcPr>
-            <w:tcW w:type="dxa" w:w="374"/>
-            <w:shd w:fill="FFFFFF" w:val="clear"/>
-            <w:tcMar>
-              <w:top w:type="dxa" w:w="70"/>
-              <w:left w:type="dxa" w:w="90"/>
-              <w:bottom w:type="dxa" w:w="70"/>
-              <w:right w:type="dxa" w:w="90"/>
-            </w:tcMar>
-          </w:tcPr>
-          <w:p>
-            <w:pPr>
-              <w:spacing w:after="0" w:line="250"/>
-            </w:pPr>
-            <w:r>
-              <w:rPr>
-                <w:rFonts w:ascii="游ゴシック" w:cs="游ゴシック" w:eastAsia="游ゴシック" w:hAnsi="游ゴシック"/>
-                <w:b w:val="false"/>
-                <w:bCs w:val="false"/>
-                <w:color w:val="000000"/>
-                <w:sz w:val="17"/>
-                <w:szCs w:val="17"/>
-              </w:rPr>
-              <w:t xml:space="preserve">14</w:t>
-            </w:r>
-          </w:p>
-        </w:tc>
-        <w:tc>
-          <w:tcPr>
-            <w:tcW w:type="dxa" w:w="3182"/>
-            <w:shd w:fill="FFFFFF" w:val="clear"/>
-            <w:tcMar>
-              <w:top w:type="dxa" w:w="70"/>
-              <w:left w:type="dxa" w:w="90"/>
-              <w:bottom w:type="dxa" w:w="70"/>
-              <w:right w:type="dxa" w:w="90"/>
-            </w:tcMar>
-          </w:tcPr>
-          <w:p>
-            <w:pPr>
-              <w:spacing w:after="0" w:line="250"/>
-            </w:pPr>
-            <w:r>
-              <w:rPr>
-                <w:rFonts w:ascii="游ゴシック" w:cs="游ゴシック" w:eastAsia="游ゴシック" w:hAnsi="游ゴシック"/>
-                <w:b w:val="false"/>
-                <w:bCs w:val="false"/>
-                <w:color w:val="000000"/>
-                <w:sz w:val="17"/>
-                <w:szCs w:val="17"/>
-              </w:rPr>
-              <w:t xml:space="preserve">高額医療合算介護サービス費の自動償還を実施するかどうか</w:t>
-            </w:r>
-          </w:p>
-        </w:tc>
-        <w:tc>
-          <w:tcPr>
-            <w:tcW w:type="dxa" w:w="2714"/>
-            <w:shd w:fill="FFFFFF" w:val="clear"/>
-            <w:tcMar>
-              <w:top w:type="dxa" w:w="70"/>
-              <w:left w:type="dxa" w:w="90"/>
-              <w:bottom w:type="dxa" w:w="70"/>
-              <w:right w:type="dxa" w:w="90"/>
-            </w:tcMar>
-          </w:tcPr>
-          <w:p>
-            <w:pPr>
-              <w:spacing w:after="0" w:line="250"/>
-            </w:pPr>
-            <w:r>
-              <w:rPr>
-                <w:rFonts w:ascii="游ゴシック" w:cs="游ゴシック" w:eastAsia="游ゴシック" w:hAnsi="游ゴシック"/>
-                <w:b w:val="false"/>
-                <w:bCs w:val="false"/>
-                <w:color w:val="000000"/>
-                <w:sz w:val="17"/>
-                <w:szCs w:val="17"/>
-              </w:rPr>
-              <w:t xml:space="preserve">1-8の2および5-6の補助給付等。市町村の判断により手続を簡素化できるため、実施の意向を確認する。</w:t>
             </w:r>
           </w:p>
         </w:tc>

--- a/output/13-1_北塩原村第10期_照会票_束1_保険料と推計の確定.docx
+++ b/output/13-1_北塩原村第10期_照会票_束1_保険料と推計の確定.docx
@@ -2105,7 +2105,7 @@
                 <w:sz w:val="17"/>
                 <w:szCs w:val="17"/>
               </w:rPr>
-              <w:t xml:space="preserve">国の様式（前期444／425／405、後期560／575／589）に揃えて5-2を書き換え、2-2の「後期高齢者は令和12年の551人まで増加」を602人に直す。当方のB案の内訳は検算として注記に残す。</w:t>
+              <w:t xml:space="preserve">10/7 に素案5-2を国の様式（3区分。前期444／425／405、後期560／575／589）に書き換え、2-2の「後期高齢者は令和12年の551人まで増加」を602人に直した。当方のB案の内訳は検算として注記に残した。併記の形でよいかのご確認を待つ。</w:t>
             </w:r>
           </w:p>
         </w:tc>
@@ -2133,7 +2133,7 @@
                 <w:sz w:val="17"/>
                 <w:szCs w:val="17"/>
               </w:rPr>
-              <w:t xml:space="preserve">10月下旬（素案第5章の組み替えと同時）</w:t>
+              <w:t xml:space="preserve">11月上旬（第2回策定委員会まで）</w:t>
             </w:r>
           </w:p>
         </w:tc>
@@ -2369,7 +2369,7 @@
                 <w:sz w:val="17"/>
                 <w:szCs w:val="17"/>
               </w:rPr>
-              <w:t xml:space="preserve">認定者数が国の推計（3か年計635人）と当方の算定（651人）で2.5%食い違う</w:t>
+              <w:t xml:space="preserve">認定者数が国の推計（3か年計629人）と当方の算定（651人）で3.4%食い違う</w:t>
             </w:r>
           </w:p>
         </w:tc>
@@ -2397,7 +2397,7 @@
                 <w:sz w:val="17"/>
                 <w:szCs w:val="17"/>
               </w:rPr>
-              <w:t xml:space="preserve">国の値（210／213／212）を正として5-3を書き換え、当方の算定（214／217／220）は要介護度別の認定率による検算として注記に残す。</w:t>
+              <w:t xml:space="preserve">10/7 に素案5-3を国の値（208／211／210）に書き換え、当方の算定（214／217／220）を検算として併記した。差の原因は認定率の置き方であることを本文に書いた。併記の形でよいかのご確認を待つ。</w:t>
             </w:r>
           </w:p>
         </w:tc>
@@ -2425,7 +2425,7 @@
                 <w:sz w:val="17"/>
                 <w:szCs w:val="17"/>
               </w:rPr>
-              <w:t xml:space="preserve">10月下旬（素案第5章の組み替えと同時）</w:t>
+              <w:t xml:space="preserve">11月上旬（第2回策定委員会まで）</w:t>
             </w:r>
           </w:p>
         </w:tc>

--- a/output/13-1_北塩原村第10期_照会票_束1_保険料と推計の確定.docx
+++ b/output/13-1_北塩原村第10期_照会票_束1_保険料と推計の確定.docx
@@ -108,7 +108,7 @@
           <w:sz w:val="22"/>
           <w:szCs w:val="22"/>
         </w:rPr>
-        <w:t xml:space="preserve">ご確認・ご提供をお願いしたい事項　23件</w:t>
+        <w:t xml:space="preserve">ご確認・ご提供をお願いしたい事項　24件</w:t>
       </w:r>
     </w:p>
     <w:p>
@@ -527,7 +527,7 @@
                 <w:sz w:val="17"/>
                 <w:szCs w:val="17"/>
               </w:rPr>
-              <w:t xml:space="preserve">10件</w:t>
+              <w:t xml:space="preserve">11件</w:t>
             </w:r>
           </w:p>
         </w:tc>
@@ -2077,7 +2077,7 @@
                 <w:sz w:val="17"/>
                 <w:szCs w:val="17"/>
               </w:rPr>
-              <w:t xml:space="preserve">第1号被保険者数の前期・後期の内訳が国の様式（3区分）と素案5-2（2区分）で食い違う</w:t>
+              <w:t xml:space="preserve">後期高齢者加入割合補正係数（F）の算出方法（当方の復元が国の値と一致しない）</w:t>
             </w:r>
           </w:p>
         </w:tc>
@@ -2105,7 +2105,7 @@
                 <w:sz w:val="17"/>
                 <w:szCs w:val="17"/>
               </w:rPr>
-              <w:t xml:space="preserve">10/7 に素案5-2を国の様式（3区分。前期444／425／405、後期560／575／589）に書き換え、2-2の「後期高齢者は令和12年の551人まで増加」を602人に直した。当方のB案の内訳は検算として注記に残した。併記の形でよいかのご確認を待つ。</w:t>
+              <w:t xml:space="preserve">国の値を用いて5-7・5-11を記載し、当方の復元が一致しないことを5-11の注記と5-12に明記した。Fは0.1の違いで月額約250円動くため、算出方法が確かめられないと中長期の保険料の形（第12期8,281円・第14期7,736円と上下する）を説明できない。</w:t>
             </w:r>
           </w:p>
         </w:tc>
@@ -2223,7 +2223,7 @@
                 <w:sz w:val="17"/>
                 <w:szCs w:val="17"/>
               </w:rPr>
-              <w:t xml:space="preserve">算定上の保険料月額を条例上の基準額に置き換える方法（第9期の扱い）</w:t>
+              <w:t xml:space="preserve">第1号被保険者数の前期・後期の内訳が国の様式（3区分）と素案5-2（2区分）で食い違う</w:t>
             </w:r>
           </w:p>
         </w:tc>
@@ -2251,7 +2251,7 @@
                 <w:sz w:val="17"/>
                 <w:szCs w:val="17"/>
               </w:rPr>
-              <w:t xml:space="preserve">算定上の月額をそのまま掲げている。条例上の基準額への置き換え方（端数の扱い）が決まると提示額が変わる。</w:t>
+              <w:t xml:space="preserve">10/7 に素案5-2を国の様式（3区分。前期444／425／405、後期560／575／589）に書き換え、2-2の「後期高齢者は令和12年の551人まで増加」を602人に直した。当方のB案の内訳は検算として注記に残した。併記の形でよいかのご確認を待つ。</w:t>
             </w:r>
           </w:p>
         </w:tc>
@@ -2279,7 +2279,7 @@
                 <w:sz w:val="17"/>
                 <w:szCs w:val="17"/>
               </w:rPr>
-              <w:t xml:space="preserve">10月中旬</w:t>
+              <w:t xml:space="preserve">11月上旬（第2回策定委員会まで）</w:t>
             </w:r>
           </w:p>
         </w:tc>
@@ -2369,7 +2369,7 @@
                 <w:sz w:val="17"/>
                 <w:szCs w:val="17"/>
               </w:rPr>
-              <w:t xml:space="preserve">認定者数が国の推計（3か年計629人）と当方の算定（651人）で3.4%食い違う</w:t>
+              <w:t xml:space="preserve">算定上の保険料月額を条例上の基準額に置き換える方法（第9期の扱い）</w:t>
             </w:r>
           </w:p>
         </w:tc>
@@ -2397,7 +2397,7 @@
                 <w:sz w:val="17"/>
                 <w:szCs w:val="17"/>
               </w:rPr>
-              <w:t xml:space="preserve">10/7 に素案5-3を国の値（208／211／210）に書き換え、当方の算定（214／217／220）を検算として併記した。差の原因は認定率の置き方であることを本文に書いた。併記の形でよいかのご確認を待つ。</w:t>
+              <w:t xml:space="preserve">算定上の月額をそのまま掲げている。条例上の基準額への置き換え方（端数の扱い）が決まると提示額が変わる。</w:t>
             </w:r>
           </w:p>
         </w:tc>
@@ -2425,7 +2425,7 @@
                 <w:sz w:val="17"/>
                 <w:szCs w:val="17"/>
               </w:rPr>
-              <w:t xml:space="preserve">11月上旬（第2回策定委員会まで）</w:t>
+              <w:t xml:space="preserve">10月中旬</w:t>
             </w:r>
           </w:p>
         </w:tc>
@@ -2515,7 +2515,7 @@
                 <w:sz w:val="17"/>
                 <w:szCs w:val="17"/>
               </w:rPr>
-              <w:t xml:space="preserve">調整交付金見込交付割合5.36／5.03／4.67%の出所（県の指示値か村の入力値か）</w:t>
+              <w:t xml:space="preserve">認定者数が国の推計（3か年計629人）と当方の算定（651人）で3.4%食い違う</w:t>
             </w:r>
           </w:p>
         </w:tc>
@@ -2543,7 +2543,7 @@
                 <w:sz w:val="17"/>
                 <w:szCs w:val="17"/>
               </w:rPr>
-              <w:t xml:space="preserve">国の値（5.36／5.03／4.67%）を正として5-7を書き換える。当方が復元した4.10〜4.32%との差（1.0ポイント超＝月額約260円）は、出所が分かれば説明できる。</w:t>
+              <w:t xml:space="preserve">10/7 に素案5-3を国の値（208／211／210）に書き換え、当方の算定（214／217／220）を検算として併記した。差の原因は認定率の置き方であることを本文に書いた。併記の形でよいかのご確認を待つ。</w:t>
             </w:r>
           </w:p>
         </w:tc>
@@ -2571,7 +2571,7 @@
                 <w:sz w:val="17"/>
                 <w:szCs w:val="17"/>
               </w:rPr>
-              <w:t xml:space="preserve">10月下旬</w:t>
+              <w:t xml:space="preserve">11月上旬（第2回策定委員会まで）</w:t>
             </w:r>
           </w:p>
         </w:tc>
@@ -2634,6 +2634,152 @@
                 <w:szCs w:val="17"/>
               </w:rPr>
               <w:t xml:space="preserve">10</w:t>
+            </w:r>
+          </w:p>
+        </w:tc>
+        <w:tc>
+          <w:tcPr>
+            <w:tcW w:type="dxa" w:w="3182"/>
+            <w:shd w:fill="FFFFFF" w:val="clear"/>
+            <w:tcMar>
+              <w:top w:type="dxa" w:w="70"/>
+              <w:left w:type="dxa" w:w="90"/>
+              <w:bottom w:type="dxa" w:w="70"/>
+              <w:right w:type="dxa" w:w="90"/>
+            </w:tcMar>
+          </w:tcPr>
+          <w:p>
+            <w:pPr>
+              <w:spacing w:after="0" w:line="250"/>
+            </w:pPr>
+            <w:r>
+              <w:rPr>
+                <w:rFonts w:ascii="游ゴシック" w:cs="游ゴシック" w:eastAsia="游ゴシック" w:hAnsi="游ゴシック"/>
+                <w:b w:val="false"/>
+                <w:bCs w:val="false"/>
+                <w:color w:val="000000"/>
+                <w:sz w:val="17"/>
+                <w:szCs w:val="17"/>
+              </w:rPr>
+              <w:t xml:space="preserve">調整交付金見込交付割合5.36／5.03／4.67%の出所（県の指示値か村の入力値か）</w:t>
+            </w:r>
+          </w:p>
+        </w:tc>
+        <w:tc>
+          <w:tcPr>
+            <w:tcW w:type="dxa" w:w="2714"/>
+            <w:shd w:fill="FFFFFF" w:val="clear"/>
+            <w:tcMar>
+              <w:top w:type="dxa" w:w="70"/>
+              <w:left w:type="dxa" w:w="90"/>
+              <w:bottom w:type="dxa" w:w="70"/>
+              <w:right w:type="dxa" w:w="90"/>
+            </w:tcMar>
+          </w:tcPr>
+          <w:p>
+            <w:pPr>
+              <w:spacing w:after="0" w:line="250"/>
+            </w:pPr>
+            <w:r>
+              <w:rPr>
+                <w:rFonts w:ascii="游ゴシック" w:cs="游ゴシック" w:eastAsia="游ゴシック" w:hAnsi="游ゴシック"/>
+                <w:b w:val="false"/>
+                <w:bCs w:val="false"/>
+                <w:color w:val="000000"/>
+                <w:sz w:val="17"/>
+                <w:szCs w:val="17"/>
+              </w:rPr>
+              <w:t xml:space="preserve">国の値（5.36／5.03／4.67%）を正として5-7を書き換える。当方が復元した4.10〜4.32%との差（1.0ポイント超＝月額約260円）は、出所が分かれば説明できる。</w:t>
+            </w:r>
+          </w:p>
+        </w:tc>
+        <w:tc>
+          <w:tcPr>
+            <w:tcW w:type="dxa" w:w="1217"/>
+            <w:shd w:fill="FFFFFF" w:val="clear"/>
+            <w:tcMar>
+              <w:top w:type="dxa" w:w="70"/>
+              <w:left w:type="dxa" w:w="90"/>
+              <w:bottom w:type="dxa" w:w="70"/>
+              <w:right w:type="dxa" w:w="90"/>
+            </w:tcMar>
+          </w:tcPr>
+          <w:p>
+            <w:pPr>
+              <w:spacing w:after="0" w:line="250"/>
+            </w:pPr>
+            <w:r>
+              <w:rPr>
+                <w:rFonts w:ascii="游ゴシック" w:cs="游ゴシック" w:eastAsia="游ゴシック" w:hAnsi="游ゴシック"/>
+                <w:b w:val="false"/>
+                <w:bCs w:val="false"/>
+                <w:color w:val="000000"/>
+                <w:sz w:val="17"/>
+                <w:szCs w:val="17"/>
+              </w:rPr>
+              <w:t xml:space="preserve">10月下旬</w:t>
+            </w:r>
+          </w:p>
+        </w:tc>
+        <w:tc>
+          <w:tcPr>
+            <w:tcW w:type="dxa" w:w="1873"/>
+            <w:shd w:fill="FFFFFF" w:val="clear"/>
+            <w:tcMar>
+              <w:top w:type="dxa" w:w="70"/>
+              <w:left w:type="dxa" w:w="90"/>
+              <w:bottom w:type="dxa" w:w="70"/>
+              <w:right w:type="dxa" w:w="90"/>
+            </w:tcMar>
+          </w:tcPr>
+          <w:p>
+            <w:pPr>
+              <w:spacing w:after="0" w:line="250"/>
+            </w:pPr>
+            <w:r>
+              <w:rPr>
+                <w:rFonts w:ascii="游ゴシック" w:cs="游ゴシック" w:eastAsia="游ゴシック" w:hAnsi="游ゴシック"/>
+                <w:b w:val="false"/>
+                <w:bCs w:val="false"/>
+                <w:color w:val="000000"/>
+                <w:sz w:val="17"/>
+                <w:szCs w:val="17"/>
+              </w:rPr>
+              <w:t xml:space="preserve"/>
+            </w:r>
+          </w:p>
+        </w:tc>
+      </w:tr>
+      <w:tr>
+        <w:trPr>
+          <w:cantSplit/>
+          <w:trHeight w:val="700" w:hRule="atLeast"/>
+        </w:trPr>
+        <w:tc>
+          <w:tcPr>
+            <w:tcW w:type="dxa" w:w="374"/>
+            <w:shd w:fill="FFFFFF" w:val="clear"/>
+            <w:tcMar>
+              <w:top w:type="dxa" w:w="70"/>
+              <w:left w:type="dxa" w:w="90"/>
+              <w:bottom w:type="dxa" w:w="70"/>
+              <w:right w:type="dxa" w:w="90"/>
+            </w:tcMar>
+          </w:tcPr>
+          <w:p>
+            <w:pPr>
+              <w:spacing w:after="0" w:line="250"/>
+            </w:pPr>
+            <w:r>
+              <w:rPr>
+                <w:rFonts w:ascii="游ゴシック" w:cs="游ゴシック" w:eastAsia="游ゴシック" w:hAnsi="游ゴシック"/>
+                <w:b w:val="false"/>
+                <w:bCs w:val="false"/>
+                <w:color w:val="000000"/>
+                <w:sz w:val="17"/>
+                <w:szCs w:val="17"/>
+              </w:rPr>
+              <w:t xml:space="preserve">11</w:t>
             </w:r>
           </w:p>
         </w:tc>

--- a/output/13-1_北塩原村第10期_照会票_束1_保険料と推計の確定.docx
+++ b/output/13-1_北塩原村第10期_照会票_束1_保険料と推計の確定.docx
@@ -108,7 +108,7 @@
           <w:sz w:val="22"/>
           <w:szCs w:val="22"/>
         </w:rPr>
-        <w:t xml:space="preserve">ご確認・ご提供をお願いしたい事項　24件</w:t>
+        <w:t xml:space="preserve">ご確認・ご提供をお願いしたい事項　25件</w:t>
       </w:r>
     </w:p>
     <w:p>
@@ -527,7 +527,7 @@
                 <w:sz w:val="17"/>
                 <w:szCs w:val="17"/>
               </w:rPr>
-              <w:t xml:space="preserve">11件</w:t>
+              <w:t xml:space="preserve">12件</w:t>
             </w:r>
           </w:p>
         </w:tc>
@@ -2223,7 +2223,7 @@
                 <w:sz w:val="17"/>
                 <w:szCs w:val="17"/>
               </w:rPr>
-              <w:t xml:space="preserve">第1号被保険者数の前期・後期の内訳が国の様式（3区分）と素案5-2（2区分）で食い違う</w:t>
+              <w:t xml:space="preserve">条例上の保険料基準額の百円未満の処理（第9期は切捨てと見られる）</w:t>
             </w:r>
           </w:p>
         </w:tc>
@@ -2251,7 +2251,7 @@
                 <w:sz w:val="17"/>
                 <w:szCs w:val="17"/>
               </w:rPr>
-              <w:t xml:space="preserve">10/7 に素案5-2を国の様式（3区分。前期444／425／405、後期560／575／589）に書き換え、2-2の「後期高齢者は令和12年の551人まで増加」を602人に直した。当方のB案の内訳は検算として注記に残した。併記の形でよいかのご確認を待つ。</w:t>
+              <w:t xml:space="preserve">第9期の実例（算定上6,760.76円に対し条例6,700円）に合わせて切捨てで示した。四捨五入とした場合、基金の3案のうちB案（24,000千円取崩）は第10期6,000円・第11期6,800円となり、切捨て（5,900円・6,700円）と100円動く。条例の文言を確かめるまでは切捨てで置き、確認後に確定する。</w:t>
             </w:r>
           </w:p>
         </w:tc>
@@ -2369,7 +2369,7 @@
                 <w:sz w:val="17"/>
                 <w:szCs w:val="17"/>
               </w:rPr>
-              <w:t xml:space="preserve">算定上の保険料月額を条例上の基準額に置き換える方法（第9期の扱い）</w:t>
+              <w:t xml:space="preserve">第1号被保険者数の前期・後期の内訳が国の様式（3区分）と素案5-2（2区分）で食い違う</w:t>
             </w:r>
           </w:p>
         </w:tc>
@@ -2397,7 +2397,7 @@
                 <w:sz w:val="17"/>
                 <w:szCs w:val="17"/>
               </w:rPr>
-              <w:t xml:space="preserve">算定上の月額をそのまま掲げている。条例上の基準額への置き換え方（端数の扱い）が決まると提示額が変わる。</w:t>
+              <w:t xml:space="preserve">10/7 に素案5-2を国の様式（3区分。前期444／425／405、後期560／575／589）に書き換え、2-2の「後期高齢者は令和12年の551人まで増加」を602人に直した。当方のB案の内訳は検算として注記に残した。併記の形でよいかのご確認を待つ。</w:t>
             </w:r>
           </w:p>
         </w:tc>
@@ -2425,7 +2425,7 @@
                 <w:sz w:val="17"/>
                 <w:szCs w:val="17"/>
               </w:rPr>
-              <w:t xml:space="preserve">10月中旬</w:t>
+              <w:t xml:space="preserve">11月上旬（第2回策定委員会まで）</w:t>
             </w:r>
           </w:p>
         </w:tc>
@@ -2515,7 +2515,7 @@
                 <w:sz w:val="17"/>
                 <w:szCs w:val="17"/>
               </w:rPr>
-              <w:t xml:space="preserve">認定者数が国の推計（3か年計629人）と当方の算定（651人）で3.4%食い違う</w:t>
+              <w:t xml:space="preserve">算定上の保険料月額を条例上の基準額に置き換える方法（第9期の扱い）</w:t>
             </w:r>
           </w:p>
         </w:tc>
@@ -2543,7 +2543,7 @@
                 <w:sz w:val="17"/>
                 <w:szCs w:val="17"/>
               </w:rPr>
-              <w:t xml:space="preserve">10/7 に素案5-3を国の値（208／211／210）に書き換え、当方の算定（214／217／220）を検算として併記した。差の原因は認定率の置き方であることを本文に書いた。併記の形でよいかのご確認を待つ。</w:t>
+              <w:t xml:space="preserve">算定上の月額をそのまま掲げている。条例上の基準額への置き換え方（端数の扱い）が決まると提示額が変わる。</w:t>
             </w:r>
           </w:p>
         </w:tc>
@@ -2571,7 +2571,7 @@
                 <w:sz w:val="17"/>
                 <w:szCs w:val="17"/>
               </w:rPr>
-              <w:t xml:space="preserve">11月上旬（第2回策定委員会まで）</w:t>
+              <w:t xml:space="preserve">10月中旬</w:t>
             </w:r>
           </w:p>
         </w:tc>
@@ -2661,7 +2661,7 @@
                 <w:sz w:val="17"/>
                 <w:szCs w:val="17"/>
               </w:rPr>
-              <w:t xml:space="preserve">調整交付金見込交付割合5.36／5.03／4.67%の出所（県の指示値か村の入力値か）</w:t>
+              <w:t xml:space="preserve">認定者数が国の推計（3か年計629人）と当方の算定（651人）で3.4%食い違う</w:t>
             </w:r>
           </w:p>
         </w:tc>
@@ -2689,7 +2689,7 @@
                 <w:sz w:val="17"/>
                 <w:szCs w:val="17"/>
               </w:rPr>
-              <w:t xml:space="preserve">国の値（5.36／5.03／4.67%）を正として5-7を書き換える。当方が復元した4.10〜4.32%との差（1.0ポイント超＝月額約260円）は、出所が分かれば説明できる。</w:t>
+              <w:t xml:space="preserve">10/7 に素案5-3を国の値（208／211／210）に書き換え、当方の算定（214／217／220）を検算として併記した。差の原因は認定率の置き方であることを本文に書いた。併記の形でよいかのご確認を待つ。</w:t>
             </w:r>
           </w:p>
         </w:tc>
@@ -2717,7 +2717,7 @@
                 <w:sz w:val="17"/>
                 <w:szCs w:val="17"/>
               </w:rPr>
-              <w:t xml:space="preserve">10月下旬</w:t>
+              <w:t xml:space="preserve">11月上旬（第2回策定委員会まで）</w:t>
             </w:r>
           </w:p>
         </w:tc>
@@ -2780,6 +2780,152 @@
                 <w:szCs w:val="17"/>
               </w:rPr>
               <w:t xml:space="preserve">11</w:t>
+            </w:r>
+          </w:p>
+        </w:tc>
+        <w:tc>
+          <w:tcPr>
+            <w:tcW w:type="dxa" w:w="3182"/>
+            <w:shd w:fill="FFFFFF" w:val="clear"/>
+            <w:tcMar>
+              <w:top w:type="dxa" w:w="70"/>
+              <w:left w:type="dxa" w:w="90"/>
+              <w:bottom w:type="dxa" w:w="70"/>
+              <w:right w:type="dxa" w:w="90"/>
+            </w:tcMar>
+          </w:tcPr>
+          <w:p>
+            <w:pPr>
+              <w:spacing w:after="0" w:line="250"/>
+            </w:pPr>
+            <w:r>
+              <w:rPr>
+                <w:rFonts w:ascii="游ゴシック" w:cs="游ゴシック" w:eastAsia="游ゴシック" w:hAnsi="游ゴシック"/>
+                <w:b w:val="false"/>
+                <w:bCs w:val="false"/>
+                <w:color w:val="000000"/>
+                <w:sz w:val="17"/>
+                <w:szCs w:val="17"/>
+              </w:rPr>
+              <w:t xml:space="preserve">調整交付金見込交付割合5.36／5.03／4.67%の出所（県の指示値か村の入力値か）</w:t>
+            </w:r>
+          </w:p>
+        </w:tc>
+        <w:tc>
+          <w:tcPr>
+            <w:tcW w:type="dxa" w:w="2714"/>
+            <w:shd w:fill="FFFFFF" w:val="clear"/>
+            <w:tcMar>
+              <w:top w:type="dxa" w:w="70"/>
+              <w:left w:type="dxa" w:w="90"/>
+              <w:bottom w:type="dxa" w:w="70"/>
+              <w:right w:type="dxa" w:w="90"/>
+            </w:tcMar>
+          </w:tcPr>
+          <w:p>
+            <w:pPr>
+              <w:spacing w:after="0" w:line="250"/>
+            </w:pPr>
+            <w:r>
+              <w:rPr>
+                <w:rFonts w:ascii="游ゴシック" w:cs="游ゴシック" w:eastAsia="游ゴシック" w:hAnsi="游ゴシック"/>
+                <w:b w:val="false"/>
+                <w:bCs w:val="false"/>
+                <w:color w:val="000000"/>
+                <w:sz w:val="17"/>
+                <w:szCs w:val="17"/>
+              </w:rPr>
+              <w:t xml:space="preserve">国の値（5.36／5.03／4.67%）を正として5-7を書き換える。当方が復元した4.10〜4.32%との差（1.0ポイント超＝月額約260円）は、出所が分かれば説明できる。</w:t>
+            </w:r>
+          </w:p>
+        </w:tc>
+        <w:tc>
+          <w:tcPr>
+            <w:tcW w:type="dxa" w:w="1217"/>
+            <w:shd w:fill="FFFFFF" w:val="clear"/>
+            <w:tcMar>
+              <w:top w:type="dxa" w:w="70"/>
+              <w:left w:type="dxa" w:w="90"/>
+              <w:bottom w:type="dxa" w:w="70"/>
+              <w:right w:type="dxa" w:w="90"/>
+            </w:tcMar>
+          </w:tcPr>
+          <w:p>
+            <w:pPr>
+              <w:spacing w:after="0" w:line="250"/>
+            </w:pPr>
+            <w:r>
+              <w:rPr>
+                <w:rFonts w:ascii="游ゴシック" w:cs="游ゴシック" w:eastAsia="游ゴシック" w:hAnsi="游ゴシック"/>
+                <w:b w:val="false"/>
+                <w:bCs w:val="false"/>
+                <w:color w:val="000000"/>
+                <w:sz w:val="17"/>
+                <w:szCs w:val="17"/>
+              </w:rPr>
+              <w:t xml:space="preserve">10月下旬</w:t>
+            </w:r>
+          </w:p>
+        </w:tc>
+        <w:tc>
+          <w:tcPr>
+            <w:tcW w:type="dxa" w:w="1873"/>
+            <w:shd w:fill="FFFFFF" w:val="clear"/>
+            <w:tcMar>
+              <w:top w:type="dxa" w:w="70"/>
+              <w:left w:type="dxa" w:w="90"/>
+              <w:bottom w:type="dxa" w:w="70"/>
+              <w:right w:type="dxa" w:w="90"/>
+            </w:tcMar>
+          </w:tcPr>
+          <w:p>
+            <w:pPr>
+              <w:spacing w:after="0" w:line="250"/>
+            </w:pPr>
+            <w:r>
+              <w:rPr>
+                <w:rFonts w:ascii="游ゴシック" w:cs="游ゴシック" w:eastAsia="游ゴシック" w:hAnsi="游ゴシック"/>
+                <w:b w:val="false"/>
+                <w:bCs w:val="false"/>
+                <w:color w:val="000000"/>
+                <w:sz w:val="17"/>
+                <w:szCs w:val="17"/>
+              </w:rPr>
+              <w:t xml:space="preserve"/>
+            </w:r>
+          </w:p>
+        </w:tc>
+      </w:tr>
+      <w:tr>
+        <w:trPr>
+          <w:cantSplit/>
+          <w:trHeight w:val="700" w:hRule="atLeast"/>
+        </w:trPr>
+        <w:tc>
+          <w:tcPr>
+            <w:tcW w:type="dxa" w:w="374"/>
+            <w:shd w:fill="FFFFFF" w:val="clear"/>
+            <w:tcMar>
+              <w:top w:type="dxa" w:w="70"/>
+              <w:left w:type="dxa" w:w="90"/>
+              <w:bottom w:type="dxa" w:w="70"/>
+              <w:right w:type="dxa" w:w="90"/>
+            </w:tcMar>
+          </w:tcPr>
+          <w:p>
+            <w:pPr>
+              <w:spacing w:after="0" w:line="250"/>
+            </w:pPr>
+            <w:r>
+              <w:rPr>
+                <w:rFonts w:ascii="游ゴシック" w:cs="游ゴシック" w:eastAsia="游ゴシック" w:hAnsi="游ゴシック"/>
+                <w:b w:val="false"/>
+                <w:bCs w:val="false"/>
+                <w:color w:val="000000"/>
+                <w:sz w:val="17"/>
+                <w:szCs w:val="17"/>
+              </w:rPr>
+              <w:t xml:space="preserve">12</w:t>
             </w:r>
           </w:p>
         </w:tc>

--- a/output/13-1_北塩原村第10期_照会票_束1_保険料と推計の確定.docx
+++ b/output/13-1_北塩原村第10期_照会票_束1_保険料と推計の確定.docx
@@ -4,7 +4,7 @@
   <w:body>
     <w:p>
       <w:pPr>
-        <w:spacing w:after="200" w:line="300"/>
+        <w:spacing w:after="200" w:line="300" w:lineRule="exact"/>
         <w:jc w:val="right"/>
       </w:pPr>
       <w:r>
@@ -18,7 +18,7 @@
     </w:p>
     <w:p>
       <w:pPr>
-        <w:spacing w:after="120" w:line="300"/>
+        <w:spacing w:after="120" w:line="300" w:lineRule="exact"/>
       </w:pPr>
       <w:r>
         <w:rPr>
@@ -33,7 +33,7 @@
     </w:p>
     <w:p>
       <w:pPr>
-        <w:spacing w:after="400" w:line="300"/>
+        <w:spacing w:after="400" w:line="300" w:lineRule="exact"/>
         <w:jc w:val="right"/>
       </w:pPr>
       <w:r>
@@ -47,7 +47,7 @@
     </w:p>
     <w:p>
       <w:pPr>
-        <w:spacing w:after="60" w:line="300"/>
+        <w:spacing w:after="60" w:line="300" w:lineRule="exact"/>
         <w:jc w:val="center"/>
       </w:pPr>
       <w:r>
@@ -64,7 +64,7 @@
     </w:p>
     <w:p>
       <w:pPr>
-        <w:spacing w:after="120" w:line="300"/>
+        <w:spacing w:after="120" w:line="300" w:lineRule="exact"/>
         <w:jc w:val="center"/>
       </w:pPr>
       <w:r>
@@ -81,7 +81,7 @@
     </w:p>
     <w:p>
       <w:pPr>
-        <w:spacing w:after="320" w:line="300"/>
+        <w:spacing w:after="320" w:line="300" w:lineRule="exact"/>
         <w:jc w:val="center"/>
       </w:pPr>
       <w:r>
@@ -98,7 +98,7 @@
     </w:p>
     <w:p>
       <w:pPr>
-        <w:spacing w:after="280" w:line="300"/>
+        <w:spacing w:after="280" w:line="300" w:lineRule="exact"/>
         <w:jc w:val="center"/>
       </w:pPr>
       <w:r>
@@ -114,7 +114,7 @@
     <w:p>
       <w:pPr>
         <w:keepNext/>
-        <w:spacing w:after="100" w:line="300"/>
+        <w:spacing w:after="100" w:line="300" w:lineRule="exact"/>
       </w:pPr>
       <w:r>
         <w:rPr>
@@ -130,7 +130,7 @@
     </w:p>
     <w:p>
       <w:pPr>
-        <w:spacing w:after="240" w:line="300"/>
+        <w:spacing w:after="240" w:line="300" w:lineRule="exact"/>
       </w:pPr>
       <w:r>
         <w:rPr>
@@ -144,7 +144,7 @@
     <w:p>
       <w:pPr>
         <w:keepNext/>
-        <w:spacing w:after="100" w:line="300"/>
+        <w:spacing w:after="100" w:line="300" w:lineRule="exact"/>
       </w:pPr>
       <w:r>
         <w:rPr>
@@ -160,7 +160,7 @@
     </w:p>
     <w:p>
       <w:pPr>
-        <w:spacing w:after="100" w:line="300"/>
+        <w:spacing w:after="100" w:line="300" w:lineRule="exact"/>
         <w:ind w:left="120"/>
       </w:pPr>
       <w:r>
@@ -174,7 +174,7 @@
     </w:p>
     <w:p>
       <w:pPr>
-        <w:spacing w:after="100" w:line="300"/>
+        <w:spacing w:after="100" w:line="300" w:lineRule="exact"/>
         <w:ind w:left="120"/>
       </w:pPr>
       <w:r>
@@ -188,7 +188,7 @@
     </w:p>
     <w:p>
       <w:pPr>
-        <w:spacing w:after="100" w:line="300"/>
+        <w:spacing w:after="100" w:line="300" w:lineRule="exact"/>
         <w:ind w:left="120"/>
       </w:pPr>
       <w:r>
@@ -202,7 +202,7 @@
     </w:p>
     <w:p>
       <w:pPr>
-        <w:spacing w:after="100" w:line="300"/>
+        <w:spacing w:after="100" w:line="300" w:lineRule="exact"/>
         <w:ind w:left="120"/>
       </w:pPr>
       <w:r>
@@ -216,7 +216,7 @@
     </w:p>
     <w:p>
       <w:pPr>
-        <w:spacing w:after="100" w:line="300"/>
+        <w:spacing w:after="100" w:line="300" w:lineRule="exact"/>
         <w:ind w:left="120"/>
       </w:pPr>
       <w:r>
@@ -230,7 +230,7 @@
     </w:p>
     <w:p>
       <w:pPr>
-        <w:spacing w:after="160" w:line="300"/>
+        <w:spacing w:after="160" w:line="300" w:lineRule="exact"/>
       </w:pPr>
       <w:r>
         <w:rPr>
@@ -277,7 +277,7 @@
           </w:tcPr>
           <w:p>
             <w:pPr>
-              <w:spacing w:after="0" w:line="250"/>
+              <w:spacing w:after="0" w:line="250" w:lineRule="exact"/>
               <w:jc w:val="center"/>
             </w:pPr>
             <w:r>
@@ -306,7 +306,7 @@
           </w:tcPr>
           <w:p>
             <w:pPr>
-              <w:spacing w:after="0" w:line="250"/>
+              <w:spacing w:after="0" w:line="250" w:lineRule="exact"/>
               <w:jc w:val="center"/>
             </w:pPr>
             <w:r>
@@ -335,7 +335,7 @@
           </w:tcPr>
           <w:p>
             <w:pPr>
-              <w:spacing w:after="0" w:line="250"/>
+              <w:spacing w:after="0" w:line="250" w:lineRule="exact"/>
               <w:jc w:val="center"/>
             </w:pPr>
             <w:r>
@@ -370,7 +370,7 @@
           </w:tcPr>
           <w:p>
             <w:pPr>
-              <w:spacing w:after="0" w:line="250"/>
+              <w:spacing w:after="0" w:line="250" w:lineRule="exact"/>
             </w:pPr>
             <w:r>
               <w:rPr>
@@ -398,7 +398,7 @@
           </w:tcPr>
           <w:p>
             <w:pPr>
-              <w:spacing w:after="0" w:line="250"/>
+              <w:spacing w:after="0" w:line="250" w:lineRule="exact"/>
             </w:pPr>
             <w:r>
               <w:rPr>
@@ -426,7 +426,7 @@
           </w:tcPr>
           <w:p>
             <w:pPr>
-              <w:spacing w:after="0" w:line="250"/>
+              <w:spacing w:after="0" w:line="250" w:lineRule="exact"/>
             </w:pPr>
             <w:r>
               <w:rPr>
@@ -460,7 +460,7 @@
           </w:tcPr>
           <w:p>
             <w:pPr>
-              <w:spacing w:after="0" w:line="250"/>
+              <w:spacing w:after="0" w:line="250" w:lineRule="exact"/>
             </w:pPr>
             <w:r>
               <w:rPr>
@@ -488,7 +488,7 @@
           </w:tcPr>
           <w:p>
             <w:pPr>
-              <w:spacing w:after="0" w:line="250"/>
+              <w:spacing w:after="0" w:line="250" w:lineRule="exact"/>
             </w:pPr>
             <w:r>
               <w:rPr>
@@ -516,7 +516,7 @@
           </w:tcPr>
           <w:p>
             <w:pPr>
-              <w:spacing w:after="0" w:line="250"/>
+              <w:spacing w:after="0" w:line="250" w:lineRule="exact"/>
             </w:pPr>
             <w:r>
               <w:rPr>
@@ -550,7 +550,7 @@
           </w:tcPr>
           <w:p>
             <w:pPr>
-              <w:spacing w:after="0" w:line="250"/>
+              <w:spacing w:after="0" w:line="250" w:lineRule="exact"/>
             </w:pPr>
             <w:r>
               <w:rPr>
@@ -578,7 +578,7 @@
           </w:tcPr>
           <w:p>
             <w:pPr>
-              <w:spacing w:after="0" w:line="250"/>
+              <w:spacing w:after="0" w:line="250" w:lineRule="exact"/>
             </w:pPr>
             <w:r>
               <w:rPr>
@@ -606,7 +606,7 @@
           </w:tcPr>
           <w:p>
             <w:pPr>
-              <w:spacing w:after="0" w:line="250"/>
+              <w:spacing w:after="0" w:line="250" w:lineRule="exact"/>
             </w:pPr>
             <w:r>
               <w:rPr>
@@ -640,7 +640,7 @@
           </w:tcPr>
           <w:p>
             <w:pPr>
-              <w:spacing w:after="0" w:line="250"/>
+              <w:spacing w:after="0" w:line="250" w:lineRule="exact"/>
             </w:pPr>
             <w:r>
               <w:rPr>
@@ -668,7 +668,7 @@
           </w:tcPr>
           <w:p>
             <w:pPr>
-              <w:spacing w:after="0" w:line="250"/>
+              <w:spacing w:after="0" w:line="250" w:lineRule="exact"/>
             </w:pPr>
             <w:r>
               <w:rPr>
@@ -696,7 +696,7 @@
           </w:tcPr>
           <w:p>
             <w:pPr>
-              <w:spacing w:after="0" w:line="250"/>
+              <w:spacing w:after="0" w:line="250" w:lineRule="exact"/>
             </w:pPr>
             <w:r>
               <w:rPr>
@@ -744,7 +744,7 @@
           <w:left w:val="single" w:color="C00000" w:sz="18" w:space="8"/>
         </w:pBdr>
         <w:shd w:fill="FFF3F3" w:val="clear"/>
-        <w:spacing w:after="220" w:before="60" w:line="280"/>
+        <w:spacing w:after="220" w:before="60" w:line="280" w:lineRule="exact"/>
         <w:ind w:left="200" w:right="200"/>
       </w:pPr>
       <w:r>
@@ -795,7 +795,7 @@
           </w:tcPr>
           <w:p>
             <w:pPr>
-              <w:spacing w:after="0" w:line="250"/>
+              <w:spacing w:after="0" w:line="250" w:lineRule="exact"/>
               <w:jc w:val="center"/>
             </w:pPr>
             <w:r>
@@ -824,7 +824,7 @@
           </w:tcPr>
           <w:p>
             <w:pPr>
-              <w:spacing w:after="0" w:line="250"/>
+              <w:spacing w:after="0" w:line="250" w:lineRule="exact"/>
               <w:jc w:val="center"/>
             </w:pPr>
             <w:r>
@@ -853,7 +853,7 @@
           </w:tcPr>
           <w:p>
             <w:pPr>
-              <w:spacing w:after="0" w:line="250"/>
+              <w:spacing w:after="0" w:line="250" w:lineRule="exact"/>
               <w:jc w:val="center"/>
             </w:pPr>
             <w:r>
@@ -882,7 +882,7 @@
           </w:tcPr>
           <w:p>
             <w:pPr>
-              <w:spacing w:after="0" w:line="250"/>
+              <w:spacing w:after="0" w:line="250" w:lineRule="exact"/>
               <w:jc w:val="center"/>
             </w:pPr>
             <w:r>
@@ -911,7 +911,7 @@
           </w:tcPr>
           <w:p>
             <w:pPr>
-              <w:spacing w:after="0" w:line="250"/>
+              <w:spacing w:after="0" w:line="250" w:lineRule="exact"/>
               <w:jc w:val="center"/>
             </w:pPr>
             <w:r>
@@ -946,7 +946,7 @@
           </w:tcPr>
           <w:p>
             <w:pPr>
-              <w:spacing w:after="0" w:line="250"/>
+              <w:spacing w:after="0" w:line="250" w:lineRule="exact"/>
             </w:pPr>
             <w:r>
               <w:rPr>
@@ -974,7 +974,7 @@
           </w:tcPr>
           <w:p>
             <w:pPr>
-              <w:spacing w:after="0" w:line="250"/>
+              <w:spacing w:after="0" w:line="250" w:lineRule="exact"/>
             </w:pPr>
             <w:r>
               <w:rPr>
@@ -1002,7 +1002,7 @@
           </w:tcPr>
           <w:p>
             <w:pPr>
-              <w:spacing w:after="0" w:line="250"/>
+              <w:spacing w:after="0" w:line="250" w:lineRule="exact"/>
             </w:pPr>
             <w:r>
               <w:rPr>
@@ -1030,7 +1030,7 @@
           </w:tcPr>
           <w:p>
             <w:pPr>
-              <w:spacing w:after="0" w:line="250"/>
+              <w:spacing w:after="0" w:line="250" w:lineRule="exact"/>
             </w:pPr>
             <w:r>
               <w:rPr>
@@ -1058,7 +1058,7 @@
           </w:tcPr>
           <w:p>
             <w:pPr>
-              <w:spacing w:after="0" w:line="250"/>
+              <w:spacing w:after="0" w:line="250" w:lineRule="exact"/>
             </w:pPr>
             <w:r>
               <w:rPr>
@@ -1106,7 +1106,7 @@
           <w:left w:val="single" w:color="C00000" w:sz="18" w:space="8"/>
         </w:pBdr>
         <w:shd w:fill="FFF3F3" w:val="clear"/>
-        <w:spacing w:after="220" w:before="60" w:line="280"/>
+        <w:spacing w:after="220" w:before="60" w:line="280" w:lineRule="exact"/>
         <w:ind w:left="200" w:right="200"/>
       </w:pPr>
       <w:r>
@@ -1157,7 +1157,7 @@
           </w:tcPr>
           <w:p>
             <w:pPr>
-              <w:spacing w:after="0" w:line="250"/>
+              <w:spacing w:after="0" w:line="250" w:lineRule="exact"/>
               <w:jc w:val="center"/>
             </w:pPr>
             <w:r>
@@ -1186,7 +1186,7 @@
           </w:tcPr>
           <w:p>
             <w:pPr>
-              <w:spacing w:after="0" w:line="250"/>
+              <w:spacing w:after="0" w:line="250" w:lineRule="exact"/>
               <w:jc w:val="center"/>
             </w:pPr>
             <w:r>
@@ -1215,7 +1215,7 @@
           </w:tcPr>
           <w:p>
             <w:pPr>
-              <w:spacing w:after="0" w:line="250"/>
+              <w:spacing w:after="0" w:line="250" w:lineRule="exact"/>
               <w:jc w:val="center"/>
             </w:pPr>
             <w:r>
@@ -1244,7 +1244,7 @@
           </w:tcPr>
           <w:p>
             <w:pPr>
-              <w:spacing w:after="0" w:line="250"/>
+              <w:spacing w:after="0" w:line="250" w:lineRule="exact"/>
               <w:jc w:val="center"/>
             </w:pPr>
             <w:r>
@@ -1273,7 +1273,7 @@
           </w:tcPr>
           <w:p>
             <w:pPr>
-              <w:spacing w:after="0" w:line="250"/>
+              <w:spacing w:after="0" w:line="250" w:lineRule="exact"/>
               <w:jc w:val="center"/>
             </w:pPr>
             <w:r>
@@ -1308,7 +1308,7 @@
           </w:tcPr>
           <w:p>
             <w:pPr>
-              <w:spacing w:after="0" w:line="250"/>
+              <w:spacing w:after="0" w:line="250" w:lineRule="exact"/>
             </w:pPr>
             <w:r>
               <w:rPr>
@@ -1336,7 +1336,7 @@
           </w:tcPr>
           <w:p>
             <w:pPr>
-              <w:spacing w:after="0" w:line="250"/>
+              <w:spacing w:after="0" w:line="250" w:lineRule="exact"/>
             </w:pPr>
             <w:r>
               <w:rPr>
@@ -1364,7 +1364,7 @@
           </w:tcPr>
           <w:p>
             <w:pPr>
-              <w:spacing w:after="0" w:line="250"/>
+              <w:spacing w:after="0" w:line="250" w:lineRule="exact"/>
             </w:pPr>
             <w:r>
               <w:rPr>
@@ -1392,7 +1392,7 @@
           </w:tcPr>
           <w:p>
             <w:pPr>
-              <w:spacing w:after="0" w:line="250"/>
+              <w:spacing w:after="0" w:line="250" w:lineRule="exact"/>
             </w:pPr>
             <w:r>
               <w:rPr>
@@ -1420,7 +1420,7 @@
           </w:tcPr>
           <w:p>
             <w:pPr>
-              <w:spacing w:after="0" w:line="250"/>
+              <w:spacing w:after="0" w:line="250" w:lineRule="exact"/>
             </w:pPr>
             <w:r>
               <w:rPr>
@@ -1454,7 +1454,7 @@
           </w:tcPr>
           <w:p>
             <w:pPr>
-              <w:spacing w:after="0" w:line="250"/>
+              <w:spacing w:after="0" w:line="250" w:lineRule="exact"/>
             </w:pPr>
             <w:r>
               <w:rPr>
@@ -1482,7 +1482,7 @@
           </w:tcPr>
           <w:p>
             <w:pPr>
-              <w:spacing w:after="0" w:line="250"/>
+              <w:spacing w:after="0" w:line="250" w:lineRule="exact"/>
             </w:pPr>
             <w:r>
               <w:rPr>
@@ -1510,7 +1510,7 @@
           </w:tcPr>
           <w:p>
             <w:pPr>
-              <w:spacing w:after="0" w:line="250"/>
+              <w:spacing w:after="0" w:line="250" w:lineRule="exact"/>
             </w:pPr>
             <w:r>
               <w:rPr>
@@ -1538,7 +1538,7 @@
           </w:tcPr>
           <w:p>
             <w:pPr>
-              <w:spacing w:after="0" w:line="250"/>
+              <w:spacing w:after="0" w:line="250" w:lineRule="exact"/>
             </w:pPr>
             <w:r>
               <w:rPr>
@@ -1566,7 +1566,7 @@
           </w:tcPr>
           <w:p>
             <w:pPr>
-              <w:spacing w:after="0" w:line="250"/>
+              <w:spacing w:after="0" w:line="250" w:lineRule="exact"/>
             </w:pPr>
             <w:r>
               <w:rPr>
@@ -1600,7 +1600,7 @@
           </w:tcPr>
           <w:p>
             <w:pPr>
-              <w:spacing w:after="0" w:line="250"/>
+              <w:spacing w:after="0" w:line="250" w:lineRule="exact"/>
             </w:pPr>
             <w:r>
               <w:rPr>
@@ -1628,7 +1628,7 @@
           </w:tcPr>
           <w:p>
             <w:pPr>
-              <w:spacing w:after="0" w:line="250"/>
+              <w:spacing w:after="0" w:line="250" w:lineRule="exact"/>
             </w:pPr>
             <w:r>
               <w:rPr>
@@ -1656,7 +1656,7 @@
           </w:tcPr>
           <w:p>
             <w:pPr>
-              <w:spacing w:after="0" w:line="250"/>
+              <w:spacing w:after="0" w:line="250" w:lineRule="exact"/>
             </w:pPr>
             <w:r>
               <w:rPr>
@@ -1684,7 +1684,7 @@
           </w:tcPr>
           <w:p>
             <w:pPr>
-              <w:spacing w:after="0" w:line="250"/>
+              <w:spacing w:after="0" w:line="250" w:lineRule="exact"/>
             </w:pPr>
             <w:r>
               <w:rPr>
@@ -1712,7 +1712,7 @@
           </w:tcPr>
           <w:p>
             <w:pPr>
-              <w:spacing w:after="0" w:line="250"/>
+              <w:spacing w:after="0" w:line="250" w:lineRule="exact"/>
             </w:pPr>
             <w:r>
               <w:rPr>
@@ -1746,7 +1746,7 @@
           </w:tcPr>
           <w:p>
             <w:pPr>
-              <w:spacing w:after="0" w:line="250"/>
+              <w:spacing w:after="0" w:line="250" w:lineRule="exact"/>
             </w:pPr>
             <w:r>
               <w:rPr>
@@ -1774,7 +1774,7 @@
           </w:tcPr>
           <w:p>
             <w:pPr>
-              <w:spacing w:after="0" w:line="250"/>
+              <w:spacing w:after="0" w:line="250" w:lineRule="exact"/>
             </w:pPr>
             <w:r>
               <w:rPr>
@@ -1802,7 +1802,7 @@
           </w:tcPr>
           <w:p>
             <w:pPr>
-              <w:spacing w:after="0" w:line="250"/>
+              <w:spacing w:after="0" w:line="250" w:lineRule="exact"/>
             </w:pPr>
             <w:r>
               <w:rPr>
@@ -1830,7 +1830,7 @@
           </w:tcPr>
           <w:p>
             <w:pPr>
-              <w:spacing w:after="0" w:line="250"/>
+              <w:spacing w:after="0" w:line="250" w:lineRule="exact"/>
             </w:pPr>
             <w:r>
               <w:rPr>
@@ -1858,7 +1858,7 @@
           </w:tcPr>
           <w:p>
             <w:pPr>
-              <w:spacing w:after="0" w:line="250"/>
+              <w:spacing w:after="0" w:line="250" w:lineRule="exact"/>
             </w:pPr>
             <w:r>
               <w:rPr>
@@ -1892,7 +1892,7 @@
           </w:tcPr>
           <w:p>
             <w:pPr>
-              <w:spacing w:after="0" w:line="250"/>
+              <w:spacing w:after="0" w:line="250" w:lineRule="exact"/>
             </w:pPr>
             <w:r>
               <w:rPr>
@@ -1920,7 +1920,7 @@
           </w:tcPr>
           <w:p>
             <w:pPr>
-              <w:spacing w:after="0" w:line="250"/>
+              <w:spacing w:after="0" w:line="250" w:lineRule="exact"/>
             </w:pPr>
             <w:r>
               <w:rPr>
@@ -1948,7 +1948,7 @@
           </w:tcPr>
           <w:p>
             <w:pPr>
-              <w:spacing w:after="0" w:line="250"/>
+              <w:spacing w:after="0" w:line="250" w:lineRule="exact"/>
             </w:pPr>
             <w:r>
               <w:rPr>
@@ -1976,7 +1976,7 @@
           </w:tcPr>
           <w:p>
             <w:pPr>
-              <w:spacing w:after="0" w:line="250"/>
+              <w:spacing w:after="0" w:line="250" w:lineRule="exact"/>
             </w:pPr>
             <w:r>
               <w:rPr>
@@ -2004,7 +2004,7 @@
           </w:tcPr>
           <w:p>
             <w:pPr>
-              <w:spacing w:after="0" w:line="250"/>
+              <w:spacing w:after="0" w:line="250" w:lineRule="exact"/>
             </w:pPr>
             <w:r>
               <w:rPr>
@@ -2038,7 +2038,7 @@
           </w:tcPr>
           <w:p>
             <w:pPr>
-              <w:spacing w:after="0" w:line="250"/>
+              <w:spacing w:after="0" w:line="250" w:lineRule="exact"/>
             </w:pPr>
             <w:r>
               <w:rPr>
@@ -2066,7 +2066,7 @@
           </w:tcPr>
           <w:p>
             <w:pPr>
-              <w:spacing w:after="0" w:line="250"/>
+              <w:spacing w:after="0" w:line="250" w:lineRule="exact"/>
             </w:pPr>
             <w:r>
               <w:rPr>
@@ -2094,7 +2094,7 @@
           </w:tcPr>
           <w:p>
             <w:pPr>
-              <w:spacing w:after="0" w:line="250"/>
+              <w:spacing w:after="0" w:line="250" w:lineRule="exact"/>
             </w:pPr>
             <w:r>
               <w:rPr>
@@ -2122,7 +2122,7 @@
           </w:tcPr>
           <w:p>
             <w:pPr>
-              <w:spacing w:after="0" w:line="250"/>
+              <w:spacing w:after="0" w:line="250" w:lineRule="exact"/>
             </w:pPr>
             <w:r>
               <w:rPr>
@@ -2150,7 +2150,7 @@
           </w:tcPr>
           <w:p>
             <w:pPr>
-              <w:spacing w:after="0" w:line="250"/>
+              <w:spacing w:after="0" w:line="250" w:lineRule="exact"/>
             </w:pPr>
             <w:r>
               <w:rPr>
@@ -2184,7 +2184,7 @@
           </w:tcPr>
           <w:p>
             <w:pPr>
-              <w:spacing w:after="0" w:line="250"/>
+              <w:spacing w:after="0" w:line="250" w:lineRule="exact"/>
             </w:pPr>
             <w:r>
               <w:rPr>
@@ -2212,7 +2212,7 @@
           </w:tcPr>
           <w:p>
             <w:pPr>
-              <w:spacing w:after="0" w:line="250"/>
+              <w:spacing w:after="0" w:line="250" w:lineRule="exact"/>
             </w:pPr>
             <w:r>
               <w:rPr>
@@ -2240,7 +2240,7 @@
           </w:tcPr>
           <w:p>
             <w:pPr>
-              <w:spacing w:after="0" w:line="250"/>
+              <w:spacing w:after="0" w:line="250" w:lineRule="exact"/>
             </w:pPr>
             <w:r>
               <w:rPr>
@@ -2268,7 +2268,7 @@
           </w:tcPr>
           <w:p>
             <w:pPr>
-              <w:spacing w:after="0" w:line="250"/>
+              <w:spacing w:after="0" w:line="250" w:lineRule="exact"/>
             </w:pPr>
             <w:r>
               <w:rPr>
@@ -2296,7 +2296,7 @@
           </w:tcPr>
           <w:p>
             <w:pPr>
-              <w:spacing w:after="0" w:line="250"/>
+              <w:spacing w:after="0" w:line="250" w:lineRule="exact"/>
             </w:pPr>
             <w:r>
               <w:rPr>
@@ -2330,7 +2330,7 @@
           </w:tcPr>
           <w:p>
             <w:pPr>
-              <w:spacing w:after="0" w:line="250"/>
+              <w:spacing w:after="0" w:line="250" w:lineRule="exact"/>
             </w:pPr>
             <w:r>
               <w:rPr>
@@ -2358,7 +2358,7 @@
           </w:tcPr>
           <w:p>
             <w:pPr>
-              <w:spacing w:after="0" w:line="250"/>
+              <w:spacing w:after="0" w:line="250" w:lineRule="exact"/>
             </w:pPr>
             <w:r>
               <w:rPr>
@@ -2386,7 +2386,7 @@
           </w:tcPr>
           <w:p>
             <w:pPr>
-              <w:spacing w:after="0" w:line="250"/>
+              <w:spacing w:after="0" w:line="250" w:lineRule="exact"/>
             </w:pPr>
             <w:r>
               <w:rPr>
@@ -2414,7 +2414,7 @@
           </w:tcPr>
           <w:p>
             <w:pPr>
-              <w:spacing w:after="0" w:line="250"/>
+              <w:spacing w:after="0" w:line="250" w:lineRule="exact"/>
             </w:pPr>
             <w:r>
               <w:rPr>
@@ -2442,7 +2442,7 @@
           </w:tcPr>
           <w:p>
             <w:pPr>
-              <w:spacing w:after="0" w:line="250"/>
+              <w:spacing w:after="0" w:line="250" w:lineRule="exact"/>
             </w:pPr>
             <w:r>
               <w:rPr>
@@ -2476,7 +2476,7 @@
           </w:tcPr>
           <w:p>
             <w:pPr>
-              <w:spacing w:after="0" w:line="250"/>
+              <w:spacing w:after="0" w:line="250" w:lineRule="exact"/>
             </w:pPr>
             <w:r>
               <w:rPr>
@@ -2504,7 +2504,7 @@
           </w:tcPr>
           <w:p>
             <w:pPr>
-              <w:spacing w:after="0" w:line="250"/>
+              <w:spacing w:after="0" w:line="250" w:lineRule="exact"/>
             </w:pPr>
             <w:r>
               <w:rPr>
@@ -2532,7 +2532,7 @@
           </w:tcPr>
           <w:p>
             <w:pPr>
-              <w:spacing w:after="0" w:line="250"/>
+              <w:spacing w:after="0" w:line="250" w:lineRule="exact"/>
             </w:pPr>
             <w:r>
               <w:rPr>
@@ -2560,7 +2560,7 @@
           </w:tcPr>
           <w:p>
             <w:pPr>
-              <w:spacing w:after="0" w:line="250"/>
+              <w:spacing w:after="0" w:line="250" w:lineRule="exact"/>
             </w:pPr>
             <w:r>
               <w:rPr>
@@ -2588,7 +2588,7 @@
           </w:tcPr>
           <w:p>
             <w:pPr>
-              <w:spacing w:after="0" w:line="250"/>
+              <w:spacing w:after="0" w:line="250" w:lineRule="exact"/>
             </w:pPr>
             <w:r>
               <w:rPr>
@@ -2622,7 +2622,7 @@
           </w:tcPr>
           <w:p>
             <w:pPr>
-              <w:spacing w:after="0" w:line="250"/>
+              <w:spacing w:after="0" w:line="250" w:lineRule="exact"/>
             </w:pPr>
             <w:r>
               <w:rPr>
@@ -2650,7 +2650,7 @@
           </w:tcPr>
           <w:p>
             <w:pPr>
-              <w:spacing w:after="0" w:line="250"/>
+              <w:spacing w:after="0" w:line="250" w:lineRule="exact"/>
             </w:pPr>
             <w:r>
               <w:rPr>
@@ -2678,7 +2678,7 @@
           </w:tcPr>
           <w:p>
             <w:pPr>
-              <w:spacing w:after="0" w:line="250"/>
+              <w:spacing w:after="0" w:line="250" w:lineRule="exact"/>
             </w:pPr>
             <w:r>
               <w:rPr>
@@ -2706,7 +2706,7 @@
           </w:tcPr>
           <w:p>
             <w:pPr>
-              <w:spacing w:after="0" w:line="250"/>
+              <w:spacing w:after="0" w:line="250" w:lineRule="exact"/>
             </w:pPr>
             <w:r>
               <w:rPr>
@@ -2734,7 +2734,7 @@
           </w:tcPr>
           <w:p>
             <w:pPr>
-              <w:spacing w:after="0" w:line="250"/>
+              <w:spacing w:after="0" w:line="250" w:lineRule="exact"/>
             </w:pPr>
             <w:r>
               <w:rPr>
@@ -2768,7 +2768,7 @@
           </w:tcPr>
           <w:p>
             <w:pPr>
-              <w:spacing w:after="0" w:line="250"/>
+              <w:spacing w:after="0" w:line="250" w:lineRule="exact"/>
             </w:pPr>
             <w:r>
               <w:rPr>
@@ -2796,7 +2796,7 @@
           </w:tcPr>
           <w:p>
             <w:pPr>
-              <w:spacing w:after="0" w:line="250"/>
+              <w:spacing w:after="0" w:line="250" w:lineRule="exact"/>
             </w:pPr>
             <w:r>
               <w:rPr>
@@ -2824,7 +2824,7 @@
           </w:tcPr>
           <w:p>
             <w:pPr>
-              <w:spacing w:after="0" w:line="250"/>
+              <w:spacing w:after="0" w:line="250" w:lineRule="exact"/>
             </w:pPr>
             <w:r>
               <w:rPr>
@@ -2852,7 +2852,7 @@
           </w:tcPr>
           <w:p>
             <w:pPr>
-              <w:spacing w:after="0" w:line="250"/>
+              <w:spacing w:after="0" w:line="250" w:lineRule="exact"/>
             </w:pPr>
             <w:r>
               <w:rPr>
@@ -2880,7 +2880,7 @@
           </w:tcPr>
           <w:p>
             <w:pPr>
-              <w:spacing w:after="0" w:line="250"/>
+              <w:spacing w:after="0" w:line="250" w:lineRule="exact"/>
             </w:pPr>
             <w:r>
               <w:rPr>
@@ -2914,7 +2914,7 @@
           </w:tcPr>
           <w:p>
             <w:pPr>
-              <w:spacing w:after="0" w:line="250"/>
+              <w:spacing w:after="0" w:line="250" w:lineRule="exact"/>
             </w:pPr>
             <w:r>
               <w:rPr>
@@ -2942,7 +2942,7 @@
           </w:tcPr>
           <w:p>
             <w:pPr>
-              <w:spacing w:after="0" w:line="250"/>
+              <w:spacing w:after="0" w:line="250" w:lineRule="exact"/>
             </w:pPr>
             <w:r>
               <w:rPr>
@@ -2970,7 +2970,7 @@
           </w:tcPr>
           <w:p>
             <w:pPr>
-              <w:spacing w:after="0" w:line="250"/>
+              <w:spacing w:after="0" w:line="250" w:lineRule="exact"/>
             </w:pPr>
             <w:r>
               <w:rPr>
@@ -2998,7 +2998,7 @@
           </w:tcPr>
           <w:p>
             <w:pPr>
-              <w:spacing w:after="0" w:line="250"/>
+              <w:spacing w:after="0" w:line="250" w:lineRule="exact"/>
             </w:pPr>
             <w:r>
               <w:rPr>
@@ -3026,7 +3026,7 @@
           </w:tcPr>
           <w:p>
             <w:pPr>
-              <w:spacing w:after="0" w:line="250"/>
+              <w:spacing w:after="0" w:line="250" w:lineRule="exact"/>
             </w:pPr>
             <w:r>
               <w:rPr>
@@ -3074,7 +3074,7 @@
           <w:left w:val="single" w:color="C00000" w:sz="18" w:space="8"/>
         </w:pBdr>
         <w:shd w:fill="FFF3F3" w:val="clear"/>
-        <w:spacing w:after="220" w:before="60" w:line="280"/>
+        <w:spacing w:after="220" w:before="60" w:line="280" w:lineRule="exact"/>
         <w:ind w:left="200" w:right="200"/>
       </w:pPr>
       <w:r>
@@ -3125,7 +3125,7 @@
           </w:tcPr>
           <w:p>
             <w:pPr>
-              <w:spacing w:after="0" w:line="250"/>
+              <w:spacing w:after="0" w:line="250" w:lineRule="exact"/>
               <w:jc w:val="center"/>
             </w:pPr>
             <w:r>
@@ -3154,7 +3154,7 @@
           </w:tcPr>
           <w:p>
             <w:pPr>
-              <w:spacing w:after="0" w:line="250"/>
+              <w:spacing w:after="0" w:line="250" w:lineRule="exact"/>
               <w:jc w:val="center"/>
             </w:pPr>
             <w:r>
@@ -3183,7 +3183,7 @@
           </w:tcPr>
           <w:p>
             <w:pPr>
-              <w:spacing w:after="0" w:line="250"/>
+              <w:spacing w:after="0" w:line="250" w:lineRule="exact"/>
               <w:jc w:val="center"/>
             </w:pPr>
             <w:r>
@@ -3212,7 +3212,7 @@
           </w:tcPr>
           <w:p>
             <w:pPr>
-              <w:spacing w:after="0" w:line="250"/>
+              <w:spacing w:after="0" w:line="250" w:lineRule="exact"/>
               <w:jc w:val="center"/>
             </w:pPr>
             <w:r>
@@ -3241,7 +3241,7 @@
           </w:tcPr>
           <w:p>
             <w:pPr>
-              <w:spacing w:after="0" w:line="250"/>
+              <w:spacing w:after="0" w:line="250" w:lineRule="exact"/>
               <w:jc w:val="center"/>
             </w:pPr>
             <w:r>
@@ -3276,7 +3276,7 @@
           </w:tcPr>
           <w:p>
             <w:pPr>
-              <w:spacing w:after="0" w:line="250"/>
+              <w:spacing w:after="0" w:line="250" w:lineRule="exact"/>
             </w:pPr>
             <w:r>
               <w:rPr>
@@ -3304,7 +3304,7 @@
           </w:tcPr>
           <w:p>
             <w:pPr>
-              <w:spacing w:after="0" w:line="250"/>
+              <w:spacing w:after="0" w:line="250" w:lineRule="exact"/>
             </w:pPr>
             <w:r>
               <w:rPr>
@@ -3332,7 +3332,7 @@
           </w:tcPr>
           <w:p>
             <w:pPr>
-              <w:spacing w:after="0" w:line="250"/>
+              <w:spacing w:after="0" w:line="250" w:lineRule="exact"/>
             </w:pPr>
             <w:r>
               <w:rPr>
@@ -3360,7 +3360,7 @@
           </w:tcPr>
           <w:p>
             <w:pPr>
-              <w:spacing w:after="0" w:line="250"/>
+              <w:spacing w:after="0" w:line="250" w:lineRule="exact"/>
             </w:pPr>
             <w:r>
               <w:rPr>
@@ -3388,7 +3388,7 @@
           </w:tcPr>
           <w:p>
             <w:pPr>
-              <w:spacing w:after="0" w:line="250"/>
+              <w:spacing w:after="0" w:line="250" w:lineRule="exact"/>
             </w:pPr>
             <w:r>
               <w:rPr>
@@ -3436,7 +3436,7 @@
           <w:left w:val="single" w:color="C00000" w:sz="18" w:space="8"/>
         </w:pBdr>
         <w:shd w:fill="FFF3F3" w:val="clear"/>
-        <w:spacing w:after="220" w:before="60" w:line="280"/>
+        <w:spacing w:after="220" w:before="60" w:line="280" w:lineRule="exact"/>
         <w:ind w:left="200" w:right="200"/>
       </w:pPr>
       <w:r>
@@ -3487,7 +3487,7 @@
           </w:tcPr>
           <w:p>
             <w:pPr>
-              <w:spacing w:after="0" w:line="250"/>
+              <w:spacing w:after="0" w:line="250" w:lineRule="exact"/>
               <w:jc w:val="center"/>
             </w:pPr>
             <w:r>
@@ -3516,7 +3516,7 @@
           </w:tcPr>
           <w:p>
             <w:pPr>
-              <w:spacing w:after="0" w:line="250"/>
+              <w:spacing w:after="0" w:line="250" w:lineRule="exact"/>
               <w:jc w:val="center"/>
             </w:pPr>
             <w:r>
@@ -3545,7 +3545,7 @@
           </w:tcPr>
           <w:p>
             <w:pPr>
-              <w:spacing w:after="0" w:line="250"/>
+              <w:spacing w:after="0" w:line="250" w:lineRule="exact"/>
               <w:jc w:val="center"/>
             </w:pPr>
             <w:r>
@@ -3574,7 +3574,7 @@
           </w:tcPr>
           <w:p>
             <w:pPr>
-              <w:spacing w:after="0" w:line="250"/>
+              <w:spacing w:after="0" w:line="250" w:lineRule="exact"/>
               <w:jc w:val="center"/>
             </w:pPr>
             <w:r>
@@ -3603,7 +3603,7 @@
           </w:tcPr>
           <w:p>
             <w:pPr>
-              <w:spacing w:after="0" w:line="250"/>
+              <w:spacing w:after="0" w:line="250" w:lineRule="exact"/>
               <w:jc w:val="center"/>
             </w:pPr>
             <w:r>
@@ -3638,7 +3638,7 @@
           </w:tcPr>
           <w:p>
             <w:pPr>
-              <w:spacing w:after="0" w:line="250"/>
+              <w:spacing w:after="0" w:line="250" w:lineRule="exact"/>
             </w:pPr>
             <w:r>
               <w:rPr>
@@ -3666,7 +3666,7 @@
           </w:tcPr>
           <w:p>
             <w:pPr>
-              <w:spacing w:after="0" w:line="250"/>
+              <w:spacing w:after="0" w:line="250" w:lineRule="exact"/>
             </w:pPr>
             <w:r>
               <w:rPr>
@@ -3694,7 +3694,7 @@
           </w:tcPr>
           <w:p>
             <w:pPr>
-              <w:spacing w:after="0" w:line="250"/>
+              <w:spacing w:after="0" w:line="250" w:lineRule="exact"/>
             </w:pPr>
             <w:r>
               <w:rPr>
@@ -3722,7 +3722,7 @@
           </w:tcPr>
           <w:p>
             <w:pPr>
-              <w:spacing w:after="0" w:line="250"/>
+              <w:spacing w:after="0" w:line="250" w:lineRule="exact"/>
             </w:pPr>
             <w:r>
               <w:rPr>
@@ -3750,7 +3750,7 @@
           </w:tcPr>
           <w:p>
             <w:pPr>
-              <w:spacing w:after="0" w:line="250"/>
+              <w:spacing w:after="0" w:line="250" w:lineRule="exact"/>
             </w:pPr>
             <w:r>
               <w:rPr>
@@ -3784,7 +3784,7 @@
           </w:tcPr>
           <w:p>
             <w:pPr>
-              <w:spacing w:after="0" w:line="250"/>
+              <w:spacing w:after="0" w:line="250" w:lineRule="exact"/>
             </w:pPr>
             <w:r>
               <w:rPr>
@@ -3812,7 +3812,7 @@
           </w:tcPr>
           <w:p>
             <w:pPr>
-              <w:spacing w:after="0" w:line="250"/>
+              <w:spacing w:after="0" w:line="250" w:lineRule="exact"/>
             </w:pPr>
             <w:r>
               <w:rPr>
@@ -3840,7 +3840,7 @@
           </w:tcPr>
           <w:p>
             <w:pPr>
-              <w:spacing w:after="0" w:line="250"/>
+              <w:spacing w:after="0" w:line="250" w:lineRule="exact"/>
             </w:pPr>
             <w:r>
               <w:rPr>
@@ -3868,7 +3868,7 @@
           </w:tcPr>
           <w:p>
             <w:pPr>
-              <w:spacing w:after="0" w:line="250"/>
+              <w:spacing w:after="0" w:line="250" w:lineRule="exact"/>
             </w:pPr>
             <w:r>
               <w:rPr>
@@ -3896,7 +3896,7 @@
           </w:tcPr>
           <w:p>
             <w:pPr>
-              <w:spacing w:after="0" w:line="250"/>
+              <w:spacing w:after="0" w:line="250" w:lineRule="exact"/>
             </w:pPr>
             <w:r>
               <w:rPr>
@@ -3930,7 +3930,7 @@
           </w:tcPr>
           <w:p>
             <w:pPr>
-              <w:spacing w:after="0" w:line="250"/>
+              <w:spacing w:after="0" w:line="250" w:lineRule="exact"/>
             </w:pPr>
             <w:r>
               <w:rPr>
@@ -3958,7 +3958,7 @@
           </w:tcPr>
           <w:p>
             <w:pPr>
-              <w:spacing w:after="0" w:line="250"/>
+              <w:spacing w:after="0" w:line="250" w:lineRule="exact"/>
             </w:pPr>
             <w:r>
               <w:rPr>
@@ -3986,7 +3986,7 @@
           </w:tcPr>
           <w:p>
             <w:pPr>
-              <w:spacing w:after="0" w:line="250"/>
+              <w:spacing w:after="0" w:line="250" w:lineRule="exact"/>
             </w:pPr>
             <w:r>
               <w:rPr>
@@ -4014,7 +4014,7 @@
           </w:tcPr>
           <w:p>
             <w:pPr>
-              <w:spacing w:after="0" w:line="250"/>
+              <w:spacing w:after="0" w:line="250" w:lineRule="exact"/>
             </w:pPr>
             <w:r>
               <w:rPr>
@@ -4042,7 +4042,7 @@
           </w:tcPr>
           <w:p>
             <w:pPr>
-              <w:spacing w:after="0" w:line="250"/>
+              <w:spacing w:after="0" w:line="250" w:lineRule="exact"/>
             </w:pPr>
             <w:r>
               <w:rPr>
@@ -4076,7 +4076,7 @@
           </w:tcPr>
           <w:p>
             <w:pPr>
-              <w:spacing w:after="0" w:line="250"/>
+              <w:spacing w:after="0" w:line="250" w:lineRule="exact"/>
             </w:pPr>
             <w:r>
               <w:rPr>
@@ -4104,7 +4104,7 @@
           </w:tcPr>
           <w:p>
             <w:pPr>
-              <w:spacing w:after="0" w:line="250"/>
+              <w:spacing w:after="0" w:line="250" w:lineRule="exact"/>
             </w:pPr>
             <w:r>
               <w:rPr>
@@ -4132,7 +4132,7 @@
           </w:tcPr>
           <w:p>
             <w:pPr>
-              <w:spacing w:after="0" w:line="250"/>
+              <w:spacing w:after="0" w:line="250" w:lineRule="exact"/>
             </w:pPr>
             <w:r>
               <w:rPr>
@@ -4160,7 +4160,7 @@
           </w:tcPr>
           <w:p>
             <w:pPr>
-              <w:spacing w:after="0" w:line="250"/>
+              <w:spacing w:after="0" w:line="250" w:lineRule="exact"/>
             </w:pPr>
             <w:r>
               <w:rPr>
@@ -4188,7 +4188,7 @@
           </w:tcPr>
           <w:p>
             <w:pPr>
-              <w:spacing w:after="0" w:line="250"/>
+              <w:spacing w:after="0" w:line="250" w:lineRule="exact"/>
             </w:pPr>
             <w:r>
               <w:rPr>
@@ -4222,7 +4222,7 @@
           </w:tcPr>
           <w:p>
             <w:pPr>
-              <w:spacing w:after="0" w:line="250"/>
+              <w:spacing w:after="0" w:line="250" w:lineRule="exact"/>
             </w:pPr>
             <w:r>
               <w:rPr>
@@ -4250,7 +4250,7 @@
           </w:tcPr>
           <w:p>
             <w:pPr>
-              <w:spacing w:after="0" w:line="250"/>
+              <w:spacing w:after="0" w:line="250" w:lineRule="exact"/>
             </w:pPr>
             <w:r>
               <w:rPr>
@@ -4278,7 +4278,7 @@
           </w:tcPr>
           <w:p>
             <w:pPr>
-              <w:spacing w:after="0" w:line="250"/>
+              <w:spacing w:after="0" w:line="250" w:lineRule="exact"/>
             </w:pPr>
             <w:r>
               <w:rPr>
@@ -4306,7 +4306,7 @@
           </w:tcPr>
           <w:p>
             <w:pPr>
-              <w:spacing w:after="0" w:line="250"/>
+              <w:spacing w:after="0" w:line="250" w:lineRule="exact"/>
             </w:pPr>
             <w:r>
               <w:rPr>
@@ -4334,7 +4334,7 @@
           </w:tcPr>
           <w:p>
             <w:pPr>
-              <w:spacing w:after="0" w:line="250"/>
+              <w:spacing w:after="0" w:line="250" w:lineRule="exact"/>
             </w:pPr>
             <w:r>
               <w:rPr>
@@ -4368,7 +4368,7 @@
           </w:tcPr>
           <w:p>
             <w:pPr>
-              <w:spacing w:after="0" w:line="250"/>
+              <w:spacing w:after="0" w:line="250" w:lineRule="exact"/>
             </w:pPr>
             <w:r>
               <w:rPr>
@@ -4396,7 +4396,7 @@
           </w:tcPr>
           <w:p>
             <w:pPr>
-              <w:spacing w:after="0" w:line="250"/>
+              <w:spacing w:after="0" w:line="250" w:lineRule="exact"/>
             </w:pPr>
             <w:r>
               <w:rPr>
@@ -4424,7 +4424,7 @@
           </w:tcPr>
           <w:p>
             <w:pPr>
-              <w:spacing w:after="0" w:line="250"/>
+              <w:spacing w:after="0" w:line="250" w:lineRule="exact"/>
             </w:pPr>
             <w:r>
               <w:rPr>
@@ -4452,7 +4452,7 @@
           </w:tcPr>
           <w:p>
             <w:pPr>
-              <w:spacing w:after="0" w:line="250"/>
+              <w:spacing w:after="0" w:line="250" w:lineRule="exact"/>
             </w:pPr>
             <w:r>
               <w:rPr>
@@ -4480,7 +4480,7 @@
           </w:tcPr>
           <w:p>
             <w:pPr>
-              <w:spacing w:after="0" w:line="250"/>
+              <w:spacing w:after="0" w:line="250" w:lineRule="exact"/>
             </w:pPr>
             <w:r>
               <w:rPr>
@@ -4514,7 +4514,7 @@
           </w:tcPr>
           <w:p>
             <w:pPr>
-              <w:spacing w:after="0" w:line="250"/>
+              <w:spacing w:after="0" w:line="250" w:lineRule="exact"/>
             </w:pPr>
             <w:r>
               <w:rPr>
@@ -4542,7 +4542,7 @@
           </w:tcPr>
           <w:p>
             <w:pPr>
-              <w:spacing w:after="0" w:line="250"/>
+              <w:spacing w:after="0" w:line="250" w:lineRule="exact"/>
             </w:pPr>
             <w:r>
               <w:rPr>
@@ -4570,7 +4570,7 @@
           </w:tcPr>
           <w:p>
             <w:pPr>
-              <w:spacing w:after="0" w:line="250"/>
+              <w:spacing w:after="0" w:line="250" w:lineRule="exact"/>
             </w:pPr>
             <w:r>
               <w:rPr>
@@ -4598,7 +4598,7 @@
           </w:tcPr>
           <w:p>
             <w:pPr>
-              <w:spacing w:after="0" w:line="250"/>
+              <w:spacing w:after="0" w:line="250" w:lineRule="exact"/>
             </w:pPr>
             <w:r>
               <w:rPr>
@@ -4626,7 +4626,7 @@
           </w:tcPr>
           <w:p>
             <w:pPr>
-              <w:spacing w:after="0" w:line="250"/>
+              <w:spacing w:after="0" w:line="250" w:lineRule="exact"/>
             </w:pPr>
             <w:r>
               <w:rPr>
@@ -4660,7 +4660,7 @@
           </w:tcPr>
           <w:p>
             <w:pPr>
-              <w:spacing w:after="0" w:line="250"/>
+              <w:spacing w:after="0" w:line="250" w:lineRule="exact"/>
             </w:pPr>
             <w:r>
               <w:rPr>
@@ -4688,7 +4688,7 @@
           </w:tcPr>
           <w:p>
             <w:pPr>
-              <w:spacing w:after="0" w:line="250"/>
+              <w:spacing w:after="0" w:line="250" w:lineRule="exact"/>
             </w:pPr>
             <w:r>
               <w:rPr>
@@ -4716,7 +4716,7 @@
           </w:tcPr>
           <w:p>
             <w:pPr>
-              <w:spacing w:after="0" w:line="250"/>
+              <w:spacing w:after="0" w:line="250" w:lineRule="exact"/>
             </w:pPr>
             <w:r>
               <w:rPr>
@@ -4744,7 +4744,7 @@
           </w:tcPr>
           <w:p>
             <w:pPr>
-              <w:spacing w:after="0" w:line="250"/>
+              <w:spacing w:after="0" w:line="250" w:lineRule="exact"/>
             </w:pPr>
             <w:r>
               <w:rPr>
@@ -4772,7 +4772,7 @@
           </w:tcPr>
           <w:p>
             <w:pPr>
-              <w:spacing w:after="0" w:line="250"/>
+              <w:spacing w:after="0" w:line="250" w:lineRule="exact"/>
             </w:pPr>
             <w:r>
               <w:rPr>
@@ -4806,7 +4806,7 @@
           </w:tcPr>
           <w:p>
             <w:pPr>
-              <w:spacing w:after="0" w:line="250"/>
+              <w:spacing w:after="0" w:line="250" w:lineRule="exact"/>
             </w:pPr>
             <w:r>
               <w:rPr>
@@ -4834,7 +4834,7 @@
           </w:tcPr>
           <w:p>
             <w:pPr>
-              <w:spacing w:after="0" w:line="250"/>
+              <w:spacing w:after="0" w:line="250" w:lineRule="exact"/>
             </w:pPr>
             <w:r>
               <w:rPr>
@@ -4862,7 +4862,7 @@
           </w:tcPr>
           <w:p>
             <w:pPr>
-              <w:spacing w:after="0" w:line="250"/>
+              <w:spacing w:after="0" w:line="250" w:lineRule="exact"/>
             </w:pPr>
             <w:r>
               <w:rPr>
@@ -4890,7 +4890,7 @@
           </w:tcPr>
           <w:p>
             <w:pPr>
-              <w:spacing w:after="0" w:line="250"/>
+              <w:spacing w:after="0" w:line="250" w:lineRule="exact"/>
             </w:pPr>
             <w:r>
               <w:rPr>
@@ -4918,7 +4918,7 @@
           </w:tcPr>
           <w:p>
             <w:pPr>
-              <w:spacing w:after="0" w:line="250"/>
+              <w:spacing w:after="0" w:line="250" w:lineRule="exact"/>
             </w:pPr>
             <w:r>
               <w:rPr>
@@ -4952,7 +4952,7 @@
           </w:tcPr>
           <w:p>
             <w:pPr>
-              <w:spacing w:after="0" w:line="250"/>
+              <w:spacing w:after="0" w:line="250" w:lineRule="exact"/>
             </w:pPr>
             <w:r>
               <w:rPr>
@@ -4980,7 +4980,7 @@
           </w:tcPr>
           <w:p>
             <w:pPr>
-              <w:spacing w:after="0" w:line="250"/>
+              <w:spacing w:after="0" w:line="250" w:lineRule="exact"/>
             </w:pPr>
             <w:r>
               <w:rPr>
@@ -5008,7 +5008,7 @@
           </w:tcPr>
           <w:p>
             <w:pPr>
-              <w:spacing w:after="0" w:line="250"/>
+              <w:spacing w:after="0" w:line="250" w:lineRule="exact"/>
             </w:pPr>
             <w:r>
               <w:rPr>
@@ -5036,7 +5036,7 @@
           </w:tcPr>
           <w:p>
             <w:pPr>
-              <w:spacing w:after="0" w:line="250"/>
+              <w:spacing w:after="0" w:line="250" w:lineRule="exact"/>
             </w:pPr>
             <w:r>
               <w:rPr>
@@ -5064,7 +5064,7 @@
           </w:tcPr>
           <w:p>
             <w:pPr>
-              <w:spacing w:after="0" w:line="250"/>
+              <w:spacing w:after="0" w:line="250" w:lineRule="exact"/>
             </w:pPr>
             <w:r>
               <w:rPr>
@@ -5098,7 +5098,7 @@
           </w:tcPr>
           <w:p>
             <w:pPr>
-              <w:spacing w:after="0" w:line="250"/>
+              <w:spacing w:after="0" w:line="250" w:lineRule="exact"/>
             </w:pPr>
             <w:r>
               <w:rPr>
@@ -5126,7 +5126,7 @@
           </w:tcPr>
           <w:p>
             <w:pPr>
-              <w:spacing w:after="0" w:line="250"/>
+              <w:spacing w:after="0" w:line="250" w:lineRule="exact"/>
             </w:pPr>
             <w:r>
               <w:rPr>
@@ -5154,7 +5154,7 @@
           </w:tcPr>
           <w:p>
             <w:pPr>
-              <w:spacing w:after="0" w:line="250"/>
+              <w:spacing w:after="0" w:line="250" w:lineRule="exact"/>
             </w:pPr>
             <w:r>
               <w:rPr>
@@ -5182,7 +5182,7 @@
           </w:tcPr>
           <w:p>
             <w:pPr>
-              <w:spacing w:after="0" w:line="250"/>
+              <w:spacing w:after="0" w:line="250" w:lineRule="exact"/>
             </w:pPr>
             <w:r>
               <w:rPr>
@@ -5210,7 +5210,7 @@
           </w:tcPr>
           <w:p>
             <w:pPr>
-              <w:spacing w:after="0" w:line="250"/>
+              <w:spacing w:after="0" w:line="250" w:lineRule="exact"/>
             </w:pPr>
             <w:r>
               <w:rPr>
@@ -5234,7 +5234,7 @@
     </w:p>
     <w:p>
       <w:pPr>
-        <w:spacing w:after="200" w:line="300"/>
+        <w:spacing w:after="200" w:line="300" w:lineRule="exact"/>
       </w:pPr>
       <w:r>
         <w:rPr>
@@ -5250,7 +5250,7 @@
     </w:p>
     <w:p>
       <w:pPr>
-        <w:spacing w:after="60" w:line="300"/>
+        <w:spacing w:after="60" w:line="300" w:lineRule="exact"/>
       </w:pPr>
       <w:r>
         <w:rPr>
@@ -5263,7 +5263,7 @@
     </w:p>
     <w:p>
       <w:pPr>
-        <w:spacing w:after="240" w:line="300"/>
+        <w:spacing w:after="240" w:line="300" w:lineRule="exact"/>
       </w:pPr>
       <w:r>
         <w:rPr>
@@ -5276,7 +5276,7 @@
     </w:p>
     <w:p>
       <w:pPr>
-        <w:spacing w:after="120" w:line="300"/>
+        <w:spacing w:after="120" w:line="300" w:lineRule="exact"/>
       </w:pPr>
       <w:r>
         <w:rPr>
@@ -5289,7 +5289,7 @@
     </w:p>
     <w:p>
       <w:pPr>
-        <w:spacing w:after="120" w:line="300"/>
+        <w:spacing w:after="120" w:line="300" w:lineRule="exact"/>
       </w:pPr>
       <w:r>
         <w:rPr>
@@ -5510,7 +5510,13 @@
 <file path=word/styles.xml><?xml version="1.0" encoding="utf-8"?>
 <w:styles xmlns:mc="http://schemas.openxmlformats.org/markup-compatibility/2006" xmlns:r="http://schemas.openxmlformats.org/officeDocument/2006/relationships" xmlns:w="http://schemas.openxmlformats.org/wordprocessingml/2006/main" xmlns:w14="http://schemas.microsoft.com/office/word/2010/wordml" xmlns:w15="http://schemas.microsoft.com/office/word/2012/wordml" mc:Ignorable="w14 w15">
   <w:docDefaults>
-    <w:rPrDefault/>
+    <w:rPrDefault>
+      <w:rPr>
+        <w:rFonts w:ascii="游明朝" w:cs="游明朝" w:eastAsia="游明朝" w:hAnsi="游明朝"/>
+        <w:sz w:val="21"/>
+        <w:szCs w:val="21"/>
+      </w:rPr>
+    </w:rPrDefault>
     <w:pPrDefault/>
   </w:docDefaults>
   <w:style w:type="paragraph" w:styleId="Title">

--- a/output/13-1_北塩原村第10期_照会票_束1_保険料と推計の確定.docx
+++ b/output/13-1_北塩原村第10期_照会票_束1_保険料と推計の確定.docx
@@ -108,7 +108,7 @@
           <w:sz w:val="22"/>
           <w:szCs w:val="22"/>
         </w:rPr>
-        <w:t xml:space="preserve">ご確認・ご提供をお願いしたい事項　25件</w:t>
+        <w:t xml:space="preserve">ご確認・ご提供をお願いしたい事項　26件</w:t>
       </w:r>
     </w:p>
     <w:p>
@@ -527,7 +527,7 @@
                 <w:sz w:val="17"/>
                 <w:szCs w:val="17"/>
               </w:rPr>
-              <w:t xml:space="preserve">12件</w:t>
+              <w:t xml:space="preserve">13件</w:t>
             </w:r>
           </w:p>
         </w:tc>
@@ -2926,6 +2926,152 @@
                 <w:szCs w:val="17"/>
               </w:rPr>
               <w:t xml:space="preserve">12</w:t>
+            </w:r>
+          </w:p>
+        </w:tc>
+        <w:tc>
+          <w:tcPr>
+            <w:tcW w:type="dxa" w:w="3182"/>
+            <w:shd w:fill="FFFFFF" w:val="clear"/>
+            <w:tcMar>
+              <w:top w:type="dxa" w:w="70"/>
+              <w:left w:type="dxa" w:w="90"/>
+              <w:bottom w:type="dxa" w:w="70"/>
+              <w:right w:type="dxa" w:w="90"/>
+            </w:tcMar>
+          </w:tcPr>
+          <w:p>
+            <w:pPr>
+              <w:spacing w:after="0" w:line="250" w:lineRule="exact"/>
+            </w:pPr>
+            <w:r>
+              <w:rPr>
+                <w:rFonts w:ascii="游ゴシック" w:cs="游ゴシック" w:eastAsia="游ゴシック" w:hAnsi="游ゴシック"/>
+                <w:b w:val="false"/>
+                <w:bCs w:val="false"/>
+                <w:color w:val="000000"/>
+                <w:sz w:val="17"/>
+                <w:szCs w:val="17"/>
+              </w:rPr>
+              <w:t xml:space="preserve">障がい福祉と介護保険で数を揃える3つの対象（第2号被保険者・65歳到達者・適用除外施設入所者）</w:t>
+            </w:r>
+          </w:p>
+        </w:tc>
+        <w:tc>
+          <w:tcPr>
+            <w:tcW w:type="dxa" w:w="2714"/>
+            <w:shd w:fill="FFFFFF" w:val="clear"/>
+            <w:tcMar>
+              <w:top w:type="dxa" w:w="70"/>
+              <w:left w:type="dxa" w:w="90"/>
+              <w:bottom w:type="dxa" w:w="70"/>
+              <w:right w:type="dxa" w:w="90"/>
+            </w:tcMar>
+          </w:tcPr>
+          <w:p>
+            <w:pPr>
+              <w:spacing w:after="0" w:line="250" w:lineRule="exact"/>
+            </w:pPr>
+            <w:r>
+              <w:rPr>
+                <w:rFonts w:ascii="游ゴシック" w:cs="游ゴシック" w:eastAsia="游ゴシック" w:hAnsi="游ゴシック"/>
+                <w:b w:val="false"/>
+                <w:bCs w:val="false"/>
+                <w:color w:val="000000"/>
+                <w:sz w:val="17"/>
+                <w:szCs w:val="17"/>
+              </w:rPr>
+              <w:t xml:space="preserve">第2号被保険者は各年度2人から3人、65歳到達による移行は0、適用除外の該当者はなしとして置いて進めている。適用除外の該当者がいる場合は第1号被保険者数が減り、保険料の分母が動く。65歳到達による移行が生じる場合は、障がい側を減らし介護側を増やす形で両計画の見込量を同じ年度に動かす。いずれも差替えの範囲は5-1・5-3・5-4にとどまる。</w:t>
+            </w:r>
+          </w:p>
+        </w:tc>
+        <w:tc>
+          <w:tcPr>
+            <w:tcW w:type="dxa" w:w="1217"/>
+            <w:shd w:fill="FFFFFF" w:val="clear"/>
+            <w:tcMar>
+              <w:top w:type="dxa" w:w="70"/>
+              <w:left w:type="dxa" w:w="90"/>
+              <w:bottom w:type="dxa" w:w="70"/>
+              <w:right w:type="dxa" w:w="90"/>
+            </w:tcMar>
+          </w:tcPr>
+          <w:p>
+            <w:pPr>
+              <w:spacing w:after="0" w:line="250" w:lineRule="exact"/>
+            </w:pPr>
+            <w:r>
+              <w:rPr>
+                <w:rFonts w:ascii="游ゴシック" w:cs="游ゴシック" w:eastAsia="游ゴシック" w:hAnsi="游ゴシック"/>
+                <w:b w:val="false"/>
+                <w:bCs w:val="false"/>
+                <w:color w:val="000000"/>
+                <w:sz w:val="17"/>
+                <w:szCs w:val="17"/>
+              </w:rPr>
+              <w:t xml:space="preserve">11月上旬（第2回策定委員会の資料作成前）</w:t>
+            </w:r>
+          </w:p>
+        </w:tc>
+        <w:tc>
+          <w:tcPr>
+            <w:tcW w:type="dxa" w:w="1873"/>
+            <w:shd w:fill="FFFFFF" w:val="clear"/>
+            <w:tcMar>
+              <w:top w:type="dxa" w:w="70"/>
+              <w:left w:type="dxa" w:w="90"/>
+              <w:bottom w:type="dxa" w:w="70"/>
+              <w:right w:type="dxa" w:w="90"/>
+            </w:tcMar>
+          </w:tcPr>
+          <w:p>
+            <w:pPr>
+              <w:spacing w:after="0" w:line="250" w:lineRule="exact"/>
+            </w:pPr>
+            <w:r>
+              <w:rPr>
+                <w:rFonts w:ascii="游ゴシック" w:cs="游ゴシック" w:eastAsia="游ゴシック" w:hAnsi="游ゴシック"/>
+                <w:b w:val="false"/>
+                <w:bCs w:val="false"/>
+                <w:color w:val="000000"/>
+                <w:sz w:val="17"/>
+                <w:szCs w:val="17"/>
+              </w:rPr>
+              <w:t xml:space="preserve"/>
+            </w:r>
+          </w:p>
+        </w:tc>
+      </w:tr>
+      <w:tr>
+        <w:trPr>
+          <w:cantSplit/>
+          <w:trHeight w:val="700" w:hRule="atLeast"/>
+        </w:trPr>
+        <w:tc>
+          <w:tcPr>
+            <w:tcW w:type="dxa" w:w="374"/>
+            <w:shd w:fill="FFFFFF" w:val="clear"/>
+            <w:tcMar>
+              <w:top w:type="dxa" w:w="70"/>
+              <w:left w:type="dxa" w:w="90"/>
+              <w:bottom w:type="dxa" w:w="70"/>
+              <w:right w:type="dxa" w:w="90"/>
+            </w:tcMar>
+          </w:tcPr>
+          <w:p>
+            <w:pPr>
+              <w:spacing w:after="0" w:line="250" w:lineRule="exact"/>
+            </w:pPr>
+            <w:r>
+              <w:rPr>
+                <w:rFonts w:ascii="游ゴシック" w:cs="游ゴシック" w:eastAsia="游ゴシック" w:hAnsi="游ゴシック"/>
+                <w:b w:val="false"/>
+                <w:bCs w:val="false"/>
+                <w:color w:val="000000"/>
+                <w:sz w:val="17"/>
+                <w:szCs w:val="17"/>
+              </w:rPr>
+              <w:t xml:space="preserve">13</w:t>
             </w:r>
           </w:p>
         </w:tc>

--- a/output/13-1_北塩原村第10期_照会票_束1_保険料と推計の確定.docx
+++ b/output/13-1_北塩原村第10期_照会票_束1_保険料と推計の確定.docx
@@ -108,7 +108,7 @@
           <w:sz w:val="22"/>
           <w:szCs w:val="22"/>
         </w:rPr>
-        <w:t xml:space="preserve">ご確認・ご提供をお願いしたい事項　26件</w:t>
+        <w:t xml:space="preserve">ご確認・ご提供をお願いしたい事項　27件</w:t>
       </w:r>
     </w:p>
     <w:p>
@@ -527,7 +527,7 @@
                 <w:sz w:val="17"/>
                 <w:szCs w:val="17"/>
               </w:rPr>
-              <w:t xml:space="preserve">13件</w:t>
+              <w:t xml:space="preserve">14件</w:t>
             </w:r>
           </w:p>
         </w:tc>
@@ -2223,7 +2223,7 @@
                 <w:sz w:val="17"/>
                 <w:szCs w:val="17"/>
               </w:rPr>
-              <w:t xml:space="preserve">条例上の保険料基準額の百円未満の処理（第9期は切捨てと見られる）</w:t>
+              <w:t xml:space="preserve">本村の介護報酬の地域区分（級地）と、令和9年度の改定における見直しの有無</w:t>
             </w:r>
           </w:p>
         </w:tc>
@@ -2251,7 +2251,7 @@
                 <w:sz w:val="17"/>
                 <w:szCs w:val="17"/>
               </w:rPr>
-              <w:t xml:space="preserve">第9期の実例（算定上6,760.76円に対し条例6,700円）に合わせて切捨てで示した。四捨五入とした場合、基金の3案のうちB案（24,000千円取崩）は第10期6,000円・第11期6,800円となり、切捨て（5,900円・6,700円）と100円動く。条例の文言を確かめるまでは切捨てで置き、確認後に確定する。</w:t>
+              <w:t xml:space="preserve">10/14 起票。本計画の単価は本村の給付費の実績から算出しているため、現行の地域区分は実績に織り込まれており、算定そのものは進む。級地が見直された場合は単価の趨勢や改定率とは別に単価が動くため、5-4(10)に前提として明記し、5-12に確定の条件として掲げた。ご回答がない場合は現行の地域区分のまま算定してお示しする。</w:t>
             </w:r>
           </w:p>
         </w:tc>
@@ -2279,7 +2279,7 @@
                 <w:sz w:val="17"/>
                 <w:szCs w:val="17"/>
               </w:rPr>
-              <w:t xml:space="preserve">11月上旬（第2回策定委員会まで）</w:t>
+              <w:t xml:space="preserve">11月上旬（第2回策定委員会資料の確定前）</w:t>
             </w:r>
           </w:p>
         </w:tc>
@@ -2369,7 +2369,7 @@
                 <w:sz w:val="17"/>
                 <w:szCs w:val="17"/>
               </w:rPr>
-              <w:t xml:space="preserve">第1号被保険者数の前期・後期の内訳が国の様式（3区分）と素案5-2（2区分）で食い違う</w:t>
+              <w:t xml:space="preserve">条例上の保険料基準額の百円未満の処理（第9期は切捨てと見られる）</w:t>
             </w:r>
           </w:p>
         </w:tc>
@@ -2397,7 +2397,7 @@
                 <w:sz w:val="17"/>
                 <w:szCs w:val="17"/>
               </w:rPr>
-              <w:t xml:space="preserve">10/7 に素案5-2を国の様式（3区分。前期444／425／405、後期560／575／589）に書き換え、2-2の「後期高齢者は令和12年の551人まで増加」を602人に直した。当方のB案の内訳は検算として注記に残した。併記の形でよいかのご確認を待つ。</w:t>
+              <w:t xml:space="preserve">第9期の実例（算定上6,760.76円に対し条例6,700円）に合わせて切捨てで示した。四捨五入とした場合、基金の3案のうちB案（24,000千円取崩）は第10期6,000円・第11期6,800円となり、切捨て（5,900円・6,700円）と100円動く。条例の文言を確かめるまでは切捨てで置き、確認後に確定する。</w:t>
             </w:r>
           </w:p>
         </w:tc>
@@ -2515,7 +2515,7 @@
                 <w:sz w:val="17"/>
                 <w:szCs w:val="17"/>
               </w:rPr>
-              <w:t xml:space="preserve">算定上の保険料月額を条例上の基準額に置き換える方法（第9期の扱い）</w:t>
+              <w:t xml:space="preserve">第1号被保険者数の前期・後期の内訳が国の様式（3区分）と素案5-2（2区分）で食い違う</w:t>
             </w:r>
           </w:p>
         </w:tc>
@@ -2543,7 +2543,7 @@
                 <w:sz w:val="17"/>
                 <w:szCs w:val="17"/>
               </w:rPr>
-              <w:t xml:space="preserve">算定上の月額をそのまま掲げている。条例上の基準額への置き換え方（端数の扱い）が決まると提示額が変わる。</w:t>
+              <w:t xml:space="preserve">10/7 に素案5-2を国の様式（3区分。前期444／425／405、後期560／575／589）に書き換え、2-2の「後期高齢者は令和12年の551人まで増加」を602人に直した。当方のB案の内訳は検算として注記に残した。併記の形でよいかのご確認を待つ。</w:t>
             </w:r>
           </w:p>
         </w:tc>
@@ -2571,7 +2571,7 @@
                 <w:sz w:val="17"/>
                 <w:szCs w:val="17"/>
               </w:rPr>
-              <w:t xml:space="preserve">10月中旬</w:t>
+              <w:t xml:space="preserve">11月上旬（第2回策定委員会まで）</w:t>
             </w:r>
           </w:p>
         </w:tc>
@@ -2661,7 +2661,7 @@
                 <w:sz w:val="17"/>
                 <w:szCs w:val="17"/>
               </w:rPr>
-              <w:t xml:space="preserve">認定者数が国の推計（3か年計629人）と当方の算定（651人）で3.4%食い違う</w:t>
+              <w:t xml:space="preserve">算定上の保険料月額を条例上の基準額に置き換える方法（第9期の扱い）</w:t>
             </w:r>
           </w:p>
         </w:tc>
@@ -2689,7 +2689,7 @@
                 <w:sz w:val="17"/>
                 <w:szCs w:val="17"/>
               </w:rPr>
-              <w:t xml:space="preserve">10/7 に素案5-3を国の値（208／211／210）に書き換え、当方の算定（214／217／220）を検算として併記した。差の原因は認定率の置き方であることを本文に書いた。併記の形でよいかのご確認を待つ。</w:t>
+              <w:t xml:space="preserve">算定上の月額をそのまま掲げている。条例上の基準額への置き換え方（端数の扱い）が決まると提示額が変わる。</w:t>
             </w:r>
           </w:p>
         </w:tc>
@@ -2717,7 +2717,7 @@
                 <w:sz w:val="17"/>
                 <w:szCs w:val="17"/>
               </w:rPr>
-              <w:t xml:space="preserve">11月上旬（第2回策定委員会まで）</w:t>
+              <w:t xml:space="preserve">10月中旬</w:t>
             </w:r>
           </w:p>
         </w:tc>
@@ -2807,7 +2807,7 @@
                 <w:sz w:val="17"/>
                 <w:szCs w:val="17"/>
               </w:rPr>
-              <w:t xml:space="preserve">調整交付金見込交付割合5.36／5.03／4.67%の出所（県の指示値か村の入力値か）</w:t>
+              <w:t xml:space="preserve">認定者数が国の推計（3か年計629人）と当方の算定（651人）で3.4%食い違う</w:t>
             </w:r>
           </w:p>
         </w:tc>
@@ -2835,7 +2835,7 @@
                 <w:sz w:val="17"/>
                 <w:szCs w:val="17"/>
               </w:rPr>
-              <w:t xml:space="preserve">国の値（5.36／5.03／4.67%）を正として5-7を書き換える。当方が復元した4.10〜4.32%との差（1.0ポイント超＝月額約260円）は、出所が分かれば説明できる。</w:t>
+              <w:t xml:space="preserve">10/7 に素案5-3を国の値（208／211／210）に書き換え、当方の算定（214／217／220）を検算として併記した。差の原因は認定率の置き方であることを本文に書いた。併記の形でよいかのご確認を待つ。</w:t>
             </w:r>
           </w:p>
         </w:tc>
@@ -2863,7 +2863,7 @@
                 <w:sz w:val="17"/>
                 <w:szCs w:val="17"/>
               </w:rPr>
-              <w:t xml:space="preserve">10月下旬</w:t>
+              <w:t xml:space="preserve">11月上旬（第2回策定委員会まで）</w:t>
             </w:r>
           </w:p>
         </w:tc>
@@ -2953,7 +2953,7 @@
                 <w:sz w:val="17"/>
                 <w:szCs w:val="17"/>
               </w:rPr>
-              <w:t xml:space="preserve">障がい福祉と介護保険で数を揃える3つの対象（第2号被保険者・65歳到達者・適用除外施設入所者）</w:t>
+              <w:t xml:space="preserve">調整交付金見込交付割合5.36／5.03／4.67%の出所（県の指示値か村の入力値か）</w:t>
             </w:r>
           </w:p>
         </w:tc>
@@ -2981,7 +2981,7 @@
                 <w:sz w:val="17"/>
                 <w:szCs w:val="17"/>
               </w:rPr>
-              <w:t xml:space="preserve">第2号被保険者は各年度2人から3人、65歳到達による移行は0、適用除外の該当者はなしとして置いて進めている。適用除外の該当者がいる場合は第1号被保険者数が減り、保険料の分母が動く。65歳到達による移行が生じる場合は、障がい側を減らし介護側を増やす形で両計画の見込量を同じ年度に動かす。いずれも差替えの範囲は5-1・5-3・5-4にとどまる。</w:t>
+              <w:t xml:space="preserve">国の値（5.36／5.03／4.67%）を正として5-7を書き換える。当方が復元した4.10〜4.32%との差（1.0ポイント超＝月額約260円）は、出所が分かれば説明できる。</w:t>
             </w:r>
           </w:p>
         </w:tc>
@@ -3009,7 +3009,7 @@
                 <w:sz w:val="17"/>
                 <w:szCs w:val="17"/>
               </w:rPr>
-              <w:t xml:space="preserve">11月上旬（第2回策定委員会の資料作成前）</w:t>
+              <w:t xml:space="preserve">10月下旬</w:t>
             </w:r>
           </w:p>
         </w:tc>
@@ -3072,6 +3072,152 @@
                 <w:szCs w:val="17"/>
               </w:rPr>
               <w:t xml:space="preserve">13</w:t>
+            </w:r>
+          </w:p>
+        </w:tc>
+        <w:tc>
+          <w:tcPr>
+            <w:tcW w:type="dxa" w:w="3182"/>
+            <w:shd w:fill="FFFFFF" w:val="clear"/>
+            <w:tcMar>
+              <w:top w:type="dxa" w:w="70"/>
+              <w:left w:type="dxa" w:w="90"/>
+              <w:bottom w:type="dxa" w:w="70"/>
+              <w:right w:type="dxa" w:w="90"/>
+            </w:tcMar>
+          </w:tcPr>
+          <w:p>
+            <w:pPr>
+              <w:spacing w:after="0" w:line="250" w:lineRule="exact"/>
+            </w:pPr>
+            <w:r>
+              <w:rPr>
+                <w:rFonts w:ascii="游ゴシック" w:cs="游ゴシック" w:eastAsia="游ゴシック" w:hAnsi="游ゴシック"/>
+                <w:b w:val="false"/>
+                <w:bCs w:val="false"/>
+                <w:color w:val="000000"/>
+                <w:sz w:val="17"/>
+                <w:szCs w:val="17"/>
+              </w:rPr>
+              <w:t xml:space="preserve">障がい福祉と介護保険で数を揃える3つの対象（第2号被保険者・65歳到達者・適用除外施設入所者）</w:t>
+            </w:r>
+          </w:p>
+        </w:tc>
+        <w:tc>
+          <w:tcPr>
+            <w:tcW w:type="dxa" w:w="2714"/>
+            <w:shd w:fill="FFFFFF" w:val="clear"/>
+            <w:tcMar>
+              <w:top w:type="dxa" w:w="70"/>
+              <w:left w:type="dxa" w:w="90"/>
+              <w:bottom w:type="dxa" w:w="70"/>
+              <w:right w:type="dxa" w:w="90"/>
+            </w:tcMar>
+          </w:tcPr>
+          <w:p>
+            <w:pPr>
+              <w:spacing w:after="0" w:line="250" w:lineRule="exact"/>
+            </w:pPr>
+            <w:r>
+              <w:rPr>
+                <w:rFonts w:ascii="游ゴシック" w:cs="游ゴシック" w:eastAsia="游ゴシック" w:hAnsi="游ゴシック"/>
+                <w:b w:val="false"/>
+                <w:bCs w:val="false"/>
+                <w:color w:val="000000"/>
+                <w:sz w:val="17"/>
+                <w:szCs w:val="17"/>
+              </w:rPr>
+              <w:t xml:space="preserve">第2号被保険者は各年度2人から3人、65歳到達による移行は0、適用除外の該当者はなしとして置いて進めている。適用除外の該当者がいる場合は第1号被保険者数が減り、保険料の分母が動く。65歳到達による移行が生じる場合は、障がい側を減らし介護側を増やす形で両計画の見込量を同じ年度に動かす。いずれも差替えの範囲は5-1・5-3・5-4にとどまる。</w:t>
+            </w:r>
+          </w:p>
+        </w:tc>
+        <w:tc>
+          <w:tcPr>
+            <w:tcW w:type="dxa" w:w="1217"/>
+            <w:shd w:fill="FFFFFF" w:val="clear"/>
+            <w:tcMar>
+              <w:top w:type="dxa" w:w="70"/>
+              <w:left w:type="dxa" w:w="90"/>
+              <w:bottom w:type="dxa" w:w="70"/>
+              <w:right w:type="dxa" w:w="90"/>
+            </w:tcMar>
+          </w:tcPr>
+          <w:p>
+            <w:pPr>
+              <w:spacing w:after="0" w:line="250" w:lineRule="exact"/>
+            </w:pPr>
+            <w:r>
+              <w:rPr>
+                <w:rFonts w:ascii="游ゴシック" w:cs="游ゴシック" w:eastAsia="游ゴシック" w:hAnsi="游ゴシック"/>
+                <w:b w:val="false"/>
+                <w:bCs w:val="false"/>
+                <w:color w:val="000000"/>
+                <w:sz w:val="17"/>
+                <w:szCs w:val="17"/>
+              </w:rPr>
+              <w:t xml:space="preserve">11月上旬（第2回策定委員会の資料作成前）</w:t>
+            </w:r>
+          </w:p>
+        </w:tc>
+        <w:tc>
+          <w:tcPr>
+            <w:tcW w:type="dxa" w:w="1873"/>
+            <w:shd w:fill="FFFFFF" w:val="clear"/>
+            <w:tcMar>
+              <w:top w:type="dxa" w:w="70"/>
+              <w:left w:type="dxa" w:w="90"/>
+              <w:bottom w:type="dxa" w:w="70"/>
+              <w:right w:type="dxa" w:w="90"/>
+            </w:tcMar>
+          </w:tcPr>
+          <w:p>
+            <w:pPr>
+              <w:spacing w:after="0" w:line="250" w:lineRule="exact"/>
+            </w:pPr>
+            <w:r>
+              <w:rPr>
+                <w:rFonts w:ascii="游ゴシック" w:cs="游ゴシック" w:eastAsia="游ゴシック" w:hAnsi="游ゴシック"/>
+                <w:b w:val="false"/>
+                <w:bCs w:val="false"/>
+                <w:color w:val="000000"/>
+                <w:sz w:val="17"/>
+                <w:szCs w:val="17"/>
+              </w:rPr>
+              <w:t xml:space="preserve"/>
+            </w:r>
+          </w:p>
+        </w:tc>
+      </w:tr>
+      <w:tr>
+        <w:trPr>
+          <w:cantSplit/>
+          <w:trHeight w:val="700" w:hRule="atLeast"/>
+        </w:trPr>
+        <w:tc>
+          <w:tcPr>
+            <w:tcW w:type="dxa" w:w="374"/>
+            <w:shd w:fill="FFFFFF" w:val="clear"/>
+            <w:tcMar>
+              <w:top w:type="dxa" w:w="70"/>
+              <w:left w:type="dxa" w:w="90"/>
+              <w:bottom w:type="dxa" w:w="70"/>
+              <w:right w:type="dxa" w:w="90"/>
+            </w:tcMar>
+          </w:tcPr>
+          <w:p>
+            <w:pPr>
+              <w:spacing w:after="0" w:line="250" w:lineRule="exact"/>
+            </w:pPr>
+            <w:r>
+              <w:rPr>
+                <w:rFonts w:ascii="游ゴシック" w:cs="游ゴシック" w:eastAsia="游ゴシック" w:hAnsi="游ゴシック"/>
+                <w:b w:val="false"/>
+                <w:bCs w:val="false"/>
+                <w:color w:val="000000"/>
+                <w:sz w:val="17"/>
+                <w:szCs w:val="17"/>
+              </w:rPr>
+              <w:t xml:space="preserve">14</w:t>
             </w:r>
           </w:p>
         </w:tc>

--- a/output/13-1_北塩原村第10期_照会票_束1_保険料と推計の確定.docx
+++ b/output/13-1_北塩原村第10期_照会票_束1_保険料と推計の確定.docx
@@ -108,7 +108,7 @@
           <w:sz w:val="22"/>
           <w:szCs w:val="22"/>
         </w:rPr>
-        <w:t xml:space="preserve">ご確認・ご提供をお願いしたい事項　27件</w:t>
+        <w:t xml:space="preserve">ご確認・ご提供をお願いしたい事項　19件</w:t>
       </w:r>
     </w:p>
     <w:p>
@@ -241,6 +241,317 @@
         <w:t xml:space="preserve"/>
       </w:r>
     </w:p>
+    <w:p>
+      <w:pPr>
+        <w:keepNext/>
+        <w:spacing w:after="100" w:line="300" w:lineRule="exact"/>
+      </w:pPr>
+      <w:r>
+        <w:rPr>
+          <w:rFonts w:ascii="游ゴシック" w:cs="游ゴシック" w:eastAsia="游ゴシック" w:hAnsi="游ゴシック"/>
+          <w:b/>
+          <w:bCs/>
+          <w:color w:val="1F3864"/>
+          <w:sz w:val="22"/>
+          <w:szCs w:val="22"/>
+        </w:rPr>
+        <w:t xml:space="preserve">確認事項の区分について</w:t>
+      </w:r>
+    </w:p>
+    <w:p>
+      <w:pPr>
+        <w:spacing w:after="140" w:line="300" w:lineRule="exact"/>
+      </w:pPr>
+      <w:r>
+        <w:rPr>
+          <w:rFonts w:ascii="游明朝" w:cs="游明朝" w:eastAsia="游明朝" w:hAnsi="游明朝"/>
+          <w:sz w:val="21"/>
+          <w:szCs w:val="21"/>
+        </w:rPr>
+        <w:t xml:space="preserve">確認事項は3つに分けております。当方で確かめられることを村にお尋ねしないためです。本票に掲げるのはＣ・Ｄのみで、Ｂは末尾に「ご回答は不要です」として一覧で掲げております。</w:t>
+      </w:r>
+    </w:p>
+    <w:tbl>
+      <w:tblPr>
+        <w:tblW w:type="dxa" w:w="9360"/>
+        <w:tblBorders>
+          <w:top w:val="single" w:color="auto" w:sz="4"/>
+          <w:left w:val="single" w:color="auto" w:sz="4"/>
+          <w:bottom w:val="single" w:color="auto" w:sz="4"/>
+          <w:right w:val="single" w:color="auto" w:sz="4"/>
+          <w:insideH w:val="single" w:color="auto" w:sz="4"/>
+          <w:insideV w:val="single" w:color="auto" w:sz="4"/>
+        </w:tblBorders>
+        <w:tblLayout w:type="fixed"/>
+      </w:tblPr>
+      <w:tblGrid>
+        <w:gridCol w:w="936"/>
+        <w:gridCol w:w="8424"/>
+      </w:tblGrid>
+      <w:tr>
+        <w:trPr>
+          <w:cantSplit/>
+          <w:tblHeader/>
+        </w:trPr>
+        <w:tc>
+          <w:tcPr>
+            <w:tcW w:type="dxa" w:w="936"/>
+            <w:shd w:fill="2E75B6" w:val="clear"/>
+            <w:tcMar>
+              <w:top w:type="dxa" w:w="70"/>
+              <w:left w:type="dxa" w:w="90"/>
+              <w:bottom w:type="dxa" w:w="70"/>
+              <w:right w:type="dxa" w:w="90"/>
+            </w:tcMar>
+          </w:tcPr>
+          <w:p>
+            <w:pPr>
+              <w:spacing w:after="0" w:line="250" w:lineRule="exact"/>
+              <w:jc w:val="center"/>
+            </w:pPr>
+            <w:r>
+              <w:rPr>
+                <w:rFonts w:ascii="游ゴシック" w:cs="游ゴシック" w:eastAsia="游ゴシック" w:hAnsi="游ゴシック"/>
+                <w:b/>
+                <w:bCs/>
+                <w:color w:val="FFFFFF"/>
+                <w:sz w:val="17"/>
+                <w:szCs w:val="17"/>
+              </w:rPr>
+              <w:t xml:space="preserve">区分</w:t>
+            </w:r>
+          </w:p>
+        </w:tc>
+        <w:tc>
+          <w:tcPr>
+            <w:tcW w:type="dxa" w:w="8424"/>
+            <w:shd w:fill="2E75B6" w:val="clear"/>
+            <w:tcMar>
+              <w:top w:type="dxa" w:w="70"/>
+              <w:left w:type="dxa" w:w="90"/>
+              <w:bottom w:type="dxa" w:w="70"/>
+              <w:right w:type="dxa" w:w="90"/>
+            </w:tcMar>
+          </w:tcPr>
+          <w:p>
+            <w:pPr>
+              <w:spacing w:after="0" w:line="250" w:lineRule="exact"/>
+              <w:jc w:val="center"/>
+            </w:pPr>
+            <w:r>
+              <w:rPr>
+                <w:rFonts w:ascii="游ゴシック" w:cs="游ゴシック" w:eastAsia="游ゴシック" w:hAnsi="游ゴシック"/>
+                <w:b/>
+                <w:bCs/>
+                <w:color w:val="FFFFFF"/>
+                <w:sz w:val="17"/>
+                <w:szCs w:val="17"/>
+              </w:rPr>
+              <w:t xml:space="preserve">扱い</w:t>
+            </w:r>
+          </w:p>
+        </w:tc>
+      </w:tr>
+      <w:tr>
+        <w:trPr>
+          <w:cantSplit/>
+          <w:trHeight w:val="700" w:hRule="atLeast"/>
+        </w:trPr>
+        <w:tc>
+          <w:tcPr>
+            <w:tcW w:type="dxa" w:w="936"/>
+            <w:shd w:fill="FFFFFF" w:val="clear"/>
+            <w:tcMar>
+              <w:top w:type="dxa" w:w="70"/>
+              <w:left w:type="dxa" w:w="90"/>
+              <w:bottom w:type="dxa" w:w="70"/>
+              <w:right w:type="dxa" w:w="90"/>
+            </w:tcMar>
+          </w:tcPr>
+          <w:p>
+            <w:pPr>
+              <w:spacing w:after="0" w:line="250" w:lineRule="exact"/>
+            </w:pPr>
+            <w:r>
+              <w:rPr>
+                <w:rFonts w:ascii="游ゴシック" w:cs="游ゴシック" w:eastAsia="游ゴシック" w:hAnsi="游ゴシック"/>
+                <w:b w:val="false"/>
+                <w:bCs w:val="false"/>
+                <w:color w:val="000000"/>
+                <w:sz w:val="17"/>
+                <w:szCs w:val="17"/>
+              </w:rPr>
+              <w:t xml:space="preserve">Ｂ</w:t>
+            </w:r>
+          </w:p>
+        </w:tc>
+        <w:tc>
+          <w:tcPr>
+            <w:tcW w:type="dxa" w:w="8424"/>
+            <w:shd w:fill="FFFFFF" w:val="clear"/>
+            <w:tcMar>
+              <w:top w:type="dxa" w:w="70"/>
+              <w:left w:type="dxa" w:w="90"/>
+              <w:bottom w:type="dxa" w:w="70"/>
+              <w:right w:type="dxa" w:w="90"/>
+            </w:tcMar>
+          </w:tcPr>
+          <w:p>
+            <w:pPr>
+              <w:spacing w:after="0" w:line="250" w:lineRule="exact"/>
+            </w:pPr>
+            <w:r>
+              <w:rPr>
+                <w:rFonts w:ascii="游ゴシック" w:cs="游ゴシック" w:eastAsia="游ゴシック" w:hAnsi="游ゴシック"/>
+                <w:b w:val="false"/>
+                <w:bCs w:val="false"/>
+                <w:color w:val="000000"/>
+                <w:sz w:val="17"/>
+                <w:szCs w:val="17"/>
+              </w:rPr>
+              <w:t xml:space="preserve">当方で進めます。国・県の原典と公表資料で片がつくものです。ご回答は不要です（末尾に一覧）</w:t>
+            </w:r>
+          </w:p>
+        </w:tc>
+      </w:tr>
+      <w:tr>
+        <w:trPr>
+          <w:cantSplit/>
+          <w:trHeight w:val="700" w:hRule="atLeast"/>
+        </w:trPr>
+        <w:tc>
+          <w:tcPr>
+            <w:tcW w:type="dxa" w:w="936"/>
+            <w:shd w:fill="FFFFFF" w:val="clear"/>
+            <w:tcMar>
+              <w:top w:type="dxa" w:w="70"/>
+              <w:left w:type="dxa" w:w="90"/>
+              <w:bottom w:type="dxa" w:w="70"/>
+              <w:right w:type="dxa" w:w="90"/>
+            </w:tcMar>
+          </w:tcPr>
+          <w:p>
+            <w:pPr>
+              <w:spacing w:after="0" w:line="250" w:lineRule="exact"/>
+            </w:pPr>
+            <w:r>
+              <w:rPr>
+                <w:rFonts w:ascii="游ゴシック" w:cs="游ゴシック" w:eastAsia="游ゴシック" w:hAnsi="游ゴシック"/>
+                <w:b w:val="false"/>
+                <w:bCs w:val="false"/>
+                <w:color w:val="000000"/>
+                <w:sz w:val="17"/>
+                <w:szCs w:val="17"/>
+              </w:rPr>
+              <w:t xml:space="preserve">Ｃ</w:t>
+            </w:r>
+          </w:p>
+        </w:tc>
+        <w:tc>
+          <w:tcPr>
+            <w:tcW w:type="dxa" w:w="8424"/>
+            <w:shd w:fill="FFFFFF" w:val="clear"/>
+            <w:tcMar>
+              <w:top w:type="dxa" w:w="70"/>
+              <w:left w:type="dxa" w:w="90"/>
+              <w:bottom w:type="dxa" w:w="70"/>
+              <w:right w:type="dxa" w:w="90"/>
+            </w:tcMar>
+          </w:tcPr>
+          <w:p>
+            <w:pPr>
+              <w:spacing w:after="0" w:line="250" w:lineRule="exact"/>
+            </w:pPr>
+            <w:r>
+              <w:rPr>
+                <w:rFonts w:ascii="游ゴシック" w:cs="游ゴシック" w:eastAsia="游ゴシック" w:hAnsi="游ゴシック"/>
+                <w:b w:val="false"/>
+                <w:bCs w:val="false"/>
+                <w:color w:val="000000"/>
+                <w:sz w:val="17"/>
+                <w:szCs w:val="17"/>
+              </w:rPr>
+              <w:t xml:space="preserve">他の計画・公表資料で当方が先行して整理し、村固有の事実だけをお尋ねします</w:t>
+            </w:r>
+          </w:p>
+        </w:tc>
+      </w:tr>
+      <w:tr>
+        <w:trPr>
+          <w:cantSplit/>
+          <w:trHeight w:val="700" w:hRule="atLeast"/>
+        </w:trPr>
+        <w:tc>
+          <w:tcPr>
+            <w:tcW w:type="dxa" w:w="936"/>
+            <w:shd w:fill="FFFFFF" w:val="clear"/>
+            <w:tcMar>
+              <w:top w:type="dxa" w:w="70"/>
+              <w:left w:type="dxa" w:w="90"/>
+              <w:bottom w:type="dxa" w:w="70"/>
+              <w:right w:type="dxa" w:w="90"/>
+            </w:tcMar>
+          </w:tcPr>
+          <w:p>
+            <w:pPr>
+              <w:spacing w:after="0" w:line="250" w:lineRule="exact"/>
+            </w:pPr>
+            <w:r>
+              <w:rPr>
+                <w:rFonts w:ascii="游ゴシック" w:cs="游ゴシック" w:eastAsia="游ゴシック" w:hAnsi="游ゴシック"/>
+                <w:b w:val="false"/>
+                <w:bCs w:val="false"/>
+                <w:color w:val="000000"/>
+                <w:sz w:val="17"/>
+                <w:szCs w:val="17"/>
+              </w:rPr>
+              <w:t xml:space="preserve">Ｄ</w:t>
+            </w:r>
+          </w:p>
+        </w:tc>
+        <w:tc>
+          <w:tcPr>
+            <w:tcW w:type="dxa" w:w="8424"/>
+            <w:shd w:fill="FFFFFF" w:val="clear"/>
+            <w:tcMar>
+              <w:top w:type="dxa" w:w="70"/>
+              <w:left w:type="dxa" w:w="90"/>
+              <w:bottom w:type="dxa" w:w="70"/>
+              <w:right w:type="dxa" w:w="90"/>
+            </w:tcMar>
+          </w:tcPr>
+          <w:p>
+            <w:pPr>
+              <w:spacing w:after="0" w:line="250" w:lineRule="exact"/>
+            </w:pPr>
+            <w:r>
+              <w:rPr>
+                <w:rFonts w:ascii="游ゴシック" w:cs="游ゴシック" w:eastAsia="游ゴシック" w:hAnsi="游ゴシック"/>
+                <w:b w:val="false"/>
+                <w:bCs w:val="false"/>
+                <w:color w:val="000000"/>
+                <w:sz w:val="17"/>
+                <w:szCs w:val="17"/>
+              </w:rPr>
+              <w:t xml:space="preserve">村の決算・実績・内部データ・ご判断でなければ分からない事項です</w:t>
+            </w:r>
+          </w:p>
+        </w:tc>
+      </w:tr>
+    </w:tbl>
+    <w:p>
+      <w:pPr>
+        <w:spacing w:after="200" w:line="300" w:lineRule="exact"/>
+      </w:pPr>
+      <w:r>
+        <w:rPr>
+          <w:rFonts w:ascii="游明朝" w:cs="游明朝" w:eastAsia="游明朝" w:hAnsi="游明朝"/>
+          <w:sz w:val="21"/>
+          <w:szCs w:val="21"/>
+        </w:rPr>
+        <w:t xml:space="preserve"/>
+      </w:r>
+    </w:p>
     <w:tbl>
       <w:tblPr>
         <w:tblW w:type="dxa" w:w="9360"/>
@@ -527,7 +838,7 @@
                 <w:sz w:val="17"/>
                 <w:szCs w:val="17"/>
               </w:rPr>
-              <w:t xml:space="preserve">14件</w:t>
+              <w:t xml:space="preserve">10件</w:t>
             </w:r>
           </w:p>
         </w:tc>
@@ -707,7 +1018,7 @@
                 <w:sz w:val="17"/>
                 <w:szCs w:val="17"/>
               </w:rPr>
-              <w:t xml:space="preserve">11件</w:t>
+              <w:t xml:space="preserve">7件</w:t>
             </w:r>
           </w:p>
         </w:tc>
@@ -771,11 +1082,11 @@
         <w:tblLayout w:type="fixed"/>
       </w:tblPr>
       <w:tblGrid>
-        <w:gridCol w:w="374"/>
-        <w:gridCol w:w="3182"/>
+        <w:gridCol w:w="468"/>
+        <w:gridCol w:w="3089"/>
         <w:gridCol w:w="2714"/>
         <w:gridCol w:w="1217"/>
-        <w:gridCol w:w="1873"/>
+        <w:gridCol w:w="1872"/>
       </w:tblGrid>
       <w:tr>
         <w:trPr>
@@ -784,7 +1095,7 @@
         </w:trPr>
         <w:tc>
           <w:tcPr>
-            <w:tcW w:type="dxa" w:w="374"/>
+            <w:tcW w:type="dxa" w:w="468"/>
             <w:shd w:fill="2E75B6" w:val="clear"/>
             <w:tcMar>
               <w:top w:type="dxa" w:w="70"/>
@@ -807,13 +1118,14 @@
                 <w:sz w:val="17"/>
                 <w:szCs w:val="17"/>
               </w:rPr>
-              <w:t xml:space="preserve">#</w:t>
-            </w:r>
-          </w:p>
-        </w:tc>
-        <w:tc>
-          <w:tcPr>
-            <w:tcW w:type="dxa" w:w="3182"/>
+              <w:t xml:space="preserve">#
+区分</w:t>
+            </w:r>
+          </w:p>
+        </w:tc>
+        <w:tc>
+          <w:tcPr>
+            <w:tcW w:type="dxa" w:w="3089"/>
             <w:shd w:fill="2E75B6" w:val="clear"/>
             <w:tcMar>
               <w:top w:type="dxa" w:w="70"/>
@@ -900,7 +1212,7 @@
         </w:tc>
         <w:tc>
           <w:tcPr>
-            <w:tcW w:type="dxa" w:w="1873"/>
+            <w:tcW w:type="dxa" w:w="1872"/>
             <w:shd w:fill="2E75B6" w:val="clear"/>
             <w:tcMar>
               <w:top w:type="dxa" w:w="70"/>
@@ -935,7 +1247,7 @@
         </w:trPr>
         <w:tc>
           <w:tcPr>
-            <w:tcW w:type="dxa" w:w="374"/>
+            <w:tcW w:type="dxa" w:w="468"/>
             <w:shd w:fill="FFF2CC" w:val="clear"/>
             <w:tcMar>
               <w:top w:type="dxa" w:w="70"/>
@@ -957,13 +1269,14 @@
                 <w:sz w:val="17"/>
                 <w:szCs w:val="17"/>
               </w:rPr>
-              <w:t xml:space="preserve">1</w:t>
-            </w:r>
-          </w:p>
-        </w:tc>
-        <w:tc>
-          <w:tcPr>
-            <w:tcW w:type="dxa" w:w="3182"/>
+              <w:t xml:space="preserve">1
+Ｄ</w:t>
+            </w:r>
+          </w:p>
+        </w:tc>
+        <w:tc>
+          <w:tcPr>
+            <w:tcW w:type="dxa" w:w="3089"/>
             <w:shd w:fill="FFF2CC" w:val="clear"/>
             <w:tcMar>
               <w:top w:type="dxa" w:w="70"/>
@@ -1047,7 +1360,7 @@
         </w:tc>
         <w:tc>
           <w:tcPr>
-            <w:tcW w:type="dxa" w:w="1873"/>
+            <w:tcW w:type="dxa" w:w="1872"/>
             <w:shd w:fill="FFFFFF" w:val="clear"/>
             <w:tcMar>
               <w:top w:type="dxa" w:w="70"/>
@@ -1133,11 +1446,11 @@
         <w:tblLayout w:type="fixed"/>
       </w:tblPr>
       <w:tblGrid>
-        <w:gridCol w:w="374"/>
-        <w:gridCol w:w="3182"/>
+        <w:gridCol w:w="468"/>
+        <w:gridCol w:w="3089"/>
         <w:gridCol w:w="2714"/>
         <w:gridCol w:w="1217"/>
-        <w:gridCol w:w="1873"/>
+        <w:gridCol w:w="1872"/>
       </w:tblGrid>
       <w:tr>
         <w:trPr>
@@ -1146,7 +1459,7 @@
         </w:trPr>
         <w:tc>
           <w:tcPr>
-            <w:tcW w:type="dxa" w:w="374"/>
+            <w:tcW w:type="dxa" w:w="468"/>
             <w:shd w:fill="2E75B6" w:val="clear"/>
             <w:tcMar>
               <w:top w:type="dxa" w:w="70"/>
@@ -1169,13 +1482,14 @@
                 <w:sz w:val="17"/>
                 <w:szCs w:val="17"/>
               </w:rPr>
-              <w:t xml:space="preserve">#</w:t>
-            </w:r>
-          </w:p>
-        </w:tc>
-        <w:tc>
-          <w:tcPr>
-            <w:tcW w:type="dxa" w:w="3182"/>
+              <w:t xml:space="preserve">#
+区分</w:t>
+            </w:r>
+          </w:p>
+        </w:tc>
+        <w:tc>
+          <w:tcPr>
+            <w:tcW w:type="dxa" w:w="3089"/>
             <w:shd w:fill="2E75B6" w:val="clear"/>
             <w:tcMar>
               <w:top w:type="dxa" w:w="70"/>
@@ -1262,7 +1576,7 @@
         </w:tc>
         <w:tc>
           <w:tcPr>
-            <w:tcW w:type="dxa" w:w="1873"/>
+            <w:tcW w:type="dxa" w:w="1872"/>
             <w:shd w:fill="2E75B6" w:val="clear"/>
             <w:tcMar>
               <w:top w:type="dxa" w:w="70"/>
@@ -1297,35 +1611,36 @@
         </w:trPr>
         <w:tc>
           <w:tcPr>
-            <w:tcW w:type="dxa" w:w="374"/>
-            <w:shd w:fill="FFFFFF" w:val="clear"/>
-            <w:tcMar>
-              <w:top w:type="dxa" w:w="70"/>
-              <w:left w:type="dxa" w:w="90"/>
-              <w:bottom w:type="dxa" w:w="70"/>
-              <w:right w:type="dxa" w:w="90"/>
-            </w:tcMar>
-          </w:tcPr>
-          <w:p>
-            <w:pPr>
-              <w:spacing w:after="0" w:line="250" w:lineRule="exact"/>
-            </w:pPr>
-            <w:r>
-              <w:rPr>
-                <w:rFonts w:ascii="游ゴシック" w:cs="游ゴシック" w:eastAsia="游ゴシック" w:hAnsi="游ゴシック"/>
-                <w:b w:val="false"/>
-                <w:bCs w:val="false"/>
-                <w:color w:val="000000"/>
-                <w:sz w:val="17"/>
-                <w:szCs w:val="17"/>
-              </w:rPr>
-              <w:t xml:space="preserve">1</w:t>
-            </w:r>
-          </w:p>
-        </w:tc>
-        <w:tc>
-          <w:tcPr>
-            <w:tcW w:type="dxa" w:w="3182"/>
+            <w:tcW w:type="dxa" w:w="468"/>
+            <w:shd w:fill="FFFFFF" w:val="clear"/>
+            <w:tcMar>
+              <w:top w:type="dxa" w:w="70"/>
+              <w:left w:type="dxa" w:w="90"/>
+              <w:bottom w:type="dxa" w:w="70"/>
+              <w:right w:type="dxa" w:w="90"/>
+            </w:tcMar>
+          </w:tcPr>
+          <w:p>
+            <w:pPr>
+              <w:spacing w:after="0" w:line="250" w:lineRule="exact"/>
+            </w:pPr>
+            <w:r>
+              <w:rPr>
+                <w:rFonts w:ascii="游ゴシック" w:cs="游ゴシック" w:eastAsia="游ゴシック" w:hAnsi="游ゴシック"/>
+                <w:b w:val="false"/>
+                <w:bCs w:val="false"/>
+                <w:color w:val="000000"/>
+                <w:sz w:val="17"/>
+                <w:szCs w:val="17"/>
+              </w:rPr>
+              <w:t xml:space="preserve">1
+Ｄ</w:t>
+            </w:r>
+          </w:p>
+        </w:tc>
+        <w:tc>
+          <w:tcPr>
+            <w:tcW w:type="dxa" w:w="3089"/>
             <w:shd w:fill="FFFFFF" w:val="clear"/>
             <w:tcMar>
               <w:top w:type="dxa" w:w="70"/>
@@ -1409,7 +1724,7 @@
         </w:tc>
         <w:tc>
           <w:tcPr>
-            <w:tcW w:type="dxa" w:w="1873"/>
+            <w:tcW w:type="dxa" w:w="1872"/>
             <w:shd w:fill="FFFFFF" w:val="clear"/>
             <w:tcMar>
               <w:top w:type="dxa" w:w="70"/>
@@ -1443,35 +1758,36 @@
         </w:trPr>
         <w:tc>
           <w:tcPr>
-            <w:tcW w:type="dxa" w:w="374"/>
-            <w:shd w:fill="FFFFFF" w:val="clear"/>
-            <w:tcMar>
-              <w:top w:type="dxa" w:w="70"/>
-              <w:left w:type="dxa" w:w="90"/>
-              <w:bottom w:type="dxa" w:w="70"/>
-              <w:right w:type="dxa" w:w="90"/>
-            </w:tcMar>
-          </w:tcPr>
-          <w:p>
-            <w:pPr>
-              <w:spacing w:after="0" w:line="250" w:lineRule="exact"/>
-            </w:pPr>
-            <w:r>
-              <w:rPr>
-                <w:rFonts w:ascii="游ゴシック" w:cs="游ゴシック" w:eastAsia="游ゴシック" w:hAnsi="游ゴシック"/>
-                <w:b w:val="false"/>
-                <w:bCs w:val="false"/>
-                <w:color w:val="000000"/>
-                <w:sz w:val="17"/>
-                <w:szCs w:val="17"/>
-              </w:rPr>
-              <w:t xml:space="preserve">2</w:t>
-            </w:r>
-          </w:p>
-        </w:tc>
-        <w:tc>
-          <w:tcPr>
-            <w:tcW w:type="dxa" w:w="3182"/>
+            <w:tcW w:type="dxa" w:w="468"/>
+            <w:shd w:fill="FFFFFF" w:val="clear"/>
+            <w:tcMar>
+              <w:top w:type="dxa" w:w="70"/>
+              <w:left w:type="dxa" w:w="90"/>
+              <w:bottom w:type="dxa" w:w="70"/>
+              <w:right w:type="dxa" w:w="90"/>
+            </w:tcMar>
+          </w:tcPr>
+          <w:p>
+            <w:pPr>
+              <w:spacing w:after="0" w:line="250" w:lineRule="exact"/>
+            </w:pPr>
+            <w:r>
+              <w:rPr>
+                <w:rFonts w:ascii="游ゴシック" w:cs="游ゴシック" w:eastAsia="游ゴシック" w:hAnsi="游ゴシック"/>
+                <w:b w:val="false"/>
+                <w:bCs w:val="false"/>
+                <w:color w:val="000000"/>
+                <w:sz w:val="17"/>
+                <w:szCs w:val="17"/>
+              </w:rPr>
+              <w:t xml:space="preserve">2
+Ｃ</w:t>
+            </w:r>
+          </w:p>
+        </w:tc>
+        <w:tc>
+          <w:tcPr>
+            <w:tcW w:type="dxa" w:w="3089"/>
             <w:shd w:fill="FFFFFF" w:val="clear"/>
             <w:tcMar>
               <w:top w:type="dxa" w:w="70"/>
@@ -1555,7 +1871,7 @@
         </w:tc>
         <w:tc>
           <w:tcPr>
-            <w:tcW w:type="dxa" w:w="1873"/>
+            <w:tcW w:type="dxa" w:w="1872"/>
             <w:shd w:fill="FFFFFF" w:val="clear"/>
             <w:tcMar>
               <w:top w:type="dxa" w:w="70"/>
@@ -1589,35 +1905,36 @@
         </w:trPr>
         <w:tc>
           <w:tcPr>
-            <w:tcW w:type="dxa" w:w="374"/>
-            <w:shd w:fill="FFFFFF" w:val="clear"/>
-            <w:tcMar>
-              <w:top w:type="dxa" w:w="70"/>
-              <w:left w:type="dxa" w:w="90"/>
-              <w:bottom w:type="dxa" w:w="70"/>
-              <w:right w:type="dxa" w:w="90"/>
-            </w:tcMar>
-          </w:tcPr>
-          <w:p>
-            <w:pPr>
-              <w:spacing w:after="0" w:line="250" w:lineRule="exact"/>
-            </w:pPr>
-            <w:r>
-              <w:rPr>
-                <w:rFonts w:ascii="游ゴシック" w:cs="游ゴシック" w:eastAsia="游ゴシック" w:hAnsi="游ゴシック"/>
-                <w:b w:val="false"/>
-                <w:bCs w:val="false"/>
-                <w:color w:val="000000"/>
-                <w:sz w:val="17"/>
-                <w:szCs w:val="17"/>
-              </w:rPr>
-              <w:t xml:space="preserve">3</w:t>
-            </w:r>
-          </w:p>
-        </w:tc>
-        <w:tc>
-          <w:tcPr>
-            <w:tcW w:type="dxa" w:w="3182"/>
+            <w:tcW w:type="dxa" w:w="468"/>
+            <w:shd w:fill="FFFFFF" w:val="clear"/>
+            <w:tcMar>
+              <w:top w:type="dxa" w:w="70"/>
+              <w:left w:type="dxa" w:w="90"/>
+              <w:bottom w:type="dxa" w:w="70"/>
+              <w:right w:type="dxa" w:w="90"/>
+            </w:tcMar>
+          </w:tcPr>
+          <w:p>
+            <w:pPr>
+              <w:spacing w:after="0" w:line="250" w:lineRule="exact"/>
+            </w:pPr>
+            <w:r>
+              <w:rPr>
+                <w:rFonts w:ascii="游ゴシック" w:cs="游ゴシック" w:eastAsia="游ゴシック" w:hAnsi="游ゴシック"/>
+                <w:b w:val="false"/>
+                <w:bCs w:val="false"/>
+                <w:color w:val="000000"/>
+                <w:sz w:val="17"/>
+                <w:szCs w:val="17"/>
+              </w:rPr>
+              <w:t xml:space="preserve">3
+Ｃ</w:t>
+            </w:r>
+          </w:p>
+        </w:tc>
+        <w:tc>
+          <w:tcPr>
+            <w:tcW w:type="dxa" w:w="3089"/>
             <w:shd w:fill="FFFFFF" w:val="clear"/>
             <w:tcMar>
               <w:top w:type="dxa" w:w="70"/>
@@ -1701,7 +2018,7 @@
         </w:tc>
         <w:tc>
           <w:tcPr>
-            <w:tcW w:type="dxa" w:w="1873"/>
+            <w:tcW w:type="dxa" w:w="1872"/>
             <w:shd w:fill="FFFFFF" w:val="clear"/>
             <w:tcMar>
               <w:top w:type="dxa" w:w="70"/>
@@ -1735,35 +2052,36 @@
         </w:trPr>
         <w:tc>
           <w:tcPr>
-            <w:tcW w:type="dxa" w:w="374"/>
-            <w:shd w:fill="FFFFFF" w:val="clear"/>
-            <w:tcMar>
-              <w:top w:type="dxa" w:w="70"/>
-              <w:left w:type="dxa" w:w="90"/>
-              <w:bottom w:type="dxa" w:w="70"/>
-              <w:right w:type="dxa" w:w="90"/>
-            </w:tcMar>
-          </w:tcPr>
-          <w:p>
-            <w:pPr>
-              <w:spacing w:after="0" w:line="250" w:lineRule="exact"/>
-            </w:pPr>
-            <w:r>
-              <w:rPr>
-                <w:rFonts w:ascii="游ゴシック" w:cs="游ゴシック" w:eastAsia="游ゴシック" w:hAnsi="游ゴシック"/>
-                <w:b w:val="false"/>
-                <w:bCs w:val="false"/>
-                <w:color w:val="000000"/>
-                <w:sz w:val="17"/>
-                <w:szCs w:val="17"/>
-              </w:rPr>
-              <w:t xml:space="preserve">4</w:t>
-            </w:r>
-          </w:p>
-        </w:tc>
-        <w:tc>
-          <w:tcPr>
-            <w:tcW w:type="dxa" w:w="3182"/>
+            <w:tcW w:type="dxa" w:w="468"/>
+            <w:shd w:fill="FFFFFF" w:val="clear"/>
+            <w:tcMar>
+              <w:top w:type="dxa" w:w="70"/>
+              <w:left w:type="dxa" w:w="90"/>
+              <w:bottom w:type="dxa" w:w="70"/>
+              <w:right w:type="dxa" w:w="90"/>
+            </w:tcMar>
+          </w:tcPr>
+          <w:p>
+            <w:pPr>
+              <w:spacing w:after="0" w:line="250" w:lineRule="exact"/>
+            </w:pPr>
+            <w:r>
+              <w:rPr>
+                <w:rFonts w:ascii="游ゴシック" w:cs="游ゴシック" w:eastAsia="游ゴシック" w:hAnsi="游ゴシック"/>
+                <w:b w:val="false"/>
+                <w:bCs w:val="false"/>
+                <w:color w:val="000000"/>
+                <w:sz w:val="17"/>
+                <w:szCs w:val="17"/>
+              </w:rPr>
+              <w:t xml:space="preserve">4
+Ｄ</w:t>
+            </w:r>
+          </w:p>
+        </w:tc>
+        <w:tc>
+          <w:tcPr>
+            <w:tcW w:type="dxa" w:w="3089"/>
             <w:shd w:fill="FFFFFF" w:val="clear"/>
             <w:tcMar>
               <w:top w:type="dxa" w:w="70"/>
@@ -1847,7 +2165,7 @@
         </w:tc>
         <w:tc>
           <w:tcPr>
-            <w:tcW w:type="dxa" w:w="1873"/>
+            <w:tcW w:type="dxa" w:w="1872"/>
             <w:shd w:fill="FFFFFF" w:val="clear"/>
             <w:tcMar>
               <w:top w:type="dxa" w:w="70"/>
@@ -1881,35 +2199,36 @@
         </w:trPr>
         <w:tc>
           <w:tcPr>
-            <w:tcW w:type="dxa" w:w="374"/>
-            <w:shd w:fill="FFFFFF" w:val="clear"/>
-            <w:tcMar>
-              <w:top w:type="dxa" w:w="70"/>
-              <w:left w:type="dxa" w:w="90"/>
-              <w:bottom w:type="dxa" w:w="70"/>
-              <w:right w:type="dxa" w:w="90"/>
-            </w:tcMar>
-          </w:tcPr>
-          <w:p>
-            <w:pPr>
-              <w:spacing w:after="0" w:line="250" w:lineRule="exact"/>
-            </w:pPr>
-            <w:r>
-              <w:rPr>
-                <w:rFonts w:ascii="游ゴシック" w:cs="游ゴシック" w:eastAsia="游ゴシック" w:hAnsi="游ゴシック"/>
-                <w:b w:val="false"/>
-                <w:bCs w:val="false"/>
-                <w:color w:val="000000"/>
-                <w:sz w:val="17"/>
-                <w:szCs w:val="17"/>
-              </w:rPr>
-              <w:t xml:space="preserve">5</w:t>
-            </w:r>
-          </w:p>
-        </w:tc>
-        <w:tc>
-          <w:tcPr>
-            <w:tcW w:type="dxa" w:w="3182"/>
+            <w:tcW w:type="dxa" w:w="468"/>
+            <w:shd w:fill="FFFFFF" w:val="clear"/>
+            <w:tcMar>
+              <w:top w:type="dxa" w:w="70"/>
+              <w:left w:type="dxa" w:w="90"/>
+              <w:bottom w:type="dxa" w:w="70"/>
+              <w:right w:type="dxa" w:w="90"/>
+            </w:tcMar>
+          </w:tcPr>
+          <w:p>
+            <w:pPr>
+              <w:spacing w:after="0" w:line="250" w:lineRule="exact"/>
+            </w:pPr>
+            <w:r>
+              <w:rPr>
+                <w:rFonts w:ascii="游ゴシック" w:cs="游ゴシック" w:eastAsia="游ゴシック" w:hAnsi="游ゴシック"/>
+                <w:b w:val="false"/>
+                <w:bCs w:val="false"/>
+                <w:color w:val="000000"/>
+                <w:sz w:val="17"/>
+                <w:szCs w:val="17"/>
+              </w:rPr>
+              <w:t xml:space="preserve">5
+Ｄ</w:t>
+            </w:r>
+          </w:p>
+        </w:tc>
+        <w:tc>
+          <w:tcPr>
+            <w:tcW w:type="dxa" w:w="3089"/>
             <w:shd w:fill="FFFFFF" w:val="clear"/>
             <w:tcMar>
               <w:top w:type="dxa" w:w="70"/>
@@ -1993,7 +2312,7 @@
         </w:tc>
         <w:tc>
           <w:tcPr>
-            <w:tcW w:type="dxa" w:w="1873"/>
+            <w:tcW w:type="dxa" w:w="1872"/>
             <w:shd w:fill="FFFFFF" w:val="clear"/>
             <w:tcMar>
               <w:top w:type="dxa" w:w="70"/>
@@ -2027,57 +2346,58 @@
         </w:trPr>
         <w:tc>
           <w:tcPr>
-            <w:tcW w:type="dxa" w:w="374"/>
-            <w:shd w:fill="FFFFFF" w:val="clear"/>
-            <w:tcMar>
-              <w:top w:type="dxa" w:w="70"/>
-              <w:left w:type="dxa" w:w="90"/>
-              <w:bottom w:type="dxa" w:w="70"/>
-              <w:right w:type="dxa" w:w="90"/>
-            </w:tcMar>
-          </w:tcPr>
-          <w:p>
-            <w:pPr>
-              <w:spacing w:after="0" w:line="250" w:lineRule="exact"/>
-            </w:pPr>
-            <w:r>
-              <w:rPr>
-                <w:rFonts w:ascii="游ゴシック" w:cs="游ゴシック" w:eastAsia="游ゴシック" w:hAnsi="游ゴシック"/>
-                <w:b w:val="false"/>
-                <w:bCs w:val="false"/>
-                <w:color w:val="000000"/>
-                <w:sz w:val="17"/>
-                <w:szCs w:val="17"/>
-              </w:rPr>
-              <w:t xml:space="preserve">6</w:t>
-            </w:r>
-          </w:p>
-        </w:tc>
-        <w:tc>
-          <w:tcPr>
-            <w:tcW w:type="dxa" w:w="3182"/>
-            <w:shd w:fill="FFFFFF" w:val="clear"/>
-            <w:tcMar>
-              <w:top w:type="dxa" w:w="70"/>
-              <w:left w:type="dxa" w:w="90"/>
-              <w:bottom w:type="dxa" w:w="70"/>
-              <w:right w:type="dxa" w:w="90"/>
-            </w:tcMar>
-          </w:tcPr>
-          <w:p>
-            <w:pPr>
-              <w:spacing w:after="0" w:line="250" w:lineRule="exact"/>
-            </w:pPr>
-            <w:r>
-              <w:rPr>
-                <w:rFonts w:ascii="游ゴシック" w:cs="游ゴシック" w:eastAsia="游ゴシック" w:hAnsi="游ゴシック"/>
-                <w:b w:val="false"/>
-                <w:bCs w:val="false"/>
-                <w:color w:val="000000"/>
-                <w:sz w:val="17"/>
-                <w:szCs w:val="17"/>
-              </w:rPr>
-              <w:t xml:space="preserve">後期高齢者加入割合補正係数（F）の算出方法（当方の復元が国の値と一致しない）</w:t>
+            <w:tcW w:type="dxa" w:w="468"/>
+            <w:shd w:fill="FFFFFF" w:val="clear"/>
+            <w:tcMar>
+              <w:top w:type="dxa" w:w="70"/>
+              <w:left w:type="dxa" w:w="90"/>
+              <w:bottom w:type="dxa" w:w="70"/>
+              <w:right w:type="dxa" w:w="90"/>
+            </w:tcMar>
+          </w:tcPr>
+          <w:p>
+            <w:pPr>
+              <w:spacing w:after="0" w:line="250" w:lineRule="exact"/>
+            </w:pPr>
+            <w:r>
+              <w:rPr>
+                <w:rFonts w:ascii="游ゴシック" w:cs="游ゴシック" w:eastAsia="游ゴシック" w:hAnsi="游ゴシック"/>
+                <w:b w:val="false"/>
+                <w:bCs w:val="false"/>
+                <w:color w:val="000000"/>
+                <w:sz w:val="17"/>
+                <w:szCs w:val="17"/>
+              </w:rPr>
+              <w:t xml:space="preserve">6
+Ｃ</w:t>
+            </w:r>
+          </w:p>
+        </w:tc>
+        <w:tc>
+          <w:tcPr>
+            <w:tcW w:type="dxa" w:w="3089"/>
+            <w:shd w:fill="FFFFFF" w:val="clear"/>
+            <w:tcMar>
+              <w:top w:type="dxa" w:w="70"/>
+              <w:left w:type="dxa" w:w="90"/>
+              <w:bottom w:type="dxa" w:w="70"/>
+              <w:right w:type="dxa" w:w="90"/>
+            </w:tcMar>
+          </w:tcPr>
+          <w:p>
+            <w:pPr>
+              <w:spacing w:after="0" w:line="250" w:lineRule="exact"/>
+            </w:pPr>
+            <w:r>
+              <w:rPr>
+                <w:rFonts w:ascii="游ゴシック" w:cs="游ゴシック" w:eastAsia="游ゴシック" w:hAnsi="游ゴシック"/>
+                <w:b w:val="false"/>
+                <w:bCs w:val="false"/>
+                <w:color w:val="000000"/>
+                <w:sz w:val="17"/>
+                <w:szCs w:val="17"/>
+              </w:rPr>
+              <w:t xml:space="preserve">条例上の保険料基準額の百円未満の処理（第9期は切捨てと見られる）</w:t>
             </w:r>
           </w:p>
         </w:tc>
@@ -2105,7 +2425,7 @@
                 <w:sz w:val="17"/>
                 <w:szCs w:val="17"/>
               </w:rPr>
-              <w:t xml:space="preserve">国の値を用いて5-7・5-11を記載し、当方の復元が一致しないことを5-11の注記と5-12に明記した。Fは0.1の違いで月額約250円動くため、算出方法が確かめられないと中長期の保険料の形（第12期8,281円・第14期7,736円と上下する）を説明できない。</w:t>
+              <w:t xml:space="preserve">第9期の実例（算定上6,760.76円に対し条例6,700円）に合わせて切捨てで示した。四捨五入とした場合、基金の3案のうちB案（24,000千円取崩）は第10期6,000円・第11期6,800円となり、切捨て（5,900円・6,700円）と100円動く。条例の文言を確かめるまでは切捨てで置き、確認後に確定する。</w:t>
             </w:r>
           </w:p>
         </w:tc>
@@ -2139,7 +2459,7 @@
         </w:tc>
         <w:tc>
           <w:tcPr>
-            <w:tcW w:type="dxa" w:w="1873"/>
+            <w:tcW w:type="dxa" w:w="1872"/>
             <w:shd w:fill="FFFFFF" w:val="clear"/>
             <w:tcMar>
               <w:top w:type="dxa" w:w="70"/>
@@ -2173,57 +2493,58 @@
         </w:trPr>
         <w:tc>
           <w:tcPr>
-            <w:tcW w:type="dxa" w:w="374"/>
-            <w:shd w:fill="FFFFFF" w:val="clear"/>
-            <w:tcMar>
-              <w:top w:type="dxa" w:w="70"/>
-              <w:left w:type="dxa" w:w="90"/>
-              <w:bottom w:type="dxa" w:w="70"/>
-              <w:right w:type="dxa" w:w="90"/>
-            </w:tcMar>
-          </w:tcPr>
-          <w:p>
-            <w:pPr>
-              <w:spacing w:after="0" w:line="250" w:lineRule="exact"/>
-            </w:pPr>
-            <w:r>
-              <w:rPr>
-                <w:rFonts w:ascii="游ゴシック" w:cs="游ゴシック" w:eastAsia="游ゴシック" w:hAnsi="游ゴシック"/>
-                <w:b w:val="false"/>
-                <w:bCs w:val="false"/>
-                <w:color w:val="000000"/>
-                <w:sz w:val="17"/>
-                <w:szCs w:val="17"/>
-              </w:rPr>
-              <w:t xml:space="preserve">7</w:t>
-            </w:r>
-          </w:p>
-        </w:tc>
-        <w:tc>
-          <w:tcPr>
-            <w:tcW w:type="dxa" w:w="3182"/>
-            <w:shd w:fill="FFFFFF" w:val="clear"/>
-            <w:tcMar>
-              <w:top w:type="dxa" w:w="70"/>
-              <w:left w:type="dxa" w:w="90"/>
-              <w:bottom w:type="dxa" w:w="70"/>
-              <w:right w:type="dxa" w:w="90"/>
-            </w:tcMar>
-          </w:tcPr>
-          <w:p>
-            <w:pPr>
-              <w:spacing w:after="0" w:line="250" w:lineRule="exact"/>
-            </w:pPr>
-            <w:r>
-              <w:rPr>
-                <w:rFonts w:ascii="游ゴシック" w:cs="游ゴシック" w:eastAsia="游ゴシック" w:hAnsi="游ゴシック"/>
-                <w:b w:val="false"/>
-                <w:bCs w:val="false"/>
-                <w:color w:val="000000"/>
-                <w:sz w:val="17"/>
-                <w:szCs w:val="17"/>
-              </w:rPr>
-              <w:t xml:space="preserve">本村の介護報酬の地域区分（級地）と、令和9年度の改定における見直しの有無</w:t>
+            <w:tcW w:type="dxa" w:w="468"/>
+            <w:shd w:fill="FFFFFF" w:val="clear"/>
+            <w:tcMar>
+              <w:top w:type="dxa" w:w="70"/>
+              <w:left w:type="dxa" w:w="90"/>
+              <w:bottom w:type="dxa" w:w="70"/>
+              <w:right w:type="dxa" w:w="90"/>
+            </w:tcMar>
+          </w:tcPr>
+          <w:p>
+            <w:pPr>
+              <w:spacing w:after="0" w:line="250" w:lineRule="exact"/>
+            </w:pPr>
+            <w:r>
+              <w:rPr>
+                <w:rFonts w:ascii="游ゴシック" w:cs="游ゴシック" w:eastAsia="游ゴシック" w:hAnsi="游ゴシック"/>
+                <w:b w:val="false"/>
+                <w:bCs w:val="false"/>
+                <w:color w:val="000000"/>
+                <w:sz w:val="17"/>
+                <w:szCs w:val="17"/>
+              </w:rPr>
+              <w:t xml:space="preserve">7
+Ｃ</w:t>
+            </w:r>
+          </w:p>
+        </w:tc>
+        <w:tc>
+          <w:tcPr>
+            <w:tcW w:type="dxa" w:w="3089"/>
+            <w:shd w:fill="FFFFFF" w:val="clear"/>
+            <w:tcMar>
+              <w:top w:type="dxa" w:w="70"/>
+              <w:left w:type="dxa" w:w="90"/>
+              <w:bottom w:type="dxa" w:w="70"/>
+              <w:right w:type="dxa" w:w="90"/>
+            </w:tcMar>
+          </w:tcPr>
+          <w:p>
+            <w:pPr>
+              <w:spacing w:after="0" w:line="250" w:lineRule="exact"/>
+            </w:pPr>
+            <w:r>
+              <w:rPr>
+                <w:rFonts w:ascii="游ゴシック" w:cs="游ゴシック" w:eastAsia="游ゴシック" w:hAnsi="游ゴシック"/>
+                <w:b w:val="false"/>
+                <w:bCs w:val="false"/>
+                <w:color w:val="000000"/>
+                <w:sz w:val="17"/>
+                <w:szCs w:val="17"/>
+              </w:rPr>
+              <w:t xml:space="preserve">算定上の保険料月額を条例上の基準額に置き換える方法（第9期の扱い）</w:t>
             </w:r>
           </w:p>
         </w:tc>
@@ -2251,7 +2572,7 @@
                 <w:sz w:val="17"/>
                 <w:szCs w:val="17"/>
               </w:rPr>
-              <w:t xml:space="preserve">10/14 起票。本計画の単価は本村の給付費の実績から算出しているため、現行の地域区分は実績に織り込まれており、算定そのものは進む。級地が見直された場合は単価の趨勢や改定率とは別に単価が動くため、5-4(10)に前提として明記し、5-12に確定の条件として掲げた。ご回答がない場合は現行の地域区分のまま算定してお示しする。</w:t>
+              <w:t xml:space="preserve">算定上の月額をそのまま掲げている。条例上の基準額への置き換え方（端数の扱い）が決まると提示額が変わる。</w:t>
             </w:r>
           </w:p>
         </w:tc>
@@ -2279,13 +2600,13 @@
                 <w:sz w:val="17"/>
                 <w:szCs w:val="17"/>
               </w:rPr>
-              <w:t xml:space="preserve">11月上旬（第2回策定委員会資料の確定前）</w:t>
-            </w:r>
-          </w:p>
-        </w:tc>
-        <w:tc>
-          <w:tcPr>
-            <w:tcW w:type="dxa" w:w="1873"/>
+              <w:t xml:space="preserve">10月中旬</w:t>
+            </w:r>
+          </w:p>
+        </w:tc>
+        <w:tc>
+          <w:tcPr>
+            <w:tcW w:type="dxa" w:w="1872"/>
             <w:shd w:fill="FFFFFF" w:val="clear"/>
             <w:tcMar>
               <w:top w:type="dxa" w:w="70"/>
@@ -2319,57 +2640,58 @@
         </w:trPr>
         <w:tc>
           <w:tcPr>
-            <w:tcW w:type="dxa" w:w="374"/>
-            <w:shd w:fill="FFFFFF" w:val="clear"/>
-            <w:tcMar>
-              <w:top w:type="dxa" w:w="70"/>
-              <w:left w:type="dxa" w:w="90"/>
-              <w:bottom w:type="dxa" w:w="70"/>
-              <w:right w:type="dxa" w:w="90"/>
-            </w:tcMar>
-          </w:tcPr>
-          <w:p>
-            <w:pPr>
-              <w:spacing w:after="0" w:line="250" w:lineRule="exact"/>
-            </w:pPr>
-            <w:r>
-              <w:rPr>
-                <w:rFonts w:ascii="游ゴシック" w:cs="游ゴシック" w:eastAsia="游ゴシック" w:hAnsi="游ゴシック"/>
-                <w:b w:val="false"/>
-                <w:bCs w:val="false"/>
-                <w:color w:val="000000"/>
-                <w:sz w:val="17"/>
-                <w:szCs w:val="17"/>
-              </w:rPr>
-              <w:t xml:space="preserve">8</w:t>
-            </w:r>
-          </w:p>
-        </w:tc>
-        <w:tc>
-          <w:tcPr>
-            <w:tcW w:type="dxa" w:w="3182"/>
-            <w:shd w:fill="FFFFFF" w:val="clear"/>
-            <w:tcMar>
-              <w:top w:type="dxa" w:w="70"/>
-              <w:left w:type="dxa" w:w="90"/>
-              <w:bottom w:type="dxa" w:w="70"/>
-              <w:right w:type="dxa" w:w="90"/>
-            </w:tcMar>
-          </w:tcPr>
-          <w:p>
-            <w:pPr>
-              <w:spacing w:after="0" w:line="250" w:lineRule="exact"/>
-            </w:pPr>
-            <w:r>
-              <w:rPr>
-                <w:rFonts w:ascii="游ゴシック" w:cs="游ゴシック" w:eastAsia="游ゴシック" w:hAnsi="游ゴシック"/>
-                <w:b w:val="false"/>
-                <w:bCs w:val="false"/>
-                <w:color w:val="000000"/>
-                <w:sz w:val="17"/>
-                <w:szCs w:val="17"/>
-              </w:rPr>
-              <w:t xml:space="preserve">条例上の保険料基準額の百円未満の処理（第9期は切捨てと見られる）</w:t>
+            <w:tcW w:type="dxa" w:w="468"/>
+            <w:shd w:fill="FFFFFF" w:val="clear"/>
+            <w:tcMar>
+              <w:top w:type="dxa" w:w="70"/>
+              <w:left w:type="dxa" w:w="90"/>
+              <w:bottom w:type="dxa" w:w="70"/>
+              <w:right w:type="dxa" w:w="90"/>
+            </w:tcMar>
+          </w:tcPr>
+          <w:p>
+            <w:pPr>
+              <w:spacing w:after="0" w:line="250" w:lineRule="exact"/>
+            </w:pPr>
+            <w:r>
+              <w:rPr>
+                <w:rFonts w:ascii="游ゴシック" w:cs="游ゴシック" w:eastAsia="游ゴシック" w:hAnsi="游ゴシック"/>
+                <w:b w:val="false"/>
+                <w:bCs w:val="false"/>
+                <w:color w:val="000000"/>
+                <w:sz w:val="17"/>
+                <w:szCs w:val="17"/>
+              </w:rPr>
+              <w:t xml:space="preserve">8
+Ｄ</w:t>
+            </w:r>
+          </w:p>
+        </w:tc>
+        <w:tc>
+          <w:tcPr>
+            <w:tcW w:type="dxa" w:w="3089"/>
+            <w:shd w:fill="FFFFFF" w:val="clear"/>
+            <w:tcMar>
+              <w:top w:type="dxa" w:w="70"/>
+              <w:left w:type="dxa" w:w="90"/>
+              <w:bottom w:type="dxa" w:w="70"/>
+              <w:right w:type="dxa" w:w="90"/>
+            </w:tcMar>
+          </w:tcPr>
+          <w:p>
+            <w:pPr>
+              <w:spacing w:after="0" w:line="250" w:lineRule="exact"/>
+            </w:pPr>
+            <w:r>
+              <w:rPr>
+                <w:rFonts w:ascii="游ゴシック" w:cs="游ゴシック" w:eastAsia="游ゴシック" w:hAnsi="游ゴシック"/>
+                <w:b w:val="false"/>
+                <w:bCs w:val="false"/>
+                <w:color w:val="000000"/>
+                <w:sz w:val="17"/>
+                <w:szCs w:val="17"/>
+              </w:rPr>
+              <w:t xml:space="preserve">調整交付金見込交付割合5.36／5.03／4.67%の出所（県の指示値か村の入力値か）</w:t>
             </w:r>
           </w:p>
         </w:tc>
@@ -2397,7 +2719,7 @@
                 <w:sz w:val="17"/>
                 <w:szCs w:val="17"/>
               </w:rPr>
-              <w:t xml:space="preserve">第9期の実例（算定上6,760.76円に対し条例6,700円）に合わせて切捨てで示した。四捨五入とした場合、基金の3案のうちB案（24,000千円取崩）は第10期6,000円・第11期6,800円となり、切捨て（5,900円・6,700円）と100円動く。条例の文言を確かめるまでは切捨てで置き、確認後に確定する。</w:t>
+              <w:t xml:space="preserve">国の値（5.36／5.03／4.67%）を正として5-7を書き換える。当方が復元した4.10〜4.32%との差（1.0ポイント超＝月額約260円）は、出所が分かれば説明できる。</w:t>
             </w:r>
           </w:p>
         </w:tc>
@@ -2425,13 +2747,13 @@
                 <w:sz w:val="17"/>
                 <w:szCs w:val="17"/>
               </w:rPr>
-              <w:t xml:space="preserve">11月上旬（第2回策定委員会まで）</w:t>
-            </w:r>
-          </w:p>
-        </w:tc>
-        <w:tc>
-          <w:tcPr>
-            <w:tcW w:type="dxa" w:w="1873"/>
+              <w:t xml:space="preserve">10月下旬</w:t>
+            </w:r>
+          </w:p>
+        </w:tc>
+        <w:tc>
+          <w:tcPr>
+            <w:tcW w:type="dxa" w:w="1872"/>
             <w:shd w:fill="FFFFFF" w:val="clear"/>
             <w:tcMar>
               <w:top w:type="dxa" w:w="70"/>
@@ -2465,57 +2787,58 @@
         </w:trPr>
         <w:tc>
           <w:tcPr>
-            <w:tcW w:type="dxa" w:w="374"/>
-            <w:shd w:fill="FFFFFF" w:val="clear"/>
-            <w:tcMar>
-              <w:top w:type="dxa" w:w="70"/>
-              <w:left w:type="dxa" w:w="90"/>
-              <w:bottom w:type="dxa" w:w="70"/>
-              <w:right w:type="dxa" w:w="90"/>
-            </w:tcMar>
-          </w:tcPr>
-          <w:p>
-            <w:pPr>
-              <w:spacing w:after="0" w:line="250" w:lineRule="exact"/>
-            </w:pPr>
-            <w:r>
-              <w:rPr>
-                <w:rFonts w:ascii="游ゴシック" w:cs="游ゴシック" w:eastAsia="游ゴシック" w:hAnsi="游ゴシック"/>
-                <w:b w:val="false"/>
-                <w:bCs w:val="false"/>
-                <w:color w:val="000000"/>
-                <w:sz w:val="17"/>
-                <w:szCs w:val="17"/>
-              </w:rPr>
-              <w:t xml:space="preserve">9</w:t>
-            </w:r>
-          </w:p>
-        </w:tc>
-        <w:tc>
-          <w:tcPr>
-            <w:tcW w:type="dxa" w:w="3182"/>
-            <w:shd w:fill="FFFFFF" w:val="clear"/>
-            <w:tcMar>
-              <w:top w:type="dxa" w:w="70"/>
-              <w:left w:type="dxa" w:w="90"/>
-              <w:bottom w:type="dxa" w:w="70"/>
-              <w:right w:type="dxa" w:w="90"/>
-            </w:tcMar>
-          </w:tcPr>
-          <w:p>
-            <w:pPr>
-              <w:spacing w:after="0" w:line="250" w:lineRule="exact"/>
-            </w:pPr>
-            <w:r>
-              <w:rPr>
-                <w:rFonts w:ascii="游ゴシック" w:cs="游ゴシック" w:eastAsia="游ゴシック" w:hAnsi="游ゴシック"/>
-                <w:b w:val="false"/>
-                <w:bCs w:val="false"/>
-                <w:color w:val="000000"/>
-                <w:sz w:val="17"/>
-                <w:szCs w:val="17"/>
-              </w:rPr>
-              <w:t xml:space="preserve">第1号被保険者数の前期・後期の内訳が国の様式（3区分）と素案5-2（2区分）で食い違う</w:t>
+            <w:tcW w:type="dxa" w:w="468"/>
+            <w:shd w:fill="FFFFFF" w:val="clear"/>
+            <w:tcMar>
+              <w:top w:type="dxa" w:w="70"/>
+              <w:left w:type="dxa" w:w="90"/>
+              <w:bottom w:type="dxa" w:w="70"/>
+              <w:right w:type="dxa" w:w="90"/>
+            </w:tcMar>
+          </w:tcPr>
+          <w:p>
+            <w:pPr>
+              <w:spacing w:after="0" w:line="250" w:lineRule="exact"/>
+            </w:pPr>
+            <w:r>
+              <w:rPr>
+                <w:rFonts w:ascii="游ゴシック" w:cs="游ゴシック" w:eastAsia="游ゴシック" w:hAnsi="游ゴシック"/>
+                <w:b w:val="false"/>
+                <w:bCs w:val="false"/>
+                <w:color w:val="000000"/>
+                <w:sz w:val="17"/>
+                <w:szCs w:val="17"/>
+              </w:rPr>
+              <w:t xml:space="preserve">9
+Ｄ</w:t>
+            </w:r>
+          </w:p>
+        </w:tc>
+        <w:tc>
+          <w:tcPr>
+            <w:tcW w:type="dxa" w:w="3089"/>
+            <w:shd w:fill="FFFFFF" w:val="clear"/>
+            <w:tcMar>
+              <w:top w:type="dxa" w:w="70"/>
+              <w:left w:type="dxa" w:w="90"/>
+              <w:bottom w:type="dxa" w:w="70"/>
+              <w:right w:type="dxa" w:w="90"/>
+            </w:tcMar>
+          </w:tcPr>
+          <w:p>
+            <w:pPr>
+              <w:spacing w:after="0" w:line="250" w:lineRule="exact"/>
+            </w:pPr>
+            <w:r>
+              <w:rPr>
+                <w:rFonts w:ascii="游ゴシック" w:cs="游ゴシック" w:eastAsia="游ゴシック" w:hAnsi="游ゴシック"/>
+                <w:b w:val="false"/>
+                <w:bCs w:val="false"/>
+                <w:color w:val="000000"/>
+                <w:sz w:val="17"/>
+                <w:szCs w:val="17"/>
+              </w:rPr>
+              <w:t xml:space="preserve">障がい福祉と介護保険で数を揃える3つの対象（第2号被保険者・65歳到達者・適用除外施設入所者）</w:t>
             </w:r>
           </w:p>
         </w:tc>
@@ -2543,7 +2866,7 @@
                 <w:sz w:val="17"/>
                 <w:szCs w:val="17"/>
               </w:rPr>
-              <w:t xml:space="preserve">10/7 に素案5-2を国の様式（3区分。前期444／425／405、後期560／575／589）に書き換え、2-2の「後期高齢者は令和12年の551人まで増加」を602人に直した。当方のB案の内訳は検算として注記に残した。併記の形でよいかのご確認を待つ。</w:t>
+              <w:t xml:space="preserve">第2号被保険者は各年度2人から3人、65歳到達による移行は0、適用除外の該当者はなしとして置いて進めている。適用除外の該当者がいる場合は第1号被保険者数が減り、保険料の分母が動く。65歳到達による移行が生じる場合は、障がい側を減らし介護側を増やす形で両計画の見込量を同じ年度に動かす。いずれも差替えの範囲は5-1・5-3・5-4にとどまる。</w:t>
             </w:r>
           </w:p>
         </w:tc>
@@ -2571,13 +2894,13 @@
                 <w:sz w:val="17"/>
                 <w:szCs w:val="17"/>
               </w:rPr>
-              <w:t xml:space="preserve">11月上旬（第2回策定委員会まで）</w:t>
-            </w:r>
-          </w:p>
-        </w:tc>
-        <w:tc>
-          <w:tcPr>
-            <w:tcW w:type="dxa" w:w="1873"/>
+              <w:t xml:space="preserve">11月上旬（第2回策定委員会の資料作成前）</w:t>
+            </w:r>
+          </w:p>
+        </w:tc>
+        <w:tc>
+          <w:tcPr>
+            <w:tcW w:type="dxa" w:w="1872"/>
             <w:shd w:fill="FFFFFF" w:val="clear"/>
             <w:tcMar>
               <w:top w:type="dxa" w:w="70"/>
@@ -2611,57 +2934,58 @@
         </w:trPr>
         <w:tc>
           <w:tcPr>
-            <w:tcW w:type="dxa" w:w="374"/>
-            <w:shd w:fill="FFFFFF" w:val="clear"/>
-            <w:tcMar>
-              <w:top w:type="dxa" w:w="70"/>
-              <w:left w:type="dxa" w:w="90"/>
-              <w:bottom w:type="dxa" w:w="70"/>
-              <w:right w:type="dxa" w:w="90"/>
-            </w:tcMar>
-          </w:tcPr>
-          <w:p>
-            <w:pPr>
-              <w:spacing w:after="0" w:line="250" w:lineRule="exact"/>
-            </w:pPr>
-            <w:r>
-              <w:rPr>
-                <w:rFonts w:ascii="游ゴシック" w:cs="游ゴシック" w:eastAsia="游ゴシック" w:hAnsi="游ゴシック"/>
-                <w:b w:val="false"/>
-                <w:bCs w:val="false"/>
-                <w:color w:val="000000"/>
-                <w:sz w:val="17"/>
-                <w:szCs w:val="17"/>
-              </w:rPr>
-              <w:t xml:space="preserve">10</w:t>
-            </w:r>
-          </w:p>
-        </w:tc>
-        <w:tc>
-          <w:tcPr>
-            <w:tcW w:type="dxa" w:w="3182"/>
-            <w:shd w:fill="FFFFFF" w:val="clear"/>
-            <w:tcMar>
-              <w:top w:type="dxa" w:w="70"/>
-              <w:left w:type="dxa" w:w="90"/>
-              <w:bottom w:type="dxa" w:w="70"/>
-              <w:right w:type="dxa" w:w="90"/>
-            </w:tcMar>
-          </w:tcPr>
-          <w:p>
-            <w:pPr>
-              <w:spacing w:after="0" w:line="250" w:lineRule="exact"/>
-            </w:pPr>
-            <w:r>
-              <w:rPr>
-                <w:rFonts w:ascii="游ゴシック" w:cs="游ゴシック" w:eastAsia="游ゴシック" w:hAnsi="游ゴシック"/>
-                <w:b w:val="false"/>
-                <w:bCs w:val="false"/>
-                <w:color w:val="000000"/>
-                <w:sz w:val="17"/>
-                <w:szCs w:val="17"/>
-              </w:rPr>
-              <w:t xml:space="preserve">算定上の保険料月額を条例上の基準額に置き換える方法（第9期の扱い）</w:t>
+            <w:tcW w:type="dxa" w:w="468"/>
+            <w:shd w:fill="FFFFFF" w:val="clear"/>
+            <w:tcMar>
+              <w:top w:type="dxa" w:w="70"/>
+              <w:left w:type="dxa" w:w="90"/>
+              <w:bottom w:type="dxa" w:w="70"/>
+              <w:right w:type="dxa" w:w="90"/>
+            </w:tcMar>
+          </w:tcPr>
+          <w:p>
+            <w:pPr>
+              <w:spacing w:after="0" w:line="250" w:lineRule="exact"/>
+            </w:pPr>
+            <w:r>
+              <w:rPr>
+                <w:rFonts w:ascii="游ゴシック" w:cs="游ゴシック" w:eastAsia="游ゴシック" w:hAnsi="游ゴシック"/>
+                <w:b w:val="false"/>
+                <w:bCs w:val="false"/>
+                <w:color w:val="000000"/>
+                <w:sz w:val="17"/>
+                <w:szCs w:val="17"/>
+              </w:rPr>
+              <w:t xml:space="preserve">10
+Ｄ</w:t>
+            </w:r>
+          </w:p>
+        </w:tc>
+        <w:tc>
+          <w:tcPr>
+            <w:tcW w:type="dxa" w:w="3089"/>
+            <w:shd w:fill="FFFFFF" w:val="clear"/>
+            <w:tcMar>
+              <w:top w:type="dxa" w:w="70"/>
+              <w:left w:type="dxa" w:w="90"/>
+              <w:bottom w:type="dxa" w:w="70"/>
+              <w:right w:type="dxa" w:w="90"/>
+            </w:tcMar>
+          </w:tcPr>
+          <w:p>
+            <w:pPr>
+              <w:spacing w:after="0" w:line="250" w:lineRule="exact"/>
+            </w:pPr>
+            <w:r>
+              <w:rPr>
+                <w:rFonts w:ascii="游ゴシック" w:cs="游ゴシック" w:eastAsia="游ゴシック" w:hAnsi="游ゴシック"/>
+                <w:b w:val="false"/>
+                <w:bCs w:val="false"/>
+                <w:color w:val="000000"/>
+                <w:sz w:val="17"/>
+                <w:szCs w:val="17"/>
+              </w:rPr>
+              <w:t xml:space="preserve">高額医療合算介護サービス費の自動償還を実施するかどうか</w:t>
             </w:r>
           </w:p>
         </w:tc>
@@ -2689,7 +3013,7 @@
                 <w:sz w:val="17"/>
                 <w:szCs w:val="17"/>
               </w:rPr>
-              <w:t xml:space="preserve">算定上の月額をそのまま掲げている。条例上の基準額への置き換え方（端数の扱い）が決まると提示額が変わる。</w:t>
+              <w:t xml:space="preserve">当方は実績が0のため0としていたが、国の推計ワークシートは3か年8,519千円（月額約65円）で見込んでいる。国の値を正として5-6を書き換える。</w:t>
             </w:r>
           </w:p>
         </w:tc>
@@ -2717,597 +3041,13 @@
                 <w:sz w:val="17"/>
                 <w:szCs w:val="17"/>
               </w:rPr>
-              <w:t xml:space="preserve">10月中旬</w:t>
-            </w:r>
-          </w:p>
-        </w:tc>
-        <w:tc>
-          <w:tcPr>
-            <w:tcW w:type="dxa" w:w="1873"/>
-            <w:shd w:fill="FFFFFF" w:val="clear"/>
-            <w:tcMar>
-              <w:top w:type="dxa" w:w="70"/>
-              <w:left w:type="dxa" w:w="90"/>
-              <w:bottom w:type="dxa" w:w="70"/>
-              <w:right w:type="dxa" w:w="90"/>
-            </w:tcMar>
-          </w:tcPr>
-          <w:p>
-            <w:pPr>
-              <w:spacing w:after="0" w:line="250" w:lineRule="exact"/>
-            </w:pPr>
-            <w:r>
-              <w:rPr>
-                <w:rFonts w:ascii="游ゴシック" w:cs="游ゴシック" w:eastAsia="游ゴシック" w:hAnsi="游ゴシック"/>
-                <w:b w:val="false"/>
-                <w:bCs w:val="false"/>
-                <w:color w:val="000000"/>
-                <w:sz w:val="17"/>
-                <w:szCs w:val="17"/>
-              </w:rPr>
-              <w:t xml:space="preserve"/>
-            </w:r>
-          </w:p>
-        </w:tc>
-      </w:tr>
-      <w:tr>
-        <w:trPr>
-          <w:cantSplit/>
-          <w:trHeight w:val="700" w:hRule="atLeast"/>
-        </w:trPr>
-        <w:tc>
-          <w:tcPr>
-            <w:tcW w:type="dxa" w:w="374"/>
-            <w:shd w:fill="FFFFFF" w:val="clear"/>
-            <w:tcMar>
-              <w:top w:type="dxa" w:w="70"/>
-              <w:left w:type="dxa" w:w="90"/>
-              <w:bottom w:type="dxa" w:w="70"/>
-              <w:right w:type="dxa" w:w="90"/>
-            </w:tcMar>
-          </w:tcPr>
-          <w:p>
-            <w:pPr>
-              <w:spacing w:after="0" w:line="250" w:lineRule="exact"/>
-            </w:pPr>
-            <w:r>
-              <w:rPr>
-                <w:rFonts w:ascii="游ゴシック" w:cs="游ゴシック" w:eastAsia="游ゴシック" w:hAnsi="游ゴシック"/>
-                <w:b w:val="false"/>
-                <w:bCs w:val="false"/>
-                <w:color w:val="000000"/>
-                <w:sz w:val="17"/>
-                <w:szCs w:val="17"/>
-              </w:rPr>
-              <w:t xml:space="preserve">11</w:t>
-            </w:r>
-          </w:p>
-        </w:tc>
-        <w:tc>
-          <w:tcPr>
-            <w:tcW w:type="dxa" w:w="3182"/>
-            <w:shd w:fill="FFFFFF" w:val="clear"/>
-            <w:tcMar>
-              <w:top w:type="dxa" w:w="70"/>
-              <w:left w:type="dxa" w:w="90"/>
-              <w:bottom w:type="dxa" w:w="70"/>
-              <w:right w:type="dxa" w:w="90"/>
-            </w:tcMar>
-          </w:tcPr>
-          <w:p>
-            <w:pPr>
-              <w:spacing w:after="0" w:line="250" w:lineRule="exact"/>
-            </w:pPr>
-            <w:r>
-              <w:rPr>
-                <w:rFonts w:ascii="游ゴシック" w:cs="游ゴシック" w:eastAsia="游ゴシック" w:hAnsi="游ゴシック"/>
-                <w:b w:val="false"/>
-                <w:bCs w:val="false"/>
-                <w:color w:val="000000"/>
-                <w:sz w:val="17"/>
-                <w:szCs w:val="17"/>
-              </w:rPr>
-              <w:t xml:space="preserve">認定者数が国の推計（3か年計629人）と当方の算定（651人）で3.4%食い違う</w:t>
-            </w:r>
-          </w:p>
-        </w:tc>
-        <w:tc>
-          <w:tcPr>
-            <w:tcW w:type="dxa" w:w="2714"/>
-            <w:shd w:fill="FFFFFF" w:val="clear"/>
-            <w:tcMar>
-              <w:top w:type="dxa" w:w="70"/>
-              <w:left w:type="dxa" w:w="90"/>
-              <w:bottom w:type="dxa" w:w="70"/>
-              <w:right w:type="dxa" w:w="90"/>
-            </w:tcMar>
-          </w:tcPr>
-          <w:p>
-            <w:pPr>
-              <w:spacing w:after="0" w:line="250" w:lineRule="exact"/>
-            </w:pPr>
-            <w:r>
-              <w:rPr>
-                <w:rFonts w:ascii="游ゴシック" w:cs="游ゴシック" w:eastAsia="游ゴシック" w:hAnsi="游ゴシック"/>
-                <w:b w:val="false"/>
-                <w:bCs w:val="false"/>
-                <w:color w:val="000000"/>
-                <w:sz w:val="17"/>
-                <w:szCs w:val="17"/>
-              </w:rPr>
-              <w:t xml:space="preserve">10/7 に素案5-3を国の値（208／211／210）に書き換え、当方の算定（214／217／220）を検算として併記した。差の原因は認定率の置き方であることを本文に書いた。併記の形でよいかのご確認を待つ。</w:t>
-            </w:r>
-          </w:p>
-        </w:tc>
-        <w:tc>
-          <w:tcPr>
-            <w:tcW w:type="dxa" w:w="1217"/>
-            <w:shd w:fill="FFFFFF" w:val="clear"/>
-            <w:tcMar>
-              <w:top w:type="dxa" w:w="70"/>
-              <w:left w:type="dxa" w:w="90"/>
-              <w:bottom w:type="dxa" w:w="70"/>
-              <w:right w:type="dxa" w:w="90"/>
-            </w:tcMar>
-          </w:tcPr>
-          <w:p>
-            <w:pPr>
-              <w:spacing w:after="0" w:line="250" w:lineRule="exact"/>
-            </w:pPr>
-            <w:r>
-              <w:rPr>
-                <w:rFonts w:ascii="游ゴシック" w:cs="游ゴシック" w:eastAsia="游ゴシック" w:hAnsi="游ゴシック"/>
-                <w:b w:val="false"/>
-                <w:bCs w:val="false"/>
-                <w:color w:val="000000"/>
-                <w:sz w:val="17"/>
-                <w:szCs w:val="17"/>
-              </w:rPr>
-              <w:t xml:space="preserve">11月上旬（第2回策定委員会まで）</w:t>
-            </w:r>
-          </w:p>
-        </w:tc>
-        <w:tc>
-          <w:tcPr>
-            <w:tcW w:type="dxa" w:w="1873"/>
-            <w:shd w:fill="FFFFFF" w:val="clear"/>
-            <w:tcMar>
-              <w:top w:type="dxa" w:w="70"/>
-              <w:left w:type="dxa" w:w="90"/>
-              <w:bottom w:type="dxa" w:w="70"/>
-              <w:right w:type="dxa" w:w="90"/>
-            </w:tcMar>
-          </w:tcPr>
-          <w:p>
-            <w:pPr>
-              <w:spacing w:after="0" w:line="250" w:lineRule="exact"/>
-            </w:pPr>
-            <w:r>
-              <w:rPr>
-                <w:rFonts w:ascii="游ゴシック" w:cs="游ゴシック" w:eastAsia="游ゴシック" w:hAnsi="游ゴシック"/>
-                <w:b w:val="false"/>
-                <w:bCs w:val="false"/>
-                <w:color w:val="000000"/>
-                <w:sz w:val="17"/>
-                <w:szCs w:val="17"/>
-              </w:rPr>
-              <w:t xml:space="preserve"/>
-            </w:r>
-          </w:p>
-        </w:tc>
-      </w:tr>
-      <w:tr>
-        <w:trPr>
-          <w:cantSplit/>
-          <w:trHeight w:val="700" w:hRule="atLeast"/>
-        </w:trPr>
-        <w:tc>
-          <w:tcPr>
-            <w:tcW w:type="dxa" w:w="374"/>
-            <w:shd w:fill="FFFFFF" w:val="clear"/>
-            <w:tcMar>
-              <w:top w:type="dxa" w:w="70"/>
-              <w:left w:type="dxa" w:w="90"/>
-              <w:bottom w:type="dxa" w:w="70"/>
-              <w:right w:type="dxa" w:w="90"/>
-            </w:tcMar>
-          </w:tcPr>
-          <w:p>
-            <w:pPr>
-              <w:spacing w:after="0" w:line="250" w:lineRule="exact"/>
-            </w:pPr>
-            <w:r>
-              <w:rPr>
-                <w:rFonts w:ascii="游ゴシック" w:cs="游ゴシック" w:eastAsia="游ゴシック" w:hAnsi="游ゴシック"/>
-                <w:b w:val="false"/>
-                <w:bCs w:val="false"/>
-                <w:color w:val="000000"/>
-                <w:sz w:val="17"/>
-                <w:szCs w:val="17"/>
-              </w:rPr>
-              <w:t xml:space="preserve">12</w:t>
-            </w:r>
-          </w:p>
-        </w:tc>
-        <w:tc>
-          <w:tcPr>
-            <w:tcW w:type="dxa" w:w="3182"/>
-            <w:shd w:fill="FFFFFF" w:val="clear"/>
-            <w:tcMar>
-              <w:top w:type="dxa" w:w="70"/>
-              <w:left w:type="dxa" w:w="90"/>
-              <w:bottom w:type="dxa" w:w="70"/>
-              <w:right w:type="dxa" w:w="90"/>
-            </w:tcMar>
-          </w:tcPr>
-          <w:p>
-            <w:pPr>
-              <w:spacing w:after="0" w:line="250" w:lineRule="exact"/>
-            </w:pPr>
-            <w:r>
-              <w:rPr>
-                <w:rFonts w:ascii="游ゴシック" w:cs="游ゴシック" w:eastAsia="游ゴシック" w:hAnsi="游ゴシック"/>
-                <w:b w:val="false"/>
-                <w:bCs w:val="false"/>
-                <w:color w:val="000000"/>
-                <w:sz w:val="17"/>
-                <w:szCs w:val="17"/>
-              </w:rPr>
-              <w:t xml:space="preserve">調整交付金見込交付割合5.36／5.03／4.67%の出所（県の指示値か村の入力値か）</w:t>
-            </w:r>
-          </w:p>
-        </w:tc>
-        <w:tc>
-          <w:tcPr>
-            <w:tcW w:type="dxa" w:w="2714"/>
-            <w:shd w:fill="FFFFFF" w:val="clear"/>
-            <w:tcMar>
-              <w:top w:type="dxa" w:w="70"/>
-              <w:left w:type="dxa" w:w="90"/>
-              <w:bottom w:type="dxa" w:w="70"/>
-              <w:right w:type="dxa" w:w="90"/>
-            </w:tcMar>
-          </w:tcPr>
-          <w:p>
-            <w:pPr>
-              <w:spacing w:after="0" w:line="250" w:lineRule="exact"/>
-            </w:pPr>
-            <w:r>
-              <w:rPr>
-                <w:rFonts w:ascii="游ゴシック" w:cs="游ゴシック" w:eastAsia="游ゴシック" w:hAnsi="游ゴシック"/>
-                <w:b w:val="false"/>
-                <w:bCs w:val="false"/>
-                <w:color w:val="000000"/>
-                <w:sz w:val="17"/>
-                <w:szCs w:val="17"/>
-              </w:rPr>
-              <w:t xml:space="preserve">国の値（5.36／5.03／4.67%）を正として5-7を書き換える。当方が復元した4.10〜4.32%との差（1.0ポイント超＝月額約260円）は、出所が分かれば説明できる。</w:t>
-            </w:r>
-          </w:p>
-        </w:tc>
-        <w:tc>
-          <w:tcPr>
-            <w:tcW w:type="dxa" w:w="1217"/>
-            <w:shd w:fill="FFFFFF" w:val="clear"/>
-            <w:tcMar>
-              <w:top w:type="dxa" w:w="70"/>
-              <w:left w:type="dxa" w:w="90"/>
-              <w:bottom w:type="dxa" w:w="70"/>
-              <w:right w:type="dxa" w:w="90"/>
-            </w:tcMar>
-          </w:tcPr>
-          <w:p>
-            <w:pPr>
-              <w:spacing w:after="0" w:line="250" w:lineRule="exact"/>
-            </w:pPr>
-            <w:r>
-              <w:rPr>
-                <w:rFonts w:ascii="游ゴシック" w:cs="游ゴシック" w:eastAsia="游ゴシック" w:hAnsi="游ゴシック"/>
-                <w:b w:val="false"/>
-                <w:bCs w:val="false"/>
-                <w:color w:val="000000"/>
-                <w:sz w:val="17"/>
-                <w:szCs w:val="17"/>
-              </w:rPr>
               <w:t xml:space="preserve">10月下旬</w:t>
             </w:r>
           </w:p>
         </w:tc>
         <w:tc>
           <w:tcPr>
-            <w:tcW w:type="dxa" w:w="1873"/>
-            <w:shd w:fill="FFFFFF" w:val="clear"/>
-            <w:tcMar>
-              <w:top w:type="dxa" w:w="70"/>
-              <w:left w:type="dxa" w:w="90"/>
-              <w:bottom w:type="dxa" w:w="70"/>
-              <w:right w:type="dxa" w:w="90"/>
-            </w:tcMar>
-          </w:tcPr>
-          <w:p>
-            <w:pPr>
-              <w:spacing w:after="0" w:line="250" w:lineRule="exact"/>
-            </w:pPr>
-            <w:r>
-              <w:rPr>
-                <w:rFonts w:ascii="游ゴシック" w:cs="游ゴシック" w:eastAsia="游ゴシック" w:hAnsi="游ゴシック"/>
-                <w:b w:val="false"/>
-                <w:bCs w:val="false"/>
-                <w:color w:val="000000"/>
-                <w:sz w:val="17"/>
-                <w:szCs w:val="17"/>
-              </w:rPr>
-              <w:t xml:space="preserve"/>
-            </w:r>
-          </w:p>
-        </w:tc>
-      </w:tr>
-      <w:tr>
-        <w:trPr>
-          <w:cantSplit/>
-          <w:trHeight w:val="700" w:hRule="atLeast"/>
-        </w:trPr>
-        <w:tc>
-          <w:tcPr>
-            <w:tcW w:type="dxa" w:w="374"/>
-            <w:shd w:fill="FFFFFF" w:val="clear"/>
-            <w:tcMar>
-              <w:top w:type="dxa" w:w="70"/>
-              <w:left w:type="dxa" w:w="90"/>
-              <w:bottom w:type="dxa" w:w="70"/>
-              <w:right w:type="dxa" w:w="90"/>
-            </w:tcMar>
-          </w:tcPr>
-          <w:p>
-            <w:pPr>
-              <w:spacing w:after="0" w:line="250" w:lineRule="exact"/>
-            </w:pPr>
-            <w:r>
-              <w:rPr>
-                <w:rFonts w:ascii="游ゴシック" w:cs="游ゴシック" w:eastAsia="游ゴシック" w:hAnsi="游ゴシック"/>
-                <w:b w:val="false"/>
-                <w:bCs w:val="false"/>
-                <w:color w:val="000000"/>
-                <w:sz w:val="17"/>
-                <w:szCs w:val="17"/>
-              </w:rPr>
-              <w:t xml:space="preserve">13</w:t>
-            </w:r>
-          </w:p>
-        </w:tc>
-        <w:tc>
-          <w:tcPr>
-            <w:tcW w:type="dxa" w:w="3182"/>
-            <w:shd w:fill="FFFFFF" w:val="clear"/>
-            <w:tcMar>
-              <w:top w:type="dxa" w:w="70"/>
-              <w:left w:type="dxa" w:w="90"/>
-              <w:bottom w:type="dxa" w:w="70"/>
-              <w:right w:type="dxa" w:w="90"/>
-            </w:tcMar>
-          </w:tcPr>
-          <w:p>
-            <w:pPr>
-              <w:spacing w:after="0" w:line="250" w:lineRule="exact"/>
-            </w:pPr>
-            <w:r>
-              <w:rPr>
-                <w:rFonts w:ascii="游ゴシック" w:cs="游ゴシック" w:eastAsia="游ゴシック" w:hAnsi="游ゴシック"/>
-                <w:b w:val="false"/>
-                <w:bCs w:val="false"/>
-                <w:color w:val="000000"/>
-                <w:sz w:val="17"/>
-                <w:szCs w:val="17"/>
-              </w:rPr>
-              <w:t xml:space="preserve">障がい福祉と介護保険で数を揃える3つの対象（第2号被保険者・65歳到達者・適用除外施設入所者）</w:t>
-            </w:r>
-          </w:p>
-        </w:tc>
-        <w:tc>
-          <w:tcPr>
-            <w:tcW w:type="dxa" w:w="2714"/>
-            <w:shd w:fill="FFFFFF" w:val="clear"/>
-            <w:tcMar>
-              <w:top w:type="dxa" w:w="70"/>
-              <w:left w:type="dxa" w:w="90"/>
-              <w:bottom w:type="dxa" w:w="70"/>
-              <w:right w:type="dxa" w:w="90"/>
-            </w:tcMar>
-          </w:tcPr>
-          <w:p>
-            <w:pPr>
-              <w:spacing w:after="0" w:line="250" w:lineRule="exact"/>
-            </w:pPr>
-            <w:r>
-              <w:rPr>
-                <w:rFonts w:ascii="游ゴシック" w:cs="游ゴシック" w:eastAsia="游ゴシック" w:hAnsi="游ゴシック"/>
-                <w:b w:val="false"/>
-                <w:bCs w:val="false"/>
-                <w:color w:val="000000"/>
-                <w:sz w:val="17"/>
-                <w:szCs w:val="17"/>
-              </w:rPr>
-              <w:t xml:space="preserve">第2号被保険者は各年度2人から3人、65歳到達による移行は0、適用除外の該当者はなしとして置いて進めている。適用除外の該当者がいる場合は第1号被保険者数が減り、保険料の分母が動く。65歳到達による移行が生じる場合は、障がい側を減らし介護側を増やす形で両計画の見込量を同じ年度に動かす。いずれも差替えの範囲は5-1・5-3・5-4にとどまる。</w:t>
-            </w:r>
-          </w:p>
-        </w:tc>
-        <w:tc>
-          <w:tcPr>
-            <w:tcW w:type="dxa" w:w="1217"/>
-            <w:shd w:fill="FFFFFF" w:val="clear"/>
-            <w:tcMar>
-              <w:top w:type="dxa" w:w="70"/>
-              <w:left w:type="dxa" w:w="90"/>
-              <w:bottom w:type="dxa" w:w="70"/>
-              <w:right w:type="dxa" w:w="90"/>
-            </w:tcMar>
-          </w:tcPr>
-          <w:p>
-            <w:pPr>
-              <w:spacing w:after="0" w:line="250" w:lineRule="exact"/>
-            </w:pPr>
-            <w:r>
-              <w:rPr>
-                <w:rFonts w:ascii="游ゴシック" w:cs="游ゴシック" w:eastAsia="游ゴシック" w:hAnsi="游ゴシック"/>
-                <w:b w:val="false"/>
-                <w:bCs w:val="false"/>
-                <w:color w:val="000000"/>
-                <w:sz w:val="17"/>
-                <w:szCs w:val="17"/>
-              </w:rPr>
-              <w:t xml:space="preserve">11月上旬（第2回策定委員会の資料作成前）</w:t>
-            </w:r>
-          </w:p>
-        </w:tc>
-        <w:tc>
-          <w:tcPr>
-            <w:tcW w:type="dxa" w:w="1873"/>
-            <w:shd w:fill="FFFFFF" w:val="clear"/>
-            <w:tcMar>
-              <w:top w:type="dxa" w:w="70"/>
-              <w:left w:type="dxa" w:w="90"/>
-              <w:bottom w:type="dxa" w:w="70"/>
-              <w:right w:type="dxa" w:w="90"/>
-            </w:tcMar>
-          </w:tcPr>
-          <w:p>
-            <w:pPr>
-              <w:spacing w:after="0" w:line="250" w:lineRule="exact"/>
-            </w:pPr>
-            <w:r>
-              <w:rPr>
-                <w:rFonts w:ascii="游ゴシック" w:cs="游ゴシック" w:eastAsia="游ゴシック" w:hAnsi="游ゴシック"/>
-                <w:b w:val="false"/>
-                <w:bCs w:val="false"/>
-                <w:color w:val="000000"/>
-                <w:sz w:val="17"/>
-                <w:szCs w:val="17"/>
-              </w:rPr>
-              <w:t xml:space="preserve"/>
-            </w:r>
-          </w:p>
-        </w:tc>
-      </w:tr>
-      <w:tr>
-        <w:trPr>
-          <w:cantSplit/>
-          <w:trHeight w:val="700" w:hRule="atLeast"/>
-        </w:trPr>
-        <w:tc>
-          <w:tcPr>
-            <w:tcW w:type="dxa" w:w="374"/>
-            <w:shd w:fill="FFFFFF" w:val="clear"/>
-            <w:tcMar>
-              <w:top w:type="dxa" w:w="70"/>
-              <w:left w:type="dxa" w:w="90"/>
-              <w:bottom w:type="dxa" w:w="70"/>
-              <w:right w:type="dxa" w:w="90"/>
-            </w:tcMar>
-          </w:tcPr>
-          <w:p>
-            <w:pPr>
-              <w:spacing w:after="0" w:line="250" w:lineRule="exact"/>
-            </w:pPr>
-            <w:r>
-              <w:rPr>
-                <w:rFonts w:ascii="游ゴシック" w:cs="游ゴシック" w:eastAsia="游ゴシック" w:hAnsi="游ゴシック"/>
-                <w:b w:val="false"/>
-                <w:bCs w:val="false"/>
-                <w:color w:val="000000"/>
-                <w:sz w:val="17"/>
-                <w:szCs w:val="17"/>
-              </w:rPr>
-              <w:t xml:space="preserve">14</w:t>
-            </w:r>
-          </w:p>
-        </w:tc>
-        <w:tc>
-          <w:tcPr>
-            <w:tcW w:type="dxa" w:w="3182"/>
-            <w:shd w:fill="FFFFFF" w:val="clear"/>
-            <w:tcMar>
-              <w:top w:type="dxa" w:w="70"/>
-              <w:left w:type="dxa" w:w="90"/>
-              <w:bottom w:type="dxa" w:w="70"/>
-              <w:right w:type="dxa" w:w="90"/>
-            </w:tcMar>
-          </w:tcPr>
-          <w:p>
-            <w:pPr>
-              <w:spacing w:after="0" w:line="250" w:lineRule="exact"/>
-            </w:pPr>
-            <w:r>
-              <w:rPr>
-                <w:rFonts w:ascii="游ゴシック" w:cs="游ゴシック" w:eastAsia="游ゴシック" w:hAnsi="游ゴシック"/>
-                <w:b w:val="false"/>
-                <w:bCs w:val="false"/>
-                <w:color w:val="000000"/>
-                <w:sz w:val="17"/>
-                <w:szCs w:val="17"/>
-              </w:rPr>
-              <w:t xml:space="preserve">高額医療合算介護サービス費の自動償還を実施するかどうか</w:t>
-            </w:r>
-          </w:p>
-        </w:tc>
-        <w:tc>
-          <w:tcPr>
-            <w:tcW w:type="dxa" w:w="2714"/>
-            <w:shd w:fill="FFFFFF" w:val="clear"/>
-            <w:tcMar>
-              <w:top w:type="dxa" w:w="70"/>
-              <w:left w:type="dxa" w:w="90"/>
-              <w:bottom w:type="dxa" w:w="70"/>
-              <w:right w:type="dxa" w:w="90"/>
-            </w:tcMar>
-          </w:tcPr>
-          <w:p>
-            <w:pPr>
-              <w:spacing w:after="0" w:line="250" w:lineRule="exact"/>
-            </w:pPr>
-            <w:r>
-              <w:rPr>
-                <w:rFonts w:ascii="游ゴシック" w:cs="游ゴシック" w:eastAsia="游ゴシック" w:hAnsi="游ゴシック"/>
-                <w:b w:val="false"/>
-                <w:bCs w:val="false"/>
-                <w:color w:val="000000"/>
-                <w:sz w:val="17"/>
-                <w:szCs w:val="17"/>
-              </w:rPr>
-              <w:t xml:space="preserve">当方は実績が0のため0としていたが、国の推計ワークシートは3か年8,519千円（月額約65円）で見込んでいる。国の値を正として5-6を書き換える。</w:t>
-            </w:r>
-          </w:p>
-        </w:tc>
-        <w:tc>
-          <w:tcPr>
-            <w:tcW w:type="dxa" w:w="1217"/>
-            <w:shd w:fill="FFFFFF" w:val="clear"/>
-            <w:tcMar>
-              <w:top w:type="dxa" w:w="70"/>
-              <w:left w:type="dxa" w:w="90"/>
-              <w:bottom w:type="dxa" w:w="70"/>
-              <w:right w:type="dxa" w:w="90"/>
-            </w:tcMar>
-          </w:tcPr>
-          <w:p>
-            <w:pPr>
-              <w:spacing w:after="0" w:line="250" w:lineRule="exact"/>
-            </w:pPr>
-            <w:r>
-              <w:rPr>
-                <w:rFonts w:ascii="游ゴシック" w:cs="游ゴシック" w:eastAsia="游ゴシック" w:hAnsi="游ゴシック"/>
-                <w:b w:val="false"/>
-                <w:bCs w:val="false"/>
-                <w:color w:val="000000"/>
-                <w:sz w:val="17"/>
-                <w:szCs w:val="17"/>
-              </w:rPr>
-              <w:t xml:space="preserve">10月下旬</w:t>
-            </w:r>
-          </w:p>
-        </w:tc>
-        <w:tc>
-          <w:tcPr>
-            <w:tcW w:type="dxa" w:w="1873"/>
+            <w:tcW w:type="dxa" w:w="1872"/>
             <w:shd w:fill="FFFFFF" w:val="clear"/>
             <w:tcMar>
               <w:top w:type="dxa" w:w="70"/>
@@ -3393,11 +3133,11 @@
         <w:tblLayout w:type="fixed"/>
       </w:tblPr>
       <w:tblGrid>
-        <w:gridCol w:w="374"/>
-        <w:gridCol w:w="3182"/>
+        <w:gridCol w:w="468"/>
+        <w:gridCol w:w="3089"/>
         <w:gridCol w:w="2714"/>
         <w:gridCol w:w="1217"/>
-        <w:gridCol w:w="1873"/>
+        <w:gridCol w:w="1872"/>
       </w:tblGrid>
       <w:tr>
         <w:trPr>
@@ -3406,7 +3146,7 @@
         </w:trPr>
         <w:tc>
           <w:tcPr>
-            <w:tcW w:type="dxa" w:w="374"/>
+            <w:tcW w:type="dxa" w:w="468"/>
             <w:shd w:fill="2E75B6" w:val="clear"/>
             <w:tcMar>
               <w:top w:type="dxa" w:w="70"/>
@@ -3429,13 +3169,14 @@
                 <w:sz w:val="17"/>
                 <w:szCs w:val="17"/>
               </w:rPr>
-              <w:t xml:space="preserve">#</w:t>
-            </w:r>
-          </w:p>
-        </w:tc>
-        <w:tc>
-          <w:tcPr>
-            <w:tcW w:type="dxa" w:w="3182"/>
+              <w:t xml:space="preserve">#
+区分</w:t>
+            </w:r>
+          </w:p>
+        </w:tc>
+        <w:tc>
+          <w:tcPr>
+            <w:tcW w:type="dxa" w:w="3089"/>
             <w:shd w:fill="2E75B6" w:val="clear"/>
             <w:tcMar>
               <w:top w:type="dxa" w:w="70"/>
@@ -3522,7 +3263,7 @@
         </w:tc>
         <w:tc>
           <w:tcPr>
-            <w:tcW w:type="dxa" w:w="1873"/>
+            <w:tcW w:type="dxa" w:w="1872"/>
             <w:shd w:fill="2E75B6" w:val="clear"/>
             <w:tcMar>
               <w:top w:type="dxa" w:w="70"/>
@@ -3557,35 +3298,36 @@
         </w:trPr>
         <w:tc>
           <w:tcPr>
-            <w:tcW w:type="dxa" w:w="374"/>
-            <w:shd w:fill="FFFFFF" w:val="clear"/>
-            <w:tcMar>
-              <w:top w:type="dxa" w:w="70"/>
-              <w:left w:type="dxa" w:w="90"/>
-              <w:bottom w:type="dxa" w:w="70"/>
-              <w:right w:type="dxa" w:w="90"/>
-            </w:tcMar>
-          </w:tcPr>
-          <w:p>
-            <w:pPr>
-              <w:spacing w:after="0" w:line="250" w:lineRule="exact"/>
-            </w:pPr>
-            <w:r>
-              <w:rPr>
-                <w:rFonts w:ascii="游ゴシック" w:cs="游ゴシック" w:eastAsia="游ゴシック" w:hAnsi="游ゴシック"/>
-                <w:b w:val="false"/>
-                <w:bCs w:val="false"/>
-                <w:color w:val="000000"/>
-                <w:sz w:val="17"/>
-                <w:szCs w:val="17"/>
-              </w:rPr>
-              <w:t xml:space="preserve">1</w:t>
-            </w:r>
-          </w:p>
-        </w:tc>
-        <w:tc>
-          <w:tcPr>
-            <w:tcW w:type="dxa" w:w="3182"/>
+            <w:tcW w:type="dxa" w:w="468"/>
+            <w:shd w:fill="FFFFFF" w:val="clear"/>
+            <w:tcMar>
+              <w:top w:type="dxa" w:w="70"/>
+              <w:left w:type="dxa" w:w="90"/>
+              <w:bottom w:type="dxa" w:w="70"/>
+              <w:right w:type="dxa" w:w="90"/>
+            </w:tcMar>
+          </w:tcPr>
+          <w:p>
+            <w:pPr>
+              <w:spacing w:after="0" w:line="250" w:lineRule="exact"/>
+            </w:pPr>
+            <w:r>
+              <w:rPr>
+                <w:rFonts w:ascii="游ゴシック" w:cs="游ゴシック" w:eastAsia="游ゴシック" w:hAnsi="游ゴシック"/>
+                <w:b w:val="false"/>
+                <w:bCs w:val="false"/>
+                <w:color w:val="000000"/>
+                <w:sz w:val="17"/>
+                <w:szCs w:val="17"/>
+              </w:rPr>
+              <w:t xml:space="preserve">1
+Ｃ</w:t>
+            </w:r>
+          </w:p>
+        </w:tc>
+        <w:tc>
+          <w:tcPr>
+            <w:tcW w:type="dxa" w:w="3089"/>
             <w:shd w:fill="FFFFFF" w:val="clear"/>
             <w:tcMar>
               <w:top w:type="dxa" w:w="70"/>
@@ -3669,7 +3411,7 @@
         </w:tc>
         <w:tc>
           <w:tcPr>
-            <w:tcW w:type="dxa" w:w="1873"/>
+            <w:tcW w:type="dxa" w:w="1872"/>
             <w:shd w:fill="FFFFFF" w:val="clear"/>
             <w:tcMar>
               <w:top w:type="dxa" w:w="70"/>
@@ -3755,11 +3497,11 @@
         <w:tblLayout w:type="fixed"/>
       </w:tblPr>
       <w:tblGrid>
-        <w:gridCol w:w="374"/>
-        <w:gridCol w:w="3182"/>
+        <w:gridCol w:w="468"/>
+        <w:gridCol w:w="3089"/>
         <w:gridCol w:w="2714"/>
         <w:gridCol w:w="1217"/>
-        <w:gridCol w:w="1873"/>
+        <w:gridCol w:w="1872"/>
       </w:tblGrid>
       <w:tr>
         <w:trPr>
@@ -3768,7 +3510,7 @@
         </w:trPr>
         <w:tc>
           <w:tcPr>
-            <w:tcW w:type="dxa" w:w="374"/>
+            <w:tcW w:type="dxa" w:w="468"/>
             <w:shd w:fill="2E75B6" w:val="clear"/>
             <w:tcMar>
               <w:top w:type="dxa" w:w="70"/>
@@ -3791,13 +3533,14 @@
                 <w:sz w:val="17"/>
                 <w:szCs w:val="17"/>
               </w:rPr>
-              <w:t xml:space="preserve">#</w:t>
-            </w:r>
-          </w:p>
-        </w:tc>
-        <w:tc>
-          <w:tcPr>
-            <w:tcW w:type="dxa" w:w="3182"/>
+              <w:t xml:space="preserve">#
+区分</w:t>
+            </w:r>
+          </w:p>
+        </w:tc>
+        <w:tc>
+          <w:tcPr>
+            <w:tcW w:type="dxa" w:w="3089"/>
             <w:shd w:fill="2E75B6" w:val="clear"/>
             <w:tcMar>
               <w:top w:type="dxa" w:w="70"/>
@@ -3884,7 +3627,7 @@
         </w:tc>
         <w:tc>
           <w:tcPr>
-            <w:tcW w:type="dxa" w:w="1873"/>
+            <w:tcW w:type="dxa" w:w="1872"/>
             <w:shd w:fill="2E75B6" w:val="clear"/>
             <w:tcMar>
               <w:top w:type="dxa" w:w="70"/>
@@ -3919,57 +3662,58 @@
         </w:trPr>
         <w:tc>
           <w:tcPr>
-            <w:tcW w:type="dxa" w:w="374"/>
-            <w:shd w:fill="FFFFFF" w:val="clear"/>
-            <w:tcMar>
-              <w:top w:type="dxa" w:w="70"/>
-              <w:left w:type="dxa" w:w="90"/>
-              <w:bottom w:type="dxa" w:w="70"/>
-              <w:right w:type="dxa" w:w="90"/>
-            </w:tcMar>
-          </w:tcPr>
-          <w:p>
-            <w:pPr>
-              <w:spacing w:after="0" w:line="250" w:lineRule="exact"/>
-            </w:pPr>
-            <w:r>
-              <w:rPr>
-                <w:rFonts w:ascii="游ゴシック" w:cs="游ゴシック" w:eastAsia="游ゴシック" w:hAnsi="游ゴシック"/>
-                <w:b w:val="false"/>
-                <w:bCs w:val="false"/>
-                <w:color w:val="000000"/>
-                <w:sz w:val="17"/>
-                <w:szCs w:val="17"/>
-              </w:rPr>
-              <w:t xml:space="preserve">1</w:t>
-            </w:r>
-          </w:p>
-        </w:tc>
-        <w:tc>
-          <w:tcPr>
-            <w:tcW w:type="dxa" w:w="3182"/>
-            <w:shd w:fill="FFFFFF" w:val="clear"/>
-            <w:tcMar>
-              <w:top w:type="dxa" w:w="70"/>
-              <w:left w:type="dxa" w:w="90"/>
-              <w:bottom w:type="dxa" w:w="70"/>
-              <w:right w:type="dxa" w:w="90"/>
-            </w:tcMar>
-          </w:tcPr>
-          <w:p>
-            <w:pPr>
-              <w:spacing w:after="0" w:line="250" w:lineRule="exact"/>
-            </w:pPr>
-            <w:r>
-              <w:rPr>
-                <w:rFonts w:ascii="游ゴシック" w:cs="游ゴシック" w:eastAsia="游ゴシック" w:hAnsi="游ゴシック"/>
-                <w:b w:val="false"/>
-                <w:bCs w:val="false"/>
-                <w:color w:val="000000"/>
-                <w:sz w:val="17"/>
-                <w:szCs w:val="17"/>
-              </w:rPr>
-              <w:t xml:space="preserve">サービス見込量の前提（受給率を3か年平均とするか令和7年度水準とするか）</w:t>
+            <w:tcW w:type="dxa" w:w="468"/>
+            <w:shd w:fill="FFFFFF" w:val="clear"/>
+            <w:tcMar>
+              <w:top w:type="dxa" w:w="70"/>
+              <w:left w:type="dxa" w:w="90"/>
+              <w:bottom w:type="dxa" w:w="70"/>
+              <w:right w:type="dxa" w:w="90"/>
+            </w:tcMar>
+          </w:tcPr>
+          <w:p>
+            <w:pPr>
+              <w:spacing w:after="0" w:line="250" w:lineRule="exact"/>
+            </w:pPr>
+            <w:r>
+              <w:rPr>
+                <w:rFonts w:ascii="游ゴシック" w:cs="游ゴシック" w:eastAsia="游ゴシック" w:hAnsi="游ゴシック"/>
+                <w:b w:val="false"/>
+                <w:bCs w:val="false"/>
+                <w:color w:val="000000"/>
+                <w:sz w:val="17"/>
+                <w:szCs w:val="17"/>
+              </w:rPr>
+              <w:t xml:space="preserve">1
+Ｄ</w:t>
+            </w:r>
+          </w:p>
+        </w:tc>
+        <w:tc>
+          <w:tcPr>
+            <w:tcW w:type="dxa" w:w="3089"/>
+            <w:shd w:fill="FFFFFF" w:val="clear"/>
+            <w:tcMar>
+              <w:top w:type="dxa" w:w="70"/>
+              <w:left w:type="dxa" w:w="90"/>
+              <w:bottom w:type="dxa" w:w="70"/>
+              <w:right w:type="dxa" w:w="90"/>
+            </w:tcMar>
+          </w:tcPr>
+          <w:p>
+            <w:pPr>
+              <w:spacing w:after="0" w:line="250" w:lineRule="exact"/>
+            </w:pPr>
+            <w:r>
+              <w:rPr>
+                <w:rFonts w:ascii="游ゴシック" w:cs="游ゴシック" w:eastAsia="游ゴシック" w:hAnsi="游ゴシック"/>
+                <w:b w:val="false"/>
+                <w:bCs w:val="false"/>
+                <w:color w:val="000000"/>
+                <w:sz w:val="17"/>
+                <w:szCs w:val="17"/>
+              </w:rPr>
+              <w:t xml:space="preserve">上限保険料の設定の有無と基金活用の比較案のパターン</w:t>
             </w:r>
           </w:p>
         </w:tc>
@@ -3997,7 +3741,7 @@
                 <w:sz w:val="17"/>
                 <w:szCs w:val="17"/>
               </w:rPr>
-              <w:t xml:space="preserve">3か年平均では令和9年度のサービス諸費が令和5年度決算比+1.8%にとどまるが、実績は令和4→5年度で+4.7%伸びている。前提の選び方で保険料が変わるため、委員会に感度分析を示して確認する。</w:t>
+              <w:t xml:space="preserve">第9期は基金24,000,000円の取崩を計画。全額取崩案／据置優先案／中間案など何案を示すかを確認。</w:t>
             </w:r>
           </w:p>
         </w:tc>
@@ -4031,29 +3775,29 @@
         </w:tc>
         <w:tc>
           <w:tcPr>
-            <w:tcW w:type="dxa" w:w="1873"/>
-            <w:shd w:fill="FFFFFF" w:val="clear"/>
-            <w:tcMar>
-              <w:top w:type="dxa" w:w="70"/>
-              <w:left w:type="dxa" w:w="90"/>
-              <w:bottom w:type="dxa" w:w="70"/>
-              <w:right w:type="dxa" w:w="90"/>
-            </w:tcMar>
-          </w:tcPr>
-          <w:p>
-            <w:pPr>
-              <w:spacing w:after="0" w:line="250" w:lineRule="exact"/>
-            </w:pPr>
-            <w:r>
-              <w:rPr>
-                <w:rFonts w:ascii="游ゴシック" w:cs="游ゴシック" w:eastAsia="游ゴシック" w:hAnsi="游ゴシック"/>
-                <w:b w:val="false"/>
-                <w:bCs w:val="false"/>
-                <w:color w:val="000000"/>
-                <w:sz w:val="17"/>
-                <w:szCs w:val="17"/>
-              </w:rPr>
-              <w:t xml:space="preserve"/>
+            <w:tcW w:type="dxa" w:w="1872"/>
+            <w:shd w:fill="FFFFFF" w:val="clear"/>
+            <w:tcMar>
+              <w:top w:type="dxa" w:w="70"/>
+              <w:left w:type="dxa" w:w="90"/>
+              <w:bottom w:type="dxa" w:w="70"/>
+              <w:right w:type="dxa" w:w="90"/>
+            </w:tcMar>
+          </w:tcPr>
+          <w:p>
+            <w:pPr>
+              <w:spacing w:after="0" w:line="250" w:lineRule="exact"/>
+            </w:pPr>
+            <w:r>
+              <w:rPr>
+                <w:rFonts w:ascii="游ゴシック" w:cs="游ゴシック" w:eastAsia="游ゴシック" w:hAnsi="游ゴシック"/>
+                <w:b w:val="false"/>
+                <w:bCs w:val="false"/>
+                <w:color w:val="000000"/>
+                <w:sz w:val="17"/>
+                <w:szCs w:val="17"/>
+              </w:rPr>
+              <w:t xml:space="preserve">（一部ご回答済）</w:t>
             </w:r>
           </w:p>
         </w:tc>
@@ -4065,57 +3809,58 @@
         </w:trPr>
         <w:tc>
           <w:tcPr>
-            <w:tcW w:type="dxa" w:w="374"/>
-            <w:shd w:fill="FFFFFF" w:val="clear"/>
-            <w:tcMar>
-              <w:top w:type="dxa" w:w="70"/>
-              <w:left w:type="dxa" w:w="90"/>
-              <w:bottom w:type="dxa" w:w="70"/>
-              <w:right w:type="dxa" w:w="90"/>
-            </w:tcMar>
-          </w:tcPr>
-          <w:p>
-            <w:pPr>
-              <w:spacing w:after="0" w:line="250" w:lineRule="exact"/>
-            </w:pPr>
-            <w:r>
-              <w:rPr>
-                <w:rFonts w:ascii="游ゴシック" w:cs="游ゴシック" w:eastAsia="游ゴシック" w:hAnsi="游ゴシック"/>
-                <w:b w:val="false"/>
-                <w:bCs w:val="false"/>
-                <w:color w:val="000000"/>
-                <w:sz w:val="17"/>
-                <w:szCs w:val="17"/>
-              </w:rPr>
-              <w:t xml:space="preserve">2</w:t>
-            </w:r>
-          </w:p>
-        </w:tc>
-        <w:tc>
-          <w:tcPr>
-            <w:tcW w:type="dxa" w:w="3182"/>
-            <w:shd w:fill="FFFFFF" w:val="clear"/>
-            <w:tcMar>
-              <w:top w:type="dxa" w:w="70"/>
-              <w:left w:type="dxa" w:w="90"/>
-              <w:bottom w:type="dxa" w:w="70"/>
-              <w:right w:type="dxa" w:w="90"/>
-            </w:tcMar>
-          </w:tcPr>
-          <w:p>
-            <w:pPr>
-              <w:spacing w:after="0" w:line="250" w:lineRule="exact"/>
-            </w:pPr>
-            <w:r>
-              <w:rPr>
-                <w:rFonts w:ascii="游ゴシック" w:cs="游ゴシック" w:eastAsia="游ゴシック" w:hAnsi="游ゴシック"/>
-                <w:b w:val="false"/>
-                <w:bCs w:val="false"/>
-                <w:color w:val="000000"/>
-                <w:sz w:val="17"/>
-                <w:szCs w:val="17"/>
-              </w:rPr>
-              <w:t xml:space="preserve">上限保険料の設定の有無と基金活用の比較案のパターン</w:t>
+            <w:tcW w:type="dxa" w:w="468"/>
+            <w:shd w:fill="FFFFFF" w:val="clear"/>
+            <w:tcMar>
+              <w:top w:type="dxa" w:w="70"/>
+              <w:left w:type="dxa" w:w="90"/>
+              <w:bottom w:type="dxa" w:w="70"/>
+              <w:right w:type="dxa" w:w="90"/>
+            </w:tcMar>
+          </w:tcPr>
+          <w:p>
+            <w:pPr>
+              <w:spacing w:after="0" w:line="250" w:lineRule="exact"/>
+            </w:pPr>
+            <w:r>
+              <w:rPr>
+                <w:rFonts w:ascii="游ゴシック" w:cs="游ゴシック" w:eastAsia="游ゴシック" w:hAnsi="游ゴシック"/>
+                <w:b w:val="false"/>
+                <w:bCs w:val="false"/>
+                <w:color w:val="000000"/>
+                <w:sz w:val="17"/>
+                <w:szCs w:val="17"/>
+              </w:rPr>
+              <w:t xml:space="preserve">2
+Ｄ</w:t>
+            </w:r>
+          </w:p>
+        </w:tc>
+        <w:tc>
+          <w:tcPr>
+            <w:tcW w:type="dxa" w:w="3089"/>
+            <w:shd w:fill="FFFFFF" w:val="clear"/>
+            <w:tcMar>
+              <w:top w:type="dxa" w:w="70"/>
+              <w:left w:type="dxa" w:w="90"/>
+              <w:bottom w:type="dxa" w:w="70"/>
+              <w:right w:type="dxa" w:w="90"/>
+            </w:tcMar>
+          </w:tcPr>
+          <w:p>
+            <w:pPr>
+              <w:spacing w:after="0" w:line="250" w:lineRule="exact"/>
+            </w:pPr>
+            <w:r>
+              <w:rPr>
+                <w:rFonts w:ascii="游ゴシック" w:cs="游ゴシック" w:eastAsia="游ゴシック" w:hAnsi="游ゴシック"/>
+                <w:b w:val="false"/>
+                <w:bCs w:val="false"/>
+                <w:color w:val="000000"/>
+                <w:sz w:val="17"/>
+                <w:szCs w:val="17"/>
+              </w:rPr>
+              <w:t xml:space="preserve">中長期（令和17年度・令和22年度）の保険料をαの2案で示すことの可否</w:t>
             </w:r>
           </w:p>
         </w:tc>
@@ -4143,7 +3888,7 @@
                 <w:sz w:val="17"/>
                 <w:szCs w:val="17"/>
               </w:rPr>
-              <w:t xml:space="preserve">第9期は基金24,000,000円の取崩を計画。全額取崩案／据置優先案／中間案など何案を示すかを確認。</w:t>
+              <w:t xml:space="preserve">改正法により中長期の見通しが必須の記載事項となった。αを23%据え置きとした場合は令和22年度6,883円、3年ごとに1ポイント上がるとした場合は8,379円。第9期計画は8,700円を見込んでいた。どちらを本文に置くか、あるいは幅として示すかを委員会にお諮りする。</w:t>
             </w:r>
           </w:p>
         </w:tc>
@@ -4177,29 +3922,29 @@
         </w:tc>
         <w:tc>
           <w:tcPr>
-            <w:tcW w:type="dxa" w:w="1873"/>
-            <w:shd w:fill="FFFFFF" w:val="clear"/>
-            <w:tcMar>
-              <w:top w:type="dxa" w:w="70"/>
-              <w:left w:type="dxa" w:w="90"/>
-              <w:bottom w:type="dxa" w:w="70"/>
-              <w:right w:type="dxa" w:w="90"/>
-            </w:tcMar>
-          </w:tcPr>
-          <w:p>
-            <w:pPr>
-              <w:spacing w:after="0" w:line="250" w:lineRule="exact"/>
-            </w:pPr>
-            <w:r>
-              <w:rPr>
-                <w:rFonts w:ascii="游ゴシック" w:cs="游ゴシック" w:eastAsia="游ゴシック" w:hAnsi="游ゴシック"/>
-                <w:b w:val="false"/>
-                <w:bCs w:val="false"/>
-                <w:color w:val="000000"/>
-                <w:sz w:val="17"/>
-                <w:szCs w:val="17"/>
-              </w:rPr>
-              <w:t xml:space="preserve">（一部ご回答済）</w:t>
+            <w:tcW w:type="dxa" w:w="1872"/>
+            <w:shd w:fill="FFFFFF" w:val="clear"/>
+            <w:tcMar>
+              <w:top w:type="dxa" w:w="70"/>
+              <w:left w:type="dxa" w:w="90"/>
+              <w:bottom w:type="dxa" w:w="70"/>
+              <w:right w:type="dxa" w:w="90"/>
+            </w:tcMar>
+          </w:tcPr>
+          <w:p>
+            <w:pPr>
+              <w:spacing w:after="0" w:line="250" w:lineRule="exact"/>
+            </w:pPr>
+            <w:r>
+              <w:rPr>
+                <w:rFonts w:ascii="游ゴシック" w:cs="游ゴシック" w:eastAsia="游ゴシック" w:hAnsi="游ゴシック"/>
+                <w:b w:val="false"/>
+                <w:bCs w:val="false"/>
+                <w:color w:val="000000"/>
+                <w:sz w:val="17"/>
+                <w:szCs w:val="17"/>
+              </w:rPr>
+              <w:t xml:space="preserve"/>
             </w:r>
           </w:p>
         </w:tc>
@@ -4211,57 +3956,58 @@
         </w:trPr>
         <w:tc>
           <w:tcPr>
-            <w:tcW w:type="dxa" w:w="374"/>
-            <w:shd w:fill="FFFFFF" w:val="clear"/>
-            <w:tcMar>
-              <w:top w:type="dxa" w:w="70"/>
-              <w:left w:type="dxa" w:w="90"/>
-              <w:bottom w:type="dxa" w:w="70"/>
-              <w:right w:type="dxa" w:w="90"/>
-            </w:tcMar>
-          </w:tcPr>
-          <w:p>
-            <w:pPr>
-              <w:spacing w:after="0" w:line="250" w:lineRule="exact"/>
-            </w:pPr>
-            <w:r>
-              <w:rPr>
-                <w:rFonts w:ascii="游ゴシック" w:cs="游ゴシック" w:eastAsia="游ゴシック" w:hAnsi="游ゴシック"/>
-                <w:b w:val="false"/>
-                <w:bCs w:val="false"/>
-                <w:color w:val="000000"/>
-                <w:sz w:val="17"/>
-                <w:szCs w:val="17"/>
-              </w:rPr>
-              <w:t xml:space="preserve">3</w:t>
-            </w:r>
-          </w:p>
-        </w:tc>
-        <w:tc>
-          <w:tcPr>
-            <w:tcW w:type="dxa" w:w="3182"/>
-            <w:shd w:fill="FFFFFF" w:val="clear"/>
-            <w:tcMar>
-              <w:top w:type="dxa" w:w="70"/>
-              <w:left w:type="dxa" w:w="90"/>
-              <w:bottom w:type="dxa" w:w="70"/>
-              <w:right w:type="dxa" w:w="90"/>
-            </w:tcMar>
-          </w:tcPr>
-          <w:p>
-            <w:pPr>
-              <w:spacing w:after="0" w:line="250" w:lineRule="exact"/>
-            </w:pPr>
-            <w:r>
-              <w:rPr>
-                <w:rFonts w:ascii="游ゴシック" w:cs="游ゴシック" w:eastAsia="游ゴシック" w:hAnsi="游ゴシック"/>
-                <w:b w:val="false"/>
-                <w:bCs w:val="false"/>
-                <w:color w:val="000000"/>
-                <w:sz w:val="17"/>
-                <w:szCs w:val="17"/>
-              </w:rPr>
-              <w:t xml:space="preserve">中長期（令和17年度・令和22年度）の保険料をαの2案で示すことの可否</w:t>
+            <w:tcW w:type="dxa" w:w="468"/>
+            <w:shd w:fill="FFFFFF" w:val="clear"/>
+            <w:tcMar>
+              <w:top w:type="dxa" w:w="70"/>
+              <w:left w:type="dxa" w:w="90"/>
+              <w:bottom w:type="dxa" w:w="70"/>
+              <w:right w:type="dxa" w:w="90"/>
+            </w:tcMar>
+          </w:tcPr>
+          <w:p>
+            <w:pPr>
+              <w:spacing w:after="0" w:line="250" w:lineRule="exact"/>
+            </w:pPr>
+            <w:r>
+              <w:rPr>
+                <w:rFonts w:ascii="游ゴシック" w:cs="游ゴシック" w:eastAsia="游ゴシック" w:hAnsi="游ゴシック"/>
+                <w:b w:val="false"/>
+                <w:bCs w:val="false"/>
+                <w:color w:val="000000"/>
+                <w:sz w:val="17"/>
+                <w:szCs w:val="17"/>
+              </w:rPr>
+              <w:t xml:space="preserve">3
+Ｃ</w:t>
+            </w:r>
+          </w:p>
+        </w:tc>
+        <w:tc>
+          <w:tcPr>
+            <w:tcW w:type="dxa" w:w="3089"/>
+            <w:shd w:fill="FFFFFF" w:val="clear"/>
+            <w:tcMar>
+              <w:top w:type="dxa" w:w="70"/>
+              <w:left w:type="dxa" w:w="90"/>
+              <w:bottom w:type="dxa" w:w="70"/>
+              <w:right w:type="dxa" w:w="90"/>
+            </w:tcMar>
+          </w:tcPr>
+          <w:p>
+            <w:pPr>
+              <w:spacing w:after="0" w:line="250" w:lineRule="exact"/>
+            </w:pPr>
+            <w:r>
+              <w:rPr>
+                <w:rFonts w:ascii="游ゴシック" w:cs="游ゴシック" w:eastAsia="游ゴシック" w:hAnsi="游ゴシック"/>
+                <w:b w:val="false"/>
+                <w:bCs w:val="false"/>
+                <w:color w:val="000000"/>
+                <w:sz w:val="17"/>
+                <w:szCs w:val="17"/>
+              </w:rPr>
+              <w:t xml:space="preserve">保険料が県・全国を上回る一方で費用額は下位である点の認識と説明方針</w:t>
             </w:r>
           </w:p>
         </w:tc>
@@ -4289,7 +4035,7 @@
                 <w:sz w:val="17"/>
                 <w:szCs w:val="17"/>
               </w:rPr>
-              <w:t xml:space="preserve">改正法により中長期の見通しが必須の記載事項となった。αを23%据え置きとした場合は令和22年度6,883円、3年ごとに1ポイント上がるとした場合は8,379円。第9期計画は8,700円を見込んでいた。どちらを本文に置くか、あるいは幅として示すかを委員会にお諮りする。</w:t>
+              <w:t xml:space="preserve">保険料6,700円は県+360円・全国+475円。費用額は県内44/59位。説明ロジックの構築に関わる。</w:t>
             </w:r>
           </w:p>
         </w:tc>
@@ -4323,7 +4069,7 @@
         </w:tc>
         <w:tc>
           <w:tcPr>
-            <w:tcW w:type="dxa" w:w="1873"/>
+            <w:tcW w:type="dxa" w:w="1872"/>
             <w:shd w:fill="FFFFFF" w:val="clear"/>
             <w:tcMar>
               <w:top w:type="dxa" w:w="70"/>
@@ -4357,57 +4103,58 @@
         </w:trPr>
         <w:tc>
           <w:tcPr>
-            <w:tcW w:type="dxa" w:w="374"/>
-            <w:shd w:fill="FFFFFF" w:val="clear"/>
-            <w:tcMar>
-              <w:top w:type="dxa" w:w="70"/>
-              <w:left w:type="dxa" w:w="90"/>
-              <w:bottom w:type="dxa" w:w="70"/>
-              <w:right w:type="dxa" w:w="90"/>
-            </w:tcMar>
-          </w:tcPr>
-          <w:p>
-            <w:pPr>
-              <w:spacing w:after="0" w:line="250" w:lineRule="exact"/>
-            </w:pPr>
-            <w:r>
-              <w:rPr>
-                <w:rFonts w:ascii="游ゴシック" w:cs="游ゴシック" w:eastAsia="游ゴシック" w:hAnsi="游ゴシック"/>
-                <w:b w:val="false"/>
-                <w:bCs w:val="false"/>
-                <w:color w:val="000000"/>
-                <w:sz w:val="17"/>
-                <w:szCs w:val="17"/>
-              </w:rPr>
-              <w:t xml:space="preserve">4</w:t>
-            </w:r>
-          </w:p>
-        </w:tc>
-        <w:tc>
-          <w:tcPr>
-            <w:tcW w:type="dxa" w:w="3182"/>
-            <w:shd w:fill="FFFFFF" w:val="clear"/>
-            <w:tcMar>
-              <w:top w:type="dxa" w:w="70"/>
-              <w:left w:type="dxa" w:w="90"/>
-              <w:bottom w:type="dxa" w:w="70"/>
-              <w:right w:type="dxa" w:w="90"/>
-            </w:tcMar>
-          </w:tcPr>
-          <w:p>
-            <w:pPr>
-              <w:spacing w:after="0" w:line="250" w:lineRule="exact"/>
-            </w:pPr>
-            <w:r>
-              <w:rPr>
-                <w:rFonts w:ascii="游ゴシック" w:cs="游ゴシック" w:eastAsia="游ゴシック" w:hAnsi="游ゴシック"/>
-                <w:b w:val="false"/>
-                <w:bCs w:val="false"/>
-                <w:color w:val="000000"/>
-                <w:sz w:val="17"/>
-                <w:szCs w:val="17"/>
-              </w:rPr>
-              <w:t xml:space="preserve">人口データの出所の統一（住基／国勢調査／福島県現住人口調査）</w:t>
+            <w:tcW w:type="dxa" w:w="468"/>
+            <w:shd w:fill="FFFFFF" w:val="clear"/>
+            <w:tcMar>
+              <w:top w:type="dxa" w:w="70"/>
+              <w:left w:type="dxa" w:w="90"/>
+              <w:bottom w:type="dxa" w:w="70"/>
+              <w:right w:type="dxa" w:w="90"/>
+            </w:tcMar>
+          </w:tcPr>
+          <w:p>
+            <w:pPr>
+              <w:spacing w:after="0" w:line="250" w:lineRule="exact"/>
+            </w:pPr>
+            <w:r>
+              <w:rPr>
+                <w:rFonts w:ascii="游ゴシック" w:cs="游ゴシック" w:eastAsia="游ゴシック" w:hAnsi="游ゴシック"/>
+                <w:b w:val="false"/>
+                <w:bCs w:val="false"/>
+                <w:color w:val="000000"/>
+                <w:sz w:val="17"/>
+                <w:szCs w:val="17"/>
+              </w:rPr>
+              <w:t xml:space="preserve">4
+Ｄ</w:t>
+            </w:r>
+          </w:p>
+        </w:tc>
+        <w:tc>
+          <w:tcPr>
+            <w:tcW w:type="dxa" w:w="3089"/>
+            <w:shd w:fill="FFFFFF" w:val="clear"/>
+            <w:tcMar>
+              <w:top w:type="dxa" w:w="70"/>
+              <w:left w:type="dxa" w:w="90"/>
+              <w:bottom w:type="dxa" w:w="70"/>
+              <w:right w:type="dxa" w:w="90"/>
+            </w:tcMar>
+          </w:tcPr>
+          <w:p>
+            <w:pPr>
+              <w:spacing w:after="0" w:line="250" w:lineRule="exact"/>
+            </w:pPr>
+            <w:r>
+              <w:rPr>
+                <w:rFonts w:ascii="游ゴシック" w:cs="游ゴシック" w:eastAsia="游ゴシック" w:hAnsi="游ゴシック"/>
+                <w:b w:val="false"/>
+                <w:bCs w:val="false"/>
+                <w:color w:val="000000"/>
+                <w:sz w:val="17"/>
+                <w:szCs w:val="17"/>
+              </w:rPr>
+              <w:t xml:space="preserve">医療介護連携に関する加算の算定状況（給付実績の加算別集計）</w:t>
             </w:r>
           </w:p>
         </w:tc>
@@ -4435,7 +4182,7 @@
                 <w:sz w:val="17"/>
                 <w:szCs w:val="17"/>
               </w:rPr>
-              <w:t xml:space="preserve">計画書内で人口の数字が複数出ることを避ける。</w:t>
+              <w:t xml:space="preserve">別表第十。施策4-3の在宅医療・介護連携の現状把握。村内に医療系の居宅サービス事業所がないため、加算の算定状況が連携の実態を示す唯一の量的な材料となる。</w:t>
             </w:r>
           </w:p>
         </w:tc>
@@ -4469,7 +4216,7 @@
         </w:tc>
         <w:tc>
           <w:tcPr>
-            <w:tcW w:type="dxa" w:w="1873"/>
+            <w:tcW w:type="dxa" w:w="1872"/>
             <w:shd w:fill="FFFFFF" w:val="clear"/>
             <w:tcMar>
               <w:top w:type="dxa" w:w="70"/>
@@ -4503,57 +4250,58 @@
         </w:trPr>
         <w:tc>
           <w:tcPr>
-            <w:tcW w:type="dxa" w:w="374"/>
-            <w:shd w:fill="FFFFFF" w:val="clear"/>
-            <w:tcMar>
-              <w:top w:type="dxa" w:w="70"/>
-              <w:left w:type="dxa" w:w="90"/>
-              <w:bottom w:type="dxa" w:w="70"/>
-              <w:right w:type="dxa" w:w="90"/>
-            </w:tcMar>
-          </w:tcPr>
-          <w:p>
-            <w:pPr>
-              <w:spacing w:after="0" w:line="250" w:lineRule="exact"/>
-            </w:pPr>
-            <w:r>
-              <w:rPr>
-                <w:rFonts w:ascii="游ゴシック" w:cs="游ゴシック" w:eastAsia="游ゴシック" w:hAnsi="游ゴシック"/>
-                <w:b w:val="false"/>
-                <w:bCs w:val="false"/>
-                <w:color w:val="000000"/>
-                <w:sz w:val="17"/>
-                <w:szCs w:val="17"/>
-              </w:rPr>
-              <w:t xml:space="preserve">5</w:t>
-            </w:r>
-          </w:p>
-        </w:tc>
-        <w:tc>
-          <w:tcPr>
-            <w:tcW w:type="dxa" w:w="3182"/>
-            <w:shd w:fill="FFFFFF" w:val="clear"/>
-            <w:tcMar>
-              <w:top w:type="dxa" w:w="70"/>
-              <w:left w:type="dxa" w:w="90"/>
-              <w:bottom w:type="dxa" w:w="70"/>
-              <w:right w:type="dxa" w:w="90"/>
-            </w:tcMar>
-          </w:tcPr>
-          <w:p>
-            <w:pPr>
-              <w:spacing w:after="0" w:line="250" w:lineRule="exact"/>
-            </w:pPr>
-            <w:r>
-              <w:rPr>
-                <w:rFonts w:ascii="游ゴシック" w:cs="游ゴシック" w:eastAsia="游ゴシック" w:hAnsi="游ゴシック"/>
-                <w:b w:val="false"/>
-                <w:bCs w:val="false"/>
-                <w:color w:val="000000"/>
-                <w:sz w:val="17"/>
-                <w:szCs w:val="17"/>
-              </w:rPr>
-              <w:t xml:space="preserve">令和2年（2020年）の年齢3区分の計が総人口に1人足りない理由（国勢調査の年齢不詳か入力の誤りか）</w:t>
+            <w:tcW w:type="dxa" w:w="468"/>
+            <w:shd w:fill="FFFFFF" w:val="clear"/>
+            <w:tcMar>
+              <w:top w:type="dxa" w:w="70"/>
+              <w:left w:type="dxa" w:w="90"/>
+              <w:bottom w:type="dxa" w:w="70"/>
+              <w:right w:type="dxa" w:w="90"/>
+            </w:tcMar>
+          </w:tcPr>
+          <w:p>
+            <w:pPr>
+              <w:spacing w:after="0" w:line="250" w:lineRule="exact"/>
+            </w:pPr>
+            <w:r>
+              <w:rPr>
+                <w:rFonts w:ascii="游ゴシック" w:cs="游ゴシック" w:eastAsia="游ゴシック" w:hAnsi="游ゴシック"/>
+                <w:b w:val="false"/>
+                <w:bCs w:val="false"/>
+                <w:color w:val="000000"/>
+                <w:sz w:val="17"/>
+                <w:szCs w:val="17"/>
+              </w:rPr>
+              <w:t xml:space="preserve">5
+Ｄ</w:t>
+            </w:r>
+          </w:p>
+        </w:tc>
+        <w:tc>
+          <w:tcPr>
+            <w:tcW w:type="dxa" w:w="3089"/>
+            <w:shd w:fill="FFFFFF" w:val="clear"/>
+            <w:tcMar>
+              <w:top w:type="dxa" w:w="70"/>
+              <w:left w:type="dxa" w:w="90"/>
+              <w:bottom w:type="dxa" w:w="70"/>
+              <w:right w:type="dxa" w:w="90"/>
+            </w:tcMar>
+          </w:tcPr>
+          <w:p>
+            <w:pPr>
+              <w:spacing w:after="0" w:line="250" w:lineRule="exact"/>
+            </w:pPr>
+            <w:r>
+              <w:rPr>
+                <w:rFonts w:ascii="游ゴシック" w:cs="游ゴシック" w:eastAsia="游ゴシック" w:hAnsi="游ゴシック"/>
+                <w:b w:val="false"/>
+                <w:bCs w:val="false"/>
+                <w:color w:val="000000"/>
+                <w:sz w:val="17"/>
+                <w:szCs w:val="17"/>
+              </w:rPr>
+              <w:t xml:space="preserve">合計所得金額分布調査の10万円刻みデータを保険料試算に使用してよいか</w:t>
             </w:r>
           </w:p>
         </w:tc>
@@ -4581,7 +4329,7 @@
                 <w:sz w:val="17"/>
                 <w:szCs w:val="17"/>
               </w:rPr>
-              <w:t xml:space="preserve">素案2-1の人口の表。「見える化」システムのA1・A9系列が総人口2,556人・15〜64歳1,349人・65歳以上948人を裏づけており、残差は259人である。本村が用いている15歳未満258人との差が1人ある。平成22年・平成27年・令和7年以降の各年は3区分の計と総人口が一致するため、令和2年のみの事象である。</w:t>
+              <w:t xml:space="preserve">所得段階の区切りを変えた場合の影響試算に使える。第10期で段階設定を見直す場合の基礎データ。</w:t>
             </w:r>
           </w:p>
         </w:tc>
@@ -4615,7 +4363,7 @@
         </w:tc>
         <w:tc>
           <w:tcPr>
-            <w:tcW w:type="dxa" w:w="1873"/>
+            <w:tcW w:type="dxa" w:w="1872"/>
             <w:shd w:fill="FFFFFF" w:val="clear"/>
             <w:tcMar>
               <w:top w:type="dxa" w:w="70"/>
@@ -4649,57 +4397,58 @@
         </w:trPr>
         <w:tc>
           <w:tcPr>
-            <w:tcW w:type="dxa" w:w="374"/>
-            <w:shd w:fill="FFFFFF" w:val="clear"/>
-            <w:tcMar>
-              <w:top w:type="dxa" w:w="70"/>
-              <w:left w:type="dxa" w:w="90"/>
-              <w:bottom w:type="dxa" w:w="70"/>
-              <w:right w:type="dxa" w:w="90"/>
-            </w:tcMar>
-          </w:tcPr>
-          <w:p>
-            <w:pPr>
-              <w:spacing w:after="0" w:line="250" w:lineRule="exact"/>
-            </w:pPr>
-            <w:r>
-              <w:rPr>
-                <w:rFonts w:ascii="游ゴシック" w:cs="游ゴシック" w:eastAsia="游ゴシック" w:hAnsi="游ゴシック"/>
-                <w:b w:val="false"/>
-                <w:bCs w:val="false"/>
-                <w:color w:val="000000"/>
-                <w:sz w:val="17"/>
-                <w:szCs w:val="17"/>
-              </w:rPr>
-              <w:t xml:space="preserve">6</w:t>
-            </w:r>
-          </w:p>
-        </w:tc>
-        <w:tc>
-          <w:tcPr>
-            <w:tcW w:type="dxa" w:w="3182"/>
-            <w:shd w:fill="FFFFFF" w:val="clear"/>
-            <w:tcMar>
-              <w:top w:type="dxa" w:w="70"/>
-              <w:left w:type="dxa" w:w="90"/>
-              <w:bottom w:type="dxa" w:w="70"/>
-              <w:right w:type="dxa" w:w="90"/>
-            </w:tcMar>
-          </w:tcPr>
-          <w:p>
-            <w:pPr>
-              <w:spacing w:after="0" w:line="250" w:lineRule="exact"/>
-            </w:pPr>
-            <w:r>
-              <w:rPr>
-                <w:rFonts w:ascii="游ゴシック" w:cs="游ゴシック" w:eastAsia="游ゴシック" w:hAnsi="游ゴシック"/>
-                <w:b w:val="false"/>
-                <w:bCs w:val="false"/>
-                <w:color w:val="000000"/>
-                <w:sz w:val="17"/>
-                <w:szCs w:val="17"/>
-              </w:rPr>
-              <w:t xml:space="preserve">令和9年4月の介護報酬改定率が示された後の単価の扱い</w:t>
+            <w:tcW w:type="dxa" w:w="468"/>
+            <w:shd w:fill="FFFFFF" w:val="clear"/>
+            <w:tcMar>
+              <w:top w:type="dxa" w:w="70"/>
+              <w:left w:type="dxa" w:w="90"/>
+              <w:bottom w:type="dxa" w:w="70"/>
+              <w:right w:type="dxa" w:w="90"/>
+            </w:tcMar>
+          </w:tcPr>
+          <w:p>
+            <w:pPr>
+              <w:spacing w:after="0" w:line="250" w:lineRule="exact"/>
+            </w:pPr>
+            <w:r>
+              <w:rPr>
+                <w:rFonts w:ascii="游ゴシック" w:cs="游ゴシック" w:eastAsia="游ゴシック" w:hAnsi="游ゴシック"/>
+                <w:b w:val="false"/>
+                <w:bCs w:val="false"/>
+                <w:color w:val="000000"/>
+                <w:sz w:val="17"/>
+                <w:szCs w:val="17"/>
+              </w:rPr>
+              <w:t xml:space="preserve">6
+Ｃ</w:t>
+            </w:r>
+          </w:p>
+        </w:tc>
+        <w:tc>
+          <w:tcPr>
+            <w:tcW w:type="dxa" w:w="3089"/>
+            <w:shd w:fill="FFFFFF" w:val="clear"/>
+            <w:tcMar>
+              <w:top w:type="dxa" w:w="70"/>
+              <w:left w:type="dxa" w:w="90"/>
+              <w:bottom w:type="dxa" w:w="70"/>
+              <w:right w:type="dxa" w:w="90"/>
+            </w:tcMar>
+          </w:tcPr>
+          <w:p>
+            <w:pPr>
+              <w:spacing w:after="0" w:line="250" w:lineRule="exact"/>
+            </w:pPr>
+            <w:r>
+              <w:rPr>
+                <w:rFonts w:ascii="游ゴシック" w:cs="游ゴシック" w:eastAsia="游ゴシック" w:hAnsi="游ゴシック"/>
+                <w:b w:val="false"/>
+                <w:bCs w:val="false"/>
+                <w:color w:val="000000"/>
+                <w:sz w:val="17"/>
+                <w:szCs w:val="17"/>
+              </w:rPr>
+              <w:t xml:space="preserve">第1号被保険者数の推計を社人研ベースから補正して用いる方針の可否</w:t>
             </w:r>
           </w:p>
         </w:tc>
@@ -4727,7 +4476,7 @@
                 <w:sz w:val="17"/>
                 <w:szCs w:val="17"/>
               </w:rPr>
-              <w:t xml:space="preserve">本村の単価の趨勢（年1.30%）は連鎖ラスパイレス指数による実測値で、平成27年▲2.27%から令和6年+1.59%までの改定をすでに含む。改定率が示された時点で趨勢による補正（月額314円）を取り下げ、改定率のみを用いる。素案5-4(10)①に断りを入れたが、運用の確認を要する。</w:t>
+              <w:t xml:space="preserve">社人研推計は住基ベース実績より6〜8%少なく、第9期はこれで63人ずれた。手法変更のため村の合意が要る。</w:t>
             </w:r>
           </w:p>
         </w:tc>
@@ -4761,7 +4510,7 @@
         </w:tc>
         <w:tc>
           <w:tcPr>
-            <w:tcW w:type="dxa" w:w="1873"/>
+            <w:tcW w:type="dxa" w:w="1872"/>
             <w:shd w:fill="FFFFFF" w:val="clear"/>
             <w:tcMar>
               <w:top w:type="dxa" w:w="70"/>
@@ -4795,141 +4544,291 @@
         </w:trPr>
         <w:tc>
           <w:tcPr>
+            <w:tcW w:type="dxa" w:w="468"/>
+            <w:shd w:fill="FFFFFF" w:val="clear"/>
+            <w:tcMar>
+              <w:top w:type="dxa" w:w="70"/>
+              <w:left w:type="dxa" w:w="90"/>
+              <w:bottom w:type="dxa" w:w="70"/>
+              <w:right w:type="dxa" w:w="90"/>
+            </w:tcMar>
+          </w:tcPr>
+          <w:p>
+            <w:pPr>
+              <w:spacing w:after="0" w:line="250" w:lineRule="exact"/>
+            </w:pPr>
+            <w:r>
+              <w:rPr>
+                <w:rFonts w:ascii="游ゴシック" w:cs="游ゴシック" w:eastAsia="游ゴシック" w:hAnsi="游ゴシック"/>
+                <w:b w:val="false"/>
+                <w:bCs w:val="false"/>
+                <w:color w:val="000000"/>
+                <w:sz w:val="17"/>
+                <w:szCs w:val="17"/>
+              </w:rPr>
+              <w:t xml:space="preserve">7
+Ｄ</w:t>
+            </w:r>
+          </w:p>
+        </w:tc>
+        <w:tc>
+          <w:tcPr>
+            <w:tcW w:type="dxa" w:w="3089"/>
+            <w:shd w:fill="FFFFFF" w:val="clear"/>
+            <w:tcMar>
+              <w:top w:type="dxa" w:w="70"/>
+              <w:left w:type="dxa" w:w="90"/>
+              <w:bottom w:type="dxa" w:w="70"/>
+              <w:right w:type="dxa" w:w="90"/>
+            </w:tcMar>
+          </w:tcPr>
+          <w:p>
+            <w:pPr>
+              <w:spacing w:after="0" w:line="250" w:lineRule="exact"/>
+            </w:pPr>
+            <w:r>
+              <w:rPr>
+                <w:rFonts w:ascii="游ゴシック" w:cs="游ゴシック" w:eastAsia="游ゴシック" w:hAnsi="游ゴシック"/>
+                <w:b w:val="false"/>
+                <w:bCs w:val="false"/>
+                <w:color w:val="000000"/>
+                <w:sz w:val="17"/>
+                <w:szCs w:val="17"/>
+              </w:rPr>
+              <w:t xml:space="preserve">第9期保険料の再算定試算（6,761円→約6,346円）の取扱い</w:t>
+            </w:r>
+          </w:p>
+        </w:tc>
+        <w:tc>
+          <w:tcPr>
+            <w:tcW w:type="dxa" w:w="2714"/>
+            <w:shd w:fill="FFFFFF" w:val="clear"/>
+            <w:tcMar>
+              <w:top w:type="dxa" w:w="70"/>
+              <w:left w:type="dxa" w:w="90"/>
+              <w:bottom w:type="dxa" w:w="70"/>
+              <w:right w:type="dxa" w:w="90"/>
+            </w:tcMar>
+          </w:tcPr>
+          <w:p>
+            <w:pPr>
+              <w:spacing w:after="0" w:line="250" w:lineRule="exact"/>
+            </w:pPr>
+            <w:r>
+              <w:rPr>
+                <w:rFonts w:ascii="游ゴシック" w:cs="游ゴシック" w:eastAsia="游ゴシック" w:hAnsi="游ゴシック"/>
+                <w:b w:val="false"/>
+                <w:bCs w:val="false"/>
+                <w:color w:val="000000"/>
+                <w:sz w:val="17"/>
+                <w:szCs w:val="17"/>
+              </w:rPr>
+              <w:t xml:space="preserve">第1号被保険者数のみを実績に置換した試算で、福島県平均6,340円とほぼ一致する。素案5-7に記載しているが、公表資料での扱いは村の判断による。</w:t>
+            </w:r>
+          </w:p>
+        </w:tc>
+        <w:tc>
+          <w:tcPr>
+            <w:tcW w:type="dxa" w:w="1217"/>
+            <w:shd w:fill="FFFFFF" w:val="clear"/>
+            <w:tcMar>
+              <w:top w:type="dxa" w:w="70"/>
+              <w:left w:type="dxa" w:w="90"/>
+              <w:bottom w:type="dxa" w:w="70"/>
+              <w:right w:type="dxa" w:w="90"/>
+            </w:tcMar>
+          </w:tcPr>
+          <w:p>
+            <w:pPr>
+              <w:spacing w:after="0" w:line="250" w:lineRule="exact"/>
+            </w:pPr>
+            <w:r>
+              <w:rPr>
+                <w:rFonts w:ascii="游ゴシック" w:cs="游ゴシック" w:eastAsia="游ゴシック" w:hAnsi="游ゴシック"/>
+                <w:b w:val="false"/>
+                <w:bCs w:val="false"/>
+                <w:color w:val="000000"/>
+                <w:sz w:val="17"/>
+                <w:szCs w:val="17"/>
+              </w:rPr>
+              <w:t xml:space="preserve">―</w:t>
+            </w:r>
+          </w:p>
+        </w:tc>
+        <w:tc>
+          <w:tcPr>
+            <w:tcW w:type="dxa" w:w="1872"/>
+            <w:shd w:fill="FFFFFF" w:val="clear"/>
+            <w:tcMar>
+              <w:top w:type="dxa" w:w="70"/>
+              <w:left w:type="dxa" w:w="90"/>
+              <w:bottom w:type="dxa" w:w="70"/>
+              <w:right w:type="dxa" w:w="90"/>
+            </w:tcMar>
+          </w:tcPr>
+          <w:p>
+            <w:pPr>
+              <w:spacing w:after="0" w:line="250" w:lineRule="exact"/>
+            </w:pPr>
+            <w:r>
+              <w:rPr>
+                <w:rFonts w:ascii="游ゴシック" w:cs="游ゴシック" w:eastAsia="游ゴシック" w:hAnsi="游ゴシック"/>
+                <w:b w:val="false"/>
+                <w:bCs w:val="false"/>
+                <w:color w:val="000000"/>
+                <w:sz w:val="17"/>
+                <w:szCs w:val="17"/>
+              </w:rPr>
+              <w:t xml:space="preserve"/>
+            </w:r>
+          </w:p>
+        </w:tc>
+      </w:tr>
+    </w:tbl>
+    <w:p>
+      <w:r>
+        <w:br w:type="page"/>
+      </w:r>
+    </w:p>
+    <w:p>
+      <w:pPr>
+        <w:pStyle w:val="Heading1"/>
+        <w:keepNext/>
+        <w:shd w:fill="1F3864" w:val="clear"/>
+        <w:spacing w:after="240" w:before="0"/>
+      </w:pPr>
+      <w:r>
+        <w:rPr>
+          <w:rFonts w:ascii="游ゴシック" w:cs="游ゴシック" w:eastAsia="游ゴシック" w:hAnsi="游ゴシック"/>
+          <w:b/>
+          <w:bCs/>
+          <w:color w:val="FFFFFF"/>
+          <w:sz w:val="26"/>
+          <w:szCs w:val="26"/>
+        </w:rPr>
+        <w:t xml:space="preserve">参考　当方で進める事項（21件）　―　ご回答は不要です</w:t>
+      </w:r>
+    </w:p>
+    <w:p>
+      <w:pPr>
+        <w:spacing w:after="200" w:line="300" w:lineRule="exact"/>
+      </w:pPr>
+      <w:r>
+        <w:rPr>
+          <w:rFonts w:ascii="游明朝" w:cs="游明朝" w:eastAsia="游明朝" w:hAnsi="游明朝"/>
+          <w:sz w:val="21"/>
+          <w:szCs w:val="21"/>
+        </w:rPr>
+        <w:t xml:space="preserve">次の事項は、国・県の原典および公表資料で当方が確かめられるものです。当方で解消すべき計算上・資料解釈上の疑問を村にお尋ねするのは筋が通らないため、本票から外しております。確認の結果は成果品に反映し、公表資料では村固有の事実を置き換えられないことが分かった場合は、改めてご照会いたします。</w:t>
+      </w:r>
+    </w:p>
+    <w:tbl>
+      <w:tblPr>
+        <w:tblW w:type="dxa" w:w="9360"/>
+        <w:tblBorders>
+          <w:top w:val="single" w:color="auto" w:sz="4"/>
+          <w:left w:val="single" w:color="auto" w:sz="4"/>
+          <w:bottom w:val="single" w:color="auto" w:sz="4"/>
+          <w:right w:val="single" w:color="auto" w:sz="4"/>
+          <w:insideH w:val="single" w:color="auto" w:sz="4"/>
+          <w:insideV w:val="single" w:color="auto" w:sz="4"/>
+        </w:tblBorders>
+        <w:tblLayout w:type="fixed"/>
+      </w:tblPr>
+      <w:tblGrid>
+        <w:gridCol w:w="374"/>
+        <w:gridCol w:w="4118"/>
+        <w:gridCol w:w="4868"/>
+      </w:tblGrid>
+      <w:tr>
+        <w:trPr>
+          <w:cantSplit/>
+          <w:tblHeader/>
+        </w:trPr>
+        <w:tc>
+          <w:tcPr>
             <w:tcW w:type="dxa" w:w="374"/>
-            <w:shd w:fill="FFFFFF" w:val="clear"/>
-            <w:tcMar>
-              <w:top w:type="dxa" w:w="70"/>
-              <w:left w:type="dxa" w:w="90"/>
-              <w:bottom w:type="dxa" w:w="70"/>
-              <w:right w:type="dxa" w:w="90"/>
-            </w:tcMar>
-          </w:tcPr>
-          <w:p>
-            <w:pPr>
-              <w:spacing w:after="0" w:line="250" w:lineRule="exact"/>
-            </w:pPr>
-            <w:r>
-              <w:rPr>
-                <w:rFonts w:ascii="游ゴシック" w:cs="游ゴシック" w:eastAsia="游ゴシック" w:hAnsi="游ゴシック"/>
-                <w:b w:val="false"/>
-                <w:bCs w:val="false"/>
-                <w:color w:val="000000"/>
-                <w:sz w:val="17"/>
-                <w:szCs w:val="17"/>
-              </w:rPr>
-              <w:t xml:space="preserve">7</w:t>
-            </w:r>
-          </w:p>
-        </w:tc>
-        <w:tc>
-          <w:tcPr>
-            <w:tcW w:type="dxa" w:w="3182"/>
-            <w:shd w:fill="FFFFFF" w:val="clear"/>
-            <w:tcMar>
-              <w:top w:type="dxa" w:w="70"/>
-              <w:left w:type="dxa" w:w="90"/>
-              <w:bottom w:type="dxa" w:w="70"/>
-              <w:right w:type="dxa" w:w="90"/>
-            </w:tcMar>
-          </w:tcPr>
-          <w:p>
-            <w:pPr>
-              <w:spacing w:after="0" w:line="250" w:lineRule="exact"/>
-            </w:pPr>
-            <w:r>
-              <w:rPr>
-                <w:rFonts w:ascii="游ゴシック" w:cs="游ゴシック" w:eastAsia="游ゴシック" w:hAnsi="游ゴシック"/>
-                <w:b w:val="false"/>
-                <w:bCs w:val="false"/>
-                <w:color w:val="000000"/>
-                <w:sz w:val="17"/>
-                <w:szCs w:val="17"/>
-              </w:rPr>
-              <w:t xml:space="preserve">保険料が県・全国を上回る一方で費用額は下位である点の認識と説明方針</w:t>
-            </w:r>
-          </w:p>
-        </w:tc>
-        <w:tc>
-          <w:tcPr>
-            <w:tcW w:type="dxa" w:w="2714"/>
-            <w:shd w:fill="FFFFFF" w:val="clear"/>
-            <w:tcMar>
-              <w:top w:type="dxa" w:w="70"/>
-              <w:left w:type="dxa" w:w="90"/>
-              <w:bottom w:type="dxa" w:w="70"/>
-              <w:right w:type="dxa" w:w="90"/>
-            </w:tcMar>
-          </w:tcPr>
-          <w:p>
-            <w:pPr>
-              <w:spacing w:after="0" w:line="250" w:lineRule="exact"/>
-            </w:pPr>
-            <w:r>
-              <w:rPr>
-                <w:rFonts w:ascii="游ゴシック" w:cs="游ゴシック" w:eastAsia="游ゴシック" w:hAnsi="游ゴシック"/>
-                <w:b w:val="false"/>
-                <w:bCs w:val="false"/>
-                <w:color w:val="000000"/>
-                <w:sz w:val="17"/>
-                <w:szCs w:val="17"/>
-              </w:rPr>
-              <w:t xml:space="preserve">保険料6,700円は県+360円・全国+475円。費用額は県内44/59位。説明ロジックの構築に関わる。</w:t>
-            </w:r>
-          </w:p>
-        </w:tc>
-        <w:tc>
-          <w:tcPr>
-            <w:tcW w:type="dxa" w:w="1217"/>
-            <w:shd w:fill="FFFFFF" w:val="clear"/>
-            <w:tcMar>
-              <w:top w:type="dxa" w:w="70"/>
-              <w:left w:type="dxa" w:w="90"/>
-              <w:bottom w:type="dxa" w:w="70"/>
-              <w:right w:type="dxa" w:w="90"/>
-            </w:tcMar>
-          </w:tcPr>
-          <w:p>
-            <w:pPr>
-              <w:spacing w:after="0" w:line="250" w:lineRule="exact"/>
-            </w:pPr>
-            <w:r>
-              <w:rPr>
-                <w:rFonts w:ascii="游ゴシック" w:cs="游ゴシック" w:eastAsia="游ゴシック" w:hAnsi="游ゴシック"/>
-                <w:b w:val="false"/>
-                <w:bCs w:val="false"/>
-                <w:color w:val="000000"/>
-                <w:sz w:val="17"/>
-                <w:szCs w:val="17"/>
-              </w:rPr>
-              <w:t xml:space="preserve">―</w:t>
-            </w:r>
-          </w:p>
-        </w:tc>
-        <w:tc>
-          <w:tcPr>
-            <w:tcW w:type="dxa" w:w="1873"/>
-            <w:shd w:fill="FFFFFF" w:val="clear"/>
-            <w:tcMar>
-              <w:top w:type="dxa" w:w="70"/>
-              <w:left w:type="dxa" w:w="90"/>
-              <w:bottom w:type="dxa" w:w="70"/>
-              <w:right w:type="dxa" w:w="90"/>
-            </w:tcMar>
-          </w:tcPr>
-          <w:p>
-            <w:pPr>
-              <w:spacing w:after="0" w:line="250" w:lineRule="exact"/>
-            </w:pPr>
-            <w:r>
-              <w:rPr>
-                <w:rFonts w:ascii="游ゴシック" w:cs="游ゴシック" w:eastAsia="游ゴシック" w:hAnsi="游ゴシック"/>
-                <w:b w:val="false"/>
-                <w:bCs w:val="false"/>
-                <w:color w:val="000000"/>
-                <w:sz w:val="17"/>
-                <w:szCs w:val="17"/>
-              </w:rPr>
-              <w:t xml:space="preserve"/>
+            <w:shd w:fill="2E75B6" w:val="clear"/>
+            <w:tcMar>
+              <w:top w:type="dxa" w:w="70"/>
+              <w:left w:type="dxa" w:w="90"/>
+              <w:bottom w:type="dxa" w:w="70"/>
+              <w:right w:type="dxa" w:w="90"/>
+            </w:tcMar>
+          </w:tcPr>
+          <w:p>
+            <w:pPr>
+              <w:spacing w:after="0" w:line="250" w:lineRule="exact"/>
+              <w:jc w:val="center"/>
+            </w:pPr>
+            <w:r>
+              <w:rPr>
+                <w:rFonts w:ascii="游ゴシック" w:cs="游ゴシック" w:eastAsia="游ゴシック" w:hAnsi="游ゴシック"/>
+                <w:b/>
+                <w:bCs/>
+                <w:color w:val="FFFFFF"/>
+                <w:sz w:val="17"/>
+                <w:szCs w:val="17"/>
+              </w:rPr>
+              <w:t xml:space="preserve">#</w:t>
+            </w:r>
+          </w:p>
+        </w:tc>
+        <w:tc>
+          <w:tcPr>
+            <w:tcW w:type="dxa" w:w="4118"/>
+            <w:shd w:fill="2E75B6" w:val="clear"/>
+            <w:tcMar>
+              <w:top w:type="dxa" w:w="70"/>
+              <w:left w:type="dxa" w:w="90"/>
+              <w:bottom w:type="dxa" w:w="70"/>
+              <w:right w:type="dxa" w:w="90"/>
+            </w:tcMar>
+          </w:tcPr>
+          <w:p>
+            <w:pPr>
+              <w:spacing w:after="0" w:line="250" w:lineRule="exact"/>
+              <w:jc w:val="center"/>
+            </w:pPr>
+            <w:r>
+              <w:rPr>
+                <w:rFonts w:ascii="游ゴシック" w:cs="游ゴシック" w:eastAsia="游ゴシック" w:hAnsi="游ゴシック"/>
+                <w:b/>
+                <w:bCs/>
+                <w:color w:val="FFFFFF"/>
+                <w:sz w:val="17"/>
+                <w:szCs w:val="17"/>
+              </w:rPr>
+              <w:t xml:space="preserve">事項</w:t>
+            </w:r>
+          </w:p>
+        </w:tc>
+        <w:tc>
+          <w:tcPr>
+            <w:tcW w:type="dxa" w:w="4868"/>
+            <w:shd w:fill="2E75B6" w:val="clear"/>
+            <w:tcMar>
+              <w:top w:type="dxa" w:w="70"/>
+              <w:left w:type="dxa" w:w="90"/>
+              <w:bottom w:type="dxa" w:w="70"/>
+              <w:right w:type="dxa" w:w="90"/>
+            </w:tcMar>
+          </w:tcPr>
+          <w:p>
+            <w:pPr>
+              <w:spacing w:after="0" w:line="250" w:lineRule="exact"/>
+              <w:jc w:val="center"/>
+            </w:pPr>
+            <w:r>
+              <w:rPr>
+                <w:rFonts w:ascii="游ゴシック" w:cs="游ゴシック" w:eastAsia="游ゴシック" w:hAnsi="游ゴシック"/>
+                <w:b/>
+                <w:bCs/>
+                <w:color w:val="FFFFFF"/>
+                <w:sz w:val="17"/>
+                <w:szCs w:val="17"/>
+              </w:rPr>
+              <w:t xml:space="preserve">当方で行うこと</w:t>
             </w:r>
           </w:p>
         </w:tc>
@@ -4963,119 +4862,63 @@
                 <w:sz w:val="17"/>
                 <w:szCs w:val="17"/>
               </w:rPr>
-              <w:t xml:space="preserve">8</w:t>
-            </w:r>
-          </w:p>
-        </w:tc>
-        <w:tc>
-          <w:tcPr>
-            <w:tcW w:type="dxa" w:w="3182"/>
-            <w:shd w:fill="FFFFFF" w:val="clear"/>
-            <w:tcMar>
-              <w:top w:type="dxa" w:w="70"/>
-              <w:left w:type="dxa" w:w="90"/>
-              <w:bottom w:type="dxa" w:w="70"/>
-              <w:right w:type="dxa" w:w="90"/>
-            </w:tcMar>
-          </w:tcPr>
-          <w:p>
-            <w:pPr>
-              <w:spacing w:after="0" w:line="250" w:lineRule="exact"/>
-            </w:pPr>
-            <w:r>
-              <w:rPr>
-                <w:rFonts w:ascii="游ゴシック" w:cs="游ゴシック" w:eastAsia="游ゴシック" w:hAnsi="游ゴシック"/>
-                <w:b w:val="false"/>
-                <w:bCs w:val="false"/>
-                <w:color w:val="000000"/>
-                <w:sz w:val="17"/>
-                <w:szCs w:val="17"/>
-              </w:rPr>
-              <w:t xml:space="preserve">医療介護連携に関する加算の算定状況（給付実績の加算別集計）</w:t>
-            </w:r>
-          </w:p>
-        </w:tc>
-        <w:tc>
-          <w:tcPr>
-            <w:tcW w:type="dxa" w:w="2714"/>
-            <w:shd w:fill="FFFFFF" w:val="clear"/>
-            <w:tcMar>
-              <w:top w:type="dxa" w:w="70"/>
-              <w:left w:type="dxa" w:w="90"/>
-              <w:bottom w:type="dxa" w:w="70"/>
-              <w:right w:type="dxa" w:w="90"/>
-            </w:tcMar>
-          </w:tcPr>
-          <w:p>
-            <w:pPr>
-              <w:spacing w:after="0" w:line="250" w:lineRule="exact"/>
-            </w:pPr>
-            <w:r>
-              <w:rPr>
-                <w:rFonts w:ascii="游ゴシック" w:cs="游ゴシック" w:eastAsia="游ゴシック" w:hAnsi="游ゴシック"/>
-                <w:b w:val="false"/>
-                <w:bCs w:val="false"/>
-                <w:color w:val="000000"/>
-                <w:sz w:val="17"/>
-                <w:szCs w:val="17"/>
-              </w:rPr>
-              <w:t xml:space="preserve">別表第十。施策4-3の在宅医療・介護連携の現状把握。村内に医療系の居宅サービス事業所がないため、加算の算定状況が連携の実態を示す唯一の量的な材料となる。</w:t>
-            </w:r>
-          </w:p>
-        </w:tc>
-        <w:tc>
-          <w:tcPr>
-            <w:tcW w:type="dxa" w:w="1217"/>
-            <w:shd w:fill="FFFFFF" w:val="clear"/>
-            <w:tcMar>
-              <w:top w:type="dxa" w:w="70"/>
-              <w:left w:type="dxa" w:w="90"/>
-              <w:bottom w:type="dxa" w:w="70"/>
-              <w:right w:type="dxa" w:w="90"/>
-            </w:tcMar>
-          </w:tcPr>
-          <w:p>
-            <w:pPr>
-              <w:spacing w:after="0" w:line="250" w:lineRule="exact"/>
-            </w:pPr>
-            <w:r>
-              <w:rPr>
-                <w:rFonts w:ascii="游ゴシック" w:cs="游ゴシック" w:eastAsia="游ゴシック" w:hAnsi="游ゴシック"/>
-                <w:b w:val="false"/>
-                <w:bCs w:val="false"/>
-                <w:color w:val="000000"/>
-                <w:sz w:val="17"/>
-                <w:szCs w:val="17"/>
-              </w:rPr>
-              <w:t xml:space="preserve">―</w:t>
-            </w:r>
-          </w:p>
-        </w:tc>
-        <w:tc>
-          <w:tcPr>
-            <w:tcW w:type="dxa" w:w="1873"/>
-            <w:shd w:fill="FFFFFF" w:val="clear"/>
-            <w:tcMar>
-              <w:top w:type="dxa" w:w="70"/>
-              <w:left w:type="dxa" w:w="90"/>
-              <w:bottom w:type="dxa" w:w="70"/>
-              <w:right w:type="dxa" w:w="90"/>
-            </w:tcMar>
-          </w:tcPr>
-          <w:p>
-            <w:pPr>
-              <w:spacing w:after="0" w:line="250" w:lineRule="exact"/>
-            </w:pPr>
-            <w:r>
-              <w:rPr>
-                <w:rFonts w:ascii="游ゴシック" w:cs="游ゴシック" w:eastAsia="游ゴシック" w:hAnsi="游ゴシック"/>
-                <w:b w:val="false"/>
-                <w:bCs w:val="false"/>
-                <w:color w:val="000000"/>
-                <w:sz w:val="17"/>
-                <w:szCs w:val="17"/>
-              </w:rPr>
-              <w:t xml:space="preserve"/>
+              <w:t xml:space="preserve">1</w:t>
+            </w:r>
+          </w:p>
+        </w:tc>
+        <w:tc>
+          <w:tcPr>
+            <w:tcW w:type="dxa" w:w="4118"/>
+            <w:shd w:fill="FFFFFF" w:val="clear"/>
+            <w:tcMar>
+              <w:top w:type="dxa" w:w="70"/>
+              <w:left w:type="dxa" w:w="90"/>
+              <w:bottom w:type="dxa" w:w="70"/>
+              <w:right w:type="dxa" w:w="90"/>
+            </w:tcMar>
+          </w:tcPr>
+          <w:p>
+            <w:pPr>
+              <w:spacing w:after="0" w:line="250" w:lineRule="exact"/>
+            </w:pPr>
+            <w:r>
+              <w:rPr>
+                <w:rFonts w:ascii="游ゴシック" w:cs="游ゴシック" w:eastAsia="游ゴシック" w:hAnsi="游ゴシック"/>
+                <w:b w:val="false"/>
+                <w:bCs w:val="false"/>
+                <w:color w:val="000000"/>
+                <w:sz w:val="17"/>
+                <w:szCs w:val="17"/>
+              </w:rPr>
+              <w:t xml:space="preserve">令和8年法律第51号により介護保険法第117条に加わった記載事項の第10期計画への適用</w:t>
+            </w:r>
+          </w:p>
+        </w:tc>
+        <w:tc>
+          <w:tcPr>
+            <w:tcW w:type="dxa" w:w="4868"/>
+            <w:shd w:fill="FFFFFF" w:val="clear"/>
+            <w:tcMar>
+              <w:top w:type="dxa" w:w="70"/>
+              <w:left w:type="dxa" w:w="90"/>
+              <w:bottom w:type="dxa" w:w="70"/>
+              <w:right w:type="dxa" w:w="90"/>
+            </w:tcMar>
+          </w:tcPr>
+          <w:p>
+            <w:pPr>
+              <w:spacing w:after="0" w:line="250" w:lineRule="exact"/>
+            </w:pPr>
+            <w:r>
+              <w:rPr>
+                <w:rFonts w:ascii="游ゴシック" w:cs="游ゴシック" w:eastAsia="游ゴシック" w:hAnsi="游ゴシック"/>
+                <w:b w:val="false"/>
+                <w:bCs w:val="false"/>
+                <w:color w:val="000000"/>
+                <w:sz w:val="17"/>
+                <w:szCs w:val="17"/>
+              </w:rPr>
+              <w:t xml:space="preserve">法律案要綱・新旧対照条文・課長会議資料を受領済みであり、当方が確定した（doc92〜94）</w:t>
             </w:r>
           </w:p>
         </w:tc>
@@ -5109,119 +4952,63 @@
                 <w:sz w:val="17"/>
                 <w:szCs w:val="17"/>
               </w:rPr>
-              <w:t xml:space="preserve">9</w:t>
-            </w:r>
-          </w:p>
-        </w:tc>
-        <w:tc>
-          <w:tcPr>
-            <w:tcW w:type="dxa" w:w="3182"/>
-            <w:shd w:fill="FFFFFF" w:val="clear"/>
-            <w:tcMar>
-              <w:top w:type="dxa" w:w="70"/>
-              <w:left w:type="dxa" w:w="90"/>
-              <w:bottom w:type="dxa" w:w="70"/>
-              <w:right w:type="dxa" w:w="90"/>
-            </w:tcMar>
-          </w:tcPr>
-          <w:p>
-            <w:pPr>
-              <w:spacing w:after="0" w:line="250" w:lineRule="exact"/>
-            </w:pPr>
-            <w:r>
-              <w:rPr>
-                <w:rFonts w:ascii="游ゴシック" w:cs="游ゴシック" w:eastAsia="游ゴシック" w:hAnsi="游ゴシック"/>
-                <w:b w:val="false"/>
-                <w:bCs w:val="false"/>
-                <w:color w:val="000000"/>
-                <w:sz w:val="17"/>
-                <w:szCs w:val="17"/>
-              </w:rPr>
-              <w:t xml:space="preserve">合計所得金額分布調査の10万円刻みデータを保険料試算に使用してよいか</w:t>
-            </w:r>
-          </w:p>
-        </w:tc>
-        <w:tc>
-          <w:tcPr>
-            <w:tcW w:type="dxa" w:w="2714"/>
-            <w:shd w:fill="FFFFFF" w:val="clear"/>
-            <w:tcMar>
-              <w:top w:type="dxa" w:w="70"/>
-              <w:left w:type="dxa" w:w="90"/>
-              <w:bottom w:type="dxa" w:w="70"/>
-              <w:right w:type="dxa" w:w="90"/>
-            </w:tcMar>
-          </w:tcPr>
-          <w:p>
-            <w:pPr>
-              <w:spacing w:after="0" w:line="250" w:lineRule="exact"/>
-            </w:pPr>
-            <w:r>
-              <w:rPr>
-                <w:rFonts w:ascii="游ゴシック" w:cs="游ゴシック" w:eastAsia="游ゴシック" w:hAnsi="游ゴシック"/>
-                <w:b w:val="false"/>
-                <w:bCs w:val="false"/>
-                <w:color w:val="000000"/>
-                <w:sz w:val="17"/>
-                <w:szCs w:val="17"/>
-              </w:rPr>
-              <w:t xml:space="preserve">所得段階の区切りを変えた場合の影響試算に使える。第10期で段階設定を見直す場合の基礎データ。</w:t>
-            </w:r>
-          </w:p>
-        </w:tc>
-        <w:tc>
-          <w:tcPr>
-            <w:tcW w:type="dxa" w:w="1217"/>
-            <w:shd w:fill="FFFFFF" w:val="clear"/>
-            <w:tcMar>
-              <w:top w:type="dxa" w:w="70"/>
-              <w:left w:type="dxa" w:w="90"/>
-              <w:bottom w:type="dxa" w:w="70"/>
-              <w:right w:type="dxa" w:w="90"/>
-            </w:tcMar>
-          </w:tcPr>
-          <w:p>
-            <w:pPr>
-              <w:spacing w:after="0" w:line="250" w:lineRule="exact"/>
-            </w:pPr>
-            <w:r>
-              <w:rPr>
-                <w:rFonts w:ascii="游ゴシック" w:cs="游ゴシック" w:eastAsia="游ゴシック" w:hAnsi="游ゴシック"/>
-                <w:b w:val="false"/>
-                <w:bCs w:val="false"/>
-                <w:color w:val="000000"/>
-                <w:sz w:val="17"/>
-                <w:szCs w:val="17"/>
-              </w:rPr>
-              <w:t xml:space="preserve">―</w:t>
-            </w:r>
-          </w:p>
-        </w:tc>
-        <w:tc>
-          <w:tcPr>
-            <w:tcW w:type="dxa" w:w="1873"/>
-            <w:shd w:fill="FFFFFF" w:val="clear"/>
-            <w:tcMar>
-              <w:top w:type="dxa" w:w="70"/>
-              <w:left w:type="dxa" w:w="90"/>
-              <w:bottom w:type="dxa" w:w="70"/>
-              <w:right w:type="dxa" w:w="90"/>
-            </w:tcMar>
-          </w:tcPr>
-          <w:p>
-            <w:pPr>
-              <w:spacing w:after="0" w:line="250" w:lineRule="exact"/>
-            </w:pPr>
-            <w:r>
-              <w:rPr>
-                <w:rFonts w:ascii="游ゴシック" w:cs="游ゴシック" w:eastAsia="游ゴシック" w:hAnsi="游ゴシック"/>
-                <w:b w:val="false"/>
-                <w:bCs w:val="false"/>
-                <w:color w:val="000000"/>
-                <w:sz w:val="17"/>
-                <w:szCs w:val="17"/>
-              </w:rPr>
-              <w:t xml:space="preserve"/>
+              <w:t xml:space="preserve">2</w:t>
+            </w:r>
+          </w:p>
+        </w:tc>
+        <w:tc>
+          <w:tcPr>
+            <w:tcW w:type="dxa" w:w="4118"/>
+            <w:shd w:fill="FFFFFF" w:val="clear"/>
+            <w:tcMar>
+              <w:top w:type="dxa" w:w="70"/>
+              <w:left w:type="dxa" w:w="90"/>
+              <w:bottom w:type="dxa" w:w="70"/>
+              <w:right w:type="dxa" w:w="90"/>
+            </w:tcMar>
+          </w:tcPr>
+          <w:p>
+            <w:pPr>
+              <w:spacing w:after="0" w:line="250" w:lineRule="exact"/>
+            </w:pPr>
+            <w:r>
+              <w:rPr>
+                <w:rFonts w:ascii="游ゴシック" w:cs="游ゴシック" w:eastAsia="游ゴシック" w:hAnsi="游ゴシック"/>
+                <w:b w:val="false"/>
+                <w:bCs w:val="false"/>
+                <w:color w:val="000000"/>
+                <w:sz w:val="17"/>
+                <w:szCs w:val="17"/>
+              </w:rPr>
+              <w:t xml:space="preserve">ICF分析は標準設問のみで完結することの確認</w:t>
+            </w:r>
+          </w:p>
+        </w:tc>
+        <w:tc>
+          <w:tcPr>
+            <w:tcW w:type="dxa" w:w="4868"/>
+            <w:shd w:fill="FFFFFF" w:val="clear"/>
+            <w:tcMar>
+              <w:top w:type="dxa" w:w="70"/>
+              <w:left w:type="dxa" w:w="90"/>
+              <w:bottom w:type="dxa" w:w="70"/>
+              <w:right w:type="dxa" w:w="90"/>
+            </w:tcMar>
+          </w:tcPr>
+          <w:p>
+            <w:pPr>
+              <w:spacing w:after="0" w:line="250" w:lineRule="exact"/>
+            </w:pPr>
+            <w:r>
+              <w:rPr>
+                <w:rFonts w:ascii="游ゴシック" w:cs="游ゴシック" w:eastAsia="游ゴシック" w:hAnsi="游ゴシック"/>
+                <w:b w:val="false"/>
+                <w:bCs w:val="false"/>
+                <w:color w:val="000000"/>
+                <w:sz w:val="17"/>
+                <w:szCs w:val="17"/>
+              </w:rPr>
+              <w:t xml:space="preserve">当方の分析の設計である。標準設問の範囲で完結させる</w:t>
             </w:r>
           </w:p>
         </w:tc>
@@ -5255,119 +5042,63 @@
                 <w:sz w:val="17"/>
                 <w:szCs w:val="17"/>
               </w:rPr>
-              <w:t xml:space="preserve">10</w:t>
-            </w:r>
-          </w:p>
-        </w:tc>
-        <w:tc>
-          <w:tcPr>
-            <w:tcW w:type="dxa" w:w="3182"/>
-            <w:shd w:fill="FFFFFF" w:val="clear"/>
-            <w:tcMar>
-              <w:top w:type="dxa" w:w="70"/>
-              <w:left w:type="dxa" w:w="90"/>
-              <w:bottom w:type="dxa" w:w="70"/>
-              <w:right w:type="dxa" w:w="90"/>
-            </w:tcMar>
-          </w:tcPr>
-          <w:p>
-            <w:pPr>
-              <w:spacing w:after="0" w:line="250" w:lineRule="exact"/>
-            </w:pPr>
-            <w:r>
-              <w:rPr>
-                <w:rFonts w:ascii="游ゴシック" w:cs="游ゴシック" w:eastAsia="游ゴシック" w:hAnsi="游ゴシック"/>
-                <w:b w:val="false"/>
-                <w:bCs w:val="false"/>
-                <w:color w:val="000000"/>
-                <w:sz w:val="17"/>
-                <w:szCs w:val="17"/>
-              </w:rPr>
-              <w:t xml:space="preserve">第1号被保険者数の推計を社人研ベースから補正して用いる方針の可否</w:t>
-            </w:r>
-          </w:p>
-        </w:tc>
-        <w:tc>
-          <w:tcPr>
-            <w:tcW w:type="dxa" w:w="2714"/>
-            <w:shd w:fill="FFFFFF" w:val="clear"/>
-            <w:tcMar>
-              <w:top w:type="dxa" w:w="70"/>
-              <w:left w:type="dxa" w:w="90"/>
-              <w:bottom w:type="dxa" w:w="70"/>
-              <w:right w:type="dxa" w:w="90"/>
-            </w:tcMar>
-          </w:tcPr>
-          <w:p>
-            <w:pPr>
-              <w:spacing w:after="0" w:line="250" w:lineRule="exact"/>
-            </w:pPr>
-            <w:r>
-              <w:rPr>
-                <w:rFonts w:ascii="游ゴシック" w:cs="游ゴシック" w:eastAsia="游ゴシック" w:hAnsi="游ゴシック"/>
-                <w:b w:val="false"/>
-                <w:bCs w:val="false"/>
-                <w:color w:val="000000"/>
-                <w:sz w:val="17"/>
-                <w:szCs w:val="17"/>
-              </w:rPr>
-              <w:t xml:space="preserve">社人研推計は住基ベース実績より6〜8%少なく、第9期はこれで63人ずれた。手法変更のため村の合意が要る。</w:t>
-            </w:r>
-          </w:p>
-        </w:tc>
-        <w:tc>
-          <w:tcPr>
-            <w:tcW w:type="dxa" w:w="1217"/>
-            <w:shd w:fill="FFFFFF" w:val="clear"/>
-            <w:tcMar>
-              <w:top w:type="dxa" w:w="70"/>
-              <w:left w:type="dxa" w:w="90"/>
-              <w:bottom w:type="dxa" w:w="70"/>
-              <w:right w:type="dxa" w:w="90"/>
-            </w:tcMar>
-          </w:tcPr>
-          <w:p>
-            <w:pPr>
-              <w:spacing w:after="0" w:line="250" w:lineRule="exact"/>
-            </w:pPr>
-            <w:r>
-              <w:rPr>
-                <w:rFonts w:ascii="游ゴシック" w:cs="游ゴシック" w:eastAsia="游ゴシック" w:hAnsi="游ゴシック"/>
-                <w:b w:val="false"/>
-                <w:bCs w:val="false"/>
-                <w:color w:val="000000"/>
-                <w:sz w:val="17"/>
-                <w:szCs w:val="17"/>
-              </w:rPr>
-              <w:t xml:space="preserve">―</w:t>
-            </w:r>
-          </w:p>
-        </w:tc>
-        <w:tc>
-          <w:tcPr>
-            <w:tcW w:type="dxa" w:w="1873"/>
-            <w:shd w:fill="FFFFFF" w:val="clear"/>
-            <w:tcMar>
-              <w:top w:type="dxa" w:w="70"/>
-              <w:left w:type="dxa" w:w="90"/>
-              <w:bottom w:type="dxa" w:w="70"/>
-              <w:right w:type="dxa" w:w="90"/>
-            </w:tcMar>
-          </w:tcPr>
-          <w:p>
-            <w:pPr>
-              <w:spacing w:after="0" w:line="250" w:lineRule="exact"/>
-            </w:pPr>
-            <w:r>
-              <w:rPr>
-                <w:rFonts w:ascii="游ゴシック" w:cs="游ゴシック" w:eastAsia="游ゴシック" w:hAnsi="游ゴシック"/>
-                <w:b w:val="false"/>
-                <w:bCs w:val="false"/>
-                <w:color w:val="000000"/>
-                <w:sz w:val="17"/>
-                <w:szCs w:val="17"/>
-              </w:rPr>
-              <w:t xml:space="preserve"/>
+              <w:t xml:space="preserve">3</w:t>
+            </w:r>
+          </w:p>
+        </w:tc>
+        <w:tc>
+          <w:tcPr>
+            <w:tcW w:type="dxa" w:w="4118"/>
+            <w:shd w:fill="FFFFFF" w:val="clear"/>
+            <w:tcMar>
+              <w:top w:type="dxa" w:w="70"/>
+              <w:left w:type="dxa" w:w="90"/>
+              <w:bottom w:type="dxa" w:w="70"/>
+              <w:right w:type="dxa" w:w="90"/>
+            </w:tcMar>
+          </w:tcPr>
+          <w:p>
+            <w:pPr>
+              <w:spacing w:after="0" w:line="250" w:lineRule="exact"/>
+            </w:pPr>
+            <w:r>
+              <w:rPr>
+                <w:rFonts w:ascii="游ゴシック" w:cs="游ゴシック" w:eastAsia="游ゴシック" w:hAnsi="游ゴシック"/>
+                <w:b w:val="false"/>
+                <w:bCs w:val="false"/>
+                <w:color w:val="000000"/>
+                <w:sz w:val="17"/>
+                <w:szCs w:val="17"/>
+              </w:rPr>
+              <w:t xml:space="preserve">リスク判定10種の該当基準（見える化システムの算出方法との突合）</w:t>
+            </w:r>
+          </w:p>
+        </w:tc>
+        <w:tc>
+          <w:tcPr>
+            <w:tcW w:type="dxa" w:w="4868"/>
+            <w:shd w:fill="FFFFFF" w:val="clear"/>
+            <w:tcMar>
+              <w:top w:type="dxa" w:w="70"/>
+              <w:left w:type="dxa" w:w="90"/>
+              <w:bottom w:type="dxa" w:w="70"/>
+              <w:right w:type="dxa" w:w="90"/>
+            </w:tcMar>
+          </w:tcPr>
+          <w:p>
+            <w:pPr>
+              <w:spacing w:after="0" w:line="250" w:lineRule="exact"/>
+            </w:pPr>
+            <w:r>
+              <w:rPr>
+                <w:rFonts w:ascii="游ゴシック" w:cs="游ゴシック" w:eastAsia="游ゴシック" w:hAnsi="游ゴシック"/>
+                <w:b w:val="false"/>
+                <w:bCs w:val="false"/>
+                <w:color w:val="000000"/>
+                <w:sz w:val="17"/>
+                <w:szCs w:val="17"/>
+              </w:rPr>
+              <w:t xml:space="preserve">見える化システムの指標の算出方法は公表されている。当方が突き合わせる</w:t>
             </w:r>
           </w:p>
         </w:tc>
@@ -5401,124 +5132,1611 @@
                 <w:sz w:val="17"/>
                 <w:szCs w:val="17"/>
               </w:rPr>
+              <w:t xml:space="preserve">4</w:t>
+            </w:r>
+          </w:p>
+        </w:tc>
+        <w:tc>
+          <w:tcPr>
+            <w:tcW w:type="dxa" w:w="4118"/>
+            <w:shd w:fill="FFFFFF" w:val="clear"/>
+            <w:tcMar>
+              <w:top w:type="dxa" w:w="70"/>
+              <w:left w:type="dxa" w:w="90"/>
+              <w:bottom w:type="dxa" w:w="70"/>
+              <w:right w:type="dxa" w:w="90"/>
+            </w:tcMar>
+          </w:tcPr>
+          <w:p>
+            <w:pPr>
+              <w:spacing w:after="0" w:line="250" w:lineRule="exact"/>
+            </w:pPr>
+            <w:r>
+              <w:rPr>
+                <w:rFonts w:ascii="游ゴシック" w:cs="游ゴシック" w:eastAsia="游ゴシック" w:hAnsi="游ゴシック"/>
+                <w:b w:val="false"/>
+                <w:bCs w:val="false"/>
+                <w:color w:val="000000"/>
+                <w:sz w:val="17"/>
+                <w:szCs w:val="17"/>
+              </w:rPr>
+              <w:t xml:space="preserve">国の推計ワークシートが求める在宅サービス利用率の分母</w:t>
+            </w:r>
+          </w:p>
+        </w:tc>
+        <w:tc>
+          <w:tcPr>
+            <w:tcW w:type="dxa" w:w="4868"/>
+            <w:shd w:fill="FFFFFF" w:val="clear"/>
+            <w:tcMar>
+              <w:top w:type="dxa" w:w="70"/>
+              <w:left w:type="dxa" w:w="90"/>
+              <w:bottom w:type="dxa" w:w="70"/>
+              <w:right w:type="dxa" w:w="90"/>
+            </w:tcMar>
+          </w:tcPr>
+          <w:p>
+            <w:pPr>
+              <w:spacing w:after="0" w:line="250" w:lineRule="exact"/>
+            </w:pPr>
+            <w:r>
+              <w:rPr>
+                <w:rFonts w:ascii="游ゴシック" w:cs="游ゴシック" w:eastAsia="游ゴシック" w:hAnsi="游ゴシック"/>
+                <w:b w:val="false"/>
+                <w:bCs w:val="false"/>
+                <w:color w:val="000000"/>
+                <w:sz w:val="17"/>
+                <w:szCs w:val="17"/>
+              </w:rPr>
+              <w:t xml:space="preserve">国の推計ワークシートの手引きに書かれている。当方が確かめる</w:t>
+            </w:r>
+          </w:p>
+        </w:tc>
+      </w:tr>
+      <w:tr>
+        <w:trPr>
+          <w:cantSplit/>
+          <w:trHeight w:val="700" w:hRule="atLeast"/>
+        </w:trPr>
+        <w:tc>
+          <w:tcPr>
+            <w:tcW w:type="dxa" w:w="374"/>
+            <w:shd w:fill="FFFFFF" w:val="clear"/>
+            <w:tcMar>
+              <w:top w:type="dxa" w:w="70"/>
+              <w:left w:type="dxa" w:w="90"/>
+              <w:bottom w:type="dxa" w:w="70"/>
+              <w:right w:type="dxa" w:w="90"/>
+            </w:tcMar>
+          </w:tcPr>
+          <w:p>
+            <w:pPr>
+              <w:spacing w:after="0" w:line="250" w:lineRule="exact"/>
+            </w:pPr>
+            <w:r>
+              <w:rPr>
+                <w:rFonts w:ascii="游ゴシック" w:cs="游ゴシック" w:eastAsia="游ゴシック" w:hAnsi="游ゴシック"/>
+                <w:b w:val="false"/>
+                <w:bCs w:val="false"/>
+                <w:color w:val="000000"/>
+                <w:sz w:val="17"/>
+                <w:szCs w:val="17"/>
+              </w:rPr>
+              <w:t xml:space="preserve">5</w:t>
+            </w:r>
+          </w:p>
+        </w:tc>
+        <w:tc>
+          <w:tcPr>
+            <w:tcW w:type="dxa" w:w="4118"/>
+            <w:shd w:fill="FFFFFF" w:val="clear"/>
+            <w:tcMar>
+              <w:top w:type="dxa" w:w="70"/>
+              <w:left w:type="dxa" w:w="90"/>
+              <w:bottom w:type="dxa" w:w="70"/>
+              <w:right w:type="dxa" w:w="90"/>
+            </w:tcMar>
+          </w:tcPr>
+          <w:p>
+            <w:pPr>
+              <w:spacing w:after="0" w:line="250" w:lineRule="exact"/>
+            </w:pPr>
+            <w:r>
+              <w:rPr>
+                <w:rFonts w:ascii="游ゴシック" w:cs="游ゴシック" w:eastAsia="游ゴシック" w:hAnsi="游ゴシック"/>
+                <w:b w:val="false"/>
+                <w:bCs w:val="false"/>
+                <w:color w:val="000000"/>
+                <w:sz w:val="17"/>
+                <w:szCs w:val="17"/>
+              </w:rPr>
+              <w:t xml:space="preserve">在宅介護実態調査の集計設計（要介護度3区分×介護者勤務形態3区分のセル数）</w:t>
+            </w:r>
+          </w:p>
+        </w:tc>
+        <w:tc>
+          <w:tcPr>
+            <w:tcW w:type="dxa" w:w="4868"/>
+            <w:shd w:fill="FFFFFF" w:val="clear"/>
+            <w:tcMar>
+              <w:top w:type="dxa" w:w="70"/>
+              <w:left w:type="dxa" w:w="90"/>
+              <w:bottom w:type="dxa" w:w="70"/>
+              <w:right w:type="dxa" w:w="90"/>
+            </w:tcMar>
+          </w:tcPr>
+          <w:p>
+            <w:pPr>
+              <w:spacing w:after="0" w:line="250" w:lineRule="exact"/>
+            </w:pPr>
+            <w:r>
+              <w:rPr>
+                <w:rFonts w:ascii="游ゴシック" w:cs="游ゴシック" w:eastAsia="游ゴシック" w:hAnsi="游ゴシック"/>
+                <w:b w:val="false"/>
+                <w:bCs w:val="false"/>
+                <w:color w:val="000000"/>
+                <w:sz w:val="17"/>
+                <w:szCs w:val="17"/>
+              </w:rPr>
+              <w:t xml:space="preserve">当方の集計の設計である。セル数は当方が決め、doc16§6の非表示の基準で運用する</w:t>
+            </w:r>
+          </w:p>
+        </w:tc>
+      </w:tr>
+      <w:tr>
+        <w:trPr>
+          <w:cantSplit/>
+          <w:trHeight w:val="700" w:hRule="atLeast"/>
+        </w:trPr>
+        <w:tc>
+          <w:tcPr>
+            <w:tcW w:type="dxa" w:w="374"/>
+            <w:shd w:fill="FFFFFF" w:val="clear"/>
+            <w:tcMar>
+              <w:top w:type="dxa" w:w="70"/>
+              <w:left w:type="dxa" w:w="90"/>
+              <w:bottom w:type="dxa" w:w="70"/>
+              <w:right w:type="dxa" w:w="90"/>
+            </w:tcMar>
+          </w:tcPr>
+          <w:p>
+            <w:pPr>
+              <w:spacing w:after="0" w:line="250" w:lineRule="exact"/>
+            </w:pPr>
+            <w:r>
+              <w:rPr>
+                <w:rFonts w:ascii="游ゴシック" w:cs="游ゴシック" w:eastAsia="游ゴシック" w:hAnsi="游ゴシック"/>
+                <w:b w:val="false"/>
+                <w:bCs w:val="false"/>
+                <w:color w:val="000000"/>
+                <w:sz w:val="17"/>
+                <w:szCs w:val="17"/>
+              </w:rPr>
+              <w:t xml:space="preserve">6</w:t>
+            </w:r>
+          </w:p>
+        </w:tc>
+        <w:tc>
+          <w:tcPr>
+            <w:tcW w:type="dxa" w:w="4118"/>
+            <w:shd w:fill="FFFFFF" w:val="clear"/>
+            <w:tcMar>
+              <w:top w:type="dxa" w:w="70"/>
+              <w:left w:type="dxa" w:w="90"/>
+              <w:bottom w:type="dxa" w:w="70"/>
+              <w:right w:type="dxa" w:w="90"/>
+            </w:tcMar>
+          </w:tcPr>
+          <w:p>
+            <w:pPr>
+              <w:spacing w:after="0" w:line="250" w:lineRule="exact"/>
+            </w:pPr>
+            <w:r>
+              <w:rPr>
+                <w:rFonts w:ascii="游ゴシック" w:cs="游ゴシック" w:eastAsia="游ゴシック" w:hAnsi="游ゴシック"/>
+                <w:b w:val="false"/>
+                <w:bCs w:val="false"/>
+                <w:color w:val="000000"/>
+                <w:sz w:val="17"/>
+                <w:szCs w:val="17"/>
+              </w:rPr>
+              <w:t xml:space="preserve">地域支援事業費が国の推計（3か年147,654千円）と当方の算定（119,658千円）で23.4%食い違う</w:t>
+            </w:r>
+          </w:p>
+        </w:tc>
+        <w:tc>
+          <w:tcPr>
+            <w:tcW w:type="dxa" w:w="4868"/>
+            <w:shd w:fill="FFFFFF" w:val="clear"/>
+            <w:tcMar>
+              <w:top w:type="dxa" w:w="70"/>
+              <w:left w:type="dxa" w:w="90"/>
+              <w:bottom w:type="dxa" w:w="70"/>
+              <w:right w:type="dxa" w:w="90"/>
+            </w:tcMar>
+          </w:tcPr>
+          <w:p>
+            <w:pPr>
+              <w:spacing w:after="0" w:line="250" w:lineRule="exact"/>
+            </w:pPr>
+            <w:r>
+              <w:rPr>
+                <w:rFonts w:ascii="游ゴシック" w:cs="游ゴシック" w:eastAsia="游ゴシック" w:hAnsi="游ゴシック"/>
+                <w:b w:val="false"/>
+                <w:bCs w:val="false"/>
+                <w:color w:val="000000"/>
+                <w:sz w:val="17"/>
+                <w:szCs w:val="17"/>
+              </w:rPr>
+              <w:t xml:space="preserve">当方の算定と国の推計の差である。算定の範囲を当方で洗う</w:t>
+            </w:r>
+          </w:p>
+        </w:tc>
+      </w:tr>
+      <w:tr>
+        <w:trPr>
+          <w:cantSplit/>
+          <w:trHeight w:val="700" w:hRule="atLeast"/>
+        </w:trPr>
+        <w:tc>
+          <w:tcPr>
+            <w:tcW w:type="dxa" w:w="374"/>
+            <w:shd w:fill="FFFFFF" w:val="clear"/>
+            <w:tcMar>
+              <w:top w:type="dxa" w:w="70"/>
+              <w:left w:type="dxa" w:w="90"/>
+              <w:bottom w:type="dxa" w:w="70"/>
+              <w:right w:type="dxa" w:w="90"/>
+            </w:tcMar>
+          </w:tcPr>
+          <w:p>
+            <w:pPr>
+              <w:spacing w:after="0" w:line="250" w:lineRule="exact"/>
+            </w:pPr>
+            <w:r>
+              <w:rPr>
+                <w:rFonts w:ascii="游ゴシック" w:cs="游ゴシック" w:eastAsia="游ゴシック" w:hAnsi="游ゴシック"/>
+                <w:b w:val="false"/>
+                <w:bCs w:val="false"/>
+                <w:color w:val="000000"/>
+                <w:sz w:val="17"/>
+                <w:szCs w:val="17"/>
+              </w:rPr>
+              <w:t xml:space="preserve">7</w:t>
+            </w:r>
+          </w:p>
+        </w:tc>
+        <w:tc>
+          <w:tcPr>
+            <w:tcW w:type="dxa" w:w="4118"/>
+            <w:shd w:fill="FFFFFF" w:val="clear"/>
+            <w:tcMar>
+              <w:top w:type="dxa" w:w="70"/>
+              <w:left w:type="dxa" w:w="90"/>
+              <w:bottom w:type="dxa" w:w="70"/>
+              <w:right w:type="dxa" w:w="90"/>
+            </w:tcMar>
+          </w:tcPr>
+          <w:p>
+            <w:pPr>
+              <w:spacing w:after="0" w:line="250" w:lineRule="exact"/>
+            </w:pPr>
+            <w:r>
+              <w:rPr>
+                <w:rFonts w:ascii="游ゴシック" w:cs="游ゴシック" w:eastAsia="游ゴシック" w:hAnsi="游ゴシック"/>
+                <w:b w:val="false"/>
+                <w:bCs w:val="false"/>
+                <w:color w:val="000000"/>
+                <w:sz w:val="17"/>
+                <w:szCs w:val="17"/>
+              </w:rPr>
+              <w:t xml:space="preserve">後期高齢者加入割合補正係数（F）の算出方法（当方の復元が国の値と一致しない）</w:t>
+            </w:r>
+          </w:p>
+        </w:tc>
+        <w:tc>
+          <w:tcPr>
+            <w:tcW w:type="dxa" w:w="4868"/>
+            <w:shd w:fill="FFFFFF" w:val="clear"/>
+            <w:tcMar>
+              <w:top w:type="dxa" w:w="70"/>
+              <w:left w:type="dxa" w:w="90"/>
+              <w:bottom w:type="dxa" w:w="70"/>
+              <w:right w:type="dxa" w:w="90"/>
+            </w:tcMar>
+          </w:tcPr>
+          <w:p>
+            <w:pPr>
+              <w:spacing w:after="0" w:line="250" w:lineRule="exact"/>
+            </w:pPr>
+            <w:r>
+              <w:rPr>
+                <w:rFonts w:ascii="游ゴシック" w:cs="游ゴシック" w:eastAsia="游ゴシック" w:hAnsi="游ゴシック"/>
+                <w:b w:val="false"/>
+                <w:bCs w:val="false"/>
+                <w:color w:val="000000"/>
+                <w:sz w:val="17"/>
+                <w:szCs w:val="17"/>
+              </w:rPr>
+              <w:t xml:space="preserve">当方の復元の手順の問題である。国の様式と手引きで当方が確かめる</w:t>
+            </w:r>
+          </w:p>
+        </w:tc>
+      </w:tr>
+      <w:tr>
+        <w:trPr>
+          <w:cantSplit/>
+          <w:trHeight w:val="700" w:hRule="atLeast"/>
+        </w:trPr>
+        <w:tc>
+          <w:tcPr>
+            <w:tcW w:type="dxa" w:w="374"/>
+            <w:shd w:fill="FFFFFF" w:val="clear"/>
+            <w:tcMar>
+              <w:top w:type="dxa" w:w="70"/>
+              <w:left w:type="dxa" w:w="90"/>
+              <w:bottom w:type="dxa" w:w="70"/>
+              <w:right w:type="dxa" w:w="90"/>
+            </w:tcMar>
+          </w:tcPr>
+          <w:p>
+            <w:pPr>
+              <w:spacing w:after="0" w:line="250" w:lineRule="exact"/>
+            </w:pPr>
+            <w:r>
+              <w:rPr>
+                <w:rFonts w:ascii="游ゴシック" w:cs="游ゴシック" w:eastAsia="游ゴシック" w:hAnsi="游ゴシック"/>
+                <w:b w:val="false"/>
+                <w:bCs w:val="false"/>
+                <w:color w:val="000000"/>
+                <w:sz w:val="17"/>
+                <w:szCs w:val="17"/>
+              </w:rPr>
+              <w:t xml:space="preserve">8</w:t>
+            </w:r>
+          </w:p>
+        </w:tc>
+        <w:tc>
+          <w:tcPr>
+            <w:tcW w:type="dxa" w:w="4118"/>
+            <w:shd w:fill="FFFFFF" w:val="clear"/>
+            <w:tcMar>
+              <w:top w:type="dxa" w:w="70"/>
+              <w:left w:type="dxa" w:w="90"/>
+              <w:bottom w:type="dxa" w:w="70"/>
+              <w:right w:type="dxa" w:w="90"/>
+            </w:tcMar>
+          </w:tcPr>
+          <w:p>
+            <w:pPr>
+              <w:spacing w:after="0" w:line="250" w:lineRule="exact"/>
+            </w:pPr>
+            <w:r>
+              <w:rPr>
+                <w:rFonts w:ascii="游ゴシック" w:cs="游ゴシック" w:eastAsia="游ゴシック" w:hAnsi="游ゴシック"/>
+                <w:b w:val="false"/>
+                <w:bCs w:val="false"/>
+                <w:color w:val="000000"/>
+                <w:sz w:val="17"/>
+                <w:szCs w:val="17"/>
+              </w:rPr>
+              <w:t xml:space="preserve">本村の介護報酬の地域区分（級地）と、令和9年度の改定における見直しの有無</w:t>
+            </w:r>
+          </w:p>
+        </w:tc>
+        <w:tc>
+          <w:tcPr>
+            <w:tcW w:type="dxa" w:w="4868"/>
+            <w:shd w:fill="FFFFFF" w:val="clear"/>
+            <w:tcMar>
+              <w:top w:type="dxa" w:w="70"/>
+              <w:left w:type="dxa" w:w="90"/>
+              <w:bottom w:type="dxa" w:w="70"/>
+              <w:right w:type="dxa" w:w="90"/>
+            </w:tcMar>
+          </w:tcPr>
+          <w:p>
+            <w:pPr>
+              <w:spacing w:after="0" w:line="250" w:lineRule="exact"/>
+            </w:pPr>
+            <w:r>
+              <w:rPr>
+                <w:rFonts w:ascii="游ゴシック" w:cs="游ゴシック" w:eastAsia="游ゴシック" w:hAnsi="游ゴシック"/>
+                <w:b w:val="false"/>
+                <w:bCs w:val="false"/>
+                <w:color w:val="000000"/>
+                <w:sz w:val="17"/>
+                <w:szCs w:val="17"/>
+              </w:rPr>
+              <w:t xml:space="preserve">地域区分は告示で公表されている。当方が確かめる</w:t>
+            </w:r>
+          </w:p>
+        </w:tc>
+      </w:tr>
+      <w:tr>
+        <w:trPr>
+          <w:cantSplit/>
+          <w:trHeight w:val="700" w:hRule="atLeast"/>
+        </w:trPr>
+        <w:tc>
+          <w:tcPr>
+            <w:tcW w:type="dxa" w:w="374"/>
+            <w:shd w:fill="FFFFFF" w:val="clear"/>
+            <w:tcMar>
+              <w:top w:type="dxa" w:w="70"/>
+              <w:left w:type="dxa" w:w="90"/>
+              <w:bottom w:type="dxa" w:w="70"/>
+              <w:right w:type="dxa" w:w="90"/>
+            </w:tcMar>
+          </w:tcPr>
+          <w:p>
+            <w:pPr>
+              <w:spacing w:after="0" w:line="250" w:lineRule="exact"/>
+            </w:pPr>
+            <w:r>
+              <w:rPr>
+                <w:rFonts w:ascii="游ゴシック" w:cs="游ゴシック" w:eastAsia="游ゴシック" w:hAnsi="游ゴシック"/>
+                <w:b w:val="false"/>
+                <w:bCs w:val="false"/>
+                <w:color w:val="000000"/>
+                <w:sz w:val="17"/>
+                <w:szCs w:val="17"/>
+              </w:rPr>
+              <w:t xml:space="preserve">9</w:t>
+            </w:r>
+          </w:p>
+        </w:tc>
+        <w:tc>
+          <w:tcPr>
+            <w:tcW w:type="dxa" w:w="4118"/>
+            <w:shd w:fill="FFFFFF" w:val="clear"/>
+            <w:tcMar>
+              <w:top w:type="dxa" w:w="70"/>
+              <w:left w:type="dxa" w:w="90"/>
+              <w:bottom w:type="dxa" w:w="70"/>
+              <w:right w:type="dxa" w:w="90"/>
+            </w:tcMar>
+          </w:tcPr>
+          <w:p>
+            <w:pPr>
+              <w:spacing w:after="0" w:line="250" w:lineRule="exact"/>
+            </w:pPr>
+            <w:r>
+              <w:rPr>
+                <w:rFonts w:ascii="游ゴシック" w:cs="游ゴシック" w:eastAsia="游ゴシック" w:hAnsi="游ゴシック"/>
+                <w:b w:val="false"/>
+                <w:bCs w:val="false"/>
+                <w:color w:val="000000"/>
+                <w:sz w:val="17"/>
+                <w:szCs w:val="17"/>
+              </w:rPr>
+              <w:t xml:space="preserve">第1号被保険者数の前期・後期の内訳が国の様式（3区分）と素案5-2（2区分）で食い違う</w:t>
+            </w:r>
+          </w:p>
+        </w:tc>
+        <w:tc>
+          <w:tcPr>
+            <w:tcW w:type="dxa" w:w="4868"/>
+            <w:shd w:fill="FFFFFF" w:val="clear"/>
+            <w:tcMar>
+              <w:top w:type="dxa" w:w="70"/>
+              <w:left w:type="dxa" w:w="90"/>
+              <w:bottom w:type="dxa" w:w="70"/>
+              <w:right w:type="dxa" w:w="90"/>
+            </w:tcMar>
+          </w:tcPr>
+          <w:p>
+            <w:pPr>
+              <w:spacing w:after="0" w:line="250" w:lineRule="exact"/>
+            </w:pPr>
+            <w:r>
+              <w:rPr>
+                <w:rFonts w:ascii="游ゴシック" w:cs="游ゴシック" w:eastAsia="游ゴシック" w:hAnsi="游ゴシック"/>
+                <w:b w:val="false"/>
+                <w:bCs w:val="false"/>
+                <w:color w:val="000000"/>
+                <w:sz w:val="17"/>
+                <w:szCs w:val="17"/>
+              </w:rPr>
+              <w:t xml:space="preserve">国の推計ワークシートの様式が3区分で持つことが分かっている。当方で素案5-2を揃える</w:t>
+            </w:r>
+          </w:p>
+        </w:tc>
+      </w:tr>
+      <w:tr>
+        <w:trPr>
+          <w:cantSplit/>
+          <w:trHeight w:val="700" w:hRule="atLeast"/>
+        </w:trPr>
+        <w:tc>
+          <w:tcPr>
+            <w:tcW w:type="dxa" w:w="374"/>
+            <w:shd w:fill="FFFFFF" w:val="clear"/>
+            <w:tcMar>
+              <w:top w:type="dxa" w:w="70"/>
+              <w:left w:type="dxa" w:w="90"/>
+              <w:bottom w:type="dxa" w:w="70"/>
+              <w:right w:type="dxa" w:w="90"/>
+            </w:tcMar>
+          </w:tcPr>
+          <w:p>
+            <w:pPr>
+              <w:spacing w:after="0" w:line="250" w:lineRule="exact"/>
+            </w:pPr>
+            <w:r>
+              <w:rPr>
+                <w:rFonts w:ascii="游ゴシック" w:cs="游ゴシック" w:eastAsia="游ゴシック" w:hAnsi="游ゴシック"/>
+                <w:b w:val="false"/>
+                <w:bCs w:val="false"/>
+                <w:color w:val="000000"/>
+                <w:sz w:val="17"/>
+                <w:szCs w:val="17"/>
+              </w:rPr>
+              <w:t xml:space="preserve">10</w:t>
+            </w:r>
+          </w:p>
+        </w:tc>
+        <w:tc>
+          <w:tcPr>
+            <w:tcW w:type="dxa" w:w="4118"/>
+            <w:shd w:fill="FFFFFF" w:val="clear"/>
+            <w:tcMar>
+              <w:top w:type="dxa" w:w="70"/>
+              <w:left w:type="dxa" w:w="90"/>
+              <w:bottom w:type="dxa" w:w="70"/>
+              <w:right w:type="dxa" w:w="90"/>
+            </w:tcMar>
+          </w:tcPr>
+          <w:p>
+            <w:pPr>
+              <w:spacing w:after="0" w:line="250" w:lineRule="exact"/>
+            </w:pPr>
+            <w:r>
+              <w:rPr>
+                <w:rFonts w:ascii="游ゴシック" w:cs="游ゴシック" w:eastAsia="游ゴシック" w:hAnsi="游ゴシック"/>
+                <w:b w:val="false"/>
+                <w:bCs w:val="false"/>
+                <w:color w:val="000000"/>
+                <w:sz w:val="17"/>
+                <w:szCs w:val="17"/>
+              </w:rPr>
+              <w:t xml:space="preserve">認定者数が国の推計（3か年計629人）と当方の算定（651人）で3.4%食い違う</w:t>
+            </w:r>
+          </w:p>
+        </w:tc>
+        <w:tc>
+          <w:tcPr>
+            <w:tcW w:type="dxa" w:w="4868"/>
+            <w:shd w:fill="FFFFFF" w:val="clear"/>
+            <w:tcMar>
+              <w:top w:type="dxa" w:w="70"/>
+              <w:left w:type="dxa" w:w="90"/>
+              <w:bottom w:type="dxa" w:w="70"/>
+              <w:right w:type="dxa" w:w="90"/>
+            </w:tcMar>
+          </w:tcPr>
+          <w:p>
+            <w:pPr>
+              <w:spacing w:after="0" w:line="250" w:lineRule="exact"/>
+            </w:pPr>
+            <w:r>
+              <w:rPr>
+                <w:rFonts w:ascii="游ゴシック" w:cs="游ゴシック" w:eastAsia="游ゴシック" w:hAnsi="游ゴシック"/>
+                <w:b w:val="false"/>
+                <w:bCs w:val="false"/>
+                <w:color w:val="000000"/>
+                <w:sz w:val="17"/>
+                <w:szCs w:val="17"/>
+              </w:rPr>
+              <w:t xml:space="preserve">当方の算定と国の推計の差である。算定の過程を当方で洗う</w:t>
+            </w:r>
+          </w:p>
+        </w:tc>
+      </w:tr>
+      <w:tr>
+        <w:trPr>
+          <w:cantSplit/>
+          <w:trHeight w:val="700" w:hRule="atLeast"/>
+        </w:trPr>
+        <w:tc>
+          <w:tcPr>
+            <w:tcW w:type="dxa" w:w="374"/>
+            <w:shd w:fill="FFFFFF" w:val="clear"/>
+            <w:tcMar>
+              <w:top w:type="dxa" w:w="70"/>
+              <w:left w:type="dxa" w:w="90"/>
+              <w:bottom w:type="dxa" w:w="70"/>
+              <w:right w:type="dxa" w:w="90"/>
+            </w:tcMar>
+          </w:tcPr>
+          <w:p>
+            <w:pPr>
+              <w:spacing w:after="0" w:line="250" w:lineRule="exact"/>
+            </w:pPr>
+            <w:r>
+              <w:rPr>
+                <w:rFonts w:ascii="游ゴシック" w:cs="游ゴシック" w:eastAsia="游ゴシック" w:hAnsi="游ゴシック"/>
+                <w:b w:val="false"/>
+                <w:bCs w:val="false"/>
+                <w:color w:val="000000"/>
+                <w:sz w:val="17"/>
+                <w:szCs w:val="17"/>
+              </w:rPr>
               <w:t xml:space="preserve">11</w:t>
             </w:r>
           </w:p>
         </w:tc>
         <w:tc>
           <w:tcPr>
-            <w:tcW w:type="dxa" w:w="3182"/>
-            <w:shd w:fill="FFFFFF" w:val="clear"/>
-            <w:tcMar>
-              <w:top w:type="dxa" w:w="70"/>
-              <w:left w:type="dxa" w:w="90"/>
-              <w:bottom w:type="dxa" w:w="70"/>
-              <w:right w:type="dxa" w:w="90"/>
-            </w:tcMar>
-          </w:tcPr>
-          <w:p>
-            <w:pPr>
-              <w:spacing w:after="0" w:line="250" w:lineRule="exact"/>
-            </w:pPr>
-            <w:r>
-              <w:rPr>
-                <w:rFonts w:ascii="游ゴシック" w:cs="游ゴシック" w:eastAsia="游ゴシック" w:hAnsi="游ゴシック"/>
-                <w:b w:val="false"/>
-                <w:bCs w:val="false"/>
-                <w:color w:val="000000"/>
-                <w:sz w:val="17"/>
-                <w:szCs w:val="17"/>
-              </w:rPr>
-              <w:t xml:space="preserve">第9期保険料の再算定試算（6,761円→約6,346円）の取扱い</w:t>
-            </w:r>
-          </w:p>
-        </w:tc>
-        <w:tc>
-          <w:tcPr>
-            <w:tcW w:type="dxa" w:w="2714"/>
-            <w:shd w:fill="FFFFFF" w:val="clear"/>
-            <w:tcMar>
-              <w:top w:type="dxa" w:w="70"/>
-              <w:left w:type="dxa" w:w="90"/>
-              <w:bottom w:type="dxa" w:w="70"/>
-              <w:right w:type="dxa" w:w="90"/>
-            </w:tcMar>
-          </w:tcPr>
-          <w:p>
-            <w:pPr>
-              <w:spacing w:after="0" w:line="250" w:lineRule="exact"/>
-            </w:pPr>
-            <w:r>
-              <w:rPr>
-                <w:rFonts w:ascii="游ゴシック" w:cs="游ゴシック" w:eastAsia="游ゴシック" w:hAnsi="游ゴシック"/>
-                <w:b w:val="false"/>
-                <w:bCs w:val="false"/>
-                <w:color w:val="000000"/>
-                <w:sz w:val="17"/>
-                <w:szCs w:val="17"/>
-              </w:rPr>
-              <w:t xml:space="preserve">第1号被保険者数のみを実績に置換した試算で、福島県平均6,340円とほぼ一致する。素案5-7に記載しているが、公表資料での扱いは村の判断による。</w:t>
-            </w:r>
-          </w:p>
-        </w:tc>
-        <w:tc>
-          <w:tcPr>
-            <w:tcW w:type="dxa" w:w="1217"/>
-            <w:shd w:fill="FFFFFF" w:val="clear"/>
-            <w:tcMar>
-              <w:top w:type="dxa" w:w="70"/>
-              <w:left w:type="dxa" w:w="90"/>
-              <w:bottom w:type="dxa" w:w="70"/>
-              <w:right w:type="dxa" w:w="90"/>
-            </w:tcMar>
-          </w:tcPr>
-          <w:p>
-            <w:pPr>
-              <w:spacing w:after="0" w:line="250" w:lineRule="exact"/>
-            </w:pPr>
-            <w:r>
-              <w:rPr>
-                <w:rFonts w:ascii="游ゴシック" w:cs="游ゴシック" w:eastAsia="游ゴシック" w:hAnsi="游ゴシック"/>
-                <w:b w:val="false"/>
-                <w:bCs w:val="false"/>
-                <w:color w:val="000000"/>
-                <w:sz w:val="17"/>
-                <w:szCs w:val="17"/>
-              </w:rPr>
-              <w:t xml:space="preserve">―</w:t>
-            </w:r>
-          </w:p>
-        </w:tc>
-        <w:tc>
-          <w:tcPr>
-            <w:tcW w:type="dxa" w:w="1873"/>
-            <w:shd w:fill="FFFFFF" w:val="clear"/>
-            <w:tcMar>
-              <w:top w:type="dxa" w:w="70"/>
-              <w:left w:type="dxa" w:w="90"/>
-              <w:bottom w:type="dxa" w:w="70"/>
-              <w:right w:type="dxa" w:w="90"/>
-            </w:tcMar>
-          </w:tcPr>
-          <w:p>
-            <w:pPr>
-              <w:spacing w:after="0" w:line="250" w:lineRule="exact"/>
-            </w:pPr>
-            <w:r>
-              <w:rPr>
-                <w:rFonts w:ascii="游ゴシック" w:cs="游ゴシック" w:eastAsia="游ゴシック" w:hAnsi="游ゴシック"/>
-                <w:b w:val="false"/>
-                <w:bCs w:val="false"/>
-                <w:color w:val="000000"/>
-                <w:sz w:val="17"/>
-                <w:szCs w:val="17"/>
-              </w:rPr>
-              <w:t xml:space="preserve"/>
+            <w:tcW w:type="dxa" w:w="4118"/>
+            <w:shd w:fill="FFFFFF" w:val="clear"/>
+            <w:tcMar>
+              <w:top w:type="dxa" w:w="70"/>
+              <w:left w:type="dxa" w:w="90"/>
+              <w:bottom w:type="dxa" w:w="70"/>
+              <w:right w:type="dxa" w:w="90"/>
+            </w:tcMar>
+          </w:tcPr>
+          <w:p>
+            <w:pPr>
+              <w:spacing w:after="0" w:line="250" w:lineRule="exact"/>
+            </w:pPr>
+            <w:r>
+              <w:rPr>
+                <w:rFonts w:ascii="游ゴシック" w:cs="游ゴシック" w:eastAsia="游ゴシック" w:hAnsi="游ゴシック"/>
+                <w:b w:val="false"/>
+                <w:bCs w:val="false"/>
+                <w:color w:val="000000"/>
+                <w:sz w:val="17"/>
+                <w:szCs w:val="17"/>
+              </w:rPr>
+              <w:t xml:space="preserve">サービス見込量の前提（受給率を3か年平均とするか令和7年度水準とするか）</w:t>
+            </w:r>
+          </w:p>
+        </w:tc>
+        <w:tc>
+          <w:tcPr>
+            <w:tcW w:type="dxa" w:w="4868"/>
+            <w:shd w:fill="FFFFFF" w:val="clear"/>
+            <w:tcMar>
+              <w:top w:type="dxa" w:w="70"/>
+              <w:left w:type="dxa" w:w="90"/>
+              <w:bottom w:type="dxa" w:w="70"/>
+              <w:right w:type="dxa" w:w="90"/>
+            </w:tcMar>
+          </w:tcPr>
+          <w:p>
+            <w:pPr>
+              <w:spacing w:after="0" w:line="250" w:lineRule="exact"/>
+            </w:pPr>
+            <w:r>
+              <w:rPr>
+                <w:rFonts w:ascii="游ゴシック" w:cs="游ゴシック" w:eastAsia="游ゴシック" w:hAnsi="游ゴシック"/>
+                <w:b w:val="false"/>
+                <w:bCs w:val="false"/>
+                <w:color w:val="000000"/>
+                <w:sz w:val="17"/>
+                <w:szCs w:val="17"/>
+              </w:rPr>
+              <w:t xml:space="preserve">当方の算定方針である。3か年平均を本則とし、感応度で示す</w:t>
+            </w:r>
+          </w:p>
+        </w:tc>
+      </w:tr>
+      <w:tr>
+        <w:trPr>
+          <w:cantSplit/>
+          <w:trHeight w:val="700" w:hRule="atLeast"/>
+        </w:trPr>
+        <w:tc>
+          <w:tcPr>
+            <w:tcW w:type="dxa" w:w="374"/>
+            <w:shd w:fill="FFFFFF" w:val="clear"/>
+            <w:tcMar>
+              <w:top w:type="dxa" w:w="70"/>
+              <w:left w:type="dxa" w:w="90"/>
+              <w:bottom w:type="dxa" w:w="70"/>
+              <w:right w:type="dxa" w:w="90"/>
+            </w:tcMar>
+          </w:tcPr>
+          <w:p>
+            <w:pPr>
+              <w:spacing w:after="0" w:line="250" w:lineRule="exact"/>
+            </w:pPr>
+            <w:r>
+              <w:rPr>
+                <w:rFonts w:ascii="游ゴシック" w:cs="游ゴシック" w:eastAsia="游ゴシック" w:hAnsi="游ゴシック"/>
+                <w:b w:val="false"/>
+                <w:bCs w:val="false"/>
+                <w:color w:val="000000"/>
+                <w:sz w:val="17"/>
+                <w:szCs w:val="17"/>
+              </w:rPr>
+              <w:t xml:space="preserve">12</w:t>
+            </w:r>
+          </w:p>
+        </w:tc>
+        <w:tc>
+          <w:tcPr>
+            <w:tcW w:type="dxa" w:w="4118"/>
+            <w:shd w:fill="FFFFFF" w:val="clear"/>
+            <w:tcMar>
+              <w:top w:type="dxa" w:w="70"/>
+              <w:left w:type="dxa" w:w="90"/>
+              <w:bottom w:type="dxa" w:w="70"/>
+              <w:right w:type="dxa" w:w="90"/>
+            </w:tcMar>
+          </w:tcPr>
+          <w:p>
+            <w:pPr>
+              <w:spacing w:after="0" w:line="250" w:lineRule="exact"/>
+            </w:pPr>
+            <w:r>
+              <w:rPr>
+                <w:rFonts w:ascii="游ゴシック" w:cs="游ゴシック" w:eastAsia="游ゴシック" w:hAnsi="游ゴシック"/>
+                <w:b w:val="false"/>
+                <w:bCs w:val="false"/>
+                <w:color w:val="000000"/>
+                <w:sz w:val="17"/>
+                <w:szCs w:val="17"/>
+              </w:rPr>
+              <w:t xml:space="preserve">人口データの出所の統一（住基／国勢調査／福島県現住人口調査）</w:t>
+            </w:r>
+          </w:p>
+        </w:tc>
+        <w:tc>
+          <w:tcPr>
+            <w:tcW w:type="dxa" w:w="4868"/>
+            <w:shd w:fill="FFFFFF" w:val="clear"/>
+            <w:tcMar>
+              <w:top w:type="dxa" w:w="70"/>
+              <w:left w:type="dxa" w:w="90"/>
+              <w:bottom w:type="dxa" w:w="70"/>
+              <w:right w:type="dxa" w:w="90"/>
+            </w:tcMar>
+          </w:tcPr>
+          <w:p>
+            <w:pPr>
+              <w:spacing w:after="0" w:line="250" w:lineRule="exact"/>
+            </w:pPr>
+            <w:r>
+              <w:rPr>
+                <w:rFonts w:ascii="游ゴシック" w:cs="游ゴシック" w:eastAsia="游ゴシック" w:hAnsi="游ゴシック"/>
+                <w:b w:val="false"/>
+                <w:bCs w:val="false"/>
+                <w:color w:val="000000"/>
+                <w:sz w:val="17"/>
+                <w:szCs w:val="17"/>
+              </w:rPr>
+              <w:t xml:space="preserve">出所の統一は当方の整理である。用いる系列を素案に明記する</w:t>
+            </w:r>
+          </w:p>
+        </w:tc>
+      </w:tr>
+      <w:tr>
+        <w:trPr>
+          <w:cantSplit/>
+          <w:trHeight w:val="700" w:hRule="atLeast"/>
+        </w:trPr>
+        <w:tc>
+          <w:tcPr>
+            <w:tcW w:type="dxa" w:w="374"/>
+            <w:shd w:fill="FFFFFF" w:val="clear"/>
+            <w:tcMar>
+              <w:top w:type="dxa" w:w="70"/>
+              <w:left w:type="dxa" w:w="90"/>
+              <w:bottom w:type="dxa" w:w="70"/>
+              <w:right w:type="dxa" w:w="90"/>
+            </w:tcMar>
+          </w:tcPr>
+          <w:p>
+            <w:pPr>
+              <w:spacing w:after="0" w:line="250" w:lineRule="exact"/>
+            </w:pPr>
+            <w:r>
+              <w:rPr>
+                <w:rFonts w:ascii="游ゴシック" w:cs="游ゴシック" w:eastAsia="游ゴシック" w:hAnsi="游ゴシック"/>
+                <w:b w:val="false"/>
+                <w:bCs w:val="false"/>
+                <w:color w:val="000000"/>
+                <w:sz w:val="17"/>
+                <w:szCs w:val="17"/>
+              </w:rPr>
+              <w:t xml:space="preserve">13</w:t>
+            </w:r>
+          </w:p>
+        </w:tc>
+        <w:tc>
+          <w:tcPr>
+            <w:tcW w:type="dxa" w:w="4118"/>
+            <w:shd w:fill="FFFFFF" w:val="clear"/>
+            <w:tcMar>
+              <w:top w:type="dxa" w:w="70"/>
+              <w:left w:type="dxa" w:w="90"/>
+              <w:bottom w:type="dxa" w:w="70"/>
+              <w:right w:type="dxa" w:w="90"/>
+            </w:tcMar>
+          </w:tcPr>
+          <w:p>
+            <w:pPr>
+              <w:spacing w:after="0" w:line="250" w:lineRule="exact"/>
+            </w:pPr>
+            <w:r>
+              <w:rPr>
+                <w:rFonts w:ascii="游ゴシック" w:cs="游ゴシック" w:eastAsia="游ゴシック" w:hAnsi="游ゴシック"/>
+                <w:b w:val="false"/>
+                <w:bCs w:val="false"/>
+                <w:color w:val="000000"/>
+                <w:sz w:val="17"/>
+                <w:szCs w:val="17"/>
+              </w:rPr>
+              <w:t xml:space="preserve">介護保険法第117条第2項各号・第3項各号および基本指針の記載事項の条項番号の照合</w:t>
+            </w:r>
+          </w:p>
+        </w:tc>
+        <w:tc>
+          <w:tcPr>
+            <w:tcW w:type="dxa" w:w="4868"/>
+            <w:shd w:fill="FFFFFF" w:val="clear"/>
+            <w:tcMar>
+              <w:top w:type="dxa" w:w="70"/>
+              <w:left w:type="dxa" w:w="90"/>
+              <w:bottom w:type="dxa" w:w="70"/>
+              <w:right w:type="dxa" w:w="90"/>
+            </w:tcMar>
+          </w:tcPr>
+          <w:p>
+            <w:pPr>
+              <w:spacing w:after="0" w:line="250" w:lineRule="exact"/>
+            </w:pPr>
+            <w:r>
+              <w:rPr>
+                <w:rFonts w:ascii="游ゴシック" w:cs="游ゴシック" w:eastAsia="游ゴシック" w:hAnsi="游ゴシック"/>
+                <w:b w:val="false"/>
+                <w:bCs w:val="false"/>
+                <w:color w:val="000000"/>
+                <w:sz w:val="17"/>
+                <w:szCs w:val="17"/>
+              </w:rPr>
+              <w:t xml:space="preserve">新旧対照条文（令和8年法律第51号）を受領済みであり、条項番号は当方が確定できる</w:t>
+            </w:r>
+          </w:p>
+        </w:tc>
+      </w:tr>
+      <w:tr>
+        <w:trPr>
+          <w:cantSplit/>
+          <w:trHeight w:val="700" w:hRule="atLeast"/>
+        </w:trPr>
+        <w:tc>
+          <w:tcPr>
+            <w:tcW w:type="dxa" w:w="374"/>
+            <w:shd w:fill="FFFFFF" w:val="clear"/>
+            <w:tcMar>
+              <w:top w:type="dxa" w:w="70"/>
+              <w:left w:type="dxa" w:w="90"/>
+              <w:bottom w:type="dxa" w:w="70"/>
+              <w:right w:type="dxa" w:w="90"/>
+            </w:tcMar>
+          </w:tcPr>
+          <w:p>
+            <w:pPr>
+              <w:spacing w:after="0" w:line="250" w:lineRule="exact"/>
+            </w:pPr>
+            <w:r>
+              <w:rPr>
+                <w:rFonts w:ascii="游ゴシック" w:cs="游ゴシック" w:eastAsia="游ゴシック" w:hAnsi="游ゴシック"/>
+                <w:b w:val="false"/>
+                <w:bCs w:val="false"/>
+                <w:color w:val="000000"/>
+                <w:sz w:val="17"/>
+                <w:szCs w:val="17"/>
+              </w:rPr>
+              <w:t xml:space="preserve">14</w:t>
+            </w:r>
+          </w:p>
+        </w:tc>
+        <w:tc>
+          <w:tcPr>
+            <w:tcW w:type="dxa" w:w="4118"/>
+            <w:shd w:fill="FFFFFF" w:val="clear"/>
+            <w:tcMar>
+              <w:top w:type="dxa" w:w="70"/>
+              <w:left w:type="dxa" w:w="90"/>
+              <w:bottom w:type="dxa" w:w="70"/>
+              <w:right w:type="dxa" w:w="90"/>
+            </w:tcMar>
+          </w:tcPr>
+          <w:p>
+            <w:pPr>
+              <w:spacing w:after="0" w:line="250" w:lineRule="exact"/>
+            </w:pPr>
+            <w:r>
+              <w:rPr>
+                <w:rFonts w:ascii="游ゴシック" w:cs="游ゴシック" w:eastAsia="游ゴシック" w:hAnsi="游ゴシック"/>
+                <w:b w:val="false"/>
+                <w:bCs w:val="false"/>
+                <w:color w:val="000000"/>
+                <w:sz w:val="17"/>
+                <w:szCs w:val="17"/>
+              </w:rPr>
+              <w:t xml:space="preserve">令和2年（2020年）の年齢3区分の計が総人口に1人足りない理由（国勢調査の年齢不詳か入力の誤りか）</w:t>
+            </w:r>
+          </w:p>
+        </w:tc>
+        <w:tc>
+          <w:tcPr>
+            <w:tcW w:type="dxa" w:w="4868"/>
+            <w:shd w:fill="FFFFFF" w:val="clear"/>
+            <w:tcMar>
+              <w:top w:type="dxa" w:w="70"/>
+              <w:left w:type="dxa" w:w="90"/>
+              <w:bottom w:type="dxa" w:w="70"/>
+              <w:right w:type="dxa" w:w="90"/>
+            </w:tcMar>
+          </w:tcPr>
+          <w:p>
+            <w:pPr>
+              <w:spacing w:after="0" w:line="250" w:lineRule="exact"/>
+            </w:pPr>
+            <w:r>
+              <w:rPr>
+                <w:rFonts w:ascii="游ゴシック" w:cs="游ゴシック" w:eastAsia="游ゴシック" w:hAnsi="游ゴシック"/>
+                <w:b w:val="false"/>
+                <w:bCs w:val="false"/>
+                <w:color w:val="000000"/>
+                <w:sz w:val="17"/>
+                <w:szCs w:val="17"/>
+              </w:rPr>
+              <w:t xml:space="preserve">国勢調査の年齢不詳の扱いである。当方が原表で確かめる</w:t>
+            </w:r>
+          </w:p>
+        </w:tc>
+      </w:tr>
+      <w:tr>
+        <w:trPr>
+          <w:cantSplit/>
+          <w:trHeight w:val="700" w:hRule="atLeast"/>
+        </w:trPr>
+        <w:tc>
+          <w:tcPr>
+            <w:tcW w:type="dxa" w:w="374"/>
+            <w:shd w:fill="FFFFFF" w:val="clear"/>
+            <w:tcMar>
+              <w:top w:type="dxa" w:w="70"/>
+              <w:left w:type="dxa" w:w="90"/>
+              <w:bottom w:type="dxa" w:w="70"/>
+              <w:right w:type="dxa" w:w="90"/>
+            </w:tcMar>
+          </w:tcPr>
+          <w:p>
+            <w:pPr>
+              <w:spacing w:after="0" w:line="250" w:lineRule="exact"/>
+            </w:pPr>
+            <w:r>
+              <w:rPr>
+                <w:rFonts w:ascii="游ゴシック" w:cs="游ゴシック" w:eastAsia="游ゴシック" w:hAnsi="游ゴシック"/>
+                <w:b w:val="false"/>
+                <w:bCs w:val="false"/>
+                <w:color w:val="000000"/>
+                <w:sz w:val="17"/>
+                <w:szCs w:val="17"/>
+              </w:rPr>
+              <w:t xml:space="preserve">15</w:t>
+            </w:r>
+          </w:p>
+        </w:tc>
+        <w:tc>
+          <w:tcPr>
+            <w:tcW w:type="dxa" w:w="4118"/>
+            <w:shd w:fill="FFFFFF" w:val="clear"/>
+            <w:tcMar>
+              <w:top w:type="dxa" w:w="70"/>
+              <w:left w:type="dxa" w:w="90"/>
+              <w:bottom w:type="dxa" w:w="70"/>
+              <w:right w:type="dxa" w:w="90"/>
+            </w:tcMar>
+          </w:tcPr>
+          <w:p>
+            <w:pPr>
+              <w:spacing w:after="0" w:line="250" w:lineRule="exact"/>
+            </w:pPr>
+            <w:r>
+              <w:rPr>
+                <w:rFonts w:ascii="游ゴシック" w:cs="游ゴシック" w:eastAsia="游ゴシック" w:hAnsi="游ゴシック"/>
+                <w:b w:val="false"/>
+                <w:bCs w:val="false"/>
+                <w:color w:val="000000"/>
+                <w:sz w:val="17"/>
+                <w:szCs w:val="17"/>
+              </w:rPr>
+              <w:t xml:space="preserve">令和9年4月の介護報酬改定率が示された後の単価の扱い</w:t>
+            </w:r>
+          </w:p>
+        </w:tc>
+        <w:tc>
+          <w:tcPr>
+            <w:tcW w:type="dxa" w:w="4868"/>
+            <w:shd w:fill="FFFFFF" w:val="clear"/>
+            <w:tcMar>
+              <w:top w:type="dxa" w:w="70"/>
+              <w:left w:type="dxa" w:w="90"/>
+              <w:bottom w:type="dxa" w:w="70"/>
+              <w:right w:type="dxa" w:w="90"/>
+            </w:tcMar>
+          </w:tcPr>
+          <w:p>
+            <w:pPr>
+              <w:spacing w:after="0" w:line="250" w:lineRule="exact"/>
+            </w:pPr>
+            <w:r>
+              <w:rPr>
+                <w:rFonts w:ascii="游ゴシック" w:cs="游ゴシック" w:eastAsia="游ゴシック" w:hAnsi="游ゴシック"/>
+                <w:b w:val="false"/>
+                <w:bCs w:val="false"/>
+                <w:color w:val="000000"/>
+                <w:sz w:val="17"/>
+                <w:szCs w:val="17"/>
+              </w:rPr>
+              <w:t xml:space="preserve">改定率は告示で公表される。告示後に当方が単価を補正する</w:t>
+            </w:r>
+          </w:p>
+        </w:tc>
+      </w:tr>
+      <w:tr>
+        <w:trPr>
+          <w:cantSplit/>
+          <w:trHeight w:val="700" w:hRule="atLeast"/>
+        </w:trPr>
+        <w:tc>
+          <w:tcPr>
+            <w:tcW w:type="dxa" w:w="374"/>
+            <w:shd w:fill="FFFFFF" w:val="clear"/>
+            <w:tcMar>
+              <w:top w:type="dxa" w:w="70"/>
+              <w:left w:type="dxa" w:w="90"/>
+              <w:bottom w:type="dxa" w:w="70"/>
+              <w:right w:type="dxa" w:w="90"/>
+            </w:tcMar>
+          </w:tcPr>
+          <w:p>
+            <w:pPr>
+              <w:spacing w:after="0" w:line="250" w:lineRule="exact"/>
+            </w:pPr>
+            <w:r>
+              <w:rPr>
+                <w:rFonts w:ascii="游ゴシック" w:cs="游ゴシック" w:eastAsia="游ゴシック" w:hAnsi="游ゴシック"/>
+                <w:b w:val="false"/>
+                <w:bCs w:val="false"/>
+                <w:color w:val="000000"/>
+                <w:sz w:val="17"/>
+                <w:szCs w:val="17"/>
+              </w:rPr>
+              <w:t xml:space="preserve">16</w:t>
+            </w:r>
+          </w:p>
+        </w:tc>
+        <w:tc>
+          <w:tcPr>
+            <w:tcW w:type="dxa" w:w="4118"/>
+            <w:shd w:fill="FFFFFF" w:val="clear"/>
+            <w:tcMar>
+              <w:top w:type="dxa" w:w="70"/>
+              <w:left w:type="dxa" w:w="90"/>
+              <w:bottom w:type="dxa" w:w="70"/>
+              <w:right w:type="dxa" w:w="90"/>
+            </w:tcMar>
+          </w:tcPr>
+          <w:p>
+            <w:pPr>
+              <w:spacing w:after="0" w:line="250" w:lineRule="exact"/>
+            </w:pPr>
+            <w:r>
+              <w:rPr>
+                <w:rFonts w:ascii="游ゴシック" w:cs="游ゴシック" w:eastAsia="游ゴシック" w:hAnsi="游ゴシック"/>
+                <w:b w:val="false"/>
+                <w:bCs w:val="false"/>
+                <w:color w:val="000000"/>
+                <w:sz w:val="17"/>
+                <w:szCs w:val="17"/>
+              </w:rPr>
+              <w:t xml:space="preserve">図2-9の平成29年度の1人1月あたり費用額（25,039円）の出所</w:t>
+            </w:r>
+          </w:p>
+        </w:tc>
+        <w:tc>
+          <w:tcPr>
+            <w:tcW w:type="dxa" w:w="4868"/>
+            <w:shd w:fill="FFFFFF" w:val="clear"/>
+            <w:tcMar>
+              <w:top w:type="dxa" w:w="70"/>
+              <w:left w:type="dxa" w:w="90"/>
+              <w:bottom w:type="dxa" w:w="70"/>
+              <w:right w:type="dxa" w:w="90"/>
+            </w:tcMar>
+          </w:tcPr>
+          <w:p>
+            <w:pPr>
+              <w:spacing w:after="0" w:line="250" w:lineRule="exact"/>
+            </w:pPr>
+            <w:r>
+              <w:rPr>
+                <w:rFonts w:ascii="游ゴシック" w:cs="游ゴシック" w:eastAsia="游ゴシック" w:hAnsi="游ゴシック"/>
+                <w:b w:val="false"/>
+                <w:bCs w:val="false"/>
+                <w:color w:val="000000"/>
+                <w:sz w:val="17"/>
+                <w:szCs w:val="17"/>
+              </w:rPr>
+              <w:t xml:space="preserve">当方が組んだ図の出所である。算定の根拠の綴りで示す</w:t>
+            </w:r>
+          </w:p>
+        </w:tc>
+      </w:tr>
+      <w:tr>
+        <w:trPr>
+          <w:cantSplit/>
+          <w:trHeight w:val="700" w:hRule="atLeast"/>
+        </w:trPr>
+        <w:tc>
+          <w:tcPr>
+            <w:tcW w:type="dxa" w:w="374"/>
+            <w:shd w:fill="FFFFFF" w:val="clear"/>
+            <w:tcMar>
+              <w:top w:type="dxa" w:w="70"/>
+              <w:left w:type="dxa" w:w="90"/>
+              <w:bottom w:type="dxa" w:w="70"/>
+              <w:right w:type="dxa" w:w="90"/>
+            </w:tcMar>
+          </w:tcPr>
+          <w:p>
+            <w:pPr>
+              <w:spacing w:after="0" w:line="250" w:lineRule="exact"/>
+            </w:pPr>
+            <w:r>
+              <w:rPr>
+                <w:rFonts w:ascii="游ゴシック" w:cs="游ゴシック" w:eastAsia="游ゴシック" w:hAnsi="游ゴシック"/>
+                <w:b w:val="false"/>
+                <w:bCs w:val="false"/>
+                <w:color w:val="000000"/>
+                <w:sz w:val="17"/>
+                <w:szCs w:val="17"/>
+              </w:rPr>
+              <w:t xml:space="preserve">17</w:t>
+            </w:r>
+          </w:p>
+        </w:tc>
+        <w:tc>
+          <w:tcPr>
+            <w:tcW w:type="dxa" w:w="4118"/>
+            <w:shd w:fill="FFFFFF" w:val="clear"/>
+            <w:tcMar>
+              <w:top w:type="dxa" w:w="70"/>
+              <w:left w:type="dxa" w:w="90"/>
+              <w:bottom w:type="dxa" w:w="70"/>
+              <w:right w:type="dxa" w:w="90"/>
+            </w:tcMar>
+          </w:tcPr>
+          <w:p>
+            <w:pPr>
+              <w:spacing w:after="0" w:line="250" w:lineRule="exact"/>
+            </w:pPr>
+            <w:r>
+              <w:rPr>
+                <w:rFonts w:ascii="游ゴシック" w:cs="游ゴシック" w:eastAsia="游ゴシック" w:hAnsi="游ゴシック"/>
+                <w:b w:val="false"/>
+                <w:bCs w:val="false"/>
+                <w:color w:val="000000"/>
+                <w:sz w:val="17"/>
+                <w:szCs w:val="17"/>
+              </w:rPr>
+              <w:t xml:space="preserve">村内の居宅介護支援事業所は1か所か2か所か</w:t>
+            </w:r>
+          </w:p>
+        </w:tc>
+        <w:tc>
+          <w:tcPr>
+            <w:tcW w:type="dxa" w:w="4868"/>
+            <w:shd w:fill="FFFFFF" w:val="clear"/>
+            <w:tcMar>
+              <w:top w:type="dxa" w:w="70"/>
+              <w:left w:type="dxa" w:w="90"/>
+              <w:bottom w:type="dxa" w:w="70"/>
+              <w:right w:type="dxa" w:w="90"/>
+            </w:tcMar>
+          </w:tcPr>
+          <w:p>
+            <w:pPr>
+              <w:spacing w:after="0" w:line="250" w:lineRule="exact"/>
+            </w:pPr>
+            <w:r>
+              <w:rPr>
+                <w:rFonts w:ascii="游ゴシック" w:cs="游ゴシック" w:eastAsia="游ゴシック" w:hAnsi="游ゴシック"/>
+                <w:b w:val="false"/>
+                <w:bCs w:val="false"/>
+                <w:color w:val="000000"/>
+                <w:sz w:val="17"/>
+                <w:szCs w:val="17"/>
+              </w:rPr>
+              <w:t xml:space="preserve">介護サービス情報公表システムで事業所の指定の状況を当方が確かめる</w:t>
+            </w:r>
+          </w:p>
+        </w:tc>
+      </w:tr>
+      <w:tr>
+        <w:trPr>
+          <w:cantSplit/>
+          <w:trHeight w:val="700" w:hRule="atLeast"/>
+        </w:trPr>
+        <w:tc>
+          <w:tcPr>
+            <w:tcW w:type="dxa" w:w="374"/>
+            <w:shd w:fill="FFFFFF" w:val="clear"/>
+            <w:tcMar>
+              <w:top w:type="dxa" w:w="70"/>
+              <w:left w:type="dxa" w:w="90"/>
+              <w:bottom w:type="dxa" w:w="70"/>
+              <w:right w:type="dxa" w:w="90"/>
+            </w:tcMar>
+          </w:tcPr>
+          <w:p>
+            <w:pPr>
+              <w:spacing w:after="0" w:line="250" w:lineRule="exact"/>
+            </w:pPr>
+            <w:r>
+              <w:rPr>
+                <w:rFonts w:ascii="游ゴシック" w:cs="游ゴシック" w:eastAsia="游ゴシック" w:hAnsi="游ゴシック"/>
+                <w:b w:val="false"/>
+                <w:bCs w:val="false"/>
+                <w:color w:val="000000"/>
+                <w:sz w:val="17"/>
+                <w:szCs w:val="17"/>
+              </w:rPr>
+              <w:t xml:space="preserve">18</w:t>
+            </w:r>
+          </w:p>
+        </w:tc>
+        <w:tc>
+          <w:tcPr>
+            <w:tcW w:type="dxa" w:w="4118"/>
+            <w:shd w:fill="FFFFFF" w:val="clear"/>
+            <w:tcMar>
+              <w:top w:type="dxa" w:w="70"/>
+              <w:left w:type="dxa" w:w="90"/>
+              <w:bottom w:type="dxa" w:w="70"/>
+              <w:right w:type="dxa" w:w="90"/>
+            </w:tcMar>
+          </w:tcPr>
+          <w:p>
+            <w:pPr>
+              <w:spacing w:after="0" w:line="250" w:lineRule="exact"/>
+            </w:pPr>
+            <w:r>
+              <w:rPr>
+                <w:rFonts w:ascii="游ゴシック" w:cs="游ゴシック" w:eastAsia="游ゴシック" w:hAnsi="游ゴシック"/>
+                <w:b w:val="false"/>
+                <w:bCs w:val="false"/>
+                <w:color w:val="000000"/>
+                <w:sz w:val="17"/>
+                <w:szCs w:val="17"/>
+              </w:rPr>
+              <w:t xml:space="preserve">要介護2の3区分の利用率の合計が101.5%となること</w:t>
+            </w:r>
+          </w:p>
+        </w:tc>
+        <w:tc>
+          <w:tcPr>
+            <w:tcW w:type="dxa" w:w="4868"/>
+            <w:shd w:fill="FFFFFF" w:val="clear"/>
+            <w:tcMar>
+              <w:top w:type="dxa" w:w="70"/>
+              <w:left w:type="dxa" w:w="90"/>
+              <w:bottom w:type="dxa" w:w="70"/>
+              <w:right w:type="dxa" w:w="90"/>
+            </w:tcMar>
+          </w:tcPr>
+          <w:p>
+            <w:pPr>
+              <w:spacing w:after="0" w:line="250" w:lineRule="exact"/>
+            </w:pPr>
+            <w:r>
+              <w:rPr>
+                <w:rFonts w:ascii="游ゴシック" w:cs="游ゴシック" w:eastAsia="游ゴシック" w:hAnsi="游ゴシック"/>
+                <w:b w:val="false"/>
+                <w:bCs w:val="false"/>
+                <w:color w:val="000000"/>
+                <w:sz w:val="17"/>
+                <w:szCs w:val="17"/>
+              </w:rPr>
+              <w:t xml:space="preserve">当方の算定の端数処理の問題である。当方で整える</w:t>
+            </w:r>
+          </w:p>
+        </w:tc>
+      </w:tr>
+      <w:tr>
+        <w:trPr>
+          <w:cantSplit/>
+          <w:trHeight w:val="700" w:hRule="atLeast"/>
+        </w:trPr>
+        <w:tc>
+          <w:tcPr>
+            <w:tcW w:type="dxa" w:w="374"/>
+            <w:shd w:fill="FFFFFF" w:val="clear"/>
+            <w:tcMar>
+              <w:top w:type="dxa" w:w="70"/>
+              <w:left w:type="dxa" w:w="90"/>
+              <w:bottom w:type="dxa" w:w="70"/>
+              <w:right w:type="dxa" w:w="90"/>
+            </w:tcMar>
+          </w:tcPr>
+          <w:p>
+            <w:pPr>
+              <w:spacing w:after="0" w:line="250" w:lineRule="exact"/>
+            </w:pPr>
+            <w:r>
+              <w:rPr>
+                <w:rFonts w:ascii="游ゴシック" w:cs="游ゴシック" w:eastAsia="游ゴシック" w:hAnsi="游ゴシック"/>
+                <w:b w:val="false"/>
+                <w:bCs w:val="false"/>
+                <w:color w:val="000000"/>
+                <w:sz w:val="17"/>
+                <w:szCs w:val="17"/>
+              </w:rPr>
+              <w:t xml:space="preserve">19</w:t>
+            </w:r>
+          </w:p>
+        </w:tc>
+        <w:tc>
+          <w:tcPr>
+            <w:tcW w:type="dxa" w:w="4118"/>
+            <w:shd w:fill="FFFFFF" w:val="clear"/>
+            <w:tcMar>
+              <w:top w:type="dxa" w:w="70"/>
+              <w:left w:type="dxa" w:w="90"/>
+              <w:bottom w:type="dxa" w:w="70"/>
+              <w:right w:type="dxa" w:w="90"/>
+            </w:tcMar>
+          </w:tcPr>
+          <w:p>
+            <w:pPr>
+              <w:spacing w:after="0" w:line="250" w:lineRule="exact"/>
+            </w:pPr>
+            <w:r>
+              <w:rPr>
+                <w:rFonts w:ascii="游ゴシック" w:cs="游ゴシック" w:eastAsia="游ゴシック" w:hAnsi="游ゴシック"/>
+                <w:b w:val="false"/>
+                <w:bCs w:val="false"/>
+                <w:color w:val="000000"/>
+                <w:sz w:val="17"/>
+                <w:szCs w:val="17"/>
+              </w:rPr>
+              <w:t xml:space="preserve">認定率の分母をB1（第1号被保険者数）に統一することの可否</w:t>
+            </w:r>
+          </w:p>
+        </w:tc>
+        <w:tc>
+          <w:tcPr>
+            <w:tcW w:type="dxa" w:w="4868"/>
+            <w:shd w:fill="FFFFFF" w:val="clear"/>
+            <w:tcMar>
+              <w:top w:type="dxa" w:w="70"/>
+              <w:left w:type="dxa" w:w="90"/>
+              <w:bottom w:type="dxa" w:w="70"/>
+              <w:right w:type="dxa" w:w="90"/>
+            </w:tcMar>
+          </w:tcPr>
+          <w:p>
+            <w:pPr>
+              <w:spacing w:after="0" w:line="250" w:lineRule="exact"/>
+            </w:pPr>
+            <w:r>
+              <w:rPr>
+                <w:rFonts w:ascii="游ゴシック" w:cs="游ゴシック" w:eastAsia="游ゴシック" w:hAnsi="游ゴシック"/>
+                <w:b w:val="false"/>
+                <w:bCs w:val="false"/>
+                <w:color w:val="000000"/>
+                <w:sz w:val="17"/>
+                <w:szCs w:val="17"/>
+              </w:rPr>
+              <w:t xml:space="preserve">当方の算定上の分母の取り方である。素案で統一して示す</w:t>
+            </w:r>
+          </w:p>
+        </w:tc>
+      </w:tr>
+      <w:tr>
+        <w:trPr>
+          <w:cantSplit/>
+          <w:trHeight w:val="700" w:hRule="atLeast"/>
+        </w:trPr>
+        <w:tc>
+          <w:tcPr>
+            <w:tcW w:type="dxa" w:w="374"/>
+            <w:shd w:fill="FFFFFF" w:val="clear"/>
+            <w:tcMar>
+              <w:top w:type="dxa" w:w="70"/>
+              <w:left w:type="dxa" w:w="90"/>
+              <w:bottom w:type="dxa" w:w="70"/>
+              <w:right w:type="dxa" w:w="90"/>
+            </w:tcMar>
+          </w:tcPr>
+          <w:p>
+            <w:pPr>
+              <w:spacing w:after="0" w:line="250" w:lineRule="exact"/>
+            </w:pPr>
+            <w:r>
+              <w:rPr>
+                <w:rFonts w:ascii="游ゴシック" w:cs="游ゴシック" w:eastAsia="游ゴシック" w:hAnsi="游ゴシック"/>
+                <w:b w:val="false"/>
+                <w:bCs w:val="false"/>
+                <w:color w:val="000000"/>
+                <w:sz w:val="17"/>
+                <w:szCs w:val="17"/>
+              </w:rPr>
+              <w:t xml:space="preserve">20</w:t>
+            </w:r>
+          </w:p>
+        </w:tc>
+        <w:tc>
+          <w:tcPr>
+            <w:tcW w:type="dxa" w:w="4118"/>
+            <w:shd w:fill="FFFFFF" w:val="clear"/>
+            <w:tcMar>
+              <w:top w:type="dxa" w:w="70"/>
+              <w:left w:type="dxa" w:w="90"/>
+              <w:bottom w:type="dxa" w:w="70"/>
+              <w:right w:type="dxa" w:w="90"/>
+            </w:tcMar>
+          </w:tcPr>
+          <w:p>
+            <w:pPr>
+              <w:spacing w:after="0" w:line="250" w:lineRule="exact"/>
+            </w:pPr>
+            <w:r>
+              <w:rPr>
+                <w:rFonts w:ascii="游ゴシック" w:cs="游ゴシック" w:eastAsia="游ゴシック" w:hAnsi="游ゴシック"/>
+                <w:b w:val="false"/>
+                <w:bCs w:val="false"/>
+                <w:color w:val="000000"/>
+                <w:sz w:val="17"/>
+                <w:szCs w:val="17"/>
+              </w:rPr>
+              <w:t xml:space="preserve">認知症高齢者自立度（B7）の認定者数合計が認定者数（B4-a）と一致しない</w:t>
+            </w:r>
+          </w:p>
+        </w:tc>
+        <w:tc>
+          <w:tcPr>
+            <w:tcW w:type="dxa" w:w="4868"/>
+            <w:shd w:fill="FFFFFF" w:val="clear"/>
+            <w:tcMar>
+              <w:top w:type="dxa" w:w="70"/>
+              <w:left w:type="dxa" w:w="90"/>
+              <w:bottom w:type="dxa" w:w="70"/>
+              <w:right w:type="dxa" w:w="90"/>
+            </w:tcMar>
+          </w:tcPr>
+          <w:p>
+            <w:pPr>
+              <w:spacing w:after="0" w:line="250" w:lineRule="exact"/>
+            </w:pPr>
+            <w:r>
+              <w:rPr>
+                <w:rFonts w:ascii="游ゴシック" w:cs="游ゴシック" w:eastAsia="游ゴシック" w:hAnsi="游ゴシック"/>
+                <w:b w:val="false"/>
+                <w:bCs w:val="false"/>
+                <w:color w:val="000000"/>
+                <w:sz w:val="17"/>
+                <w:szCs w:val="17"/>
+              </w:rPr>
+              <w:t xml:space="preserve">見える化システムのB7とB4-aの定義の差である。当方が指標の説明で確かめる</w:t>
+            </w:r>
+          </w:p>
+        </w:tc>
+      </w:tr>
+      <w:tr>
+        <w:trPr>
+          <w:cantSplit/>
+          <w:trHeight w:val="700" w:hRule="atLeast"/>
+        </w:trPr>
+        <w:tc>
+          <w:tcPr>
+            <w:tcW w:type="dxa" w:w="374"/>
+            <w:shd w:fill="FFFFFF" w:val="clear"/>
+            <w:tcMar>
+              <w:top w:type="dxa" w:w="70"/>
+              <w:left w:type="dxa" w:w="90"/>
+              <w:bottom w:type="dxa" w:w="70"/>
+              <w:right w:type="dxa" w:w="90"/>
+            </w:tcMar>
+          </w:tcPr>
+          <w:p>
+            <w:pPr>
+              <w:spacing w:after="0" w:line="250" w:lineRule="exact"/>
+            </w:pPr>
+            <w:r>
+              <w:rPr>
+                <w:rFonts w:ascii="游ゴシック" w:cs="游ゴシック" w:eastAsia="游ゴシック" w:hAnsi="游ゴシック"/>
+                <w:b w:val="false"/>
+                <w:bCs w:val="false"/>
+                <w:color w:val="000000"/>
+                <w:sz w:val="17"/>
+                <w:szCs w:val="17"/>
+              </w:rPr>
+              <w:t xml:space="preserve">21</w:t>
+            </w:r>
+          </w:p>
+        </w:tc>
+        <w:tc>
+          <w:tcPr>
+            <w:tcW w:type="dxa" w:w="4118"/>
+            <w:shd w:fill="FFFFFF" w:val="clear"/>
+            <w:tcMar>
+              <w:top w:type="dxa" w:w="70"/>
+              <w:left w:type="dxa" w:w="90"/>
+              <w:bottom w:type="dxa" w:w="70"/>
+              <w:right w:type="dxa" w:w="90"/>
+            </w:tcMar>
+          </w:tcPr>
+          <w:p>
+            <w:pPr>
+              <w:spacing w:after="0" w:line="250" w:lineRule="exact"/>
+            </w:pPr>
+            <w:r>
+              <w:rPr>
+                <w:rFonts w:ascii="游ゴシック" w:cs="游ゴシック" w:eastAsia="游ゴシック" w:hAnsi="游ゴシック"/>
+                <w:b w:val="false"/>
+                <w:bCs w:val="false"/>
+                <w:color w:val="000000"/>
+                <w:sz w:val="17"/>
+                <w:szCs w:val="17"/>
+              </w:rPr>
+              <w:t xml:space="preserve">死亡場所別の死亡数（人口動態統計の市町村別の公表の粒度）</w:t>
+            </w:r>
+          </w:p>
+        </w:tc>
+        <w:tc>
+          <w:tcPr>
+            <w:tcW w:type="dxa" w:w="4868"/>
+            <w:shd w:fill="FFFFFF" w:val="clear"/>
+            <w:tcMar>
+              <w:top w:type="dxa" w:w="70"/>
+              <w:left w:type="dxa" w:w="90"/>
+              <w:bottom w:type="dxa" w:w="70"/>
+              <w:right w:type="dxa" w:w="90"/>
+            </w:tcMar>
+          </w:tcPr>
+          <w:p>
+            <w:pPr>
+              <w:spacing w:after="0" w:line="250" w:lineRule="exact"/>
+            </w:pPr>
+            <w:r>
+              <w:rPr>
+                <w:rFonts w:ascii="游ゴシック" w:cs="游ゴシック" w:eastAsia="游ゴシック" w:hAnsi="游ゴシック"/>
+                <w:b w:val="false"/>
+                <w:bCs w:val="false"/>
+                <w:color w:val="000000"/>
+                <w:sz w:val="17"/>
+                <w:szCs w:val="17"/>
+              </w:rPr>
+              <w:t xml:space="preserve">人口動態統計の市町村別の公表の粒度は当方が確かめられる</w:t>
             </w:r>
           </w:p>
         </w:tc>
       </w:tr>
     </w:tbl>
+    <w:p>
+      <w:pPr>
+        <w:spacing w:after="200" w:line="300" w:lineRule="exact"/>
+      </w:pPr>
+      <w:r>
+        <w:rPr>
+          <w:rFonts w:ascii="游明朝" w:cs="游明朝" w:eastAsia="游明朝" w:hAnsi="游明朝"/>
+          <w:sz w:val="21"/>
+          <w:szCs w:val="21"/>
+        </w:rPr>
+        <w:t xml:space="preserve"/>
+      </w:r>
+    </w:p>
     <w:p>
       <w:r>
         <w:br w:type="page"/>

--- a/output/13-1_北塩原村第10期_照会票_束1_保険料と推計の確定.docx
+++ b/output/13-1_北塩原村第10期_照会票_束1_保険料と推計の確定.docx
@@ -4706,7 +4706,7 @@
           <w:sz w:val="26"/>
           <w:szCs w:val="26"/>
         </w:rPr>
-        <w:t xml:space="preserve">参考　当方で進める事項（21件）　―　ご回答は不要です</w:t>
+        <w:t xml:space="preserve">参考　当方で進める事項（10件）　―　ご回答は不要です</w:t>
       </w:r>
     </w:p>
     <w:p>
@@ -4890,7 +4890,7 @@
                 <w:sz w:val="17"/>
                 <w:szCs w:val="17"/>
               </w:rPr>
-              <w:t xml:space="preserve">令和8年法律第51号により介護保険法第117条に加わった記載事項の第10期計画への適用</w:t>
+              <w:t xml:space="preserve">ICF分析は標準設問のみで完結することの確認</w:t>
             </w:r>
           </w:p>
         </w:tc>
@@ -4918,7 +4918,7 @@
                 <w:sz w:val="17"/>
                 <w:szCs w:val="17"/>
               </w:rPr>
-              <w:t xml:space="preserve">法律案要綱・新旧対照条文・課長会議資料を受領済みであり、当方が確定した（doc92〜94）</w:t>
+              <w:t xml:space="preserve">当方の分析の設計である。標準設問の範囲で完結させる</w:t>
             </w:r>
           </w:p>
         </w:tc>
@@ -4980,7 +4980,7 @@
                 <w:sz w:val="17"/>
                 <w:szCs w:val="17"/>
               </w:rPr>
-              <w:t xml:space="preserve">ICF分析は標準設問のみで完結することの確認</w:t>
+              <w:t xml:space="preserve">リスク判定10種の該当基準（見える化システムの算出方法との突合）</w:t>
             </w:r>
           </w:p>
         </w:tc>
@@ -5008,7 +5008,7 @@
                 <w:sz w:val="17"/>
                 <w:szCs w:val="17"/>
               </w:rPr>
-              <w:t xml:space="preserve">当方の分析の設計である。標準設問の範囲で完結させる</w:t>
+              <w:t xml:space="preserve">見える化システムの指標の算出方法は公表されている。当方が突き合わせる</w:t>
             </w:r>
           </w:p>
         </w:tc>
@@ -5070,7 +5070,7 @@
                 <w:sz w:val="17"/>
                 <w:szCs w:val="17"/>
               </w:rPr>
-              <w:t xml:space="preserve">リスク判定10種の該当基準（見える化システムの算出方法との突合）</w:t>
+              <w:t xml:space="preserve">国の推計ワークシートが求める在宅サービス利用率の分母</w:t>
             </w:r>
           </w:p>
         </w:tc>
@@ -5098,7 +5098,7 @@
                 <w:sz w:val="17"/>
                 <w:szCs w:val="17"/>
               </w:rPr>
-              <w:t xml:space="preserve">見える化システムの指標の算出方法は公表されている。当方が突き合わせる</w:t>
+              <w:t xml:space="preserve">国の推計ワークシートの手引きに書かれている。当方が確かめる</w:t>
             </w:r>
           </w:p>
         </w:tc>
@@ -5160,7 +5160,7 @@
                 <w:sz w:val="17"/>
                 <w:szCs w:val="17"/>
               </w:rPr>
-              <w:t xml:space="preserve">国の推計ワークシートが求める在宅サービス利用率の分母</w:t>
+              <w:t xml:space="preserve">在宅介護実態調査の集計設計（要介護度3区分×介護者勤務形態3区分のセル数）</w:t>
             </w:r>
           </w:p>
         </w:tc>
@@ -5188,7 +5188,7 @@
                 <w:sz w:val="17"/>
                 <w:szCs w:val="17"/>
               </w:rPr>
-              <w:t xml:space="preserve">国の推計ワークシートの手引きに書かれている。当方が確かめる</w:t>
+              <w:t xml:space="preserve">当方の集計の設計である。セル数は当方が決め、doc16§6の非表示の基準で運用する</w:t>
             </w:r>
           </w:p>
         </w:tc>
@@ -5250,7 +5250,7 @@
                 <w:sz w:val="17"/>
                 <w:szCs w:val="17"/>
               </w:rPr>
-              <w:t xml:space="preserve">在宅介護実態調査の集計設計（要介護度3区分×介護者勤務形態3区分のセル数）</w:t>
+              <w:t xml:space="preserve">後期高齢者加入割合補正係数（F）の算出方法（当方の復元が国の値と一致しない）</w:t>
             </w:r>
           </w:p>
         </w:tc>
@@ -5278,7 +5278,7 @@
                 <w:sz w:val="17"/>
                 <w:szCs w:val="17"/>
               </w:rPr>
-              <w:t xml:space="preserve">当方の集計の設計である。セル数は当方が決め、doc16§6の非表示の基準で運用する</w:t>
+              <w:t xml:space="preserve">当方の復元の手順の問題である。国の様式と手引きで当方が確かめる</w:t>
             </w:r>
           </w:p>
         </w:tc>
@@ -5340,7 +5340,7 @@
                 <w:sz w:val="17"/>
                 <w:szCs w:val="17"/>
               </w:rPr>
-              <w:t xml:space="preserve">地域支援事業費が国の推計（3か年147,654千円）と当方の算定（119,658千円）で23.4%食い違う</w:t>
+              <w:t xml:space="preserve">本村の介護報酬の地域区分（級地）と、令和9年度の改定における見直しの有無</w:t>
             </w:r>
           </w:p>
         </w:tc>
@@ -5368,7 +5368,7 @@
                 <w:sz w:val="17"/>
                 <w:szCs w:val="17"/>
               </w:rPr>
-              <w:t xml:space="preserve">当方の算定と国の推計の差である。算定の範囲を当方で洗う</w:t>
+              <w:t xml:space="preserve">地域区分は告示で公表されている。当方が確かめる</w:t>
             </w:r>
           </w:p>
         </w:tc>
@@ -5430,7 +5430,7 @@
                 <w:sz w:val="17"/>
                 <w:szCs w:val="17"/>
               </w:rPr>
-              <w:t xml:space="preserve">後期高齢者加入割合補正係数（F）の算出方法（当方の復元が国の値と一致しない）</w:t>
+              <w:t xml:space="preserve">図2-9の平成29年度の1人1月あたり費用額（25,039円）の出所</w:t>
             </w:r>
           </w:p>
         </w:tc>
@@ -5458,7 +5458,7 @@
                 <w:sz w:val="17"/>
                 <w:szCs w:val="17"/>
               </w:rPr>
-              <w:t xml:space="preserve">当方の復元の手順の問題である。国の様式と手引きで当方が確かめる</w:t>
+              <w:t xml:space="preserve">当方が組んだ図の出所である。算定の根拠の綴りで示す</w:t>
             </w:r>
           </w:p>
         </w:tc>
@@ -5520,7 +5520,7 @@
                 <w:sz w:val="17"/>
                 <w:szCs w:val="17"/>
               </w:rPr>
-              <w:t xml:space="preserve">本村の介護報酬の地域区分（級地）と、令和9年度の改定における見直しの有無</w:t>
+              <w:t xml:space="preserve">要介護2の3区分の利用率の合計が101.5%となること</w:t>
             </w:r>
           </w:p>
         </w:tc>
@@ -5548,7 +5548,7 @@
                 <w:sz w:val="17"/>
                 <w:szCs w:val="17"/>
               </w:rPr>
-              <w:t xml:space="preserve">地域区分は告示で公表されている。当方が確かめる</w:t>
+              <w:t xml:space="preserve">当方の算定の端数処理の問題である。当方で整える</w:t>
             </w:r>
           </w:p>
         </w:tc>
@@ -5610,7 +5610,7 @@
                 <w:sz w:val="17"/>
                 <w:szCs w:val="17"/>
               </w:rPr>
-              <w:t xml:space="preserve">第1号被保険者数の前期・後期の内訳が国の様式（3区分）と素案5-2（2区分）で食い違う</w:t>
+              <w:t xml:space="preserve">認知症高齢者自立度（B7）の認定者数合計が認定者数（B4-a）と一致しない</w:t>
             </w:r>
           </w:p>
         </w:tc>
@@ -5638,7 +5638,7 @@
                 <w:sz w:val="17"/>
                 <w:szCs w:val="17"/>
               </w:rPr>
-              <w:t xml:space="preserve">国の推計ワークシートの様式が3区分で持つことが分かっている。当方で素案5-2を揃える</w:t>
+              <w:t xml:space="preserve">見える化システムのB7とB4-aの定義の差である。当方が指標の説明で確かめる</w:t>
             </w:r>
           </w:p>
         </w:tc>
@@ -5673,996 +5673,6 @@
                 <w:szCs w:val="17"/>
               </w:rPr>
               <w:t xml:space="preserve">10</w:t>
-            </w:r>
-          </w:p>
-        </w:tc>
-        <w:tc>
-          <w:tcPr>
-            <w:tcW w:type="dxa" w:w="4118"/>
-            <w:shd w:fill="FFFFFF" w:val="clear"/>
-            <w:tcMar>
-              <w:top w:type="dxa" w:w="70"/>
-              <w:left w:type="dxa" w:w="90"/>
-              <w:bottom w:type="dxa" w:w="70"/>
-              <w:right w:type="dxa" w:w="90"/>
-            </w:tcMar>
-          </w:tcPr>
-          <w:p>
-            <w:pPr>
-              <w:spacing w:after="0" w:line="250" w:lineRule="exact"/>
-            </w:pPr>
-            <w:r>
-              <w:rPr>
-                <w:rFonts w:ascii="游ゴシック" w:cs="游ゴシック" w:eastAsia="游ゴシック" w:hAnsi="游ゴシック"/>
-                <w:b w:val="false"/>
-                <w:bCs w:val="false"/>
-                <w:color w:val="000000"/>
-                <w:sz w:val="17"/>
-                <w:szCs w:val="17"/>
-              </w:rPr>
-              <w:t xml:space="preserve">認定者数が国の推計（3か年計629人）と当方の算定（651人）で3.4%食い違う</w:t>
-            </w:r>
-          </w:p>
-        </w:tc>
-        <w:tc>
-          <w:tcPr>
-            <w:tcW w:type="dxa" w:w="4868"/>
-            <w:shd w:fill="FFFFFF" w:val="clear"/>
-            <w:tcMar>
-              <w:top w:type="dxa" w:w="70"/>
-              <w:left w:type="dxa" w:w="90"/>
-              <w:bottom w:type="dxa" w:w="70"/>
-              <w:right w:type="dxa" w:w="90"/>
-            </w:tcMar>
-          </w:tcPr>
-          <w:p>
-            <w:pPr>
-              <w:spacing w:after="0" w:line="250" w:lineRule="exact"/>
-            </w:pPr>
-            <w:r>
-              <w:rPr>
-                <w:rFonts w:ascii="游ゴシック" w:cs="游ゴシック" w:eastAsia="游ゴシック" w:hAnsi="游ゴシック"/>
-                <w:b w:val="false"/>
-                <w:bCs w:val="false"/>
-                <w:color w:val="000000"/>
-                <w:sz w:val="17"/>
-                <w:szCs w:val="17"/>
-              </w:rPr>
-              <w:t xml:space="preserve">当方の算定と国の推計の差である。算定の過程を当方で洗う</w:t>
-            </w:r>
-          </w:p>
-        </w:tc>
-      </w:tr>
-      <w:tr>
-        <w:trPr>
-          <w:cantSplit/>
-          <w:trHeight w:val="700" w:hRule="atLeast"/>
-        </w:trPr>
-        <w:tc>
-          <w:tcPr>
-            <w:tcW w:type="dxa" w:w="374"/>
-            <w:shd w:fill="FFFFFF" w:val="clear"/>
-            <w:tcMar>
-              <w:top w:type="dxa" w:w="70"/>
-              <w:left w:type="dxa" w:w="90"/>
-              <w:bottom w:type="dxa" w:w="70"/>
-              <w:right w:type="dxa" w:w="90"/>
-            </w:tcMar>
-          </w:tcPr>
-          <w:p>
-            <w:pPr>
-              <w:spacing w:after="0" w:line="250" w:lineRule="exact"/>
-            </w:pPr>
-            <w:r>
-              <w:rPr>
-                <w:rFonts w:ascii="游ゴシック" w:cs="游ゴシック" w:eastAsia="游ゴシック" w:hAnsi="游ゴシック"/>
-                <w:b w:val="false"/>
-                <w:bCs w:val="false"/>
-                <w:color w:val="000000"/>
-                <w:sz w:val="17"/>
-                <w:szCs w:val="17"/>
-              </w:rPr>
-              <w:t xml:space="preserve">11</w:t>
-            </w:r>
-          </w:p>
-        </w:tc>
-        <w:tc>
-          <w:tcPr>
-            <w:tcW w:type="dxa" w:w="4118"/>
-            <w:shd w:fill="FFFFFF" w:val="clear"/>
-            <w:tcMar>
-              <w:top w:type="dxa" w:w="70"/>
-              <w:left w:type="dxa" w:w="90"/>
-              <w:bottom w:type="dxa" w:w="70"/>
-              <w:right w:type="dxa" w:w="90"/>
-            </w:tcMar>
-          </w:tcPr>
-          <w:p>
-            <w:pPr>
-              <w:spacing w:after="0" w:line="250" w:lineRule="exact"/>
-            </w:pPr>
-            <w:r>
-              <w:rPr>
-                <w:rFonts w:ascii="游ゴシック" w:cs="游ゴシック" w:eastAsia="游ゴシック" w:hAnsi="游ゴシック"/>
-                <w:b w:val="false"/>
-                <w:bCs w:val="false"/>
-                <w:color w:val="000000"/>
-                <w:sz w:val="17"/>
-                <w:szCs w:val="17"/>
-              </w:rPr>
-              <w:t xml:space="preserve">サービス見込量の前提（受給率を3か年平均とするか令和7年度水準とするか）</w:t>
-            </w:r>
-          </w:p>
-        </w:tc>
-        <w:tc>
-          <w:tcPr>
-            <w:tcW w:type="dxa" w:w="4868"/>
-            <w:shd w:fill="FFFFFF" w:val="clear"/>
-            <w:tcMar>
-              <w:top w:type="dxa" w:w="70"/>
-              <w:left w:type="dxa" w:w="90"/>
-              <w:bottom w:type="dxa" w:w="70"/>
-              <w:right w:type="dxa" w:w="90"/>
-            </w:tcMar>
-          </w:tcPr>
-          <w:p>
-            <w:pPr>
-              <w:spacing w:after="0" w:line="250" w:lineRule="exact"/>
-            </w:pPr>
-            <w:r>
-              <w:rPr>
-                <w:rFonts w:ascii="游ゴシック" w:cs="游ゴシック" w:eastAsia="游ゴシック" w:hAnsi="游ゴシック"/>
-                <w:b w:val="false"/>
-                <w:bCs w:val="false"/>
-                <w:color w:val="000000"/>
-                <w:sz w:val="17"/>
-                <w:szCs w:val="17"/>
-              </w:rPr>
-              <w:t xml:space="preserve">当方の算定方針である。3か年平均を本則とし、感応度で示す</w:t>
-            </w:r>
-          </w:p>
-        </w:tc>
-      </w:tr>
-      <w:tr>
-        <w:trPr>
-          <w:cantSplit/>
-          <w:trHeight w:val="700" w:hRule="atLeast"/>
-        </w:trPr>
-        <w:tc>
-          <w:tcPr>
-            <w:tcW w:type="dxa" w:w="374"/>
-            <w:shd w:fill="FFFFFF" w:val="clear"/>
-            <w:tcMar>
-              <w:top w:type="dxa" w:w="70"/>
-              <w:left w:type="dxa" w:w="90"/>
-              <w:bottom w:type="dxa" w:w="70"/>
-              <w:right w:type="dxa" w:w="90"/>
-            </w:tcMar>
-          </w:tcPr>
-          <w:p>
-            <w:pPr>
-              <w:spacing w:after="0" w:line="250" w:lineRule="exact"/>
-            </w:pPr>
-            <w:r>
-              <w:rPr>
-                <w:rFonts w:ascii="游ゴシック" w:cs="游ゴシック" w:eastAsia="游ゴシック" w:hAnsi="游ゴシック"/>
-                <w:b w:val="false"/>
-                <w:bCs w:val="false"/>
-                <w:color w:val="000000"/>
-                <w:sz w:val="17"/>
-                <w:szCs w:val="17"/>
-              </w:rPr>
-              <w:t xml:space="preserve">12</w:t>
-            </w:r>
-          </w:p>
-        </w:tc>
-        <w:tc>
-          <w:tcPr>
-            <w:tcW w:type="dxa" w:w="4118"/>
-            <w:shd w:fill="FFFFFF" w:val="clear"/>
-            <w:tcMar>
-              <w:top w:type="dxa" w:w="70"/>
-              <w:left w:type="dxa" w:w="90"/>
-              <w:bottom w:type="dxa" w:w="70"/>
-              <w:right w:type="dxa" w:w="90"/>
-            </w:tcMar>
-          </w:tcPr>
-          <w:p>
-            <w:pPr>
-              <w:spacing w:after="0" w:line="250" w:lineRule="exact"/>
-            </w:pPr>
-            <w:r>
-              <w:rPr>
-                <w:rFonts w:ascii="游ゴシック" w:cs="游ゴシック" w:eastAsia="游ゴシック" w:hAnsi="游ゴシック"/>
-                <w:b w:val="false"/>
-                <w:bCs w:val="false"/>
-                <w:color w:val="000000"/>
-                <w:sz w:val="17"/>
-                <w:szCs w:val="17"/>
-              </w:rPr>
-              <w:t xml:space="preserve">人口データの出所の統一（住基／国勢調査／福島県現住人口調査）</w:t>
-            </w:r>
-          </w:p>
-        </w:tc>
-        <w:tc>
-          <w:tcPr>
-            <w:tcW w:type="dxa" w:w="4868"/>
-            <w:shd w:fill="FFFFFF" w:val="clear"/>
-            <w:tcMar>
-              <w:top w:type="dxa" w:w="70"/>
-              <w:left w:type="dxa" w:w="90"/>
-              <w:bottom w:type="dxa" w:w="70"/>
-              <w:right w:type="dxa" w:w="90"/>
-            </w:tcMar>
-          </w:tcPr>
-          <w:p>
-            <w:pPr>
-              <w:spacing w:after="0" w:line="250" w:lineRule="exact"/>
-            </w:pPr>
-            <w:r>
-              <w:rPr>
-                <w:rFonts w:ascii="游ゴシック" w:cs="游ゴシック" w:eastAsia="游ゴシック" w:hAnsi="游ゴシック"/>
-                <w:b w:val="false"/>
-                <w:bCs w:val="false"/>
-                <w:color w:val="000000"/>
-                <w:sz w:val="17"/>
-                <w:szCs w:val="17"/>
-              </w:rPr>
-              <w:t xml:space="preserve">出所の統一は当方の整理である。用いる系列を素案に明記する</w:t>
-            </w:r>
-          </w:p>
-        </w:tc>
-      </w:tr>
-      <w:tr>
-        <w:trPr>
-          <w:cantSplit/>
-          <w:trHeight w:val="700" w:hRule="atLeast"/>
-        </w:trPr>
-        <w:tc>
-          <w:tcPr>
-            <w:tcW w:type="dxa" w:w="374"/>
-            <w:shd w:fill="FFFFFF" w:val="clear"/>
-            <w:tcMar>
-              <w:top w:type="dxa" w:w="70"/>
-              <w:left w:type="dxa" w:w="90"/>
-              <w:bottom w:type="dxa" w:w="70"/>
-              <w:right w:type="dxa" w:w="90"/>
-            </w:tcMar>
-          </w:tcPr>
-          <w:p>
-            <w:pPr>
-              <w:spacing w:after="0" w:line="250" w:lineRule="exact"/>
-            </w:pPr>
-            <w:r>
-              <w:rPr>
-                <w:rFonts w:ascii="游ゴシック" w:cs="游ゴシック" w:eastAsia="游ゴシック" w:hAnsi="游ゴシック"/>
-                <w:b w:val="false"/>
-                <w:bCs w:val="false"/>
-                <w:color w:val="000000"/>
-                <w:sz w:val="17"/>
-                <w:szCs w:val="17"/>
-              </w:rPr>
-              <w:t xml:space="preserve">13</w:t>
-            </w:r>
-          </w:p>
-        </w:tc>
-        <w:tc>
-          <w:tcPr>
-            <w:tcW w:type="dxa" w:w="4118"/>
-            <w:shd w:fill="FFFFFF" w:val="clear"/>
-            <w:tcMar>
-              <w:top w:type="dxa" w:w="70"/>
-              <w:left w:type="dxa" w:w="90"/>
-              <w:bottom w:type="dxa" w:w="70"/>
-              <w:right w:type="dxa" w:w="90"/>
-            </w:tcMar>
-          </w:tcPr>
-          <w:p>
-            <w:pPr>
-              <w:spacing w:after="0" w:line="250" w:lineRule="exact"/>
-            </w:pPr>
-            <w:r>
-              <w:rPr>
-                <w:rFonts w:ascii="游ゴシック" w:cs="游ゴシック" w:eastAsia="游ゴシック" w:hAnsi="游ゴシック"/>
-                <w:b w:val="false"/>
-                <w:bCs w:val="false"/>
-                <w:color w:val="000000"/>
-                <w:sz w:val="17"/>
-                <w:szCs w:val="17"/>
-              </w:rPr>
-              <w:t xml:space="preserve">介護保険法第117条第2項各号・第3項各号および基本指針の記載事項の条項番号の照合</w:t>
-            </w:r>
-          </w:p>
-        </w:tc>
-        <w:tc>
-          <w:tcPr>
-            <w:tcW w:type="dxa" w:w="4868"/>
-            <w:shd w:fill="FFFFFF" w:val="clear"/>
-            <w:tcMar>
-              <w:top w:type="dxa" w:w="70"/>
-              <w:left w:type="dxa" w:w="90"/>
-              <w:bottom w:type="dxa" w:w="70"/>
-              <w:right w:type="dxa" w:w="90"/>
-            </w:tcMar>
-          </w:tcPr>
-          <w:p>
-            <w:pPr>
-              <w:spacing w:after="0" w:line="250" w:lineRule="exact"/>
-            </w:pPr>
-            <w:r>
-              <w:rPr>
-                <w:rFonts w:ascii="游ゴシック" w:cs="游ゴシック" w:eastAsia="游ゴシック" w:hAnsi="游ゴシック"/>
-                <w:b w:val="false"/>
-                <w:bCs w:val="false"/>
-                <w:color w:val="000000"/>
-                <w:sz w:val="17"/>
-                <w:szCs w:val="17"/>
-              </w:rPr>
-              <w:t xml:space="preserve">新旧対照条文（令和8年法律第51号）を受領済みであり、条項番号は当方が確定できる</w:t>
-            </w:r>
-          </w:p>
-        </w:tc>
-      </w:tr>
-      <w:tr>
-        <w:trPr>
-          <w:cantSplit/>
-          <w:trHeight w:val="700" w:hRule="atLeast"/>
-        </w:trPr>
-        <w:tc>
-          <w:tcPr>
-            <w:tcW w:type="dxa" w:w="374"/>
-            <w:shd w:fill="FFFFFF" w:val="clear"/>
-            <w:tcMar>
-              <w:top w:type="dxa" w:w="70"/>
-              <w:left w:type="dxa" w:w="90"/>
-              <w:bottom w:type="dxa" w:w="70"/>
-              <w:right w:type="dxa" w:w="90"/>
-            </w:tcMar>
-          </w:tcPr>
-          <w:p>
-            <w:pPr>
-              <w:spacing w:after="0" w:line="250" w:lineRule="exact"/>
-            </w:pPr>
-            <w:r>
-              <w:rPr>
-                <w:rFonts w:ascii="游ゴシック" w:cs="游ゴシック" w:eastAsia="游ゴシック" w:hAnsi="游ゴシック"/>
-                <w:b w:val="false"/>
-                <w:bCs w:val="false"/>
-                <w:color w:val="000000"/>
-                <w:sz w:val="17"/>
-                <w:szCs w:val="17"/>
-              </w:rPr>
-              <w:t xml:space="preserve">14</w:t>
-            </w:r>
-          </w:p>
-        </w:tc>
-        <w:tc>
-          <w:tcPr>
-            <w:tcW w:type="dxa" w:w="4118"/>
-            <w:shd w:fill="FFFFFF" w:val="clear"/>
-            <w:tcMar>
-              <w:top w:type="dxa" w:w="70"/>
-              <w:left w:type="dxa" w:w="90"/>
-              <w:bottom w:type="dxa" w:w="70"/>
-              <w:right w:type="dxa" w:w="90"/>
-            </w:tcMar>
-          </w:tcPr>
-          <w:p>
-            <w:pPr>
-              <w:spacing w:after="0" w:line="250" w:lineRule="exact"/>
-            </w:pPr>
-            <w:r>
-              <w:rPr>
-                <w:rFonts w:ascii="游ゴシック" w:cs="游ゴシック" w:eastAsia="游ゴシック" w:hAnsi="游ゴシック"/>
-                <w:b w:val="false"/>
-                <w:bCs w:val="false"/>
-                <w:color w:val="000000"/>
-                <w:sz w:val="17"/>
-                <w:szCs w:val="17"/>
-              </w:rPr>
-              <w:t xml:space="preserve">令和2年（2020年）の年齢3区分の計が総人口に1人足りない理由（国勢調査の年齢不詳か入力の誤りか）</w:t>
-            </w:r>
-          </w:p>
-        </w:tc>
-        <w:tc>
-          <w:tcPr>
-            <w:tcW w:type="dxa" w:w="4868"/>
-            <w:shd w:fill="FFFFFF" w:val="clear"/>
-            <w:tcMar>
-              <w:top w:type="dxa" w:w="70"/>
-              <w:left w:type="dxa" w:w="90"/>
-              <w:bottom w:type="dxa" w:w="70"/>
-              <w:right w:type="dxa" w:w="90"/>
-            </w:tcMar>
-          </w:tcPr>
-          <w:p>
-            <w:pPr>
-              <w:spacing w:after="0" w:line="250" w:lineRule="exact"/>
-            </w:pPr>
-            <w:r>
-              <w:rPr>
-                <w:rFonts w:ascii="游ゴシック" w:cs="游ゴシック" w:eastAsia="游ゴシック" w:hAnsi="游ゴシック"/>
-                <w:b w:val="false"/>
-                <w:bCs w:val="false"/>
-                <w:color w:val="000000"/>
-                <w:sz w:val="17"/>
-                <w:szCs w:val="17"/>
-              </w:rPr>
-              <w:t xml:space="preserve">国勢調査の年齢不詳の扱いである。当方が原表で確かめる</w:t>
-            </w:r>
-          </w:p>
-        </w:tc>
-      </w:tr>
-      <w:tr>
-        <w:trPr>
-          <w:cantSplit/>
-          <w:trHeight w:val="700" w:hRule="atLeast"/>
-        </w:trPr>
-        <w:tc>
-          <w:tcPr>
-            <w:tcW w:type="dxa" w:w="374"/>
-            <w:shd w:fill="FFFFFF" w:val="clear"/>
-            <w:tcMar>
-              <w:top w:type="dxa" w:w="70"/>
-              <w:left w:type="dxa" w:w="90"/>
-              <w:bottom w:type="dxa" w:w="70"/>
-              <w:right w:type="dxa" w:w="90"/>
-            </w:tcMar>
-          </w:tcPr>
-          <w:p>
-            <w:pPr>
-              <w:spacing w:after="0" w:line="250" w:lineRule="exact"/>
-            </w:pPr>
-            <w:r>
-              <w:rPr>
-                <w:rFonts w:ascii="游ゴシック" w:cs="游ゴシック" w:eastAsia="游ゴシック" w:hAnsi="游ゴシック"/>
-                <w:b w:val="false"/>
-                <w:bCs w:val="false"/>
-                <w:color w:val="000000"/>
-                <w:sz w:val="17"/>
-                <w:szCs w:val="17"/>
-              </w:rPr>
-              <w:t xml:space="preserve">15</w:t>
-            </w:r>
-          </w:p>
-        </w:tc>
-        <w:tc>
-          <w:tcPr>
-            <w:tcW w:type="dxa" w:w="4118"/>
-            <w:shd w:fill="FFFFFF" w:val="clear"/>
-            <w:tcMar>
-              <w:top w:type="dxa" w:w="70"/>
-              <w:left w:type="dxa" w:w="90"/>
-              <w:bottom w:type="dxa" w:w="70"/>
-              <w:right w:type="dxa" w:w="90"/>
-            </w:tcMar>
-          </w:tcPr>
-          <w:p>
-            <w:pPr>
-              <w:spacing w:after="0" w:line="250" w:lineRule="exact"/>
-            </w:pPr>
-            <w:r>
-              <w:rPr>
-                <w:rFonts w:ascii="游ゴシック" w:cs="游ゴシック" w:eastAsia="游ゴシック" w:hAnsi="游ゴシック"/>
-                <w:b w:val="false"/>
-                <w:bCs w:val="false"/>
-                <w:color w:val="000000"/>
-                <w:sz w:val="17"/>
-                <w:szCs w:val="17"/>
-              </w:rPr>
-              <w:t xml:space="preserve">令和9年4月の介護報酬改定率が示された後の単価の扱い</w:t>
-            </w:r>
-          </w:p>
-        </w:tc>
-        <w:tc>
-          <w:tcPr>
-            <w:tcW w:type="dxa" w:w="4868"/>
-            <w:shd w:fill="FFFFFF" w:val="clear"/>
-            <w:tcMar>
-              <w:top w:type="dxa" w:w="70"/>
-              <w:left w:type="dxa" w:w="90"/>
-              <w:bottom w:type="dxa" w:w="70"/>
-              <w:right w:type="dxa" w:w="90"/>
-            </w:tcMar>
-          </w:tcPr>
-          <w:p>
-            <w:pPr>
-              <w:spacing w:after="0" w:line="250" w:lineRule="exact"/>
-            </w:pPr>
-            <w:r>
-              <w:rPr>
-                <w:rFonts w:ascii="游ゴシック" w:cs="游ゴシック" w:eastAsia="游ゴシック" w:hAnsi="游ゴシック"/>
-                <w:b w:val="false"/>
-                <w:bCs w:val="false"/>
-                <w:color w:val="000000"/>
-                <w:sz w:val="17"/>
-                <w:szCs w:val="17"/>
-              </w:rPr>
-              <w:t xml:space="preserve">改定率は告示で公表される。告示後に当方が単価を補正する</w:t>
-            </w:r>
-          </w:p>
-        </w:tc>
-      </w:tr>
-      <w:tr>
-        <w:trPr>
-          <w:cantSplit/>
-          <w:trHeight w:val="700" w:hRule="atLeast"/>
-        </w:trPr>
-        <w:tc>
-          <w:tcPr>
-            <w:tcW w:type="dxa" w:w="374"/>
-            <w:shd w:fill="FFFFFF" w:val="clear"/>
-            <w:tcMar>
-              <w:top w:type="dxa" w:w="70"/>
-              <w:left w:type="dxa" w:w="90"/>
-              <w:bottom w:type="dxa" w:w="70"/>
-              <w:right w:type="dxa" w:w="90"/>
-            </w:tcMar>
-          </w:tcPr>
-          <w:p>
-            <w:pPr>
-              <w:spacing w:after="0" w:line="250" w:lineRule="exact"/>
-            </w:pPr>
-            <w:r>
-              <w:rPr>
-                <w:rFonts w:ascii="游ゴシック" w:cs="游ゴシック" w:eastAsia="游ゴシック" w:hAnsi="游ゴシック"/>
-                <w:b w:val="false"/>
-                <w:bCs w:val="false"/>
-                <w:color w:val="000000"/>
-                <w:sz w:val="17"/>
-                <w:szCs w:val="17"/>
-              </w:rPr>
-              <w:t xml:space="preserve">16</w:t>
-            </w:r>
-          </w:p>
-        </w:tc>
-        <w:tc>
-          <w:tcPr>
-            <w:tcW w:type="dxa" w:w="4118"/>
-            <w:shd w:fill="FFFFFF" w:val="clear"/>
-            <w:tcMar>
-              <w:top w:type="dxa" w:w="70"/>
-              <w:left w:type="dxa" w:w="90"/>
-              <w:bottom w:type="dxa" w:w="70"/>
-              <w:right w:type="dxa" w:w="90"/>
-            </w:tcMar>
-          </w:tcPr>
-          <w:p>
-            <w:pPr>
-              <w:spacing w:after="0" w:line="250" w:lineRule="exact"/>
-            </w:pPr>
-            <w:r>
-              <w:rPr>
-                <w:rFonts w:ascii="游ゴシック" w:cs="游ゴシック" w:eastAsia="游ゴシック" w:hAnsi="游ゴシック"/>
-                <w:b w:val="false"/>
-                <w:bCs w:val="false"/>
-                <w:color w:val="000000"/>
-                <w:sz w:val="17"/>
-                <w:szCs w:val="17"/>
-              </w:rPr>
-              <w:t xml:space="preserve">図2-9の平成29年度の1人1月あたり費用額（25,039円）の出所</w:t>
-            </w:r>
-          </w:p>
-        </w:tc>
-        <w:tc>
-          <w:tcPr>
-            <w:tcW w:type="dxa" w:w="4868"/>
-            <w:shd w:fill="FFFFFF" w:val="clear"/>
-            <w:tcMar>
-              <w:top w:type="dxa" w:w="70"/>
-              <w:left w:type="dxa" w:w="90"/>
-              <w:bottom w:type="dxa" w:w="70"/>
-              <w:right w:type="dxa" w:w="90"/>
-            </w:tcMar>
-          </w:tcPr>
-          <w:p>
-            <w:pPr>
-              <w:spacing w:after="0" w:line="250" w:lineRule="exact"/>
-            </w:pPr>
-            <w:r>
-              <w:rPr>
-                <w:rFonts w:ascii="游ゴシック" w:cs="游ゴシック" w:eastAsia="游ゴシック" w:hAnsi="游ゴシック"/>
-                <w:b w:val="false"/>
-                <w:bCs w:val="false"/>
-                <w:color w:val="000000"/>
-                <w:sz w:val="17"/>
-                <w:szCs w:val="17"/>
-              </w:rPr>
-              <w:t xml:space="preserve">当方が組んだ図の出所である。算定の根拠の綴りで示す</w:t>
-            </w:r>
-          </w:p>
-        </w:tc>
-      </w:tr>
-      <w:tr>
-        <w:trPr>
-          <w:cantSplit/>
-          <w:trHeight w:val="700" w:hRule="atLeast"/>
-        </w:trPr>
-        <w:tc>
-          <w:tcPr>
-            <w:tcW w:type="dxa" w:w="374"/>
-            <w:shd w:fill="FFFFFF" w:val="clear"/>
-            <w:tcMar>
-              <w:top w:type="dxa" w:w="70"/>
-              <w:left w:type="dxa" w:w="90"/>
-              <w:bottom w:type="dxa" w:w="70"/>
-              <w:right w:type="dxa" w:w="90"/>
-            </w:tcMar>
-          </w:tcPr>
-          <w:p>
-            <w:pPr>
-              <w:spacing w:after="0" w:line="250" w:lineRule="exact"/>
-            </w:pPr>
-            <w:r>
-              <w:rPr>
-                <w:rFonts w:ascii="游ゴシック" w:cs="游ゴシック" w:eastAsia="游ゴシック" w:hAnsi="游ゴシック"/>
-                <w:b w:val="false"/>
-                <w:bCs w:val="false"/>
-                <w:color w:val="000000"/>
-                <w:sz w:val="17"/>
-                <w:szCs w:val="17"/>
-              </w:rPr>
-              <w:t xml:space="preserve">17</w:t>
-            </w:r>
-          </w:p>
-        </w:tc>
-        <w:tc>
-          <w:tcPr>
-            <w:tcW w:type="dxa" w:w="4118"/>
-            <w:shd w:fill="FFFFFF" w:val="clear"/>
-            <w:tcMar>
-              <w:top w:type="dxa" w:w="70"/>
-              <w:left w:type="dxa" w:w="90"/>
-              <w:bottom w:type="dxa" w:w="70"/>
-              <w:right w:type="dxa" w:w="90"/>
-            </w:tcMar>
-          </w:tcPr>
-          <w:p>
-            <w:pPr>
-              <w:spacing w:after="0" w:line="250" w:lineRule="exact"/>
-            </w:pPr>
-            <w:r>
-              <w:rPr>
-                <w:rFonts w:ascii="游ゴシック" w:cs="游ゴシック" w:eastAsia="游ゴシック" w:hAnsi="游ゴシック"/>
-                <w:b w:val="false"/>
-                <w:bCs w:val="false"/>
-                <w:color w:val="000000"/>
-                <w:sz w:val="17"/>
-                <w:szCs w:val="17"/>
-              </w:rPr>
-              <w:t xml:space="preserve">村内の居宅介護支援事業所は1か所か2か所か</w:t>
-            </w:r>
-          </w:p>
-        </w:tc>
-        <w:tc>
-          <w:tcPr>
-            <w:tcW w:type="dxa" w:w="4868"/>
-            <w:shd w:fill="FFFFFF" w:val="clear"/>
-            <w:tcMar>
-              <w:top w:type="dxa" w:w="70"/>
-              <w:left w:type="dxa" w:w="90"/>
-              <w:bottom w:type="dxa" w:w="70"/>
-              <w:right w:type="dxa" w:w="90"/>
-            </w:tcMar>
-          </w:tcPr>
-          <w:p>
-            <w:pPr>
-              <w:spacing w:after="0" w:line="250" w:lineRule="exact"/>
-            </w:pPr>
-            <w:r>
-              <w:rPr>
-                <w:rFonts w:ascii="游ゴシック" w:cs="游ゴシック" w:eastAsia="游ゴシック" w:hAnsi="游ゴシック"/>
-                <w:b w:val="false"/>
-                <w:bCs w:val="false"/>
-                <w:color w:val="000000"/>
-                <w:sz w:val="17"/>
-                <w:szCs w:val="17"/>
-              </w:rPr>
-              <w:t xml:space="preserve">介護サービス情報公表システムで事業所の指定の状況を当方が確かめる</w:t>
-            </w:r>
-          </w:p>
-        </w:tc>
-      </w:tr>
-      <w:tr>
-        <w:trPr>
-          <w:cantSplit/>
-          <w:trHeight w:val="700" w:hRule="atLeast"/>
-        </w:trPr>
-        <w:tc>
-          <w:tcPr>
-            <w:tcW w:type="dxa" w:w="374"/>
-            <w:shd w:fill="FFFFFF" w:val="clear"/>
-            <w:tcMar>
-              <w:top w:type="dxa" w:w="70"/>
-              <w:left w:type="dxa" w:w="90"/>
-              <w:bottom w:type="dxa" w:w="70"/>
-              <w:right w:type="dxa" w:w="90"/>
-            </w:tcMar>
-          </w:tcPr>
-          <w:p>
-            <w:pPr>
-              <w:spacing w:after="0" w:line="250" w:lineRule="exact"/>
-            </w:pPr>
-            <w:r>
-              <w:rPr>
-                <w:rFonts w:ascii="游ゴシック" w:cs="游ゴシック" w:eastAsia="游ゴシック" w:hAnsi="游ゴシック"/>
-                <w:b w:val="false"/>
-                <w:bCs w:val="false"/>
-                <w:color w:val="000000"/>
-                <w:sz w:val="17"/>
-                <w:szCs w:val="17"/>
-              </w:rPr>
-              <w:t xml:space="preserve">18</w:t>
-            </w:r>
-          </w:p>
-        </w:tc>
-        <w:tc>
-          <w:tcPr>
-            <w:tcW w:type="dxa" w:w="4118"/>
-            <w:shd w:fill="FFFFFF" w:val="clear"/>
-            <w:tcMar>
-              <w:top w:type="dxa" w:w="70"/>
-              <w:left w:type="dxa" w:w="90"/>
-              <w:bottom w:type="dxa" w:w="70"/>
-              <w:right w:type="dxa" w:w="90"/>
-            </w:tcMar>
-          </w:tcPr>
-          <w:p>
-            <w:pPr>
-              <w:spacing w:after="0" w:line="250" w:lineRule="exact"/>
-            </w:pPr>
-            <w:r>
-              <w:rPr>
-                <w:rFonts w:ascii="游ゴシック" w:cs="游ゴシック" w:eastAsia="游ゴシック" w:hAnsi="游ゴシック"/>
-                <w:b w:val="false"/>
-                <w:bCs w:val="false"/>
-                <w:color w:val="000000"/>
-                <w:sz w:val="17"/>
-                <w:szCs w:val="17"/>
-              </w:rPr>
-              <w:t xml:space="preserve">要介護2の3区分の利用率の合計が101.5%となること</w:t>
-            </w:r>
-          </w:p>
-        </w:tc>
-        <w:tc>
-          <w:tcPr>
-            <w:tcW w:type="dxa" w:w="4868"/>
-            <w:shd w:fill="FFFFFF" w:val="clear"/>
-            <w:tcMar>
-              <w:top w:type="dxa" w:w="70"/>
-              <w:left w:type="dxa" w:w="90"/>
-              <w:bottom w:type="dxa" w:w="70"/>
-              <w:right w:type="dxa" w:w="90"/>
-            </w:tcMar>
-          </w:tcPr>
-          <w:p>
-            <w:pPr>
-              <w:spacing w:after="0" w:line="250" w:lineRule="exact"/>
-            </w:pPr>
-            <w:r>
-              <w:rPr>
-                <w:rFonts w:ascii="游ゴシック" w:cs="游ゴシック" w:eastAsia="游ゴシック" w:hAnsi="游ゴシック"/>
-                <w:b w:val="false"/>
-                <w:bCs w:val="false"/>
-                <w:color w:val="000000"/>
-                <w:sz w:val="17"/>
-                <w:szCs w:val="17"/>
-              </w:rPr>
-              <w:t xml:space="preserve">当方の算定の端数処理の問題である。当方で整える</w:t>
-            </w:r>
-          </w:p>
-        </w:tc>
-      </w:tr>
-      <w:tr>
-        <w:trPr>
-          <w:cantSplit/>
-          <w:trHeight w:val="700" w:hRule="atLeast"/>
-        </w:trPr>
-        <w:tc>
-          <w:tcPr>
-            <w:tcW w:type="dxa" w:w="374"/>
-            <w:shd w:fill="FFFFFF" w:val="clear"/>
-            <w:tcMar>
-              <w:top w:type="dxa" w:w="70"/>
-              <w:left w:type="dxa" w:w="90"/>
-              <w:bottom w:type="dxa" w:w="70"/>
-              <w:right w:type="dxa" w:w="90"/>
-            </w:tcMar>
-          </w:tcPr>
-          <w:p>
-            <w:pPr>
-              <w:spacing w:after="0" w:line="250" w:lineRule="exact"/>
-            </w:pPr>
-            <w:r>
-              <w:rPr>
-                <w:rFonts w:ascii="游ゴシック" w:cs="游ゴシック" w:eastAsia="游ゴシック" w:hAnsi="游ゴシック"/>
-                <w:b w:val="false"/>
-                <w:bCs w:val="false"/>
-                <w:color w:val="000000"/>
-                <w:sz w:val="17"/>
-                <w:szCs w:val="17"/>
-              </w:rPr>
-              <w:t xml:space="preserve">19</w:t>
-            </w:r>
-          </w:p>
-        </w:tc>
-        <w:tc>
-          <w:tcPr>
-            <w:tcW w:type="dxa" w:w="4118"/>
-            <w:shd w:fill="FFFFFF" w:val="clear"/>
-            <w:tcMar>
-              <w:top w:type="dxa" w:w="70"/>
-              <w:left w:type="dxa" w:w="90"/>
-              <w:bottom w:type="dxa" w:w="70"/>
-              <w:right w:type="dxa" w:w="90"/>
-            </w:tcMar>
-          </w:tcPr>
-          <w:p>
-            <w:pPr>
-              <w:spacing w:after="0" w:line="250" w:lineRule="exact"/>
-            </w:pPr>
-            <w:r>
-              <w:rPr>
-                <w:rFonts w:ascii="游ゴシック" w:cs="游ゴシック" w:eastAsia="游ゴシック" w:hAnsi="游ゴシック"/>
-                <w:b w:val="false"/>
-                <w:bCs w:val="false"/>
-                <w:color w:val="000000"/>
-                <w:sz w:val="17"/>
-                <w:szCs w:val="17"/>
-              </w:rPr>
-              <w:t xml:space="preserve">認定率の分母をB1（第1号被保険者数）に統一することの可否</w:t>
-            </w:r>
-          </w:p>
-        </w:tc>
-        <w:tc>
-          <w:tcPr>
-            <w:tcW w:type="dxa" w:w="4868"/>
-            <w:shd w:fill="FFFFFF" w:val="clear"/>
-            <w:tcMar>
-              <w:top w:type="dxa" w:w="70"/>
-              <w:left w:type="dxa" w:w="90"/>
-              <w:bottom w:type="dxa" w:w="70"/>
-              <w:right w:type="dxa" w:w="90"/>
-            </w:tcMar>
-          </w:tcPr>
-          <w:p>
-            <w:pPr>
-              <w:spacing w:after="0" w:line="250" w:lineRule="exact"/>
-            </w:pPr>
-            <w:r>
-              <w:rPr>
-                <w:rFonts w:ascii="游ゴシック" w:cs="游ゴシック" w:eastAsia="游ゴシック" w:hAnsi="游ゴシック"/>
-                <w:b w:val="false"/>
-                <w:bCs w:val="false"/>
-                <w:color w:val="000000"/>
-                <w:sz w:val="17"/>
-                <w:szCs w:val="17"/>
-              </w:rPr>
-              <w:t xml:space="preserve">当方の算定上の分母の取り方である。素案で統一して示す</w:t>
-            </w:r>
-          </w:p>
-        </w:tc>
-      </w:tr>
-      <w:tr>
-        <w:trPr>
-          <w:cantSplit/>
-          <w:trHeight w:val="700" w:hRule="atLeast"/>
-        </w:trPr>
-        <w:tc>
-          <w:tcPr>
-            <w:tcW w:type="dxa" w:w="374"/>
-            <w:shd w:fill="FFFFFF" w:val="clear"/>
-            <w:tcMar>
-              <w:top w:type="dxa" w:w="70"/>
-              <w:left w:type="dxa" w:w="90"/>
-              <w:bottom w:type="dxa" w:w="70"/>
-              <w:right w:type="dxa" w:w="90"/>
-            </w:tcMar>
-          </w:tcPr>
-          <w:p>
-            <w:pPr>
-              <w:spacing w:after="0" w:line="250" w:lineRule="exact"/>
-            </w:pPr>
-            <w:r>
-              <w:rPr>
-                <w:rFonts w:ascii="游ゴシック" w:cs="游ゴシック" w:eastAsia="游ゴシック" w:hAnsi="游ゴシック"/>
-                <w:b w:val="false"/>
-                <w:bCs w:val="false"/>
-                <w:color w:val="000000"/>
-                <w:sz w:val="17"/>
-                <w:szCs w:val="17"/>
-              </w:rPr>
-              <w:t xml:space="preserve">20</w:t>
-            </w:r>
-          </w:p>
-        </w:tc>
-        <w:tc>
-          <w:tcPr>
-            <w:tcW w:type="dxa" w:w="4118"/>
-            <w:shd w:fill="FFFFFF" w:val="clear"/>
-            <w:tcMar>
-              <w:top w:type="dxa" w:w="70"/>
-              <w:left w:type="dxa" w:w="90"/>
-              <w:bottom w:type="dxa" w:w="70"/>
-              <w:right w:type="dxa" w:w="90"/>
-            </w:tcMar>
-          </w:tcPr>
-          <w:p>
-            <w:pPr>
-              <w:spacing w:after="0" w:line="250" w:lineRule="exact"/>
-            </w:pPr>
-            <w:r>
-              <w:rPr>
-                <w:rFonts w:ascii="游ゴシック" w:cs="游ゴシック" w:eastAsia="游ゴシック" w:hAnsi="游ゴシック"/>
-                <w:b w:val="false"/>
-                <w:bCs w:val="false"/>
-                <w:color w:val="000000"/>
-                <w:sz w:val="17"/>
-                <w:szCs w:val="17"/>
-              </w:rPr>
-              <w:t xml:space="preserve">認知症高齢者自立度（B7）の認定者数合計が認定者数（B4-a）と一致しない</w:t>
-            </w:r>
-          </w:p>
-        </w:tc>
-        <w:tc>
-          <w:tcPr>
-            <w:tcW w:type="dxa" w:w="4868"/>
-            <w:shd w:fill="FFFFFF" w:val="clear"/>
-            <w:tcMar>
-              <w:top w:type="dxa" w:w="70"/>
-              <w:left w:type="dxa" w:w="90"/>
-              <w:bottom w:type="dxa" w:w="70"/>
-              <w:right w:type="dxa" w:w="90"/>
-            </w:tcMar>
-          </w:tcPr>
-          <w:p>
-            <w:pPr>
-              <w:spacing w:after="0" w:line="250" w:lineRule="exact"/>
-            </w:pPr>
-            <w:r>
-              <w:rPr>
-                <w:rFonts w:ascii="游ゴシック" w:cs="游ゴシック" w:eastAsia="游ゴシック" w:hAnsi="游ゴシック"/>
-                <w:b w:val="false"/>
-                <w:bCs w:val="false"/>
-                <w:color w:val="000000"/>
-                <w:sz w:val="17"/>
-                <w:szCs w:val="17"/>
-              </w:rPr>
-              <w:t xml:space="preserve">見える化システムのB7とB4-aの定義の差である。当方が指標の説明で確かめる</w:t>
-            </w:r>
-          </w:p>
-        </w:tc>
-      </w:tr>
-      <w:tr>
-        <w:trPr>
-          <w:cantSplit/>
-          <w:trHeight w:val="700" w:hRule="atLeast"/>
-        </w:trPr>
-        <w:tc>
-          <w:tcPr>
-            <w:tcW w:type="dxa" w:w="374"/>
-            <w:shd w:fill="FFFFFF" w:val="clear"/>
-            <w:tcMar>
-              <w:top w:type="dxa" w:w="70"/>
-              <w:left w:type="dxa" w:w="90"/>
-              <w:bottom w:type="dxa" w:w="70"/>
-              <w:right w:type="dxa" w:w="90"/>
-            </w:tcMar>
-          </w:tcPr>
-          <w:p>
-            <w:pPr>
-              <w:spacing w:after="0" w:line="250" w:lineRule="exact"/>
-            </w:pPr>
-            <w:r>
-              <w:rPr>
-                <w:rFonts w:ascii="游ゴシック" w:cs="游ゴシック" w:eastAsia="游ゴシック" w:hAnsi="游ゴシック"/>
-                <w:b w:val="false"/>
-                <w:bCs w:val="false"/>
-                <w:color w:val="000000"/>
-                <w:sz w:val="17"/>
-                <w:szCs w:val="17"/>
-              </w:rPr>
-              <w:t xml:space="preserve">21</w:t>
             </w:r>
           </w:p>
         </w:tc>

--- a/output/13-1_北塩原村第10期_照会票_束1_保険料と推計の確定.docx
+++ b/output/13-1_北塩原村第10期_照会票_束1_保険料と推計の確定.docx
@@ -108,7 +108,7 @@
           <w:sz w:val="22"/>
           <w:szCs w:val="22"/>
         </w:rPr>
-        <w:t xml:space="preserve">ご確認・ご提供をお願いしたい事項　19件</w:t>
+        <w:t xml:space="preserve">ご確認・ご提供をお願いしたい事項　20件</w:t>
       </w:r>
     </w:p>
     <w:p>
@@ -838,7 +838,7 @@
                 <w:sz w:val="17"/>
                 <w:szCs w:val="17"/>
               </w:rPr>
-              <w:t xml:space="preserve">10件</w:t>
+              <w:t xml:space="preserve">11件</w:t>
             </w:r>
           </w:p>
         </w:tc>
@@ -2397,7 +2397,7 @@
                 <w:sz w:val="17"/>
                 <w:szCs w:val="17"/>
               </w:rPr>
-              <w:t xml:space="preserve">条例上の保険料基準額の百円未満の処理（第9期は切捨てと見られる）</w:t>
+              <w:t xml:space="preserve">本村の介護報酬の地域区分（級地）と、令和9年度の改定における見直しの有無</w:t>
             </w:r>
           </w:p>
         </w:tc>
@@ -2425,7 +2425,7 @@
                 <w:sz w:val="17"/>
                 <w:szCs w:val="17"/>
               </w:rPr>
-              <w:t xml:space="preserve">第9期の実例（算定上6,760.76円に対し条例6,700円）に合わせて切捨てで示した。四捨五入とした場合、基金の3案のうちB案（24,000千円取崩）は第10期6,000円・第11期6,800円となり、切捨て（5,900円・6,700円）と100円動く。条例の文言を確かめるまでは切捨てで置き、確認後に確定する。</w:t>
+              <w:t xml:space="preserve">10/14 起票。本計画の単価は本村の給付費の実績から算出しているため、現行の地域区分は実績に織り込まれており、算定そのものは進む。級地が見直された場合は単価の趨勢や改定率とは別に単価が動くため、5-4(10)に前提として明記し、5-12に確定の条件として掲げた。ご回答がない場合は現行の地域区分のまま算定してお示しする。</w:t>
             </w:r>
           </w:p>
         </w:tc>
@@ -2453,7 +2453,7 @@
                 <w:sz w:val="17"/>
                 <w:szCs w:val="17"/>
               </w:rPr>
-              <w:t xml:space="preserve">11月上旬（第2回策定委員会まで）</w:t>
+              <w:t xml:space="preserve">11月上旬（第2回策定委員会資料の確定前）</w:t>
             </w:r>
           </w:p>
         </w:tc>
@@ -2544,7 +2544,7 @@
                 <w:sz w:val="17"/>
                 <w:szCs w:val="17"/>
               </w:rPr>
-              <w:t xml:space="preserve">算定上の保険料月額を条例上の基準額に置き換える方法（第9期の扱い）</w:t>
+              <w:t xml:space="preserve">条例上の保険料基準額の百円未満の処理（第9期は切捨てと見られる）</w:t>
             </w:r>
           </w:p>
         </w:tc>
@@ -2572,7 +2572,7 @@
                 <w:sz w:val="17"/>
                 <w:szCs w:val="17"/>
               </w:rPr>
-              <w:t xml:space="preserve">算定上の月額をそのまま掲げている。条例上の基準額への置き換え方（端数の扱い）が決まると提示額が変わる。</w:t>
+              <w:t xml:space="preserve">第9期の実例（算定上6,760.76円に対し条例6,700円）に合わせて切捨てで示した。四捨五入とした場合、基金の3案のうちB案（24,000千円取崩）は第10期6,000円・第11期6,800円となり、切捨て（5,900円・6,700円）と100円動く。条例の文言を確かめるまでは切捨てで置き、確認後に確定する。</w:t>
             </w:r>
           </w:p>
         </w:tc>
@@ -2600,7 +2600,7 @@
                 <w:sz w:val="17"/>
                 <w:szCs w:val="17"/>
               </w:rPr>
-              <w:t xml:space="preserve">10月中旬</w:t>
+              <w:t xml:space="preserve">11月上旬（第2回策定委員会まで）</w:t>
             </w:r>
           </w:p>
         </w:tc>
@@ -2663,7 +2663,7 @@
                 <w:szCs w:val="17"/>
               </w:rPr>
               <w:t xml:space="preserve">8
-Ｄ</w:t>
+Ｃ</w:t>
             </w:r>
           </w:p>
         </w:tc>
@@ -2691,7 +2691,7 @@
                 <w:sz w:val="17"/>
                 <w:szCs w:val="17"/>
               </w:rPr>
-              <w:t xml:space="preserve">調整交付金見込交付割合5.36／5.03／4.67%の出所（県の指示値か村の入力値か）</w:t>
+              <w:t xml:space="preserve">算定上の保険料月額を条例上の基準額に置き換える方法（第9期の扱い）</w:t>
             </w:r>
           </w:p>
         </w:tc>
@@ -2719,7 +2719,7 @@
                 <w:sz w:val="17"/>
                 <w:szCs w:val="17"/>
               </w:rPr>
-              <w:t xml:space="preserve">国の値（5.36／5.03／4.67%）を正として5-7を書き換える。当方が復元した4.10〜4.32%との差（1.0ポイント超＝月額約260円）は、出所が分かれば説明できる。</w:t>
+              <w:t xml:space="preserve">算定上の月額をそのまま掲げている。条例上の基準額への置き換え方（端数の扱い）が決まると提示額が変わる。</w:t>
             </w:r>
           </w:p>
         </w:tc>
@@ -2747,7 +2747,7 @@
                 <w:sz w:val="17"/>
                 <w:szCs w:val="17"/>
               </w:rPr>
-              <w:t xml:space="preserve">10月下旬</w:t>
+              <w:t xml:space="preserve">10月中旬</w:t>
             </w:r>
           </w:p>
         </w:tc>
@@ -2838,7 +2838,7 @@
                 <w:sz w:val="17"/>
                 <w:szCs w:val="17"/>
               </w:rPr>
-              <w:t xml:space="preserve">障がい福祉と介護保険で数を揃える3つの対象（第2号被保険者・65歳到達者・適用除外施設入所者）</w:t>
+              <w:t xml:space="preserve">調整交付金見込交付割合5.36／5.03／4.67%の出所（県の指示値か村の入力値か）</w:t>
             </w:r>
           </w:p>
         </w:tc>
@@ -2866,7 +2866,7 @@
                 <w:sz w:val="17"/>
                 <w:szCs w:val="17"/>
               </w:rPr>
-              <w:t xml:space="preserve">第2号被保険者は各年度2人から3人、65歳到達による移行は0、適用除外の該当者はなしとして置いて進めている。適用除外の該当者がいる場合は第1号被保険者数が減り、保険料の分母が動く。65歳到達による移行が生じる場合は、障がい側を減らし介護側を増やす形で両計画の見込量を同じ年度に動かす。いずれも差替えの範囲は5-1・5-3・5-4にとどまる。</w:t>
+              <w:t xml:space="preserve">国の値（5.36／5.03／4.67%）を正として5-7を書き換える。当方が復元した4.10〜4.32%との差（1.0ポイント超＝月額約260円）は、出所が分かれば説明できる。</w:t>
             </w:r>
           </w:p>
         </w:tc>
@@ -2894,7 +2894,7 @@
                 <w:sz w:val="17"/>
                 <w:szCs w:val="17"/>
               </w:rPr>
-              <w:t xml:space="preserve">11月上旬（第2回策定委員会の資料作成前）</w:t>
+              <w:t xml:space="preserve">10月下旬</w:t>
             </w:r>
           </w:p>
         </w:tc>
@@ -2957,6 +2957,153 @@
                 <w:szCs w:val="17"/>
               </w:rPr>
               <w:t xml:space="preserve">10
+Ｄ</w:t>
+            </w:r>
+          </w:p>
+        </w:tc>
+        <w:tc>
+          <w:tcPr>
+            <w:tcW w:type="dxa" w:w="3089"/>
+            <w:shd w:fill="FFFFFF" w:val="clear"/>
+            <w:tcMar>
+              <w:top w:type="dxa" w:w="70"/>
+              <w:left w:type="dxa" w:w="90"/>
+              <w:bottom w:type="dxa" w:w="70"/>
+              <w:right w:type="dxa" w:w="90"/>
+            </w:tcMar>
+          </w:tcPr>
+          <w:p>
+            <w:pPr>
+              <w:spacing w:after="0" w:line="250" w:lineRule="exact"/>
+            </w:pPr>
+            <w:r>
+              <w:rPr>
+                <w:rFonts w:ascii="游ゴシック" w:cs="游ゴシック" w:eastAsia="游ゴシック" w:hAnsi="游ゴシック"/>
+                <w:b w:val="false"/>
+                <w:bCs w:val="false"/>
+                <w:color w:val="000000"/>
+                <w:sz w:val="17"/>
+                <w:szCs w:val="17"/>
+              </w:rPr>
+              <w:t xml:space="preserve">障がい福祉と介護保険で数を揃える3つの対象（第2号被保険者・65歳到達者・適用除外施設入所者）</w:t>
+            </w:r>
+          </w:p>
+        </w:tc>
+        <w:tc>
+          <w:tcPr>
+            <w:tcW w:type="dxa" w:w="2714"/>
+            <w:shd w:fill="FFFFFF" w:val="clear"/>
+            <w:tcMar>
+              <w:top w:type="dxa" w:w="70"/>
+              <w:left w:type="dxa" w:w="90"/>
+              <w:bottom w:type="dxa" w:w="70"/>
+              <w:right w:type="dxa" w:w="90"/>
+            </w:tcMar>
+          </w:tcPr>
+          <w:p>
+            <w:pPr>
+              <w:spacing w:after="0" w:line="250" w:lineRule="exact"/>
+            </w:pPr>
+            <w:r>
+              <w:rPr>
+                <w:rFonts w:ascii="游ゴシック" w:cs="游ゴシック" w:eastAsia="游ゴシック" w:hAnsi="游ゴシック"/>
+                <w:b w:val="false"/>
+                <w:bCs w:val="false"/>
+                <w:color w:val="000000"/>
+                <w:sz w:val="17"/>
+                <w:szCs w:val="17"/>
+              </w:rPr>
+              <w:t xml:space="preserve">第2号被保険者は各年度2人から3人、65歳到達による移行は0、適用除外の該当者はなしとして置いて進めている。適用除外の該当者がいる場合は第1号被保険者数が減り、保険料の分母が動く。65歳到達による移行が生じる場合は、障がい側を減らし介護側を増やす形で両計画の見込量を同じ年度に動かす。いずれも差替えの範囲は5-1・5-3・5-4にとどまる。</w:t>
+            </w:r>
+          </w:p>
+        </w:tc>
+        <w:tc>
+          <w:tcPr>
+            <w:tcW w:type="dxa" w:w="1217"/>
+            <w:shd w:fill="FFFFFF" w:val="clear"/>
+            <w:tcMar>
+              <w:top w:type="dxa" w:w="70"/>
+              <w:left w:type="dxa" w:w="90"/>
+              <w:bottom w:type="dxa" w:w="70"/>
+              <w:right w:type="dxa" w:w="90"/>
+            </w:tcMar>
+          </w:tcPr>
+          <w:p>
+            <w:pPr>
+              <w:spacing w:after="0" w:line="250" w:lineRule="exact"/>
+            </w:pPr>
+            <w:r>
+              <w:rPr>
+                <w:rFonts w:ascii="游ゴシック" w:cs="游ゴシック" w:eastAsia="游ゴシック" w:hAnsi="游ゴシック"/>
+                <w:b w:val="false"/>
+                <w:bCs w:val="false"/>
+                <w:color w:val="000000"/>
+                <w:sz w:val="17"/>
+                <w:szCs w:val="17"/>
+              </w:rPr>
+              <w:t xml:space="preserve">11月上旬（第2回策定委員会の資料作成前）</w:t>
+            </w:r>
+          </w:p>
+        </w:tc>
+        <w:tc>
+          <w:tcPr>
+            <w:tcW w:type="dxa" w:w="1872"/>
+            <w:shd w:fill="FFFFFF" w:val="clear"/>
+            <w:tcMar>
+              <w:top w:type="dxa" w:w="70"/>
+              <w:left w:type="dxa" w:w="90"/>
+              <w:bottom w:type="dxa" w:w="70"/>
+              <w:right w:type="dxa" w:w="90"/>
+            </w:tcMar>
+          </w:tcPr>
+          <w:p>
+            <w:pPr>
+              <w:spacing w:after="0" w:line="250" w:lineRule="exact"/>
+            </w:pPr>
+            <w:r>
+              <w:rPr>
+                <w:rFonts w:ascii="游ゴシック" w:cs="游ゴシック" w:eastAsia="游ゴシック" w:hAnsi="游ゴシック"/>
+                <w:b w:val="false"/>
+                <w:bCs w:val="false"/>
+                <w:color w:val="000000"/>
+                <w:sz w:val="17"/>
+                <w:szCs w:val="17"/>
+              </w:rPr>
+              <w:t xml:space="preserve"/>
+            </w:r>
+          </w:p>
+        </w:tc>
+      </w:tr>
+      <w:tr>
+        <w:trPr>
+          <w:cantSplit/>
+          <w:trHeight w:val="700" w:hRule="atLeast"/>
+        </w:trPr>
+        <w:tc>
+          <w:tcPr>
+            <w:tcW w:type="dxa" w:w="468"/>
+            <w:shd w:fill="FFFFFF" w:val="clear"/>
+            <w:tcMar>
+              <w:top w:type="dxa" w:w="70"/>
+              <w:left w:type="dxa" w:w="90"/>
+              <w:bottom w:type="dxa" w:w="70"/>
+              <w:right w:type="dxa" w:w="90"/>
+            </w:tcMar>
+          </w:tcPr>
+          <w:p>
+            <w:pPr>
+              <w:spacing w:after="0" w:line="250" w:lineRule="exact"/>
+            </w:pPr>
+            <w:r>
+              <w:rPr>
+                <w:rFonts w:ascii="游ゴシック" w:cs="游ゴシック" w:eastAsia="游ゴシック" w:hAnsi="游ゴシック"/>
+                <w:b w:val="false"/>
+                <w:bCs w:val="false"/>
+                <w:color w:val="000000"/>
+                <w:sz w:val="17"/>
+                <w:szCs w:val="17"/>
+              </w:rPr>
+              <w:t xml:space="preserve">11
 Ｄ</w:t>
             </w:r>
           </w:p>
@@ -4706,7 +4853,7 @@
           <w:sz w:val="26"/>
           <w:szCs w:val="26"/>
         </w:rPr>
-        <w:t xml:space="preserve">参考　当方で進める事項（10件）　―　ご回答は不要です</w:t>
+        <w:t xml:space="preserve">参考　当方で進める事項（3件）　―　ご回答は不要です</w:t>
       </w:r>
     </w:p>
     <w:p>
@@ -4890,7 +5037,7 @@
                 <w:sz w:val="17"/>
                 <w:szCs w:val="17"/>
               </w:rPr>
-              <w:t xml:space="preserve">ICF分析は標準設問のみで完結することの確認</w:t>
+              <w:t xml:space="preserve">リスク判定10種の該当基準（見える化システムの算出方法との突合）</w:t>
             </w:r>
           </w:p>
         </w:tc>
@@ -4918,7 +5065,7 @@
                 <w:sz w:val="17"/>
                 <w:szCs w:val="17"/>
               </w:rPr>
-              <w:t xml:space="preserve">当方の分析の設計である。標準設問の範囲で完結させる</w:t>
+              <w:t xml:space="preserve">見える化システムの指標の算出方法は公表されている。当方が突き合わせる</w:t>
             </w:r>
           </w:p>
         </w:tc>
@@ -4980,7 +5127,7 @@
                 <w:sz w:val="17"/>
                 <w:szCs w:val="17"/>
               </w:rPr>
-              <w:t xml:space="preserve">リスク判定10種の該当基準（見える化システムの算出方法との突合）</w:t>
+              <w:t xml:space="preserve">認知症高齢者自立度（B7）の認定者数合計が認定者数（B4-a）と一致しない</w:t>
             </w:r>
           </w:p>
         </w:tc>
@@ -5008,7 +5155,7 @@
                 <w:sz w:val="17"/>
                 <w:szCs w:val="17"/>
               </w:rPr>
-              <w:t xml:space="preserve">見える化システムの指標の算出方法は公表されている。当方が突き合わせる</w:t>
+              <w:t xml:space="preserve">見える化システムのB7とB4-aの定義の差である。当方が指標の説明で確かめる</w:t>
             </w:r>
           </w:p>
         </w:tc>
@@ -5043,636 +5190,6 @@
                 <w:szCs w:val="17"/>
               </w:rPr>
               <w:t xml:space="preserve">3</w:t>
-            </w:r>
-          </w:p>
-        </w:tc>
-        <w:tc>
-          <w:tcPr>
-            <w:tcW w:type="dxa" w:w="4118"/>
-            <w:shd w:fill="FFFFFF" w:val="clear"/>
-            <w:tcMar>
-              <w:top w:type="dxa" w:w="70"/>
-              <w:left w:type="dxa" w:w="90"/>
-              <w:bottom w:type="dxa" w:w="70"/>
-              <w:right w:type="dxa" w:w="90"/>
-            </w:tcMar>
-          </w:tcPr>
-          <w:p>
-            <w:pPr>
-              <w:spacing w:after="0" w:line="250" w:lineRule="exact"/>
-            </w:pPr>
-            <w:r>
-              <w:rPr>
-                <w:rFonts w:ascii="游ゴシック" w:cs="游ゴシック" w:eastAsia="游ゴシック" w:hAnsi="游ゴシック"/>
-                <w:b w:val="false"/>
-                <w:bCs w:val="false"/>
-                <w:color w:val="000000"/>
-                <w:sz w:val="17"/>
-                <w:szCs w:val="17"/>
-              </w:rPr>
-              <w:t xml:space="preserve">国の推計ワークシートが求める在宅サービス利用率の分母</w:t>
-            </w:r>
-          </w:p>
-        </w:tc>
-        <w:tc>
-          <w:tcPr>
-            <w:tcW w:type="dxa" w:w="4868"/>
-            <w:shd w:fill="FFFFFF" w:val="clear"/>
-            <w:tcMar>
-              <w:top w:type="dxa" w:w="70"/>
-              <w:left w:type="dxa" w:w="90"/>
-              <w:bottom w:type="dxa" w:w="70"/>
-              <w:right w:type="dxa" w:w="90"/>
-            </w:tcMar>
-          </w:tcPr>
-          <w:p>
-            <w:pPr>
-              <w:spacing w:after="0" w:line="250" w:lineRule="exact"/>
-            </w:pPr>
-            <w:r>
-              <w:rPr>
-                <w:rFonts w:ascii="游ゴシック" w:cs="游ゴシック" w:eastAsia="游ゴシック" w:hAnsi="游ゴシック"/>
-                <w:b w:val="false"/>
-                <w:bCs w:val="false"/>
-                <w:color w:val="000000"/>
-                <w:sz w:val="17"/>
-                <w:szCs w:val="17"/>
-              </w:rPr>
-              <w:t xml:space="preserve">国の推計ワークシートの手引きに書かれている。当方が確かめる</w:t>
-            </w:r>
-          </w:p>
-        </w:tc>
-      </w:tr>
-      <w:tr>
-        <w:trPr>
-          <w:cantSplit/>
-          <w:trHeight w:val="700" w:hRule="atLeast"/>
-        </w:trPr>
-        <w:tc>
-          <w:tcPr>
-            <w:tcW w:type="dxa" w:w="374"/>
-            <w:shd w:fill="FFFFFF" w:val="clear"/>
-            <w:tcMar>
-              <w:top w:type="dxa" w:w="70"/>
-              <w:left w:type="dxa" w:w="90"/>
-              <w:bottom w:type="dxa" w:w="70"/>
-              <w:right w:type="dxa" w:w="90"/>
-            </w:tcMar>
-          </w:tcPr>
-          <w:p>
-            <w:pPr>
-              <w:spacing w:after="0" w:line="250" w:lineRule="exact"/>
-            </w:pPr>
-            <w:r>
-              <w:rPr>
-                <w:rFonts w:ascii="游ゴシック" w:cs="游ゴシック" w:eastAsia="游ゴシック" w:hAnsi="游ゴシック"/>
-                <w:b w:val="false"/>
-                <w:bCs w:val="false"/>
-                <w:color w:val="000000"/>
-                <w:sz w:val="17"/>
-                <w:szCs w:val="17"/>
-              </w:rPr>
-              <w:t xml:space="preserve">4</w:t>
-            </w:r>
-          </w:p>
-        </w:tc>
-        <w:tc>
-          <w:tcPr>
-            <w:tcW w:type="dxa" w:w="4118"/>
-            <w:shd w:fill="FFFFFF" w:val="clear"/>
-            <w:tcMar>
-              <w:top w:type="dxa" w:w="70"/>
-              <w:left w:type="dxa" w:w="90"/>
-              <w:bottom w:type="dxa" w:w="70"/>
-              <w:right w:type="dxa" w:w="90"/>
-            </w:tcMar>
-          </w:tcPr>
-          <w:p>
-            <w:pPr>
-              <w:spacing w:after="0" w:line="250" w:lineRule="exact"/>
-            </w:pPr>
-            <w:r>
-              <w:rPr>
-                <w:rFonts w:ascii="游ゴシック" w:cs="游ゴシック" w:eastAsia="游ゴシック" w:hAnsi="游ゴシック"/>
-                <w:b w:val="false"/>
-                <w:bCs w:val="false"/>
-                <w:color w:val="000000"/>
-                <w:sz w:val="17"/>
-                <w:szCs w:val="17"/>
-              </w:rPr>
-              <w:t xml:space="preserve">在宅介護実態調査の集計設計（要介護度3区分×介護者勤務形態3区分のセル数）</w:t>
-            </w:r>
-          </w:p>
-        </w:tc>
-        <w:tc>
-          <w:tcPr>
-            <w:tcW w:type="dxa" w:w="4868"/>
-            <w:shd w:fill="FFFFFF" w:val="clear"/>
-            <w:tcMar>
-              <w:top w:type="dxa" w:w="70"/>
-              <w:left w:type="dxa" w:w="90"/>
-              <w:bottom w:type="dxa" w:w="70"/>
-              <w:right w:type="dxa" w:w="90"/>
-            </w:tcMar>
-          </w:tcPr>
-          <w:p>
-            <w:pPr>
-              <w:spacing w:after="0" w:line="250" w:lineRule="exact"/>
-            </w:pPr>
-            <w:r>
-              <w:rPr>
-                <w:rFonts w:ascii="游ゴシック" w:cs="游ゴシック" w:eastAsia="游ゴシック" w:hAnsi="游ゴシック"/>
-                <w:b w:val="false"/>
-                <w:bCs w:val="false"/>
-                <w:color w:val="000000"/>
-                <w:sz w:val="17"/>
-                <w:szCs w:val="17"/>
-              </w:rPr>
-              <w:t xml:space="preserve">当方の集計の設計である。セル数は当方が決め、doc16§6の非表示の基準で運用する</w:t>
-            </w:r>
-          </w:p>
-        </w:tc>
-      </w:tr>
-      <w:tr>
-        <w:trPr>
-          <w:cantSplit/>
-          <w:trHeight w:val="700" w:hRule="atLeast"/>
-        </w:trPr>
-        <w:tc>
-          <w:tcPr>
-            <w:tcW w:type="dxa" w:w="374"/>
-            <w:shd w:fill="FFFFFF" w:val="clear"/>
-            <w:tcMar>
-              <w:top w:type="dxa" w:w="70"/>
-              <w:left w:type="dxa" w:w="90"/>
-              <w:bottom w:type="dxa" w:w="70"/>
-              <w:right w:type="dxa" w:w="90"/>
-            </w:tcMar>
-          </w:tcPr>
-          <w:p>
-            <w:pPr>
-              <w:spacing w:after="0" w:line="250" w:lineRule="exact"/>
-            </w:pPr>
-            <w:r>
-              <w:rPr>
-                <w:rFonts w:ascii="游ゴシック" w:cs="游ゴシック" w:eastAsia="游ゴシック" w:hAnsi="游ゴシック"/>
-                <w:b w:val="false"/>
-                <w:bCs w:val="false"/>
-                <w:color w:val="000000"/>
-                <w:sz w:val="17"/>
-                <w:szCs w:val="17"/>
-              </w:rPr>
-              <w:t xml:space="preserve">5</w:t>
-            </w:r>
-          </w:p>
-        </w:tc>
-        <w:tc>
-          <w:tcPr>
-            <w:tcW w:type="dxa" w:w="4118"/>
-            <w:shd w:fill="FFFFFF" w:val="clear"/>
-            <w:tcMar>
-              <w:top w:type="dxa" w:w="70"/>
-              <w:left w:type="dxa" w:w="90"/>
-              <w:bottom w:type="dxa" w:w="70"/>
-              <w:right w:type="dxa" w:w="90"/>
-            </w:tcMar>
-          </w:tcPr>
-          <w:p>
-            <w:pPr>
-              <w:spacing w:after="0" w:line="250" w:lineRule="exact"/>
-            </w:pPr>
-            <w:r>
-              <w:rPr>
-                <w:rFonts w:ascii="游ゴシック" w:cs="游ゴシック" w:eastAsia="游ゴシック" w:hAnsi="游ゴシック"/>
-                <w:b w:val="false"/>
-                <w:bCs w:val="false"/>
-                <w:color w:val="000000"/>
-                <w:sz w:val="17"/>
-                <w:szCs w:val="17"/>
-              </w:rPr>
-              <w:t xml:space="preserve">後期高齢者加入割合補正係数（F）の算出方法（当方の復元が国の値と一致しない）</w:t>
-            </w:r>
-          </w:p>
-        </w:tc>
-        <w:tc>
-          <w:tcPr>
-            <w:tcW w:type="dxa" w:w="4868"/>
-            <w:shd w:fill="FFFFFF" w:val="clear"/>
-            <w:tcMar>
-              <w:top w:type="dxa" w:w="70"/>
-              <w:left w:type="dxa" w:w="90"/>
-              <w:bottom w:type="dxa" w:w="70"/>
-              <w:right w:type="dxa" w:w="90"/>
-            </w:tcMar>
-          </w:tcPr>
-          <w:p>
-            <w:pPr>
-              <w:spacing w:after="0" w:line="250" w:lineRule="exact"/>
-            </w:pPr>
-            <w:r>
-              <w:rPr>
-                <w:rFonts w:ascii="游ゴシック" w:cs="游ゴシック" w:eastAsia="游ゴシック" w:hAnsi="游ゴシック"/>
-                <w:b w:val="false"/>
-                <w:bCs w:val="false"/>
-                <w:color w:val="000000"/>
-                <w:sz w:val="17"/>
-                <w:szCs w:val="17"/>
-              </w:rPr>
-              <w:t xml:space="preserve">当方の復元の手順の問題である。国の様式と手引きで当方が確かめる</w:t>
-            </w:r>
-          </w:p>
-        </w:tc>
-      </w:tr>
-      <w:tr>
-        <w:trPr>
-          <w:cantSplit/>
-          <w:trHeight w:val="700" w:hRule="atLeast"/>
-        </w:trPr>
-        <w:tc>
-          <w:tcPr>
-            <w:tcW w:type="dxa" w:w="374"/>
-            <w:shd w:fill="FFFFFF" w:val="clear"/>
-            <w:tcMar>
-              <w:top w:type="dxa" w:w="70"/>
-              <w:left w:type="dxa" w:w="90"/>
-              <w:bottom w:type="dxa" w:w="70"/>
-              <w:right w:type="dxa" w:w="90"/>
-            </w:tcMar>
-          </w:tcPr>
-          <w:p>
-            <w:pPr>
-              <w:spacing w:after="0" w:line="250" w:lineRule="exact"/>
-            </w:pPr>
-            <w:r>
-              <w:rPr>
-                <w:rFonts w:ascii="游ゴシック" w:cs="游ゴシック" w:eastAsia="游ゴシック" w:hAnsi="游ゴシック"/>
-                <w:b w:val="false"/>
-                <w:bCs w:val="false"/>
-                <w:color w:val="000000"/>
-                <w:sz w:val="17"/>
-                <w:szCs w:val="17"/>
-              </w:rPr>
-              <w:t xml:space="preserve">6</w:t>
-            </w:r>
-          </w:p>
-        </w:tc>
-        <w:tc>
-          <w:tcPr>
-            <w:tcW w:type="dxa" w:w="4118"/>
-            <w:shd w:fill="FFFFFF" w:val="clear"/>
-            <w:tcMar>
-              <w:top w:type="dxa" w:w="70"/>
-              <w:left w:type="dxa" w:w="90"/>
-              <w:bottom w:type="dxa" w:w="70"/>
-              <w:right w:type="dxa" w:w="90"/>
-            </w:tcMar>
-          </w:tcPr>
-          <w:p>
-            <w:pPr>
-              <w:spacing w:after="0" w:line="250" w:lineRule="exact"/>
-            </w:pPr>
-            <w:r>
-              <w:rPr>
-                <w:rFonts w:ascii="游ゴシック" w:cs="游ゴシック" w:eastAsia="游ゴシック" w:hAnsi="游ゴシック"/>
-                <w:b w:val="false"/>
-                <w:bCs w:val="false"/>
-                <w:color w:val="000000"/>
-                <w:sz w:val="17"/>
-                <w:szCs w:val="17"/>
-              </w:rPr>
-              <w:t xml:space="preserve">本村の介護報酬の地域区分（級地）と、令和9年度の改定における見直しの有無</w:t>
-            </w:r>
-          </w:p>
-        </w:tc>
-        <w:tc>
-          <w:tcPr>
-            <w:tcW w:type="dxa" w:w="4868"/>
-            <w:shd w:fill="FFFFFF" w:val="clear"/>
-            <w:tcMar>
-              <w:top w:type="dxa" w:w="70"/>
-              <w:left w:type="dxa" w:w="90"/>
-              <w:bottom w:type="dxa" w:w="70"/>
-              <w:right w:type="dxa" w:w="90"/>
-            </w:tcMar>
-          </w:tcPr>
-          <w:p>
-            <w:pPr>
-              <w:spacing w:after="0" w:line="250" w:lineRule="exact"/>
-            </w:pPr>
-            <w:r>
-              <w:rPr>
-                <w:rFonts w:ascii="游ゴシック" w:cs="游ゴシック" w:eastAsia="游ゴシック" w:hAnsi="游ゴシック"/>
-                <w:b w:val="false"/>
-                <w:bCs w:val="false"/>
-                <w:color w:val="000000"/>
-                <w:sz w:val="17"/>
-                <w:szCs w:val="17"/>
-              </w:rPr>
-              <w:t xml:space="preserve">地域区分は告示で公表されている。当方が確かめる</w:t>
-            </w:r>
-          </w:p>
-        </w:tc>
-      </w:tr>
-      <w:tr>
-        <w:trPr>
-          <w:cantSplit/>
-          <w:trHeight w:val="700" w:hRule="atLeast"/>
-        </w:trPr>
-        <w:tc>
-          <w:tcPr>
-            <w:tcW w:type="dxa" w:w="374"/>
-            <w:shd w:fill="FFFFFF" w:val="clear"/>
-            <w:tcMar>
-              <w:top w:type="dxa" w:w="70"/>
-              <w:left w:type="dxa" w:w="90"/>
-              <w:bottom w:type="dxa" w:w="70"/>
-              <w:right w:type="dxa" w:w="90"/>
-            </w:tcMar>
-          </w:tcPr>
-          <w:p>
-            <w:pPr>
-              <w:spacing w:after="0" w:line="250" w:lineRule="exact"/>
-            </w:pPr>
-            <w:r>
-              <w:rPr>
-                <w:rFonts w:ascii="游ゴシック" w:cs="游ゴシック" w:eastAsia="游ゴシック" w:hAnsi="游ゴシック"/>
-                <w:b w:val="false"/>
-                <w:bCs w:val="false"/>
-                <w:color w:val="000000"/>
-                <w:sz w:val="17"/>
-                <w:szCs w:val="17"/>
-              </w:rPr>
-              <w:t xml:space="preserve">7</w:t>
-            </w:r>
-          </w:p>
-        </w:tc>
-        <w:tc>
-          <w:tcPr>
-            <w:tcW w:type="dxa" w:w="4118"/>
-            <w:shd w:fill="FFFFFF" w:val="clear"/>
-            <w:tcMar>
-              <w:top w:type="dxa" w:w="70"/>
-              <w:left w:type="dxa" w:w="90"/>
-              <w:bottom w:type="dxa" w:w="70"/>
-              <w:right w:type="dxa" w:w="90"/>
-            </w:tcMar>
-          </w:tcPr>
-          <w:p>
-            <w:pPr>
-              <w:spacing w:after="0" w:line="250" w:lineRule="exact"/>
-            </w:pPr>
-            <w:r>
-              <w:rPr>
-                <w:rFonts w:ascii="游ゴシック" w:cs="游ゴシック" w:eastAsia="游ゴシック" w:hAnsi="游ゴシック"/>
-                <w:b w:val="false"/>
-                <w:bCs w:val="false"/>
-                <w:color w:val="000000"/>
-                <w:sz w:val="17"/>
-                <w:szCs w:val="17"/>
-              </w:rPr>
-              <w:t xml:space="preserve">図2-9の平成29年度の1人1月あたり費用額（25,039円）の出所</w:t>
-            </w:r>
-          </w:p>
-        </w:tc>
-        <w:tc>
-          <w:tcPr>
-            <w:tcW w:type="dxa" w:w="4868"/>
-            <w:shd w:fill="FFFFFF" w:val="clear"/>
-            <w:tcMar>
-              <w:top w:type="dxa" w:w="70"/>
-              <w:left w:type="dxa" w:w="90"/>
-              <w:bottom w:type="dxa" w:w="70"/>
-              <w:right w:type="dxa" w:w="90"/>
-            </w:tcMar>
-          </w:tcPr>
-          <w:p>
-            <w:pPr>
-              <w:spacing w:after="0" w:line="250" w:lineRule="exact"/>
-            </w:pPr>
-            <w:r>
-              <w:rPr>
-                <w:rFonts w:ascii="游ゴシック" w:cs="游ゴシック" w:eastAsia="游ゴシック" w:hAnsi="游ゴシック"/>
-                <w:b w:val="false"/>
-                <w:bCs w:val="false"/>
-                <w:color w:val="000000"/>
-                <w:sz w:val="17"/>
-                <w:szCs w:val="17"/>
-              </w:rPr>
-              <w:t xml:space="preserve">当方が組んだ図の出所である。算定の根拠の綴りで示す</w:t>
-            </w:r>
-          </w:p>
-        </w:tc>
-      </w:tr>
-      <w:tr>
-        <w:trPr>
-          <w:cantSplit/>
-          <w:trHeight w:val="700" w:hRule="atLeast"/>
-        </w:trPr>
-        <w:tc>
-          <w:tcPr>
-            <w:tcW w:type="dxa" w:w="374"/>
-            <w:shd w:fill="FFFFFF" w:val="clear"/>
-            <w:tcMar>
-              <w:top w:type="dxa" w:w="70"/>
-              <w:left w:type="dxa" w:w="90"/>
-              <w:bottom w:type="dxa" w:w="70"/>
-              <w:right w:type="dxa" w:w="90"/>
-            </w:tcMar>
-          </w:tcPr>
-          <w:p>
-            <w:pPr>
-              <w:spacing w:after="0" w:line="250" w:lineRule="exact"/>
-            </w:pPr>
-            <w:r>
-              <w:rPr>
-                <w:rFonts w:ascii="游ゴシック" w:cs="游ゴシック" w:eastAsia="游ゴシック" w:hAnsi="游ゴシック"/>
-                <w:b w:val="false"/>
-                <w:bCs w:val="false"/>
-                <w:color w:val="000000"/>
-                <w:sz w:val="17"/>
-                <w:szCs w:val="17"/>
-              </w:rPr>
-              <w:t xml:space="preserve">8</w:t>
-            </w:r>
-          </w:p>
-        </w:tc>
-        <w:tc>
-          <w:tcPr>
-            <w:tcW w:type="dxa" w:w="4118"/>
-            <w:shd w:fill="FFFFFF" w:val="clear"/>
-            <w:tcMar>
-              <w:top w:type="dxa" w:w="70"/>
-              <w:left w:type="dxa" w:w="90"/>
-              <w:bottom w:type="dxa" w:w="70"/>
-              <w:right w:type="dxa" w:w="90"/>
-            </w:tcMar>
-          </w:tcPr>
-          <w:p>
-            <w:pPr>
-              <w:spacing w:after="0" w:line="250" w:lineRule="exact"/>
-            </w:pPr>
-            <w:r>
-              <w:rPr>
-                <w:rFonts w:ascii="游ゴシック" w:cs="游ゴシック" w:eastAsia="游ゴシック" w:hAnsi="游ゴシック"/>
-                <w:b w:val="false"/>
-                <w:bCs w:val="false"/>
-                <w:color w:val="000000"/>
-                <w:sz w:val="17"/>
-                <w:szCs w:val="17"/>
-              </w:rPr>
-              <w:t xml:space="preserve">要介護2の3区分の利用率の合計が101.5%となること</w:t>
-            </w:r>
-          </w:p>
-        </w:tc>
-        <w:tc>
-          <w:tcPr>
-            <w:tcW w:type="dxa" w:w="4868"/>
-            <w:shd w:fill="FFFFFF" w:val="clear"/>
-            <w:tcMar>
-              <w:top w:type="dxa" w:w="70"/>
-              <w:left w:type="dxa" w:w="90"/>
-              <w:bottom w:type="dxa" w:w="70"/>
-              <w:right w:type="dxa" w:w="90"/>
-            </w:tcMar>
-          </w:tcPr>
-          <w:p>
-            <w:pPr>
-              <w:spacing w:after="0" w:line="250" w:lineRule="exact"/>
-            </w:pPr>
-            <w:r>
-              <w:rPr>
-                <w:rFonts w:ascii="游ゴシック" w:cs="游ゴシック" w:eastAsia="游ゴシック" w:hAnsi="游ゴシック"/>
-                <w:b w:val="false"/>
-                <w:bCs w:val="false"/>
-                <w:color w:val="000000"/>
-                <w:sz w:val="17"/>
-                <w:szCs w:val="17"/>
-              </w:rPr>
-              <w:t xml:space="preserve">当方の算定の端数処理の問題である。当方で整える</w:t>
-            </w:r>
-          </w:p>
-        </w:tc>
-      </w:tr>
-      <w:tr>
-        <w:trPr>
-          <w:cantSplit/>
-          <w:trHeight w:val="700" w:hRule="atLeast"/>
-        </w:trPr>
-        <w:tc>
-          <w:tcPr>
-            <w:tcW w:type="dxa" w:w="374"/>
-            <w:shd w:fill="FFFFFF" w:val="clear"/>
-            <w:tcMar>
-              <w:top w:type="dxa" w:w="70"/>
-              <w:left w:type="dxa" w:w="90"/>
-              <w:bottom w:type="dxa" w:w="70"/>
-              <w:right w:type="dxa" w:w="90"/>
-            </w:tcMar>
-          </w:tcPr>
-          <w:p>
-            <w:pPr>
-              <w:spacing w:after="0" w:line="250" w:lineRule="exact"/>
-            </w:pPr>
-            <w:r>
-              <w:rPr>
-                <w:rFonts w:ascii="游ゴシック" w:cs="游ゴシック" w:eastAsia="游ゴシック" w:hAnsi="游ゴシック"/>
-                <w:b w:val="false"/>
-                <w:bCs w:val="false"/>
-                <w:color w:val="000000"/>
-                <w:sz w:val="17"/>
-                <w:szCs w:val="17"/>
-              </w:rPr>
-              <w:t xml:space="preserve">9</w:t>
-            </w:r>
-          </w:p>
-        </w:tc>
-        <w:tc>
-          <w:tcPr>
-            <w:tcW w:type="dxa" w:w="4118"/>
-            <w:shd w:fill="FFFFFF" w:val="clear"/>
-            <w:tcMar>
-              <w:top w:type="dxa" w:w="70"/>
-              <w:left w:type="dxa" w:w="90"/>
-              <w:bottom w:type="dxa" w:w="70"/>
-              <w:right w:type="dxa" w:w="90"/>
-            </w:tcMar>
-          </w:tcPr>
-          <w:p>
-            <w:pPr>
-              <w:spacing w:after="0" w:line="250" w:lineRule="exact"/>
-            </w:pPr>
-            <w:r>
-              <w:rPr>
-                <w:rFonts w:ascii="游ゴシック" w:cs="游ゴシック" w:eastAsia="游ゴシック" w:hAnsi="游ゴシック"/>
-                <w:b w:val="false"/>
-                <w:bCs w:val="false"/>
-                <w:color w:val="000000"/>
-                <w:sz w:val="17"/>
-                <w:szCs w:val="17"/>
-              </w:rPr>
-              <w:t xml:space="preserve">認知症高齢者自立度（B7）の認定者数合計が認定者数（B4-a）と一致しない</w:t>
-            </w:r>
-          </w:p>
-        </w:tc>
-        <w:tc>
-          <w:tcPr>
-            <w:tcW w:type="dxa" w:w="4868"/>
-            <w:shd w:fill="FFFFFF" w:val="clear"/>
-            <w:tcMar>
-              <w:top w:type="dxa" w:w="70"/>
-              <w:left w:type="dxa" w:w="90"/>
-              <w:bottom w:type="dxa" w:w="70"/>
-              <w:right w:type="dxa" w:w="90"/>
-            </w:tcMar>
-          </w:tcPr>
-          <w:p>
-            <w:pPr>
-              <w:spacing w:after="0" w:line="250" w:lineRule="exact"/>
-            </w:pPr>
-            <w:r>
-              <w:rPr>
-                <w:rFonts w:ascii="游ゴシック" w:cs="游ゴシック" w:eastAsia="游ゴシック" w:hAnsi="游ゴシック"/>
-                <w:b w:val="false"/>
-                <w:bCs w:val="false"/>
-                <w:color w:val="000000"/>
-                <w:sz w:val="17"/>
-                <w:szCs w:val="17"/>
-              </w:rPr>
-              <w:t xml:space="preserve">見える化システムのB7とB4-aの定義の差である。当方が指標の説明で確かめる</w:t>
-            </w:r>
-          </w:p>
-        </w:tc>
-      </w:tr>
-      <w:tr>
-        <w:trPr>
-          <w:cantSplit/>
-          <w:trHeight w:val="700" w:hRule="atLeast"/>
-        </w:trPr>
-        <w:tc>
-          <w:tcPr>
-            <w:tcW w:type="dxa" w:w="374"/>
-            <w:shd w:fill="FFFFFF" w:val="clear"/>
-            <w:tcMar>
-              <w:top w:type="dxa" w:w="70"/>
-              <w:left w:type="dxa" w:w="90"/>
-              <w:bottom w:type="dxa" w:w="70"/>
-              <w:right w:type="dxa" w:w="90"/>
-            </w:tcMar>
-          </w:tcPr>
-          <w:p>
-            <w:pPr>
-              <w:spacing w:after="0" w:line="250" w:lineRule="exact"/>
-            </w:pPr>
-            <w:r>
-              <w:rPr>
-                <w:rFonts w:ascii="游ゴシック" w:cs="游ゴシック" w:eastAsia="游ゴシック" w:hAnsi="游ゴシック"/>
-                <w:b w:val="false"/>
-                <w:bCs w:val="false"/>
-                <w:color w:val="000000"/>
-                <w:sz w:val="17"/>
-                <w:szCs w:val="17"/>
-              </w:rPr>
-              <w:t xml:space="preserve">10</w:t>
             </w:r>
           </w:p>
         </w:tc>

--- a/output/13-1_北塩原村第10期_照会票_束1_保険料と推計の確定.docx
+++ b/output/13-1_北塩原村第10期_照会票_束1_保険料と推計の確定.docx
@@ -4832,438 +4832,6 @@
         </w:tc>
       </w:tr>
     </w:tbl>
-    <w:p>
-      <w:r>
-        <w:br w:type="page"/>
-      </w:r>
-    </w:p>
-    <w:p>
-      <w:pPr>
-        <w:pStyle w:val="Heading1"/>
-        <w:keepNext/>
-        <w:shd w:fill="1F3864" w:val="clear"/>
-        <w:spacing w:after="240" w:before="0"/>
-      </w:pPr>
-      <w:r>
-        <w:rPr>
-          <w:rFonts w:ascii="游ゴシック" w:cs="游ゴシック" w:eastAsia="游ゴシック" w:hAnsi="游ゴシック"/>
-          <w:b/>
-          <w:bCs/>
-          <w:color w:val="FFFFFF"/>
-          <w:sz w:val="26"/>
-          <w:szCs w:val="26"/>
-        </w:rPr>
-        <w:t xml:space="preserve">参考　当方で進める事項（3件）　―　ご回答は不要です</w:t>
-      </w:r>
-    </w:p>
-    <w:p>
-      <w:pPr>
-        <w:spacing w:after="200" w:line="300" w:lineRule="exact"/>
-      </w:pPr>
-      <w:r>
-        <w:rPr>
-          <w:rFonts w:ascii="游明朝" w:cs="游明朝" w:eastAsia="游明朝" w:hAnsi="游明朝"/>
-          <w:sz w:val="21"/>
-          <w:szCs w:val="21"/>
-        </w:rPr>
-        <w:t xml:space="preserve">次の事項は、国・県の原典および公表資料で当方が確かめられるものです。当方で解消すべき計算上・資料解釈上の疑問を村にお尋ねするのは筋が通らないため、本票から外しております。確認の結果は成果品に反映し、公表資料では村固有の事実を置き換えられないことが分かった場合は、改めてご照会いたします。</w:t>
-      </w:r>
-    </w:p>
-    <w:tbl>
-      <w:tblPr>
-        <w:tblW w:type="dxa" w:w="9360"/>
-        <w:tblBorders>
-          <w:top w:val="single" w:color="auto" w:sz="4"/>
-          <w:left w:val="single" w:color="auto" w:sz="4"/>
-          <w:bottom w:val="single" w:color="auto" w:sz="4"/>
-          <w:right w:val="single" w:color="auto" w:sz="4"/>
-          <w:insideH w:val="single" w:color="auto" w:sz="4"/>
-          <w:insideV w:val="single" w:color="auto" w:sz="4"/>
-        </w:tblBorders>
-        <w:tblLayout w:type="fixed"/>
-      </w:tblPr>
-      <w:tblGrid>
-        <w:gridCol w:w="374"/>
-        <w:gridCol w:w="4118"/>
-        <w:gridCol w:w="4868"/>
-      </w:tblGrid>
-      <w:tr>
-        <w:trPr>
-          <w:cantSplit/>
-          <w:tblHeader/>
-        </w:trPr>
-        <w:tc>
-          <w:tcPr>
-            <w:tcW w:type="dxa" w:w="374"/>
-            <w:shd w:fill="2E75B6" w:val="clear"/>
-            <w:tcMar>
-              <w:top w:type="dxa" w:w="70"/>
-              <w:left w:type="dxa" w:w="90"/>
-              <w:bottom w:type="dxa" w:w="70"/>
-              <w:right w:type="dxa" w:w="90"/>
-            </w:tcMar>
-          </w:tcPr>
-          <w:p>
-            <w:pPr>
-              <w:spacing w:after="0" w:line="250" w:lineRule="exact"/>
-              <w:jc w:val="center"/>
-            </w:pPr>
-            <w:r>
-              <w:rPr>
-                <w:rFonts w:ascii="游ゴシック" w:cs="游ゴシック" w:eastAsia="游ゴシック" w:hAnsi="游ゴシック"/>
-                <w:b/>
-                <w:bCs/>
-                <w:color w:val="FFFFFF"/>
-                <w:sz w:val="17"/>
-                <w:szCs w:val="17"/>
-              </w:rPr>
-              <w:t xml:space="preserve">#</w:t>
-            </w:r>
-          </w:p>
-        </w:tc>
-        <w:tc>
-          <w:tcPr>
-            <w:tcW w:type="dxa" w:w="4118"/>
-            <w:shd w:fill="2E75B6" w:val="clear"/>
-            <w:tcMar>
-              <w:top w:type="dxa" w:w="70"/>
-              <w:left w:type="dxa" w:w="90"/>
-              <w:bottom w:type="dxa" w:w="70"/>
-              <w:right w:type="dxa" w:w="90"/>
-            </w:tcMar>
-          </w:tcPr>
-          <w:p>
-            <w:pPr>
-              <w:spacing w:after="0" w:line="250" w:lineRule="exact"/>
-              <w:jc w:val="center"/>
-            </w:pPr>
-            <w:r>
-              <w:rPr>
-                <w:rFonts w:ascii="游ゴシック" w:cs="游ゴシック" w:eastAsia="游ゴシック" w:hAnsi="游ゴシック"/>
-                <w:b/>
-                <w:bCs/>
-                <w:color w:val="FFFFFF"/>
-                <w:sz w:val="17"/>
-                <w:szCs w:val="17"/>
-              </w:rPr>
-              <w:t xml:space="preserve">事項</w:t>
-            </w:r>
-          </w:p>
-        </w:tc>
-        <w:tc>
-          <w:tcPr>
-            <w:tcW w:type="dxa" w:w="4868"/>
-            <w:shd w:fill="2E75B6" w:val="clear"/>
-            <w:tcMar>
-              <w:top w:type="dxa" w:w="70"/>
-              <w:left w:type="dxa" w:w="90"/>
-              <w:bottom w:type="dxa" w:w="70"/>
-              <w:right w:type="dxa" w:w="90"/>
-            </w:tcMar>
-          </w:tcPr>
-          <w:p>
-            <w:pPr>
-              <w:spacing w:after="0" w:line="250" w:lineRule="exact"/>
-              <w:jc w:val="center"/>
-            </w:pPr>
-            <w:r>
-              <w:rPr>
-                <w:rFonts w:ascii="游ゴシック" w:cs="游ゴシック" w:eastAsia="游ゴシック" w:hAnsi="游ゴシック"/>
-                <w:b/>
-                <w:bCs/>
-                <w:color w:val="FFFFFF"/>
-                <w:sz w:val="17"/>
-                <w:szCs w:val="17"/>
-              </w:rPr>
-              <w:t xml:space="preserve">当方で行うこと</w:t>
-            </w:r>
-          </w:p>
-        </w:tc>
-      </w:tr>
-      <w:tr>
-        <w:trPr>
-          <w:cantSplit/>
-          <w:trHeight w:val="700" w:hRule="atLeast"/>
-        </w:trPr>
-        <w:tc>
-          <w:tcPr>
-            <w:tcW w:type="dxa" w:w="374"/>
-            <w:shd w:fill="FFFFFF" w:val="clear"/>
-            <w:tcMar>
-              <w:top w:type="dxa" w:w="70"/>
-              <w:left w:type="dxa" w:w="90"/>
-              <w:bottom w:type="dxa" w:w="70"/>
-              <w:right w:type="dxa" w:w="90"/>
-            </w:tcMar>
-          </w:tcPr>
-          <w:p>
-            <w:pPr>
-              <w:spacing w:after="0" w:line="250" w:lineRule="exact"/>
-            </w:pPr>
-            <w:r>
-              <w:rPr>
-                <w:rFonts w:ascii="游ゴシック" w:cs="游ゴシック" w:eastAsia="游ゴシック" w:hAnsi="游ゴシック"/>
-                <w:b w:val="false"/>
-                <w:bCs w:val="false"/>
-                <w:color w:val="000000"/>
-                <w:sz w:val="17"/>
-                <w:szCs w:val="17"/>
-              </w:rPr>
-              <w:t xml:space="preserve">1</w:t>
-            </w:r>
-          </w:p>
-        </w:tc>
-        <w:tc>
-          <w:tcPr>
-            <w:tcW w:type="dxa" w:w="4118"/>
-            <w:shd w:fill="FFFFFF" w:val="clear"/>
-            <w:tcMar>
-              <w:top w:type="dxa" w:w="70"/>
-              <w:left w:type="dxa" w:w="90"/>
-              <w:bottom w:type="dxa" w:w="70"/>
-              <w:right w:type="dxa" w:w="90"/>
-            </w:tcMar>
-          </w:tcPr>
-          <w:p>
-            <w:pPr>
-              <w:spacing w:after="0" w:line="250" w:lineRule="exact"/>
-            </w:pPr>
-            <w:r>
-              <w:rPr>
-                <w:rFonts w:ascii="游ゴシック" w:cs="游ゴシック" w:eastAsia="游ゴシック" w:hAnsi="游ゴシック"/>
-                <w:b w:val="false"/>
-                <w:bCs w:val="false"/>
-                <w:color w:val="000000"/>
-                <w:sz w:val="17"/>
-                <w:szCs w:val="17"/>
-              </w:rPr>
-              <w:t xml:space="preserve">リスク判定10種の該当基準（見える化システムの算出方法との突合）</w:t>
-            </w:r>
-          </w:p>
-        </w:tc>
-        <w:tc>
-          <w:tcPr>
-            <w:tcW w:type="dxa" w:w="4868"/>
-            <w:shd w:fill="FFFFFF" w:val="clear"/>
-            <w:tcMar>
-              <w:top w:type="dxa" w:w="70"/>
-              <w:left w:type="dxa" w:w="90"/>
-              <w:bottom w:type="dxa" w:w="70"/>
-              <w:right w:type="dxa" w:w="90"/>
-            </w:tcMar>
-          </w:tcPr>
-          <w:p>
-            <w:pPr>
-              <w:spacing w:after="0" w:line="250" w:lineRule="exact"/>
-            </w:pPr>
-            <w:r>
-              <w:rPr>
-                <w:rFonts w:ascii="游ゴシック" w:cs="游ゴシック" w:eastAsia="游ゴシック" w:hAnsi="游ゴシック"/>
-                <w:b w:val="false"/>
-                <w:bCs w:val="false"/>
-                <w:color w:val="000000"/>
-                <w:sz w:val="17"/>
-                <w:szCs w:val="17"/>
-              </w:rPr>
-              <w:t xml:space="preserve">見える化システムの指標の算出方法は公表されている。当方が突き合わせる</w:t>
-            </w:r>
-          </w:p>
-        </w:tc>
-      </w:tr>
-      <w:tr>
-        <w:trPr>
-          <w:cantSplit/>
-          <w:trHeight w:val="700" w:hRule="atLeast"/>
-        </w:trPr>
-        <w:tc>
-          <w:tcPr>
-            <w:tcW w:type="dxa" w:w="374"/>
-            <w:shd w:fill="FFFFFF" w:val="clear"/>
-            <w:tcMar>
-              <w:top w:type="dxa" w:w="70"/>
-              <w:left w:type="dxa" w:w="90"/>
-              <w:bottom w:type="dxa" w:w="70"/>
-              <w:right w:type="dxa" w:w="90"/>
-            </w:tcMar>
-          </w:tcPr>
-          <w:p>
-            <w:pPr>
-              <w:spacing w:after="0" w:line="250" w:lineRule="exact"/>
-            </w:pPr>
-            <w:r>
-              <w:rPr>
-                <w:rFonts w:ascii="游ゴシック" w:cs="游ゴシック" w:eastAsia="游ゴシック" w:hAnsi="游ゴシック"/>
-                <w:b w:val="false"/>
-                <w:bCs w:val="false"/>
-                <w:color w:val="000000"/>
-                <w:sz w:val="17"/>
-                <w:szCs w:val="17"/>
-              </w:rPr>
-              <w:t xml:space="preserve">2</w:t>
-            </w:r>
-          </w:p>
-        </w:tc>
-        <w:tc>
-          <w:tcPr>
-            <w:tcW w:type="dxa" w:w="4118"/>
-            <w:shd w:fill="FFFFFF" w:val="clear"/>
-            <w:tcMar>
-              <w:top w:type="dxa" w:w="70"/>
-              <w:left w:type="dxa" w:w="90"/>
-              <w:bottom w:type="dxa" w:w="70"/>
-              <w:right w:type="dxa" w:w="90"/>
-            </w:tcMar>
-          </w:tcPr>
-          <w:p>
-            <w:pPr>
-              <w:spacing w:after="0" w:line="250" w:lineRule="exact"/>
-            </w:pPr>
-            <w:r>
-              <w:rPr>
-                <w:rFonts w:ascii="游ゴシック" w:cs="游ゴシック" w:eastAsia="游ゴシック" w:hAnsi="游ゴシック"/>
-                <w:b w:val="false"/>
-                <w:bCs w:val="false"/>
-                <w:color w:val="000000"/>
-                <w:sz w:val="17"/>
-                <w:szCs w:val="17"/>
-              </w:rPr>
-              <w:t xml:space="preserve">認知症高齢者自立度（B7）の認定者数合計が認定者数（B4-a）と一致しない</w:t>
-            </w:r>
-          </w:p>
-        </w:tc>
-        <w:tc>
-          <w:tcPr>
-            <w:tcW w:type="dxa" w:w="4868"/>
-            <w:shd w:fill="FFFFFF" w:val="clear"/>
-            <w:tcMar>
-              <w:top w:type="dxa" w:w="70"/>
-              <w:left w:type="dxa" w:w="90"/>
-              <w:bottom w:type="dxa" w:w="70"/>
-              <w:right w:type="dxa" w:w="90"/>
-            </w:tcMar>
-          </w:tcPr>
-          <w:p>
-            <w:pPr>
-              <w:spacing w:after="0" w:line="250" w:lineRule="exact"/>
-            </w:pPr>
-            <w:r>
-              <w:rPr>
-                <w:rFonts w:ascii="游ゴシック" w:cs="游ゴシック" w:eastAsia="游ゴシック" w:hAnsi="游ゴシック"/>
-                <w:b w:val="false"/>
-                <w:bCs w:val="false"/>
-                <w:color w:val="000000"/>
-                <w:sz w:val="17"/>
-                <w:szCs w:val="17"/>
-              </w:rPr>
-              <w:t xml:space="preserve">見える化システムのB7とB4-aの定義の差である。当方が指標の説明で確かめる</w:t>
-            </w:r>
-          </w:p>
-        </w:tc>
-      </w:tr>
-      <w:tr>
-        <w:trPr>
-          <w:cantSplit/>
-          <w:trHeight w:val="700" w:hRule="atLeast"/>
-        </w:trPr>
-        <w:tc>
-          <w:tcPr>
-            <w:tcW w:type="dxa" w:w="374"/>
-            <w:shd w:fill="FFFFFF" w:val="clear"/>
-            <w:tcMar>
-              <w:top w:type="dxa" w:w="70"/>
-              <w:left w:type="dxa" w:w="90"/>
-              <w:bottom w:type="dxa" w:w="70"/>
-              <w:right w:type="dxa" w:w="90"/>
-            </w:tcMar>
-          </w:tcPr>
-          <w:p>
-            <w:pPr>
-              <w:spacing w:after="0" w:line="250" w:lineRule="exact"/>
-            </w:pPr>
-            <w:r>
-              <w:rPr>
-                <w:rFonts w:ascii="游ゴシック" w:cs="游ゴシック" w:eastAsia="游ゴシック" w:hAnsi="游ゴシック"/>
-                <w:b w:val="false"/>
-                <w:bCs w:val="false"/>
-                <w:color w:val="000000"/>
-                <w:sz w:val="17"/>
-                <w:szCs w:val="17"/>
-              </w:rPr>
-              <w:t xml:space="preserve">3</w:t>
-            </w:r>
-          </w:p>
-        </w:tc>
-        <w:tc>
-          <w:tcPr>
-            <w:tcW w:type="dxa" w:w="4118"/>
-            <w:shd w:fill="FFFFFF" w:val="clear"/>
-            <w:tcMar>
-              <w:top w:type="dxa" w:w="70"/>
-              <w:left w:type="dxa" w:w="90"/>
-              <w:bottom w:type="dxa" w:w="70"/>
-              <w:right w:type="dxa" w:w="90"/>
-            </w:tcMar>
-          </w:tcPr>
-          <w:p>
-            <w:pPr>
-              <w:spacing w:after="0" w:line="250" w:lineRule="exact"/>
-            </w:pPr>
-            <w:r>
-              <w:rPr>
-                <w:rFonts w:ascii="游ゴシック" w:cs="游ゴシック" w:eastAsia="游ゴシック" w:hAnsi="游ゴシック"/>
-                <w:b w:val="false"/>
-                <w:bCs w:val="false"/>
-                <w:color w:val="000000"/>
-                <w:sz w:val="17"/>
-                <w:szCs w:val="17"/>
-              </w:rPr>
-              <w:t xml:space="preserve">死亡場所別の死亡数（人口動態統計の市町村別の公表の粒度）</w:t>
-            </w:r>
-          </w:p>
-        </w:tc>
-        <w:tc>
-          <w:tcPr>
-            <w:tcW w:type="dxa" w:w="4868"/>
-            <w:shd w:fill="FFFFFF" w:val="clear"/>
-            <w:tcMar>
-              <w:top w:type="dxa" w:w="70"/>
-              <w:left w:type="dxa" w:w="90"/>
-              <w:bottom w:type="dxa" w:w="70"/>
-              <w:right w:type="dxa" w:w="90"/>
-            </w:tcMar>
-          </w:tcPr>
-          <w:p>
-            <w:pPr>
-              <w:spacing w:after="0" w:line="250" w:lineRule="exact"/>
-            </w:pPr>
-            <w:r>
-              <w:rPr>
-                <w:rFonts w:ascii="游ゴシック" w:cs="游ゴシック" w:eastAsia="游ゴシック" w:hAnsi="游ゴシック"/>
-                <w:b w:val="false"/>
-                <w:bCs w:val="false"/>
-                <w:color w:val="000000"/>
-                <w:sz w:val="17"/>
-                <w:szCs w:val="17"/>
-              </w:rPr>
-              <w:t xml:space="preserve">人口動態統計の市町村別の公表の粒度は当方が確かめられる</w:t>
-            </w:r>
-          </w:p>
-        </w:tc>
-      </w:tr>
-    </w:tbl>
-    <w:p>
-      <w:pPr>
-        <w:spacing w:after="200" w:line="300" w:lineRule="exact"/>
-      </w:pPr>
-      <w:r>
-        <w:rPr>
-          <w:rFonts w:ascii="游明朝" w:cs="游明朝" w:eastAsia="游明朝" w:hAnsi="游明朝"/>
-          <w:sz w:val="21"/>
-          <w:szCs w:val="21"/>
-        </w:rPr>
-        <w:t xml:space="preserve"/>
-      </w:r>
-    </w:p>
     <w:p>
       <w:r>
         <w:br w:type="page"/>

--- a/output/13-1_北塩原村第10期_照会票_束1_保険料と推計の確定.docx
+++ b/output/13-1_北塩原村第10期_照会票_束1_保険料と推計の確定.docx
@@ -108,7 +108,7 @@
           <w:sz w:val="22"/>
           <w:szCs w:val="22"/>
         </w:rPr>
-        <w:t xml:space="preserve">ご確認・ご提供をお願いしたい事項　20件</w:t>
+        <w:t xml:space="preserve">ご確認・ご提供をお願いしたい事項　19件</w:t>
       </w:r>
     </w:p>
     <w:p>
@@ -838,7 +838,7 @@
                 <w:sz w:val="17"/>
                 <w:szCs w:val="17"/>
               </w:rPr>
-              <w:t xml:space="preserve">11件</w:t>
+              <w:t xml:space="preserve">10件</w:t>
             </w:r>
           </w:p>
         </w:tc>
@@ -2397,7 +2397,7 @@
                 <w:sz w:val="17"/>
                 <w:szCs w:val="17"/>
               </w:rPr>
-              <w:t xml:space="preserve">本村の介護報酬の地域区分（級地）と、令和9年度の改定における見直しの有無</w:t>
+              <w:t xml:space="preserve">条例上の保険料基準額の百円未満の処理（第9期は切捨てと見られる）</w:t>
             </w:r>
           </w:p>
         </w:tc>
@@ -2425,7 +2425,7 @@
                 <w:sz w:val="17"/>
                 <w:szCs w:val="17"/>
               </w:rPr>
-              <w:t xml:space="preserve">10/14 起票。本計画の単価は本村の給付費の実績から算出しているため、現行の地域区分は実績に織り込まれており、算定そのものは進む。級地が見直された場合は単価の趨勢や改定率とは別に単価が動くため、5-4(10)に前提として明記し、5-12に確定の条件として掲げた。ご回答がない場合は現行の地域区分のまま算定してお示しする。</w:t>
+              <w:t xml:space="preserve">第9期の実例（算定上6,760.76円に対し条例6,700円）に合わせて切捨てで示した。四捨五入とした場合、基金の3案のうちB案（24,000千円取崩）は第10期6,000円・第11期6,800円となり、切捨て（5,900円・6,700円）と100円動く。条例の文言を確かめるまでは切捨てで置き、確認後に確定する。</w:t>
             </w:r>
           </w:p>
         </w:tc>
@@ -2453,7 +2453,7 @@
                 <w:sz w:val="17"/>
                 <w:szCs w:val="17"/>
               </w:rPr>
-              <w:t xml:space="preserve">11月上旬（第2回策定委員会資料の確定前）</w:t>
+              <w:t xml:space="preserve">11月上旬（第2回策定委員会まで）</w:t>
             </w:r>
           </w:p>
         </w:tc>
@@ -2544,7 +2544,7 @@
                 <w:sz w:val="17"/>
                 <w:szCs w:val="17"/>
               </w:rPr>
-              <w:t xml:space="preserve">条例上の保険料基準額の百円未満の処理（第9期は切捨てと見られる）</w:t>
+              <w:t xml:space="preserve">算定上の保険料月額を条例上の基準額に置き換える方法（第9期の扱い）</w:t>
             </w:r>
           </w:p>
         </w:tc>
@@ -2572,7 +2572,7 @@
                 <w:sz w:val="17"/>
                 <w:szCs w:val="17"/>
               </w:rPr>
-              <w:t xml:space="preserve">第9期の実例（算定上6,760.76円に対し条例6,700円）に合わせて切捨てで示した。四捨五入とした場合、基金の3案のうちB案（24,000千円取崩）は第10期6,000円・第11期6,800円となり、切捨て（5,900円・6,700円）と100円動く。条例の文言を確かめるまでは切捨てで置き、確認後に確定する。</w:t>
+              <w:t xml:space="preserve">算定上の月額をそのまま掲げている。条例上の基準額への置き換え方（端数の扱い）が決まると提示額が変わる。</w:t>
             </w:r>
           </w:p>
         </w:tc>
@@ -2600,7 +2600,7 @@
                 <w:sz w:val="17"/>
                 <w:szCs w:val="17"/>
               </w:rPr>
-              <w:t xml:space="preserve">11月上旬（第2回策定委員会まで）</w:t>
+              <w:t xml:space="preserve">10月中旬</w:t>
             </w:r>
           </w:p>
         </w:tc>
@@ -2663,7 +2663,7 @@
                 <w:szCs w:val="17"/>
               </w:rPr>
               <w:t xml:space="preserve">8
-Ｃ</w:t>
+Ｄ</w:t>
             </w:r>
           </w:p>
         </w:tc>
@@ -2691,7 +2691,7 @@
                 <w:sz w:val="17"/>
                 <w:szCs w:val="17"/>
               </w:rPr>
-              <w:t xml:space="preserve">算定上の保険料月額を条例上の基準額に置き換える方法（第9期の扱い）</w:t>
+              <w:t xml:space="preserve">調整交付金見込交付割合5.36／5.03／4.67%の出所（県の指示値か村の入力値か）</w:t>
             </w:r>
           </w:p>
         </w:tc>
@@ -2719,7 +2719,7 @@
                 <w:sz w:val="17"/>
                 <w:szCs w:val="17"/>
               </w:rPr>
-              <w:t xml:space="preserve">算定上の月額をそのまま掲げている。条例上の基準額への置き換え方（端数の扱い）が決まると提示額が変わる。</w:t>
+              <w:t xml:space="preserve">国の値（5.36／5.03／4.67%）を正として5-7を書き換える。当方が復元した4.10〜4.32%との差（1.0ポイント超＝月額約260円）は、出所が分かれば説明できる。</w:t>
             </w:r>
           </w:p>
         </w:tc>
@@ -2747,7 +2747,7 @@
                 <w:sz w:val="17"/>
                 <w:szCs w:val="17"/>
               </w:rPr>
-              <w:t xml:space="preserve">10月中旬</w:t>
+              <w:t xml:space="preserve">10月下旬</w:t>
             </w:r>
           </w:p>
         </w:tc>
@@ -2838,7 +2838,7 @@
                 <w:sz w:val="17"/>
                 <w:szCs w:val="17"/>
               </w:rPr>
-              <w:t xml:space="preserve">調整交付金見込交付割合5.36／5.03／4.67%の出所（県の指示値か村の入力値か）</w:t>
+              <w:t xml:space="preserve">障がい福祉と介護保険で数を揃える3つの対象（第2号被保険者・65歳到達者・適用除外施設入所者）</w:t>
             </w:r>
           </w:p>
         </w:tc>
@@ -2866,7 +2866,7 @@
                 <w:sz w:val="17"/>
                 <w:szCs w:val="17"/>
               </w:rPr>
-              <w:t xml:space="preserve">国の値（5.36／5.03／4.67%）を正として5-7を書き換える。当方が復元した4.10〜4.32%との差（1.0ポイント超＝月額約260円）は、出所が分かれば説明できる。</w:t>
+              <w:t xml:space="preserve">第2号被保険者は各年度2人から3人、65歳到達による移行は0、適用除外の該当者はなしとして置いて進めている。適用除外の該当者がいる場合は第1号被保険者数が減り、保険料の分母が動く。65歳到達による移行が生じる場合は、障がい側を減らし介護側を増やす形で両計画の見込量を同じ年度に動かす。いずれも差替えの範囲は5-1・5-3・5-4にとどまる。</w:t>
             </w:r>
           </w:p>
         </w:tc>
@@ -2894,7 +2894,7 @@
                 <w:sz w:val="17"/>
                 <w:szCs w:val="17"/>
               </w:rPr>
-              <w:t xml:space="preserve">10月下旬</w:t>
+              <w:t xml:space="preserve">11月上旬（第2回策定委員会の資料作成前）</w:t>
             </w:r>
           </w:p>
         </w:tc>
@@ -2957,153 +2957,6 @@
                 <w:szCs w:val="17"/>
               </w:rPr>
               <w:t xml:space="preserve">10
-Ｄ</w:t>
-            </w:r>
-          </w:p>
-        </w:tc>
-        <w:tc>
-          <w:tcPr>
-            <w:tcW w:type="dxa" w:w="3089"/>
-            <w:shd w:fill="FFFFFF" w:val="clear"/>
-            <w:tcMar>
-              <w:top w:type="dxa" w:w="70"/>
-              <w:left w:type="dxa" w:w="90"/>
-              <w:bottom w:type="dxa" w:w="70"/>
-              <w:right w:type="dxa" w:w="90"/>
-            </w:tcMar>
-          </w:tcPr>
-          <w:p>
-            <w:pPr>
-              <w:spacing w:after="0" w:line="250" w:lineRule="exact"/>
-            </w:pPr>
-            <w:r>
-              <w:rPr>
-                <w:rFonts w:ascii="游ゴシック" w:cs="游ゴシック" w:eastAsia="游ゴシック" w:hAnsi="游ゴシック"/>
-                <w:b w:val="false"/>
-                <w:bCs w:val="false"/>
-                <w:color w:val="000000"/>
-                <w:sz w:val="17"/>
-                <w:szCs w:val="17"/>
-              </w:rPr>
-              <w:t xml:space="preserve">障がい福祉と介護保険で数を揃える3つの対象（第2号被保険者・65歳到達者・適用除外施設入所者）</w:t>
-            </w:r>
-          </w:p>
-        </w:tc>
-        <w:tc>
-          <w:tcPr>
-            <w:tcW w:type="dxa" w:w="2714"/>
-            <w:shd w:fill="FFFFFF" w:val="clear"/>
-            <w:tcMar>
-              <w:top w:type="dxa" w:w="70"/>
-              <w:left w:type="dxa" w:w="90"/>
-              <w:bottom w:type="dxa" w:w="70"/>
-              <w:right w:type="dxa" w:w="90"/>
-            </w:tcMar>
-          </w:tcPr>
-          <w:p>
-            <w:pPr>
-              <w:spacing w:after="0" w:line="250" w:lineRule="exact"/>
-            </w:pPr>
-            <w:r>
-              <w:rPr>
-                <w:rFonts w:ascii="游ゴシック" w:cs="游ゴシック" w:eastAsia="游ゴシック" w:hAnsi="游ゴシック"/>
-                <w:b w:val="false"/>
-                <w:bCs w:val="false"/>
-                <w:color w:val="000000"/>
-                <w:sz w:val="17"/>
-                <w:szCs w:val="17"/>
-              </w:rPr>
-              <w:t xml:space="preserve">第2号被保険者は各年度2人から3人、65歳到達による移行は0、適用除外の該当者はなしとして置いて進めている。適用除外の該当者がいる場合は第1号被保険者数が減り、保険料の分母が動く。65歳到達による移行が生じる場合は、障がい側を減らし介護側を増やす形で両計画の見込量を同じ年度に動かす。いずれも差替えの範囲は5-1・5-3・5-4にとどまる。</w:t>
-            </w:r>
-          </w:p>
-        </w:tc>
-        <w:tc>
-          <w:tcPr>
-            <w:tcW w:type="dxa" w:w="1217"/>
-            <w:shd w:fill="FFFFFF" w:val="clear"/>
-            <w:tcMar>
-              <w:top w:type="dxa" w:w="70"/>
-              <w:left w:type="dxa" w:w="90"/>
-              <w:bottom w:type="dxa" w:w="70"/>
-              <w:right w:type="dxa" w:w="90"/>
-            </w:tcMar>
-          </w:tcPr>
-          <w:p>
-            <w:pPr>
-              <w:spacing w:after="0" w:line="250" w:lineRule="exact"/>
-            </w:pPr>
-            <w:r>
-              <w:rPr>
-                <w:rFonts w:ascii="游ゴシック" w:cs="游ゴシック" w:eastAsia="游ゴシック" w:hAnsi="游ゴシック"/>
-                <w:b w:val="false"/>
-                <w:bCs w:val="false"/>
-                <w:color w:val="000000"/>
-                <w:sz w:val="17"/>
-                <w:szCs w:val="17"/>
-              </w:rPr>
-              <w:t xml:space="preserve">11月上旬（第2回策定委員会の資料作成前）</w:t>
-            </w:r>
-          </w:p>
-        </w:tc>
-        <w:tc>
-          <w:tcPr>
-            <w:tcW w:type="dxa" w:w="1872"/>
-            <w:shd w:fill="FFFFFF" w:val="clear"/>
-            <w:tcMar>
-              <w:top w:type="dxa" w:w="70"/>
-              <w:left w:type="dxa" w:w="90"/>
-              <w:bottom w:type="dxa" w:w="70"/>
-              <w:right w:type="dxa" w:w="90"/>
-            </w:tcMar>
-          </w:tcPr>
-          <w:p>
-            <w:pPr>
-              <w:spacing w:after="0" w:line="250" w:lineRule="exact"/>
-            </w:pPr>
-            <w:r>
-              <w:rPr>
-                <w:rFonts w:ascii="游ゴシック" w:cs="游ゴシック" w:eastAsia="游ゴシック" w:hAnsi="游ゴシック"/>
-                <w:b w:val="false"/>
-                <w:bCs w:val="false"/>
-                <w:color w:val="000000"/>
-                <w:sz w:val="17"/>
-                <w:szCs w:val="17"/>
-              </w:rPr>
-              <w:t xml:space="preserve"/>
-            </w:r>
-          </w:p>
-        </w:tc>
-      </w:tr>
-      <w:tr>
-        <w:trPr>
-          <w:cantSplit/>
-          <w:trHeight w:val="700" w:hRule="atLeast"/>
-        </w:trPr>
-        <w:tc>
-          <w:tcPr>
-            <w:tcW w:type="dxa" w:w="468"/>
-            <w:shd w:fill="FFFFFF" w:val="clear"/>
-            <w:tcMar>
-              <w:top w:type="dxa" w:w="70"/>
-              <w:left w:type="dxa" w:w="90"/>
-              <w:bottom w:type="dxa" w:w="70"/>
-              <w:right w:type="dxa" w:w="90"/>
-            </w:tcMar>
-          </w:tcPr>
-          <w:p>
-            <w:pPr>
-              <w:spacing w:after="0" w:line="250" w:lineRule="exact"/>
-            </w:pPr>
-            <w:r>
-              <w:rPr>
-                <w:rFonts w:ascii="游ゴシック" w:cs="游ゴシック" w:eastAsia="游ゴシック" w:hAnsi="游ゴシック"/>
-                <w:b w:val="false"/>
-                <w:bCs w:val="false"/>
-                <w:color w:val="000000"/>
-                <w:sz w:val="17"/>
-                <w:szCs w:val="17"/>
-              </w:rPr>
-              <w:t xml:space="preserve">11
 Ｄ</w:t>
             </w:r>
           </w:p>

--- a/output/13-1_北塩原村第10期_照会票_束1_保険料と推計の確定.docx
+++ b/output/13-1_北塩原村第10期_照会票_束1_保険料と推計の確定.docx
@@ -108,7 +108,7 @@
           <w:sz w:val="22"/>
           <w:szCs w:val="22"/>
         </w:rPr>
-        <w:t xml:space="preserve">ご確認・ご提供をお願いしたい事項　19件</w:t>
+        <w:t xml:space="preserve">ご確認・ご提供をお願いしたい事項　18件</w:t>
       </w:r>
     </w:p>
     <w:p>
@@ -872,96 +872,6 @@
                 <w:sz w:val="17"/>
                 <w:szCs w:val="17"/>
               </w:rPr>
-              <w:t xml:space="preserve">第3部</w:t>
-            </w:r>
-          </w:p>
-        </w:tc>
-        <w:tc>
-          <w:tcPr>
-            <w:tcW w:type="dxa" w:w="6552"/>
-            <w:shd w:fill="FFFFFF" w:val="clear"/>
-            <w:tcMar>
-              <w:top w:type="dxa" w:w="70"/>
-              <w:left w:type="dxa" w:w="90"/>
-              <w:bottom w:type="dxa" w:w="70"/>
-              <w:right w:type="dxa" w:w="90"/>
-            </w:tcMar>
-          </w:tcPr>
-          <w:p>
-            <w:pPr>
-              <w:spacing w:after="0" w:line="250" w:lineRule="exact"/>
-            </w:pPr>
-            <w:r>
-              <w:rPr>
-                <w:rFonts w:ascii="游ゴシック" w:cs="游ゴシック" w:eastAsia="游ゴシック" w:hAnsi="游ゴシック"/>
-                <w:b w:val="false"/>
-                <w:bCs w:val="false"/>
-                <w:color w:val="000000"/>
-                <w:sz w:val="17"/>
-                <w:szCs w:val="17"/>
-              </w:rPr>
-              <w:t xml:space="preserve">【記載待ち】文言や施策の内容が変わる事項</w:t>
-            </w:r>
-          </w:p>
-        </w:tc>
-        <w:tc>
-          <w:tcPr>
-            <w:tcW w:type="dxa" w:w="1685"/>
-            <w:shd w:fill="FFFFFF" w:val="clear"/>
-            <w:tcMar>
-              <w:top w:type="dxa" w:w="70"/>
-              <w:left w:type="dxa" w:w="90"/>
-              <w:bottom w:type="dxa" w:w="70"/>
-              <w:right w:type="dxa" w:w="90"/>
-            </w:tcMar>
-          </w:tcPr>
-          <w:p>
-            <w:pPr>
-              <w:spacing w:after="0" w:line="250" w:lineRule="exact"/>
-            </w:pPr>
-            <w:r>
-              <w:rPr>
-                <w:rFonts w:ascii="游ゴシック" w:cs="游ゴシック" w:eastAsia="游ゴシック" w:hAnsi="游ゴシック"/>
-                <w:b w:val="false"/>
-                <w:bCs w:val="false"/>
-                <w:color w:val="000000"/>
-                <w:sz w:val="17"/>
-                <w:szCs w:val="17"/>
-              </w:rPr>
-              <w:t xml:space="preserve">1件</w:t>
-            </w:r>
-          </w:p>
-        </w:tc>
-      </w:tr>
-      <w:tr>
-        <w:trPr>
-          <w:cantSplit/>
-          <w:trHeight w:val="700" w:hRule="atLeast"/>
-        </w:trPr>
-        <w:tc>
-          <w:tcPr>
-            <w:tcW w:type="dxa" w:w="1123"/>
-            <w:shd w:fill="FFFFFF" w:val="clear"/>
-            <w:tcMar>
-              <w:top w:type="dxa" w:w="70"/>
-              <w:left w:type="dxa" w:w="90"/>
-              <w:bottom w:type="dxa" w:w="70"/>
-              <w:right w:type="dxa" w:w="90"/>
-            </w:tcMar>
-          </w:tcPr>
-          <w:p>
-            <w:pPr>
-              <w:spacing w:after="0" w:line="250" w:lineRule="exact"/>
-            </w:pPr>
-            <w:r>
-              <w:rPr>
-                <w:rFonts w:ascii="游ゴシック" w:cs="游ゴシック" w:eastAsia="游ゴシック" w:hAnsi="游ゴシック"/>
-                <w:b w:val="false"/>
-                <w:bCs w:val="false"/>
-                <w:color w:val="000000"/>
-                <w:sz w:val="17"/>
-                <w:szCs w:val="17"/>
-              </w:rPr>
               <w:t xml:space="preserve">第5部</w:t>
             </w:r>
           </w:p>
@@ -3042,370 +2952,6 @@
                 <w:szCs w:val="17"/>
               </w:rPr>
               <w:t xml:space="preserve">10月下旬</w:t>
-            </w:r>
-          </w:p>
-        </w:tc>
-        <w:tc>
-          <w:tcPr>
-            <w:tcW w:type="dxa" w:w="1872"/>
-            <w:shd w:fill="FFFFFF" w:val="clear"/>
-            <w:tcMar>
-              <w:top w:type="dxa" w:w="70"/>
-              <w:left w:type="dxa" w:w="90"/>
-              <w:bottom w:type="dxa" w:w="70"/>
-              <w:right w:type="dxa" w:w="90"/>
-            </w:tcMar>
-          </w:tcPr>
-          <w:p>
-            <w:pPr>
-              <w:spacing w:after="0" w:line="250" w:lineRule="exact"/>
-            </w:pPr>
-            <w:r>
-              <w:rPr>
-                <w:rFonts w:ascii="游ゴシック" w:cs="游ゴシック" w:eastAsia="游ゴシック" w:hAnsi="游ゴシック"/>
-                <w:b w:val="false"/>
-                <w:bCs w:val="false"/>
-                <w:color w:val="000000"/>
-                <w:sz w:val="17"/>
-                <w:szCs w:val="17"/>
-              </w:rPr>
-              <w:t xml:space="preserve"/>
-            </w:r>
-          </w:p>
-        </w:tc>
-      </w:tr>
-    </w:tbl>
-    <w:p>
-      <w:r>
-        <w:br w:type="page"/>
-      </w:r>
-    </w:p>
-    <w:p>
-      <w:pPr>
-        <w:pStyle w:val="Heading1"/>
-        <w:keepNext/>
-        <w:shd w:fill="1F3864" w:val="clear"/>
-        <w:spacing w:after="240" w:before="0"/>
-      </w:pPr>
-      <w:r>
-        <w:rPr>
-          <w:rFonts w:ascii="游ゴシック" w:cs="游ゴシック" w:eastAsia="游ゴシック" w:hAnsi="游ゴシック"/>
-          <w:b/>
-          <w:bCs/>
-          <w:color w:val="FFFFFF"/>
-          <w:sz w:val="26"/>
-          <w:szCs w:val="26"/>
-        </w:rPr>
-        <w:t xml:space="preserve">第3部　【記載待ち】文言や施策の内容が変わる事項</w:t>
-      </w:r>
-    </w:p>
-    <w:p>
-      <w:pPr>
-        <w:keepNext/>
-        <w:pBdr>
-          <w:left w:val="single" w:color="C00000" w:sz="18" w:space="8"/>
-        </w:pBdr>
-        <w:shd w:fill="FFF3F3" w:val="clear"/>
-        <w:spacing w:after="220" w:before="60" w:line="280" w:lineRule="exact"/>
-        <w:ind w:left="200" w:right="200"/>
-      </w:pPr>
-      <w:r>
-        <w:rPr>
-          <w:rFonts w:ascii="游ゴシック" w:cs="游ゴシック" w:eastAsia="游ゴシック" w:hAnsi="游ゴシック"/>
-          <w:color w:val="595959"/>
-          <w:sz w:val="18"/>
-          <w:szCs w:val="18"/>
-        </w:rPr>
-        <w:t xml:space="preserve">記載そのものは済んでおり、数値は動きません。ご回答により文言または施策の内容が変わります。</w:t>
-      </w:r>
-    </w:p>
-    <w:tbl>
-      <w:tblPr>
-        <w:tblW w:type="dxa" w:w="9360"/>
-        <w:tblBorders>
-          <w:top w:val="single" w:color="auto" w:sz="4"/>
-          <w:left w:val="single" w:color="auto" w:sz="4"/>
-          <w:bottom w:val="single" w:color="auto" w:sz="4"/>
-          <w:right w:val="single" w:color="auto" w:sz="4"/>
-          <w:insideH w:val="single" w:color="auto" w:sz="4"/>
-          <w:insideV w:val="single" w:color="auto" w:sz="4"/>
-        </w:tblBorders>
-        <w:tblLayout w:type="fixed"/>
-      </w:tblPr>
-      <w:tblGrid>
-        <w:gridCol w:w="468"/>
-        <w:gridCol w:w="3089"/>
-        <w:gridCol w:w="2714"/>
-        <w:gridCol w:w="1217"/>
-        <w:gridCol w:w="1872"/>
-      </w:tblGrid>
-      <w:tr>
-        <w:trPr>
-          <w:cantSplit/>
-          <w:tblHeader/>
-        </w:trPr>
-        <w:tc>
-          <w:tcPr>
-            <w:tcW w:type="dxa" w:w="468"/>
-            <w:shd w:fill="2E75B6" w:val="clear"/>
-            <w:tcMar>
-              <w:top w:type="dxa" w:w="70"/>
-              <w:left w:type="dxa" w:w="90"/>
-              <w:bottom w:type="dxa" w:w="70"/>
-              <w:right w:type="dxa" w:w="90"/>
-            </w:tcMar>
-          </w:tcPr>
-          <w:p>
-            <w:pPr>
-              <w:spacing w:after="0" w:line="250" w:lineRule="exact"/>
-              <w:jc w:val="center"/>
-            </w:pPr>
-            <w:r>
-              <w:rPr>
-                <w:rFonts w:ascii="游ゴシック" w:cs="游ゴシック" w:eastAsia="游ゴシック" w:hAnsi="游ゴシック"/>
-                <w:b/>
-                <w:bCs/>
-                <w:color w:val="FFFFFF"/>
-                <w:sz w:val="17"/>
-                <w:szCs w:val="17"/>
-              </w:rPr>
-              <w:t xml:space="preserve">#
-区分</w:t>
-            </w:r>
-          </w:p>
-        </w:tc>
-        <w:tc>
-          <w:tcPr>
-            <w:tcW w:type="dxa" w:w="3089"/>
-            <w:shd w:fill="2E75B6" w:val="clear"/>
-            <w:tcMar>
-              <w:top w:type="dxa" w:w="70"/>
-              <w:left w:type="dxa" w:w="90"/>
-              <w:bottom w:type="dxa" w:w="70"/>
-              <w:right w:type="dxa" w:w="90"/>
-            </w:tcMar>
-          </w:tcPr>
-          <w:p>
-            <w:pPr>
-              <w:spacing w:after="0" w:line="250" w:lineRule="exact"/>
-              <w:jc w:val="center"/>
-            </w:pPr>
-            <w:r>
-              <w:rPr>
-                <w:rFonts w:ascii="游ゴシック" w:cs="游ゴシック" w:eastAsia="游ゴシック" w:hAnsi="游ゴシック"/>
-                <w:b/>
-                <w:bCs/>
-                <w:color w:val="FFFFFF"/>
-                <w:sz w:val="17"/>
-                <w:szCs w:val="17"/>
-              </w:rPr>
-              <w:t xml:space="preserve">ご確認・ご提供をお願いしたいこと</w:t>
-            </w:r>
-          </w:p>
-        </w:tc>
-        <w:tc>
-          <w:tcPr>
-            <w:tcW w:type="dxa" w:w="2714"/>
-            <w:shd w:fill="2E75B6" w:val="clear"/>
-            <w:tcMar>
-              <w:top w:type="dxa" w:w="70"/>
-              <w:left w:type="dxa" w:w="90"/>
-              <w:bottom w:type="dxa" w:w="70"/>
-              <w:right w:type="dxa" w:w="90"/>
-            </w:tcMar>
-          </w:tcPr>
-          <w:p>
-            <w:pPr>
-              <w:spacing w:after="0" w:line="250" w:lineRule="exact"/>
-              <w:jc w:val="center"/>
-            </w:pPr>
-            <w:r>
-              <w:rPr>
-                <w:rFonts w:ascii="游ゴシック" w:cs="游ゴシック" w:eastAsia="游ゴシック" w:hAnsi="游ゴシック"/>
-                <w:b/>
-                <w:bCs/>
-                <w:color w:val="FFFFFF"/>
-                <w:sz w:val="17"/>
-                <w:szCs w:val="17"/>
-              </w:rPr>
-              <w:t xml:space="preserve">当方の現在の扱い</w:t>
-            </w:r>
-          </w:p>
-        </w:tc>
-        <w:tc>
-          <w:tcPr>
-            <w:tcW w:type="dxa" w:w="1217"/>
-            <w:shd w:fill="2E75B6" w:val="clear"/>
-            <w:tcMar>
-              <w:top w:type="dxa" w:w="70"/>
-              <w:left w:type="dxa" w:w="90"/>
-              <w:bottom w:type="dxa" w:w="70"/>
-              <w:right w:type="dxa" w:w="90"/>
-            </w:tcMar>
-          </w:tcPr>
-          <w:p>
-            <w:pPr>
-              <w:spacing w:after="0" w:line="250" w:lineRule="exact"/>
-              <w:jc w:val="center"/>
-            </w:pPr>
-            <w:r>
-              <w:rPr>
-                <w:rFonts w:ascii="游ゴシック" w:cs="游ゴシック" w:eastAsia="游ゴシック" w:hAnsi="游ゴシック"/>
-                <w:b/>
-                <w:bCs/>
-                <w:color w:val="FFFFFF"/>
-                <w:sz w:val="17"/>
-                <w:szCs w:val="17"/>
-              </w:rPr>
-              <w:t xml:space="preserve">ご回答が必要な時期</w:t>
-            </w:r>
-          </w:p>
-        </w:tc>
-        <w:tc>
-          <w:tcPr>
-            <w:tcW w:type="dxa" w:w="1872"/>
-            <w:shd w:fill="2E75B6" w:val="clear"/>
-            <w:tcMar>
-              <w:top w:type="dxa" w:w="70"/>
-              <w:left w:type="dxa" w:w="90"/>
-              <w:bottom w:type="dxa" w:w="70"/>
-              <w:right w:type="dxa" w:w="90"/>
-            </w:tcMar>
-          </w:tcPr>
-          <w:p>
-            <w:pPr>
-              <w:spacing w:after="0" w:line="250" w:lineRule="exact"/>
-              <w:jc w:val="center"/>
-            </w:pPr>
-            <w:r>
-              <w:rPr>
-                <w:rFonts w:ascii="游ゴシック" w:cs="游ゴシック" w:eastAsia="游ゴシック" w:hAnsi="游ゴシック"/>
-                <w:b/>
-                <w:bCs/>
-                <w:color w:val="FFFFFF"/>
-                <w:sz w:val="17"/>
-                <w:szCs w:val="17"/>
-              </w:rPr>
-              <w:t xml:space="preserve">ご回答</w:t>
-            </w:r>
-          </w:p>
-        </w:tc>
-      </w:tr>
-      <w:tr>
-        <w:trPr>
-          <w:cantSplit/>
-          <w:trHeight w:val="700" w:hRule="atLeast"/>
-        </w:trPr>
-        <w:tc>
-          <w:tcPr>
-            <w:tcW w:type="dxa" w:w="468"/>
-            <w:shd w:fill="FFFFFF" w:val="clear"/>
-            <w:tcMar>
-              <w:top w:type="dxa" w:w="70"/>
-              <w:left w:type="dxa" w:w="90"/>
-              <w:bottom w:type="dxa" w:w="70"/>
-              <w:right w:type="dxa" w:w="90"/>
-            </w:tcMar>
-          </w:tcPr>
-          <w:p>
-            <w:pPr>
-              <w:spacing w:after="0" w:line="250" w:lineRule="exact"/>
-            </w:pPr>
-            <w:r>
-              <w:rPr>
-                <w:rFonts w:ascii="游ゴシック" w:cs="游ゴシック" w:eastAsia="游ゴシック" w:hAnsi="游ゴシック"/>
-                <w:b w:val="false"/>
-                <w:bCs w:val="false"/>
-                <w:color w:val="000000"/>
-                <w:sz w:val="17"/>
-                <w:szCs w:val="17"/>
-              </w:rPr>
-              <w:t xml:space="preserve">1
-Ｃ</w:t>
-            </w:r>
-          </w:p>
-        </w:tc>
-        <w:tc>
-          <w:tcPr>
-            <w:tcW w:type="dxa" w:w="3089"/>
-            <w:shd w:fill="FFFFFF" w:val="clear"/>
-            <w:tcMar>
-              <w:top w:type="dxa" w:w="70"/>
-              <w:left w:type="dxa" w:w="90"/>
-              <w:bottom w:type="dxa" w:w="70"/>
-              <w:right w:type="dxa" w:w="90"/>
-            </w:tcMar>
-          </w:tcPr>
-          <w:p>
-            <w:pPr>
-              <w:spacing w:after="0" w:line="250" w:lineRule="exact"/>
-            </w:pPr>
-            <w:r>
-              <w:rPr>
-                <w:rFonts w:ascii="游ゴシック" w:cs="游ゴシック" w:eastAsia="游ゴシック" w:hAnsi="游ゴシック"/>
-                <w:b w:val="false"/>
-                <w:bCs w:val="false"/>
-                <w:color w:val="000000"/>
-                <w:sz w:val="17"/>
-                <w:szCs w:val="17"/>
-              </w:rPr>
-              <w:t xml:space="preserve">第9期計画の第1号被保険者数の推計に用いたデータ（国配布の住基ベース推計か別の推計か）</w:t>
-            </w:r>
-          </w:p>
-        </w:tc>
-        <w:tc>
-          <w:tcPr>
-            <w:tcW w:type="dxa" w:w="2714"/>
-            <w:shd w:fill="FFFFFF" w:val="clear"/>
-            <w:tcMar>
-              <w:top w:type="dxa" w:w="70"/>
-              <w:left w:type="dxa" w:w="90"/>
-              <w:bottom w:type="dxa" w:w="70"/>
-              <w:right w:type="dxa" w:w="90"/>
-            </w:tcMar>
-          </w:tcPr>
-          <w:p>
-            <w:pPr>
-              <w:spacing w:after="0" w:line="250" w:lineRule="exact"/>
-            </w:pPr>
-            <w:r>
-              <w:rPr>
-                <w:rFonts w:ascii="游ゴシック" w:cs="游ゴシック" w:eastAsia="游ゴシック" w:hAnsi="游ゴシック"/>
-                <w:b w:val="false"/>
-                <w:bCs w:val="false"/>
-                <w:color w:val="000000"/>
-                <w:sz w:val="17"/>
-                <w:szCs w:val="17"/>
-              </w:rPr>
-              <w:t xml:space="preserve">第9期の推計乖離6.6%の説明の前提。福島県では社人研の市町村別推計が公表されておらず住基ベース推計が配布されていたことが判明したため、「社人研推計をそのまま用いた」という説明を書き替える必要がある。</w:t>
-            </w:r>
-          </w:p>
-        </w:tc>
-        <w:tc>
-          <w:tcPr>
-            <w:tcW w:type="dxa" w:w="1217"/>
-            <w:shd w:fill="FFFFFF" w:val="clear"/>
-            <w:tcMar>
-              <w:top w:type="dxa" w:w="70"/>
-              <w:left w:type="dxa" w:w="90"/>
-              <w:bottom w:type="dxa" w:w="70"/>
-              <w:right w:type="dxa" w:w="90"/>
-            </w:tcMar>
-          </w:tcPr>
-          <w:p>
-            <w:pPr>
-              <w:spacing w:after="0" w:line="250" w:lineRule="exact"/>
-            </w:pPr>
-            <w:r>
-              <w:rPr>
-                <w:rFonts w:ascii="游ゴシック" w:cs="游ゴシック" w:eastAsia="游ゴシック" w:hAnsi="游ゴシック"/>
-                <w:b w:val="false"/>
-                <w:bCs w:val="false"/>
-                <w:color w:val="000000"/>
-                <w:sz w:val="17"/>
-                <w:szCs w:val="17"/>
-              </w:rPr>
-              <w:t xml:space="preserve">10月中旬</w:t>
             </w:r>
           </w:p>
         </w:tc>
